--- a/40_AWS/05_改修資料/KSM_AWS_MOD_009_改修指示書_ソースコード修正計画_ja_vi.docx
+++ b/40_AWS/05_改修資料/KSM_AWS_MOD_009_改修指示書_ソースコード修正計画_ja_vi.docx
@@ -80,7 +80,7 @@
           <w:sz w:val="24"/>
           <w:szCs w:val="24"/>
         </w:rPr>
-        <w:t xml:space="preserve">■ ① 文書情報</w:t>
+        <w:t xml:space="preserve">■ 文書情報</w:t>
       </w:r>
       <w:r>
         <w:br/>
@@ -1422,48 +1422,6 @@
           <w:sz w:val="18"/>
           <w:szCs w:val="18"/>
         </w:rPr>
-        <w:t xml:space="preserve">\-\-\-\-\-\-\-\--</w:t>
-      </w:r>
-    </w:p>
-    <w:p>
-      <w:pPr>
-        <w:spacing w:before="100" w:after="100"/>
-      </w:pPr>
-      <w:r>
-        <w:rPr>
-          <w:rFonts w:ascii="BIZ UDPGothic" w:cs="BIZ UDPGothic" w:eastAsia="BIZ UDPGothic" w:hAnsi="BIZ UDPGothic"/>
-          <w:color w:val="404040"/>
-          <w:sz w:val="18"/>
-          <w:szCs w:val="18"/>
-        </w:rPr>
-        <w:t xml:space="preserve">\-\-\-\-\-\-\-\-\-\-\-\-\-\-\-\-\-\-\-\-\-\-\-\-\-\-\-\-\-\-\-\-\-\-\-\-\-\-\-\-\-\-\-\-\-\-\-\-\-\-\-\-\-\-\-\-\-\-\-\-\-\-\-\-\-\-\-\-\-\--</w:t>
-      </w:r>
-    </w:p>
-    <w:p>
-      <w:pPr>
-        <w:spacing w:before="100" w:after="100"/>
-      </w:pPr>
-      <w:r>
-        <w:rPr>
-          <w:rFonts w:ascii="BIZ UDPGothic" w:cs="BIZ UDPGothic" w:eastAsia="BIZ UDPGothic" w:hAnsi="BIZ UDPGothic"/>
-          <w:color w:val="404040"/>
-          <w:sz w:val="18"/>
-          <w:szCs w:val="18"/>
-        </w:rPr>
-        <w:t xml:space="preserve">\-\-\-\-\-\-\-\-\-\-\-\-\--</w:t>
-      </w:r>
-    </w:p>
-    <w:p>
-      <w:pPr>
-        <w:spacing w:before="100" w:after="100"/>
-      </w:pPr>
-      <w:r>
-        <w:rPr>
-          <w:rFonts w:ascii="BIZ UDPGothic" w:cs="BIZ UDPGothic" w:eastAsia="BIZ UDPGothic" w:hAnsi="BIZ UDPGothic"/>
-          <w:color w:val="404040"/>
-          <w:sz w:val="18"/>
-          <w:szCs w:val="18"/>
-        </w:rPr>
         <w:t xml:space="preserve">No. 確認事項 確認結果</w:t>
       </w:r>
     </w:p>
@@ -1577,48 +1535,6 @@
           <w:szCs w:val="18"/>
         </w:rPr>
         <w:t xml:space="preserve">□ YES □ NO</w:t>
-      </w:r>
-    </w:p>
-    <w:p>
-      <w:pPr>
-        <w:spacing w:before="100" w:after="100"/>
-      </w:pPr>
-      <w:r>
-        <w:rPr>
-          <w:rFonts w:ascii="BIZ UDPGothic" w:cs="BIZ UDPGothic" w:eastAsia="BIZ UDPGothic" w:hAnsi="BIZ UDPGothic"/>
-          <w:color w:val="404040"/>
-          <w:sz w:val="18"/>
-          <w:szCs w:val="18"/>
-        </w:rPr>
-        <w:t xml:space="preserve">\-\-\-\-\-\-\-\--</w:t>
-      </w:r>
-    </w:p>
-    <w:p>
-      <w:pPr>
-        <w:spacing w:before="100" w:after="100"/>
-      </w:pPr>
-      <w:r>
-        <w:rPr>
-          <w:rFonts w:ascii="BIZ UDPGothic" w:cs="BIZ UDPGothic" w:eastAsia="BIZ UDPGothic" w:hAnsi="BIZ UDPGothic"/>
-          <w:color w:val="404040"/>
-          <w:sz w:val="18"/>
-          <w:szCs w:val="18"/>
-        </w:rPr>
-        <w:t xml:space="preserve">\-\-\-\-\-\-\-\-\-\-\-\-\-\-\-\-\-\-\-\-\-\-\-\-\-\-\-\-\-\-\-\-\-\-\-\-\-\-\-\-\-\-\-\-\-\-\-\-\-\-\-\-\-\-\-\-\-\-\-\-\-\-\-\-\-\-\-\-\-\--</w:t>
-      </w:r>
-    </w:p>
-    <w:p>
-      <w:pPr>
-        <w:spacing w:before="100" w:after="100"/>
-      </w:pPr>
-      <w:r>
-        <w:rPr>
-          <w:rFonts w:ascii="BIZ UDPGothic" w:cs="BIZ UDPGothic" w:eastAsia="BIZ UDPGothic" w:hAnsi="BIZ UDPGothic"/>
-          <w:color w:val="404040"/>
-          <w:sz w:val="18"/>
-          <w:szCs w:val="18"/>
-        </w:rPr>
-        <w:t xml:space="preserve">\-\-\-\-\-\-\-\-\-\-\-\-\--</w:t>
       </w:r>
     </w:p>
     <w:p>
@@ -1679,7 +1595,7 @@
           <w:sz w:val="24"/>
           <w:szCs w:val="24"/>
         </w:rPr>
-        <w:t xml:space="preserve">■ ② 改修概要</w:t>
+        <w:t xml:space="preserve">■ 改修概要</w:t>
       </w:r>
       <w:r>
         <w:br/>
@@ -1721,886 +1637,217 @@
           <w:sz w:val="18"/>
           <w:szCs w:val="18"/>
         </w:rPr>
-        <w:t xml:space="preserve">\-\-\-\-\-\-\--</w:t>
-      </w:r>
-    </w:p>
-    <w:p>
-      <w:pPr>
-        <w:spacing w:before="100" w:after="100"/>
-      </w:pPr>
-      <w:r>
-        <w:rPr>
-          <w:rFonts w:ascii="BIZ UDPGothic" w:cs="BIZ UDPGothic" w:eastAsia="BIZ UDPGothic" w:hAnsi="BIZ UDPGothic"/>
-          <w:color w:val="404040"/>
-          <w:sz w:val="18"/>
-          <w:szCs w:val="18"/>
-        </w:rPr>
-        <w:t xml:space="preserve">\-\-\-\-\-\-\-\-\-\-\-\-\-\-\-\-\-\-\-\-\-\-\-\-\-\-\-\-\-\-\-\-\-\-\-\-\-\-\--</w:t>
-      </w:r>
-    </w:p>
-    <w:p>
-      <w:pPr>
-        <w:spacing w:before="100" w:after="100"/>
-      </w:pPr>
-      <w:r>
-        <w:rPr>
-          <w:rFonts w:ascii="BIZ UDPGothic" w:cs="BIZ UDPGothic" w:eastAsia="BIZ UDPGothic" w:hAnsi="BIZ UDPGothic"/>
-          <w:color w:val="404040"/>
-          <w:sz w:val="18"/>
-          <w:szCs w:val="18"/>
-        </w:rPr>
-        <w:t xml:space="preserve">\-\-\-\-\-\-\-\-\-\-\-- \-\-\-\-\-\-\-\-\-\-\-\-\-\-\-\-\-\-\-\-\--</w:t>
-      </w:r>
-    </w:p>
-    <w:p>
-      <w:pPr>
-        <w:spacing w:before="100" w:after="100"/>
-      </w:pPr>
-      <w:r>
-        <w:rPr>
-          <w:rFonts w:ascii="BIZ UDPGothic" w:cs="BIZ UDPGothic" w:eastAsia="BIZ UDPGothic" w:hAnsi="BIZ UDPGothic"/>
-          <w:color w:val="404040"/>
-          <w:sz w:val="18"/>
-          <w:szCs w:val="18"/>
-        </w:rPr>
         <w:t xml:space="preserve"># 修正タイトル 優先度 フェーズ</w:t>
       </w:r>
     </w:p>
-    <w:tbl>
-      <w:tblPr>
-        <w:tblW w:type="dxa" w:w="9506"/>
-        <w:tblBorders>
-          <w:top w:val="single" w:color="CCCCCC" w:sz="4"/>
-          <w:left w:val="single" w:color="CCCCCC" w:sz="4"/>
-          <w:bottom w:val="single" w:color="CCCCCC" w:sz="4"/>
-          <w:right w:val="single" w:color="CCCCCC" w:sz="4"/>
-          <w:insideH w:val="single" w:color="auto" w:sz="4"/>
-          <w:insideV w:val="single" w:color="auto" w:sz="4"/>
-        </w:tblBorders>
-      </w:tblPr>
-      <w:tblGrid>
-        <w:gridCol w:w="9506"/>
-      </w:tblGrid>
-      <w:tr>
-        <w:trPr>
-          <w:cantSplit/>
-        </w:trPr>
-        <w:tc>
-          <w:tcPr>
-            <w:tcW w:type="dxa" w:w="9506"/>
-            <w:tcBorders>
-              <w:top w:val="single" w:color="CCCCCC" w:sz="4"/>
-              <w:left w:val="single" w:color="CCCCCC" w:sz="4"/>
-              <w:bottom w:val="single" w:color="CCCCCC" w:sz="4"/>
-              <w:right w:val="single" w:color="CCCCCC" w:sz="4"/>
-            </w:tcBorders>
-            <w:shd w:fill="F5F5F5" w:val="clear"/>
-            <w:tcMar>
-              <w:top w:type="dxa" w:w="80"/>
-              <w:left w:type="dxa" w:w="200"/>
-              <w:bottom w:type="dxa" w:w="80"/>
-              <w:right w:type="dxa" w:w="200"/>
-            </w:tcMar>
-          </w:tcPr>
-          <w:p>
-            <w:pPr>
-              <w:spacing w:before="0" w:after="0"/>
-            </w:pPr>
-            <w:r>
-              <w:rPr>
-                <w:rFonts w:ascii="Courier New" w:cs="Courier New" w:eastAsia="Courier New" w:hAnsi="Courier New"/>
-                <w:color w:val="404040"/>
-                <w:sz w:val="16"/>
-                <w:szCs w:val="16"/>
-              </w:rPr>
-              <w:t xml:space="preserve">#1 機密情報の環境変数化 致命的 Phase 1（即日）</w:t>
-            </w:r>
-          </w:p>
-        </w:tc>
-      </w:tr>
-    </w:tbl>
-    <w:tbl>
-      <w:tblPr>
-        <w:tblW w:type="dxa" w:w="9506"/>
-        <w:tblBorders>
-          <w:top w:val="single" w:color="CCCCCC" w:sz="4"/>
-          <w:left w:val="single" w:color="CCCCCC" w:sz="4"/>
-          <w:bottom w:val="single" w:color="CCCCCC" w:sz="4"/>
-          <w:right w:val="single" w:color="CCCCCC" w:sz="4"/>
-          <w:insideH w:val="single" w:color="auto" w:sz="4"/>
-          <w:insideV w:val="single" w:color="auto" w:sz="4"/>
-        </w:tblBorders>
-      </w:tblPr>
-      <w:tblGrid>
-        <w:gridCol w:w="9506"/>
-      </w:tblGrid>
-      <w:tr>
-        <w:trPr>
-          <w:cantSplit/>
-        </w:trPr>
-        <w:tc>
-          <w:tcPr>
-            <w:tcW w:type="dxa" w:w="9506"/>
-            <w:tcBorders>
-              <w:top w:val="single" w:color="CCCCCC" w:sz="4"/>
-              <w:left w:val="single" w:color="CCCCCC" w:sz="4"/>
-              <w:bottom w:val="single" w:color="CCCCCC" w:sz="4"/>
-              <w:right w:val="single" w:color="CCCCCC" w:sz="4"/>
-            </w:tcBorders>
-            <w:shd w:fill="F5F5F5" w:val="clear"/>
-            <w:tcMar>
-              <w:top w:type="dxa" w:w="80"/>
-              <w:left w:type="dxa" w:w="200"/>
-              <w:bottom w:type="dxa" w:w="80"/>
-              <w:right w:type="dxa" w:w="200"/>
-            </w:tcMar>
-          </w:tcPr>
-          <w:p>
-            <w:pPr>
-              <w:spacing w:before="0" w:after="0"/>
-            </w:pPr>
-            <w:r>
-              <w:rPr>
-                <w:rFonts w:ascii="Courier New" w:cs="Courier New" w:eastAsia="Courier New" w:hAnsi="Courier New"/>
-                <w:color w:val="404040"/>
-                <w:sz w:val="16"/>
-                <w:szCs w:val="16"/>
-              </w:rPr>
-              <w:t xml:space="preserve">#2 HARD_TOKEN削除・JWTシークレット無効化 致命的 Phase 1（即日）</w:t>
-            </w:r>
-          </w:p>
-        </w:tc>
-      </w:tr>
-    </w:tbl>
-    <w:tbl>
-      <w:tblPr>
-        <w:tblW w:type="dxa" w:w="9506"/>
-        <w:tblBorders>
-          <w:top w:val="single" w:color="CCCCCC" w:sz="4"/>
-          <w:left w:val="single" w:color="CCCCCC" w:sz="4"/>
-          <w:bottom w:val="single" w:color="CCCCCC" w:sz="4"/>
-          <w:right w:val="single" w:color="CCCCCC" w:sz="4"/>
-          <w:insideH w:val="single" w:color="auto" w:sz="4"/>
-          <w:insideV w:val="single" w:color="auto" w:sz="4"/>
-        </w:tblBorders>
-      </w:tblPr>
-      <w:tblGrid>
-        <w:gridCol w:w="9506"/>
-      </w:tblGrid>
-      <w:tr>
-        <w:trPr>
-          <w:cantSplit/>
-        </w:trPr>
-        <w:tc>
-          <w:tcPr>
-            <w:tcW w:type="dxa" w:w="9506"/>
-            <w:tcBorders>
-              <w:top w:val="single" w:color="CCCCCC" w:sz="4"/>
-              <w:left w:val="single" w:color="CCCCCC" w:sz="4"/>
-              <w:bottom w:val="single" w:color="CCCCCC" w:sz="4"/>
-              <w:right w:val="single" w:color="CCCCCC" w:sz="4"/>
-            </w:tcBorders>
-            <w:shd w:fill="F5F5F5" w:val="clear"/>
-            <w:tcMar>
-              <w:top w:type="dxa" w:w="80"/>
-              <w:left w:type="dxa" w:w="200"/>
-              <w:bottom w:type="dxa" w:w="80"/>
-              <w:right w:type="dxa" w:w="200"/>
-            </w:tcMar>
-          </w:tcPr>
-          <w:p>
-            <w:pPr>
-              <w:spacing w:before="0" w:after="0"/>
-            </w:pPr>
-            <w:r>
-              <w:rPr>
-                <w:rFonts w:ascii="Courier New" w:cs="Courier New" w:eastAsia="Courier New" w:hAnsi="Courier New"/>
-                <w:color w:val="404040"/>
-                <w:sz w:val="16"/>
-                <w:szCs w:val="16"/>
-              </w:rPr>
-              <w:t xml:space="preserve">#3 webpackプロキシの2バックエンド対応 高 Phase 2（1週間）</w:t>
-            </w:r>
-          </w:p>
-        </w:tc>
-      </w:tr>
-    </w:tbl>
-    <w:tbl>
-      <w:tblPr>
-        <w:tblW w:type="dxa" w:w="9506"/>
-        <w:tblBorders>
-          <w:top w:val="single" w:color="CCCCCC" w:sz="4"/>
-          <w:left w:val="single" w:color="CCCCCC" w:sz="4"/>
-          <w:bottom w:val="single" w:color="CCCCCC" w:sz="4"/>
-          <w:right w:val="single" w:color="CCCCCC" w:sz="4"/>
-          <w:insideH w:val="single" w:color="auto" w:sz="4"/>
-          <w:insideV w:val="single" w:color="auto" w:sz="4"/>
-        </w:tblBorders>
-      </w:tblPr>
-      <w:tblGrid>
-        <w:gridCol w:w="9506"/>
-      </w:tblGrid>
-      <w:tr>
-        <w:trPr>
-          <w:cantSplit/>
-        </w:trPr>
-        <w:tc>
-          <w:tcPr>
-            <w:tcW w:type="dxa" w:w="9506"/>
-            <w:tcBorders>
-              <w:top w:val="single" w:color="CCCCCC" w:sz="4"/>
-              <w:left w:val="single" w:color="CCCCCC" w:sz="4"/>
-              <w:bottom w:val="single" w:color="CCCCCC" w:sz="4"/>
-              <w:right w:val="single" w:color="CCCCCC" w:sz="4"/>
-            </w:tcBorders>
-            <w:shd w:fill="F5F5F5" w:val="clear"/>
-            <w:tcMar>
-              <w:top w:type="dxa" w:w="80"/>
-              <w:left w:type="dxa" w:w="200"/>
-              <w:bottom w:type="dxa" w:w="80"/>
-              <w:right w:type="dxa" w:w="200"/>
-            </w:tcMar>
-          </w:tcPr>
-          <w:p>
-            <w:pPr>
-              <w:spacing w:before="0" w:after="0"/>
-            </w:pPr>
-            <w:r>
-              <w:rPr>
-                <w:rFonts w:ascii="Courier New" w:cs="Courier New" w:eastAsia="Courier New" w:hAnsi="Courier New"/>
-                <w:color w:val="404040"/>
-                <w:sz w:val="16"/>
-                <w:szCs w:val="16"/>
-              </w:rPr>
-              <w:t xml:space="preserve">#4 HikariCP設定バグの修正（minimumIdle） 高 Phase 2（1週間）</w:t>
-            </w:r>
-          </w:p>
-        </w:tc>
-      </w:tr>
-    </w:tbl>
-    <w:tbl>
-      <w:tblPr>
-        <w:tblW w:type="dxa" w:w="9506"/>
-        <w:tblBorders>
-          <w:top w:val="single" w:color="CCCCCC" w:sz="4"/>
-          <w:left w:val="single" w:color="CCCCCC" w:sz="4"/>
-          <w:bottom w:val="single" w:color="CCCCCC" w:sz="4"/>
-          <w:right w:val="single" w:color="CCCCCC" w:sz="4"/>
-          <w:insideH w:val="single" w:color="auto" w:sz="4"/>
-          <w:insideV w:val="single" w:color="auto" w:sz="4"/>
-        </w:tblBorders>
-      </w:tblPr>
-      <w:tblGrid>
-        <w:gridCol w:w="9506"/>
-      </w:tblGrid>
-      <w:tr>
-        <w:trPr>
-          <w:cantSplit/>
-        </w:trPr>
-        <w:tc>
-          <w:tcPr>
-            <w:tcW w:type="dxa" w:w="9506"/>
-            <w:tcBorders>
-              <w:top w:val="single" w:color="CCCCCC" w:sz="4"/>
-              <w:left w:val="single" w:color="CCCCCC" w:sz="4"/>
-              <w:bottom w:val="single" w:color="CCCCCC" w:sz="4"/>
-              <w:right w:val="single" w:color="CCCCCC" w:sz="4"/>
-            </w:tcBorders>
-            <w:shd w:fill="F5F5F5" w:val="clear"/>
-            <w:tcMar>
-              <w:top w:type="dxa" w:w="80"/>
-              <w:left w:type="dxa" w:w="200"/>
-              <w:bottom w:type="dxa" w:w="80"/>
-              <w:right w:type="dxa" w:w="200"/>
-            </w:tcMar>
-          </w:tcPr>
-          <w:p>
-            <w:pPr>
-              <w:spacing w:before="0" w:after="0"/>
-            </w:pPr>
-            <w:r>
-              <w:rPr>
-                <w:rFonts w:ascii="Courier New" w:cs="Courier New" w:eastAsia="Courier New" w:hAnsi="Courier New"/>
-                <w:color w:val="404040"/>
-                <w:sz w:val="16"/>
-                <w:szCs w:val="16"/>
-              </w:rPr>
-              <w:t xml:space="preserve">#5 CORS設定を本番ドメインに限定 高 Phase 2（1週間）</w:t>
-            </w:r>
-          </w:p>
-        </w:tc>
-      </w:tr>
-    </w:tbl>
-    <w:tbl>
-      <w:tblPr>
-        <w:tblW w:type="dxa" w:w="9506"/>
-        <w:tblBorders>
-          <w:top w:val="single" w:color="CCCCCC" w:sz="4"/>
-          <w:left w:val="single" w:color="CCCCCC" w:sz="4"/>
-          <w:bottom w:val="single" w:color="CCCCCC" w:sz="4"/>
-          <w:right w:val="single" w:color="CCCCCC" w:sz="4"/>
-          <w:insideH w:val="single" w:color="auto" w:sz="4"/>
-          <w:insideV w:val="single" w:color="auto" w:sz="4"/>
-        </w:tblBorders>
-      </w:tblPr>
-      <w:tblGrid>
-        <w:gridCol w:w="9506"/>
-      </w:tblGrid>
-      <w:tr>
-        <w:trPr>
-          <w:cantSplit/>
-        </w:trPr>
-        <w:tc>
-          <w:tcPr>
-            <w:tcW w:type="dxa" w:w="9506"/>
-            <w:tcBorders>
-              <w:top w:val="single" w:color="CCCCCC" w:sz="4"/>
-              <w:left w:val="single" w:color="CCCCCC" w:sz="4"/>
-              <w:bottom w:val="single" w:color="CCCCCC" w:sz="4"/>
-              <w:right w:val="single" w:color="CCCCCC" w:sz="4"/>
-            </w:tcBorders>
-            <w:shd w:fill="F5F5F5" w:val="clear"/>
-            <w:tcMar>
-              <w:top w:type="dxa" w:w="80"/>
-              <w:left w:type="dxa" w:w="200"/>
-              <w:bottom w:type="dxa" w:w="80"/>
-              <w:right w:type="dxa" w:w="200"/>
-            </w:tcMar>
-          </w:tcPr>
-          <w:p>
-            <w:pPr>
-              <w:spacing w:before="0" w:after="0"/>
-            </w:pPr>
-            <w:r>
-              <w:rPr>
-                <w:rFonts w:ascii="Courier New" w:cs="Courier New" w:eastAsia="Courier New" w:hAnsi="Courier New"/>
-                <w:color w:val="404040"/>
-                <w:sz w:val="16"/>
-                <w:szCs w:val="16"/>
-              </w:rPr>
-              <w:t xml:space="preserve">#6 Spring Boot 3.1.0 → 3.3.x アップグレード 中 Phase 3（1ヶ月）</w:t>
-            </w:r>
-          </w:p>
-        </w:tc>
-      </w:tr>
-    </w:tbl>
-    <w:tbl>
-      <w:tblPr>
-        <w:tblW w:type="dxa" w:w="9506"/>
-        <w:tblBorders>
-          <w:top w:val="single" w:color="CCCCCC" w:sz="4"/>
-          <w:left w:val="single" w:color="CCCCCC" w:sz="4"/>
-          <w:bottom w:val="single" w:color="CCCCCC" w:sz="4"/>
-          <w:right w:val="single" w:color="CCCCCC" w:sz="4"/>
-          <w:insideH w:val="single" w:color="auto" w:sz="4"/>
-          <w:insideV w:val="single" w:color="auto" w:sz="4"/>
-        </w:tblBorders>
-      </w:tblPr>
-      <w:tblGrid>
-        <w:gridCol w:w="9506"/>
-      </w:tblGrid>
-      <w:tr>
-        <w:trPr>
-          <w:cantSplit/>
-        </w:trPr>
-        <w:tc>
-          <w:tcPr>
-            <w:tcW w:type="dxa" w:w="9506"/>
-            <w:tcBorders>
-              <w:top w:val="single" w:color="CCCCCC" w:sz="4"/>
-              <w:left w:val="single" w:color="CCCCCC" w:sz="4"/>
-              <w:bottom w:val="single" w:color="CCCCCC" w:sz="4"/>
-              <w:right w:val="single" w:color="CCCCCC" w:sz="4"/>
-            </w:tcBorders>
-            <w:shd w:fill="F5F5F5" w:val="clear"/>
-            <w:tcMar>
-              <w:top w:type="dxa" w:w="80"/>
-              <w:left w:type="dxa" w:w="200"/>
-              <w:bottom w:type="dxa" w:w="80"/>
-              <w:right w:type="dxa" w:w="200"/>
-            </w:tcMar>
-          </w:tcPr>
-          <w:p>
-            <w:pPr>
-              <w:spacing w:before="0" w:after="0"/>
-            </w:pPr>
-            <w:r>
-              <w:rPr>
-                <w:rFonts w:ascii="Courier New" w:cs="Courier New" w:eastAsia="Courier New" w:hAnsi="Courier New"/>
-                <w:color w:val="404040"/>
-                <w:sz w:val="16"/>
-                <w:szCs w:val="16"/>
-              </w:rPr>
-              <w:t xml:space="preserve">#7 単体テストの追加（認証・サービス層） 中 Phase 3（1ヶ月）</w:t>
-            </w:r>
-          </w:p>
-        </w:tc>
-      </w:tr>
-    </w:tbl>
-    <w:tbl>
-      <w:tblPr>
-        <w:tblW w:type="dxa" w:w="9506"/>
-        <w:tblBorders>
-          <w:top w:val="single" w:color="CCCCCC" w:sz="4"/>
-          <w:left w:val="single" w:color="CCCCCC" w:sz="4"/>
-          <w:bottom w:val="single" w:color="CCCCCC" w:sz="4"/>
-          <w:right w:val="single" w:color="CCCCCC" w:sz="4"/>
-          <w:insideH w:val="single" w:color="auto" w:sz="4"/>
-          <w:insideV w:val="single" w:color="auto" w:sz="4"/>
-        </w:tblBorders>
-      </w:tblPr>
-      <w:tblGrid>
-        <w:gridCol w:w="9506"/>
-      </w:tblGrid>
-      <w:tr>
-        <w:trPr>
-          <w:cantSplit/>
-        </w:trPr>
-        <w:tc>
-          <w:tcPr>
-            <w:tcW w:type="dxa" w:w="9506"/>
-            <w:tcBorders>
-              <w:top w:val="single" w:color="CCCCCC" w:sz="4"/>
-              <w:left w:val="single" w:color="CCCCCC" w:sz="4"/>
-              <w:bottom w:val="single" w:color="CCCCCC" w:sz="4"/>
-              <w:right w:val="single" w:color="CCCCCC" w:sz="4"/>
-            </w:tcBorders>
-            <w:shd w:fill="F5F5F5" w:val="clear"/>
-            <w:tcMar>
-              <w:top w:type="dxa" w:w="80"/>
-              <w:left w:type="dxa" w:w="200"/>
-              <w:bottom w:type="dxa" w:w="80"/>
-              <w:right w:type="dxa" w:w="200"/>
-            </w:tcMar>
-          </w:tcPr>
-          <w:p>
-            <w:pPr>
-              <w:spacing w:before="0" w:after="0"/>
-            </w:pPr>
-            <w:r>
-              <w:rPr>
-                <w:rFonts w:ascii="Courier New" w:cs="Courier New" w:eastAsia="Courier New" w:hAnsi="Courier New"/>
-                <w:color w:val="404040"/>
-                <w:sz w:val="16"/>
-                <w:szCs w:val="16"/>
-              </w:rPr>
-              <w:t xml:space="preserve">#8 デバッグ用クレデンシャルの削除 中 Phase 3（1ヶ月）</w:t>
-            </w:r>
-          </w:p>
-        </w:tc>
-      </w:tr>
-    </w:tbl>
-    <w:tbl>
-      <w:tblPr>
-        <w:tblW w:type="dxa" w:w="9506"/>
-        <w:tblBorders>
-          <w:top w:val="single" w:color="CCCCCC" w:sz="4"/>
-          <w:left w:val="single" w:color="CCCCCC" w:sz="4"/>
-          <w:bottom w:val="single" w:color="CCCCCC" w:sz="4"/>
-          <w:right w:val="single" w:color="CCCCCC" w:sz="4"/>
-          <w:insideH w:val="single" w:color="auto" w:sz="4"/>
-          <w:insideV w:val="single" w:color="auto" w:sz="4"/>
-        </w:tblBorders>
-      </w:tblPr>
-      <w:tblGrid>
-        <w:gridCol w:w="9506"/>
-      </w:tblGrid>
-      <w:tr>
-        <w:trPr>
-          <w:cantSplit/>
-        </w:trPr>
-        <w:tc>
-          <w:tcPr>
-            <w:tcW w:type="dxa" w:w="9506"/>
-            <w:tcBorders>
-              <w:top w:val="single" w:color="CCCCCC" w:sz="4"/>
-              <w:left w:val="single" w:color="CCCCCC" w:sz="4"/>
-              <w:bottom w:val="single" w:color="CCCCCC" w:sz="4"/>
-              <w:right w:val="single" w:color="CCCCCC" w:sz="4"/>
-            </w:tcBorders>
-            <w:shd w:fill="F5F5F5" w:val="clear"/>
-            <w:tcMar>
-              <w:top w:type="dxa" w:w="80"/>
-              <w:left w:type="dxa" w:w="200"/>
-              <w:bottom w:type="dxa" w:w="80"/>
-              <w:right w:type="dxa" w:w="200"/>
-            </w:tcMar>
-          </w:tcPr>
-          <w:p>
-            <w:pPr>
-              <w:spacing w:before="0" w:after="0"/>
-            </w:pPr>
-            <w:r>
-              <w:rPr>
-                <w:rFonts w:ascii="Courier New" w:cs="Courier New" w:eastAsia="Courier New" w:hAnsi="Courier New"/>
-                <w:color w:val="404040"/>
-                <w:sz w:val="16"/>
-                <w:szCs w:val="16"/>
-              </w:rPr>
-              <w:t xml:space="preserve">#9 Flyway マイグレーション有効化 中 Phase 3（1ヶ月）</w:t>
-            </w:r>
-          </w:p>
-        </w:tc>
-      </w:tr>
-    </w:tbl>
-    <w:tbl>
-      <w:tblPr>
-        <w:tblW w:type="dxa" w:w="9506"/>
-        <w:tblBorders>
-          <w:top w:val="single" w:color="CCCCCC" w:sz="4"/>
-          <w:left w:val="single" w:color="CCCCCC" w:sz="4"/>
-          <w:bottom w:val="single" w:color="CCCCCC" w:sz="4"/>
-          <w:right w:val="single" w:color="CCCCCC" w:sz="4"/>
-          <w:insideH w:val="single" w:color="auto" w:sz="4"/>
-          <w:insideV w:val="single" w:color="auto" w:sz="4"/>
-        </w:tblBorders>
-      </w:tblPr>
-      <w:tblGrid>
-        <w:gridCol w:w="9506"/>
-      </w:tblGrid>
-      <w:tr>
-        <w:trPr>
-          <w:cantSplit/>
-        </w:trPr>
-        <w:tc>
-          <w:tcPr>
-            <w:tcW w:type="dxa" w:w="9506"/>
-            <w:tcBorders>
-              <w:top w:val="single" w:color="CCCCCC" w:sz="4"/>
-              <w:left w:val="single" w:color="CCCCCC" w:sz="4"/>
-              <w:bottom w:val="single" w:color="CCCCCC" w:sz="4"/>
-              <w:right w:val="single" w:color="CCCCCC" w:sz="4"/>
-            </w:tcBorders>
-            <w:shd w:fill="F5F5F5" w:val="clear"/>
-            <w:tcMar>
-              <w:top w:type="dxa" w:w="80"/>
-              <w:left w:type="dxa" w:w="200"/>
-              <w:bottom w:type="dxa" w:w="80"/>
-              <w:right w:type="dxa" w:w="200"/>
-            </w:tcMar>
-          </w:tcPr>
-          <w:p>
-            <w:pPr>
-              <w:spacing w:before="0" w:after="0"/>
-            </w:pPr>
-            <w:r>
-              <w:rPr>
-                <w:rFonts w:ascii="Courier New" w:cs="Courier New" w:eastAsia="Courier New" w:hAnsi="Courier New"/>
-                <w:color w:val="404040"/>
-                <w:sz w:val="16"/>
-                <w:szCs w:val="16"/>
-              </w:rPr>
-              <w:t xml:space="preserve">#10 Hibernate dialect 非推奨設定の修正 中 Phase 3（1ヶ月）</w:t>
-            </w:r>
-          </w:p>
-        </w:tc>
-      </w:tr>
-    </w:tbl>
-    <w:tbl>
-      <w:tblPr>
-        <w:tblW w:type="dxa" w:w="9506"/>
-        <w:tblBorders>
-          <w:top w:val="single" w:color="CCCCCC" w:sz="4"/>
-          <w:left w:val="single" w:color="CCCCCC" w:sz="4"/>
-          <w:bottom w:val="single" w:color="CCCCCC" w:sz="4"/>
-          <w:right w:val="single" w:color="CCCCCC" w:sz="4"/>
-          <w:insideH w:val="single" w:color="auto" w:sz="4"/>
-          <w:insideV w:val="single" w:color="auto" w:sz="4"/>
-        </w:tblBorders>
-      </w:tblPr>
-      <w:tblGrid>
-        <w:gridCol w:w="9506"/>
-      </w:tblGrid>
-      <w:tr>
-        <w:trPr>
-          <w:cantSplit/>
-        </w:trPr>
-        <w:tc>
-          <w:tcPr>
-            <w:tcW w:type="dxa" w:w="9506"/>
-            <w:tcBorders>
-              <w:top w:val="single" w:color="CCCCCC" w:sz="4"/>
-              <w:left w:val="single" w:color="CCCCCC" w:sz="4"/>
-              <w:bottom w:val="single" w:color="CCCCCC" w:sz="4"/>
-              <w:right w:val="single" w:color="CCCCCC" w:sz="4"/>
-            </w:tcBorders>
-            <w:shd w:fill="F5F5F5" w:val="clear"/>
-            <w:tcMar>
-              <w:top w:type="dxa" w:w="80"/>
-              <w:left w:type="dxa" w:w="200"/>
-              <w:bottom w:type="dxa" w:w="80"/>
-              <w:right w:type="dxa" w:w="200"/>
-            </w:tcMar>
-          </w:tcPr>
-          <w:p>
-            <w:pPr>
-              <w:spacing w:before="0" w:after="0"/>
-            </w:pPr>
-            <w:r>
-              <w:rPr>
-                <w:rFonts w:ascii="Courier New" w:cs="Courier New" w:eastAsia="Courier New" w:hAnsi="Courier New"/>
-                <w:color w:val="404040"/>
-                <w:sz w:val="16"/>
-                <w:szCs w:val="16"/>
-              </w:rPr>
-              <w:t xml:space="preserve">#11 GitHub Actions CI/CD パイプラインの設定 低 Phase 4（3ヶ月）</w:t>
-            </w:r>
-          </w:p>
-        </w:tc>
-      </w:tr>
-    </w:tbl>
-    <w:tbl>
-      <w:tblPr>
-        <w:tblW w:type="dxa" w:w="9506"/>
-        <w:tblBorders>
-          <w:top w:val="single" w:color="CCCCCC" w:sz="4"/>
-          <w:left w:val="single" w:color="CCCCCC" w:sz="4"/>
-          <w:bottom w:val="single" w:color="CCCCCC" w:sz="4"/>
-          <w:right w:val="single" w:color="CCCCCC" w:sz="4"/>
-          <w:insideH w:val="single" w:color="auto" w:sz="4"/>
-          <w:insideV w:val="single" w:color="auto" w:sz="4"/>
-        </w:tblBorders>
-      </w:tblPr>
-      <w:tblGrid>
-        <w:gridCol w:w="9506"/>
-      </w:tblGrid>
-      <w:tr>
-        <w:trPr>
-          <w:cantSplit/>
-        </w:trPr>
-        <w:tc>
-          <w:tcPr>
-            <w:tcW w:type="dxa" w:w="9506"/>
-            <w:tcBorders>
-              <w:top w:val="single" w:color="CCCCCC" w:sz="4"/>
-              <w:left w:val="single" w:color="CCCCCC" w:sz="4"/>
-              <w:bottom w:val="single" w:color="CCCCCC" w:sz="4"/>
-              <w:right w:val="single" w:color="CCCCCC" w:sz="4"/>
-            </w:tcBorders>
-            <w:shd w:fill="F5F5F5" w:val="clear"/>
-            <w:tcMar>
-              <w:top w:type="dxa" w:w="80"/>
-              <w:left w:type="dxa" w:w="200"/>
-              <w:bottom w:type="dxa" w:w="80"/>
-              <w:right w:type="dxa" w:w="200"/>
-            </w:tcMar>
-          </w:tcPr>
-          <w:p>
-            <w:pPr>
-              <w:spacing w:before="0" w:after="0"/>
-            </w:pPr>
-            <w:r>
-              <w:rPr>
-                <w:rFonts w:ascii="Courier New" w:cs="Courier New" w:eastAsia="Courier New" w:hAnsi="Courier New"/>
-                <w:color w:val="404040"/>
-                <w:sz w:val="16"/>
-                <w:szCs w:val="16"/>
-              </w:rPr>
-              <w:t xml:space="preserve">#12 pos-server Dockerfile 作成 低 Phase 4（3ヶ月）</w:t>
-            </w:r>
-          </w:p>
-        </w:tc>
-      </w:tr>
-    </w:tbl>
-    <w:tbl>
-      <w:tblPr>
-        <w:tblW w:type="dxa" w:w="9506"/>
-        <w:tblBorders>
-          <w:top w:val="single" w:color="CCCCCC" w:sz="4"/>
-          <w:left w:val="single" w:color="CCCCCC" w:sz="4"/>
-          <w:bottom w:val="single" w:color="CCCCCC" w:sz="4"/>
-          <w:right w:val="single" w:color="CCCCCC" w:sz="4"/>
-          <w:insideH w:val="single" w:color="auto" w:sz="4"/>
-          <w:insideV w:val="single" w:color="auto" w:sz="4"/>
-        </w:tblBorders>
-      </w:tblPr>
-      <w:tblGrid>
-        <w:gridCol w:w="9506"/>
-      </w:tblGrid>
-      <w:tr>
-        <w:trPr>
-          <w:cantSplit/>
-        </w:trPr>
-        <w:tc>
-          <w:tcPr>
-            <w:tcW w:type="dxa" w:w="9506"/>
-            <w:tcBorders>
-              <w:top w:val="single" w:color="CCCCCC" w:sz="4"/>
-              <w:left w:val="single" w:color="CCCCCC" w:sz="4"/>
-              <w:bottom w:val="single" w:color="CCCCCC" w:sz="4"/>
-              <w:right w:val="single" w:color="CCCCCC" w:sz="4"/>
-            </w:tcBorders>
-            <w:shd w:fill="F5F5F5" w:val="clear"/>
-            <w:tcMar>
-              <w:top w:type="dxa" w:w="80"/>
-              <w:left w:type="dxa" w:w="200"/>
-              <w:bottom w:type="dxa" w:w="80"/>
-              <w:right w:type="dxa" w:w="200"/>
-            </w:tcMar>
-          </w:tcPr>
-          <w:p>
-            <w:pPr>
-              <w:spacing w:before="0" w:after="0"/>
-            </w:pPr>
-            <w:r>
-              <w:rPr>
-                <w:rFonts w:ascii="Courier New" w:cs="Courier New" w:eastAsia="Courier New" w:hAnsi="Courier New"/>
-                <w:color w:val="404040"/>
-                <w:sz w:val="16"/>
-                <w:szCs w:val="16"/>
-              </w:rPr>
-              <w:t xml:space="preserve">#13 SFTPパスのWindows依存を解消 低 Phase 4（3ヶ月）</w:t>
-            </w:r>
-          </w:p>
-        </w:tc>
-      </w:tr>
-    </w:tbl>
-    <w:tbl>
-      <w:tblPr>
-        <w:tblW w:type="dxa" w:w="9506"/>
-        <w:tblBorders>
-          <w:top w:val="single" w:color="CCCCCC" w:sz="4"/>
-          <w:left w:val="single" w:color="CCCCCC" w:sz="4"/>
-          <w:bottom w:val="single" w:color="CCCCCC" w:sz="4"/>
-          <w:right w:val="single" w:color="CCCCCC" w:sz="4"/>
-          <w:insideH w:val="single" w:color="auto" w:sz="4"/>
-          <w:insideV w:val="single" w:color="auto" w:sz="4"/>
-        </w:tblBorders>
-      </w:tblPr>
-      <w:tblGrid>
-        <w:gridCol w:w="9506"/>
-      </w:tblGrid>
-      <w:tr>
-        <w:trPr>
-          <w:cantSplit/>
-        </w:trPr>
-        <w:tc>
-          <w:tcPr>
-            <w:tcW w:type="dxa" w:w="9506"/>
-            <w:tcBorders>
-              <w:top w:val="single" w:color="CCCCCC" w:sz="4"/>
-              <w:left w:val="single" w:color="CCCCCC" w:sz="4"/>
-              <w:bottom w:val="single" w:color="CCCCCC" w:sz="4"/>
-              <w:right w:val="single" w:color="CCCCCC" w:sz="4"/>
-            </w:tcBorders>
-            <w:shd w:fill="F5F5F5" w:val="clear"/>
-            <w:tcMar>
-              <w:top w:type="dxa" w:w="80"/>
-              <w:left w:type="dxa" w:w="200"/>
-              <w:bottom w:type="dxa" w:w="80"/>
-              <w:right w:type="dxa" w:w="200"/>
-            </w:tcMar>
-          </w:tcPr>
-          <w:p>
-            <w:pPr>
-              <w:spacing w:before="0" w:after="0"/>
-            </w:pPr>
-            <w:r>
-              <w:rPr>
-                <w:rFonts w:ascii="Courier New" w:cs="Courier New" w:eastAsia="Courier New" w:hAnsi="Courier New"/>
-                <w:color w:val="404040"/>
-                <w:sz w:val="16"/>
-                <w:szCs w:val="16"/>
-              </w:rPr>
-              <w:t xml:space="preserve">#14 外部APIのURL環境変数化（富士フイルム） 低 Phase 4（3ヶ月）</w:t>
-            </w:r>
-          </w:p>
-        </w:tc>
-      </w:tr>
-    </w:tbl>
-    <w:tbl>
-      <w:tblPr>
-        <w:tblW w:type="dxa" w:w="9506"/>
-        <w:tblBorders>
-          <w:top w:val="single" w:color="CCCCCC" w:sz="4"/>
-          <w:left w:val="single" w:color="CCCCCC" w:sz="4"/>
-          <w:bottom w:val="single" w:color="CCCCCC" w:sz="4"/>
-          <w:right w:val="single" w:color="CCCCCC" w:sz="4"/>
-          <w:insideH w:val="single" w:color="auto" w:sz="4"/>
-          <w:insideV w:val="single" w:color="auto" w:sz="4"/>
-        </w:tblBorders>
-      </w:tblPr>
-      <w:tblGrid>
-        <w:gridCol w:w="9506"/>
-      </w:tblGrid>
-      <w:tr>
-        <w:trPr>
-          <w:cantSplit/>
-        </w:trPr>
-        <w:tc>
-          <w:tcPr>
-            <w:tcW w:type="dxa" w:w="9506"/>
-            <w:tcBorders>
-              <w:top w:val="single" w:color="CCCCCC" w:sz="4"/>
-              <w:left w:val="single" w:color="CCCCCC" w:sz="4"/>
-              <w:bottom w:val="single" w:color="CCCCCC" w:sz="4"/>
-              <w:right w:val="single" w:color="CCCCCC" w:sz="4"/>
-            </w:tcBorders>
-            <w:shd w:fill="F5F5F5" w:val="clear"/>
-            <w:tcMar>
-              <w:top w:type="dxa" w:w="80"/>
-              <w:left w:type="dxa" w:w="200"/>
-              <w:bottom w:type="dxa" w:w="80"/>
-              <w:right w:type="dxa" w:w="200"/>
-            </w:tcMar>
-          </w:tcPr>
-          <w:p>
-            <w:pPr>
-              <w:spacing w:before="0" w:after="0"/>
-            </w:pPr>
-            <w:r>
-              <w:rPr>
-                <w:rFonts w:ascii="Courier New" w:cs="Courier New" w:eastAsia="Courier New" w:hAnsi="Courier New"/>
-                <w:color w:val="404040"/>
-                <w:sz w:val="16"/>
-                <w:szCs w:val="16"/>
-              </w:rPr>
-              <w:t xml:space="preserve">#15 フロントエンド staging 差分のマージ戦略 低 Phase 4（3ヶ月）</w:t>
-            </w:r>
-          </w:p>
-        </w:tc>
-      </w:tr>
-    </w:tbl>
-    <w:p>
-      <w:pPr>
-        <w:spacing w:before="100" w:after="100"/>
-      </w:pPr>
-      <w:r>
-        <w:rPr>
-          <w:rFonts w:ascii="BIZ UDPGothic" w:cs="BIZ UDPGothic" w:eastAsia="BIZ UDPGothic" w:hAnsi="BIZ UDPGothic"/>
-          <w:color w:val="404040"/>
-          <w:sz w:val="18"/>
-          <w:szCs w:val="18"/>
-        </w:rPr>
-        <w:t xml:space="preserve">\-\-\-\-\-\-\--</w:t>
-      </w:r>
-    </w:p>
-    <w:p>
-      <w:pPr>
-        <w:spacing w:before="100" w:after="100"/>
-      </w:pPr>
-      <w:r>
-        <w:rPr>
-          <w:rFonts w:ascii="BIZ UDPGothic" w:cs="BIZ UDPGothic" w:eastAsia="BIZ UDPGothic" w:hAnsi="BIZ UDPGothic"/>
-          <w:color w:val="404040"/>
-          <w:sz w:val="18"/>
-          <w:szCs w:val="18"/>
-        </w:rPr>
-        <w:t xml:space="preserve">\-\-\-\-\-\-\-\-\-\-\-\-\-\-\-\-\-\-\-\-\-\-\-\-\-\-\-\-\-\-\-\-\-\-\-\-\-\-\--</w:t>
-      </w:r>
-    </w:p>
-    <w:p>
-      <w:pPr>
-        <w:spacing w:before="100" w:after="100"/>
-      </w:pPr>
-      <w:r>
-        <w:rPr>
-          <w:rFonts w:ascii="BIZ UDPGothic" w:cs="BIZ UDPGothic" w:eastAsia="BIZ UDPGothic" w:hAnsi="BIZ UDPGothic"/>
-          <w:color w:val="404040"/>
-          <w:sz w:val="18"/>
-          <w:szCs w:val="18"/>
-        </w:rPr>
-        <w:t xml:space="preserve">\-\-\-\-\-\-\-\-\-\-\-- \-\-\-\-\-\-\-\-\-\-\-\-\-\-\-\-\-\-\-\-\--</w:t>
+    <w:p>
+      <w:pPr>
+        <w:spacing w:before="100" w:after="100"/>
+      </w:pPr>
+      <w:r>
+        <w:rPr>
+          <w:rFonts w:ascii="BIZ UDPGothic" w:cs="BIZ UDPGothic" w:eastAsia="BIZ UDPGothic" w:hAnsi="BIZ UDPGothic"/>
+          <w:color w:val="404040"/>
+          <w:sz w:val="18"/>
+          <w:szCs w:val="18"/>
+        </w:rPr>
+        <w:t xml:space="preserve">#1 機密情報の環境変数化 致命的 Phase 1（即日）</w:t>
+      </w:r>
+    </w:p>
+    <w:p>
+      <w:pPr>
+        <w:spacing w:before="100" w:after="100"/>
+      </w:pPr>
+      <w:r>
+        <w:rPr>
+          <w:rFonts w:ascii="BIZ UDPGothic" w:cs="BIZ UDPGothic" w:eastAsia="BIZ UDPGothic" w:hAnsi="BIZ UDPGothic"/>
+          <w:color w:val="404040"/>
+          <w:sz w:val="18"/>
+          <w:szCs w:val="18"/>
+        </w:rPr>
+        <w:t xml:space="preserve">#2 HARD_TOKEN削除・JWTシークレット無効化 致命的 Phase 1（即日）</w:t>
+      </w:r>
+    </w:p>
+    <w:p>
+      <w:pPr>
+        <w:spacing w:before="100" w:after="100"/>
+      </w:pPr>
+      <w:r>
+        <w:rPr>
+          <w:rFonts w:ascii="BIZ UDPGothic" w:cs="BIZ UDPGothic" w:eastAsia="BIZ UDPGothic" w:hAnsi="BIZ UDPGothic"/>
+          <w:color w:val="404040"/>
+          <w:sz w:val="18"/>
+          <w:szCs w:val="18"/>
+        </w:rPr>
+        <w:t xml:space="preserve">#3 webpackプロキシの2バックエンド対応 高 Phase 2（1週間）</w:t>
+      </w:r>
+    </w:p>
+    <w:p>
+      <w:pPr>
+        <w:spacing w:before="100" w:after="100"/>
+      </w:pPr>
+      <w:r>
+        <w:rPr>
+          <w:rFonts w:ascii="BIZ UDPGothic" w:cs="BIZ UDPGothic" w:eastAsia="BIZ UDPGothic" w:hAnsi="BIZ UDPGothic"/>
+          <w:color w:val="404040"/>
+          <w:sz w:val="18"/>
+          <w:szCs w:val="18"/>
+        </w:rPr>
+        <w:t xml:space="preserve">#4 HikariCP設定バグの修正（minimumIdle） 高 Phase 2（1週間）</w:t>
+      </w:r>
+    </w:p>
+    <w:p>
+      <w:pPr>
+        <w:spacing w:before="100" w:after="100"/>
+      </w:pPr>
+      <w:r>
+        <w:rPr>
+          <w:rFonts w:ascii="BIZ UDPGothic" w:cs="BIZ UDPGothic" w:eastAsia="BIZ UDPGothic" w:hAnsi="BIZ UDPGothic"/>
+          <w:color w:val="404040"/>
+          <w:sz w:val="18"/>
+          <w:szCs w:val="18"/>
+        </w:rPr>
+        <w:t xml:space="preserve">#5 CORS設定を本番ドメインに限定 高 Phase 2（1週間）</w:t>
+      </w:r>
+    </w:p>
+    <w:p>
+      <w:pPr>
+        <w:spacing w:before="100" w:after="100"/>
+      </w:pPr>
+      <w:r>
+        <w:rPr>
+          <w:rFonts w:ascii="BIZ UDPGothic" w:cs="BIZ UDPGothic" w:eastAsia="BIZ UDPGothic" w:hAnsi="BIZ UDPGothic"/>
+          <w:color w:val="404040"/>
+          <w:sz w:val="18"/>
+          <w:szCs w:val="18"/>
+        </w:rPr>
+        <w:t xml:space="preserve">#6 Spring Boot 3.1.0 → 3.3.x アップグレード 中 Phase 3（1ヶ月）</w:t>
+      </w:r>
+    </w:p>
+    <w:p>
+      <w:pPr>
+        <w:spacing w:before="100" w:after="100"/>
+      </w:pPr>
+      <w:r>
+        <w:rPr>
+          <w:rFonts w:ascii="BIZ UDPGothic" w:cs="BIZ UDPGothic" w:eastAsia="BIZ UDPGothic" w:hAnsi="BIZ UDPGothic"/>
+          <w:color w:val="404040"/>
+          <w:sz w:val="18"/>
+          <w:szCs w:val="18"/>
+        </w:rPr>
+        <w:t xml:space="preserve">#7 単体テストの追加（認証・サービス層） 中 Phase 3（1ヶ月）</w:t>
+      </w:r>
+    </w:p>
+    <w:p>
+      <w:pPr>
+        <w:spacing w:before="100" w:after="100"/>
+      </w:pPr>
+      <w:r>
+        <w:rPr>
+          <w:rFonts w:ascii="BIZ UDPGothic" w:cs="BIZ UDPGothic" w:eastAsia="BIZ UDPGothic" w:hAnsi="BIZ UDPGothic"/>
+          <w:color w:val="404040"/>
+          <w:sz w:val="18"/>
+          <w:szCs w:val="18"/>
+        </w:rPr>
+        <w:t xml:space="preserve">#8 デバッグ用クレデンシャルの削除 中 Phase 3（1ヶ月）</w:t>
+      </w:r>
+    </w:p>
+    <w:p>
+      <w:pPr>
+        <w:spacing w:before="100" w:after="100"/>
+      </w:pPr>
+      <w:r>
+        <w:rPr>
+          <w:rFonts w:ascii="BIZ UDPGothic" w:cs="BIZ UDPGothic" w:eastAsia="BIZ UDPGothic" w:hAnsi="BIZ UDPGothic"/>
+          <w:color w:val="404040"/>
+          <w:sz w:val="18"/>
+          <w:szCs w:val="18"/>
+        </w:rPr>
+        <w:t xml:space="preserve">#9 Flyway マイグレーション有効化 中 Phase 3（1ヶ月）</w:t>
+      </w:r>
+    </w:p>
+    <w:p>
+      <w:pPr>
+        <w:spacing w:before="100" w:after="100"/>
+      </w:pPr>
+      <w:r>
+        <w:rPr>
+          <w:rFonts w:ascii="BIZ UDPGothic" w:cs="BIZ UDPGothic" w:eastAsia="BIZ UDPGothic" w:hAnsi="BIZ UDPGothic"/>
+          <w:color w:val="404040"/>
+          <w:sz w:val="18"/>
+          <w:szCs w:val="18"/>
+        </w:rPr>
+        <w:t xml:space="preserve">#10 Hibernate dialect 非推奨設定の修正 中 Phase 3（1ヶ月）</w:t>
+      </w:r>
+    </w:p>
+    <w:p>
+      <w:pPr>
+        <w:spacing w:before="100" w:after="100"/>
+      </w:pPr>
+      <w:r>
+        <w:rPr>
+          <w:rFonts w:ascii="BIZ UDPGothic" w:cs="BIZ UDPGothic" w:eastAsia="BIZ UDPGothic" w:hAnsi="BIZ UDPGothic"/>
+          <w:color w:val="404040"/>
+          <w:sz w:val="18"/>
+          <w:szCs w:val="18"/>
+        </w:rPr>
+        <w:t xml:space="preserve">#11 GitHub Actions CI/CD パイプラインの設定 低 Phase 4（3ヶ月）</w:t>
+      </w:r>
+    </w:p>
+    <w:p>
+      <w:pPr>
+        <w:spacing w:before="100" w:after="100"/>
+      </w:pPr>
+      <w:r>
+        <w:rPr>
+          <w:rFonts w:ascii="BIZ UDPGothic" w:cs="BIZ UDPGothic" w:eastAsia="BIZ UDPGothic" w:hAnsi="BIZ UDPGothic"/>
+          <w:color w:val="404040"/>
+          <w:sz w:val="18"/>
+          <w:szCs w:val="18"/>
+        </w:rPr>
+        <w:t xml:space="preserve">#12 pos-server Dockerfile 作成 低 Phase 4（3ヶ月）</w:t>
+      </w:r>
+    </w:p>
+    <w:p>
+      <w:pPr>
+        <w:spacing w:before="100" w:after="100"/>
+      </w:pPr>
+      <w:r>
+        <w:rPr>
+          <w:rFonts w:ascii="BIZ UDPGothic" w:cs="BIZ UDPGothic" w:eastAsia="BIZ UDPGothic" w:hAnsi="BIZ UDPGothic"/>
+          <w:color w:val="404040"/>
+          <w:sz w:val="18"/>
+          <w:szCs w:val="18"/>
+        </w:rPr>
+        <w:t xml:space="preserve">#13 SFTPパスのWindows依存を解消 低 Phase 4（3ヶ月）</w:t>
+      </w:r>
+    </w:p>
+    <w:p>
+      <w:pPr>
+        <w:spacing w:before="100" w:after="100"/>
+      </w:pPr>
+      <w:r>
+        <w:rPr>
+          <w:rFonts w:ascii="BIZ UDPGothic" w:cs="BIZ UDPGothic" w:eastAsia="BIZ UDPGothic" w:hAnsi="BIZ UDPGothic"/>
+          <w:color w:val="404040"/>
+          <w:sz w:val="18"/>
+          <w:szCs w:val="18"/>
+        </w:rPr>
+        <w:t xml:space="preserve">#14 外部APIのURL環境変数化（富士フイルム） 低 Phase 4（3ヶ月）</w:t>
+      </w:r>
+    </w:p>
+    <w:p>
+      <w:pPr>
+        <w:spacing w:before="100" w:after="100"/>
+      </w:pPr>
+      <w:r>
+        <w:rPr>
+          <w:rFonts w:ascii="BIZ UDPGothic" w:cs="BIZ UDPGothic" w:eastAsia="BIZ UDPGothic" w:hAnsi="BIZ UDPGothic"/>
+          <w:color w:val="404040"/>
+          <w:sz w:val="18"/>
+          <w:szCs w:val="18"/>
+        </w:rPr>
+        <w:t xml:space="preserve">#15 フロントエンド staging 差分のマージ戦略 低 Phase 4（3ヶ月）</w:t>
       </w:r>
     </w:p>
     <w:p>
@@ -2619,7 +1866,7 @@
           <w:sz w:val="24"/>
           <w:szCs w:val="24"/>
         </w:rPr>
-        <w:t xml:space="preserve">■ ④ 改修内容</w:t>
+        <w:t xml:space="preserve">■ 改修内容</w:t>
       </w:r>
       <w:r>
         <w:br/>
@@ -2663,48 +1910,6 @@
           <w:sz w:val="18"/>
           <w:szCs w:val="18"/>
         </w:rPr>
-        <w:t xml:space="preserve">\-\-\-\-\-\-\-\-\-\-\-\-\-- \-\-\-\-\-\-\-\-\-\-\-\-\-\-\-\-\-\-\--</w:t>
-      </w:r>
-    </w:p>
-    <w:p>
-      <w:pPr>
-        <w:spacing w:before="100" w:after="100"/>
-      </w:pPr>
-      <w:r>
-        <w:rPr>
-          <w:rFonts w:ascii="BIZ UDPGothic" w:cs="BIZ UDPGothic" w:eastAsia="BIZ UDPGothic" w:hAnsi="BIZ UDPGothic"/>
-          <w:color w:val="404040"/>
-          <w:sz w:val="18"/>
-          <w:szCs w:val="18"/>
-        </w:rPr>
-        <w:t xml:space="preserve">\-\-\-\-\-\-\-\-\-\-\-\-\-\-\-\--</w:t>
-      </w:r>
-    </w:p>
-    <w:p>
-      <w:pPr>
-        <w:spacing w:before="100" w:after="100"/>
-      </w:pPr>
-      <w:r>
-        <w:rPr>
-          <w:rFonts w:ascii="BIZ UDPGothic" w:cs="BIZ UDPGothic" w:eastAsia="BIZ UDPGothic" w:hAnsi="BIZ UDPGothic"/>
-          <w:color w:val="404040"/>
-          <w:sz w:val="18"/>
-          <w:szCs w:val="18"/>
-        </w:rPr>
-        <w:t xml:space="preserve">\-\-\-\-\-\-\-\-\-\-\-\-\-\-\-\-\-\-\--</w:t>
-      </w:r>
-    </w:p>
-    <w:p>
-      <w:pPr>
-        <w:spacing w:before="100" w:after="100"/>
-      </w:pPr>
-      <w:r>
-        <w:rPr>
-          <w:rFonts w:ascii="BIZ UDPGothic" w:cs="BIZ UDPGothic" w:eastAsia="BIZ UDPGothic" w:hAnsi="BIZ UDPGothic"/>
-          <w:color w:val="404040"/>
-          <w:sz w:val="18"/>
-          <w:szCs w:val="18"/>
-        </w:rPr>
         <w:t xml:space="preserve">フェーズ 対象 期限 修正番号</w:t>
       </w:r>
     </w:p>
@@ -2762,48 +1967,6 @@
           <w:szCs w:val="18"/>
         </w:rPr>
         <w:t xml:space="preserve">Phase 4 低優先度の修正 3ヶ月以内（M3） #11〜#15</w:t>
-      </w:r>
-    </w:p>
-    <w:p>
-      <w:pPr>
-        <w:spacing w:before="100" w:after="100"/>
-      </w:pPr>
-      <w:r>
-        <w:rPr>
-          <w:rFonts w:ascii="BIZ UDPGothic" w:cs="BIZ UDPGothic" w:eastAsia="BIZ UDPGothic" w:hAnsi="BIZ UDPGothic"/>
-          <w:color w:val="404040"/>
-          <w:sz w:val="18"/>
-          <w:szCs w:val="18"/>
-        </w:rPr>
-        <w:t xml:space="preserve">\-\-\-\-\-\-\-\-\-\-\-\-\-- \-\-\-\-\-\-\-\-\-\-\-\-\-\-\-\-\-\-\--</w:t>
-      </w:r>
-    </w:p>
-    <w:p>
-      <w:pPr>
-        <w:spacing w:before="100" w:after="100"/>
-      </w:pPr>
-      <w:r>
-        <w:rPr>
-          <w:rFonts w:ascii="BIZ UDPGothic" w:cs="BIZ UDPGothic" w:eastAsia="BIZ UDPGothic" w:hAnsi="BIZ UDPGothic"/>
-          <w:color w:val="404040"/>
-          <w:sz w:val="18"/>
-          <w:szCs w:val="18"/>
-        </w:rPr>
-        <w:t xml:space="preserve">\-\-\-\-\-\-\-\-\-\-\-\-\-\-\-\--</w:t>
-      </w:r>
-    </w:p>
-    <w:p>
-      <w:pPr>
-        <w:spacing w:before="100" w:after="100"/>
-      </w:pPr>
-      <w:r>
-        <w:rPr>
-          <w:rFonts w:ascii="BIZ UDPGothic" w:cs="BIZ UDPGothic" w:eastAsia="BIZ UDPGothic" w:hAnsi="BIZ UDPGothic"/>
-          <w:color w:val="404040"/>
-          <w:sz w:val="18"/>
-          <w:szCs w:val="18"/>
-        </w:rPr>
-        <w:t xml:space="preserve">\-\-\-\-\-\-\-\-\-\-\-\-\-\-\-\-\-\-\--</w:t>
       </w:r>
     </w:p>
     <w:p>
@@ -2877,225 +2040,63 @@
           <w:sz w:val="18"/>
           <w:szCs w:val="18"/>
         </w:rPr>
-        <w:t xml:space="preserve">\-\-\-\-\-\-\--</w:t>
-      </w:r>
-    </w:p>
-    <w:p>
-      <w:pPr>
-        <w:spacing w:before="100" w:after="100"/>
-      </w:pPr>
-      <w:r>
-        <w:rPr>
-          <w:rFonts w:ascii="BIZ UDPGothic" w:cs="BIZ UDPGothic" w:eastAsia="BIZ UDPGothic" w:hAnsi="BIZ UDPGothic"/>
-          <w:color w:val="404040"/>
-          <w:sz w:val="18"/>
-          <w:szCs w:val="18"/>
-        </w:rPr>
-        <w:t xml:space="preserve">\-\-\-\-\-\-\-\-\-\-\-\-\-\-\-\-\-\-\-\-\-\-\-\-\-\-\-\-\-\-\-\-\-\-\-\-\-\--</w:t>
-      </w:r>
-    </w:p>
-    <w:p>
-      <w:pPr>
-        <w:spacing w:before="100" w:after="100"/>
-      </w:pPr>
-      <w:r>
-        <w:rPr>
-          <w:rFonts w:ascii="BIZ UDPGothic" w:cs="BIZ UDPGothic" w:eastAsia="BIZ UDPGothic" w:hAnsi="BIZ UDPGothic"/>
-          <w:color w:val="404040"/>
-          <w:sz w:val="18"/>
-          <w:szCs w:val="18"/>
-        </w:rPr>
-        <w:t xml:space="preserve">\-\-\-\-\-\-\-\-\-\-\-\-\-\-\-\-\-\-\-\-\-\-\-\-\-\-\-\-\-\-\-\-\-\-\-\-\-\-\-\-\-\-\-\-\-\-\-\-\-\-\-\-\-\-\-\-\-\-\-\-\-\-\-\-\-\-\-\-\-\-\-\-\-\-\-\-\-\-\-\-\-\-\-\-\-\-\-\-\-\-\-\-\-\-\-\-\-\-\-\-\-\-\-\-\-\-\-\-\-\-\-\-\-\-\-\-\-\-\-\-\-\-\-\-\-\-\-\-\-\-\-\-\-\-\-\-\-\-\-\-\-\-\-\-\-\-\-\-\-\-\-\-\-\-\-\-\-\-\-\-\-\--</w:t>
-      </w:r>
-    </w:p>
-    <w:p>
-      <w:pPr>
-        <w:spacing w:before="100" w:after="100"/>
-      </w:pPr>
-      <w:r>
-        <w:rPr>
-          <w:rFonts w:ascii="BIZ UDPGothic" w:cs="BIZ UDPGothic" w:eastAsia="BIZ UDPGothic" w:hAnsi="BIZ UDPGothic"/>
-          <w:color w:val="404040"/>
-          <w:sz w:val="18"/>
-          <w:szCs w:val="18"/>
-        </w:rPr>
         <w:t xml:space="preserve"># タイトル 概要・対応方法</w:t>
       </w:r>
     </w:p>
-    <w:tbl>
-      <w:tblPr>
-        <w:tblW w:type="dxa" w:w="9506"/>
-        <w:tblBorders>
-          <w:top w:val="single" w:color="CCCCCC" w:sz="4"/>
-          <w:left w:val="single" w:color="CCCCCC" w:sz="4"/>
-          <w:bottom w:val="single" w:color="CCCCCC" w:sz="4"/>
-          <w:right w:val="single" w:color="CCCCCC" w:sz="4"/>
-          <w:insideH w:val="single" w:color="auto" w:sz="4"/>
-          <w:insideV w:val="single" w:color="auto" w:sz="4"/>
-        </w:tblBorders>
-      </w:tblPr>
-      <w:tblGrid>
-        <w:gridCol w:w="9506"/>
-      </w:tblGrid>
-      <w:tr>
-        <w:trPr>
-          <w:cantSplit/>
-        </w:trPr>
-        <w:tc>
-          <w:tcPr>
-            <w:tcW w:type="dxa" w:w="9506"/>
-            <w:tcBorders>
-              <w:top w:val="single" w:color="CCCCCC" w:sz="4"/>
-              <w:left w:val="single" w:color="CCCCCC" w:sz="4"/>
-              <w:bottom w:val="single" w:color="CCCCCC" w:sz="4"/>
-              <w:right w:val="single" w:color="CCCCCC" w:sz="4"/>
-            </w:tcBorders>
-            <w:shd w:fill="F5F5F5" w:val="clear"/>
-            <w:tcMar>
-              <w:top w:type="dxa" w:w="80"/>
-              <w:left w:type="dxa" w:w="200"/>
-              <w:bottom w:type="dxa" w:w="80"/>
-              <w:right w:type="dxa" w:w="200"/>
-            </w:tcMar>
-          </w:tcPr>
-          <w:p>
-            <w:pPr>
-              <w:spacing w:before="0" w:after="0"/>
-            </w:pPr>
-            <w:r>
-              <w:rPr>
-                <w:rFonts w:ascii="Courier New" w:cs="Courier New" w:eastAsia="Courier New" w:hAnsi="Courier New"/>
-                <w:color w:val="404040"/>
-                <w:sz w:val="16"/>
-                <w:szCs w:val="16"/>
-              </w:rPr>
-              <w:t xml:space="preserve">#1 機密情報の環境変数化</w:t>
-            </w:r>
-          </w:p>
-          <w:p>
-            <w:pPr>
-              <w:spacing w:before="0" w:after="0"/>
-            </w:pPr>
-            <w:r>
-              <w:rPr>
-                <w:rFonts w:ascii="Courier New" w:cs="Courier New" w:eastAsia="Courier New" w:hAnsi="Courier New"/>
-                <w:color w:val="404040"/>
-                <w:sz w:val="16"/>
-                <w:szCs w:val="16"/>
-              </w:rPr>
-              <w:t xml:space="preserve">application.properties/.ymlに記載されたDB_URL・DB_PASSWORD・JWT_SECRET等をすべて環境変数参照（\\\${ENV_VAR}）に置き換え、.env.exampleをリポジトリルートに作成する。</w:t>
-            </w:r>
-          </w:p>
-        </w:tc>
-      </w:tr>
-    </w:tbl>
-    <w:tbl>
-      <w:tblPr>
-        <w:tblW w:type="dxa" w:w="9506"/>
-        <w:tblBorders>
-          <w:top w:val="single" w:color="CCCCCC" w:sz="4"/>
-          <w:left w:val="single" w:color="CCCCCC" w:sz="4"/>
-          <w:bottom w:val="single" w:color="CCCCCC" w:sz="4"/>
-          <w:right w:val="single" w:color="CCCCCC" w:sz="4"/>
-          <w:insideH w:val="single" w:color="auto" w:sz="4"/>
-          <w:insideV w:val="single" w:color="auto" w:sz="4"/>
-        </w:tblBorders>
-      </w:tblPr>
-      <w:tblGrid>
-        <w:gridCol w:w="9506"/>
-      </w:tblGrid>
-      <w:tr>
-        <w:trPr>
-          <w:cantSplit/>
-        </w:trPr>
-        <w:tc>
-          <w:tcPr>
-            <w:tcW w:type="dxa" w:w="9506"/>
-            <w:tcBorders>
-              <w:top w:val="single" w:color="CCCCCC" w:sz="4"/>
-              <w:left w:val="single" w:color="CCCCCC" w:sz="4"/>
-              <w:bottom w:val="single" w:color="CCCCCC" w:sz="4"/>
-              <w:right w:val="single" w:color="CCCCCC" w:sz="4"/>
-            </w:tcBorders>
-            <w:shd w:fill="F5F5F5" w:val="clear"/>
-            <w:tcMar>
-              <w:top w:type="dxa" w:w="80"/>
-              <w:left w:type="dxa" w:w="200"/>
-              <w:bottom w:type="dxa" w:w="80"/>
-              <w:right w:type="dxa" w:w="200"/>
-            </w:tcMar>
-          </w:tcPr>
-          <w:p>
-            <w:pPr>
-              <w:spacing w:before="0" w:after="0"/>
-            </w:pPr>
-            <w:r>
-              <w:rPr>
-                <w:rFonts w:ascii="Courier New" w:cs="Courier New" w:eastAsia="Courier New" w:hAnsi="Courier New"/>
-                <w:color w:val="404040"/>
-                <w:sz w:val="16"/>
-                <w:szCs w:val="16"/>
-              </w:rPr>
-              <w:t xml:space="preserve">#2 HARD_TOKEN削除・JWTシークレット無効化</w:t>
-            </w:r>
-          </w:p>
-          <w:p>
-            <w:pPr>
-              <w:spacing w:before="0" w:after="0"/>
-            </w:pPr>
-            <w:r>
-              <w:rPr>
-                <w:rFonts w:ascii="Courier New" w:cs="Courier New" w:eastAsia="Courier New" w:hAnsi="Courier New"/>
-                <w:color w:val="404040"/>
-                <w:sz w:val="16"/>
-                <w:szCs w:val="16"/>
-              </w:rPr>
-              <w:t xml:space="preserve">ソースコード内にハードコードされたトークン・JWTシークレットを全削除し、新規のランダム値を生成して環境変数から参照するよう修正する。</w:t>
-            </w:r>
-          </w:p>
-        </w:tc>
-      </w:tr>
-    </w:tbl>
-    <w:p>
-      <w:pPr>
-        <w:spacing w:before="100" w:after="100"/>
-      </w:pPr>
-      <w:r>
-        <w:rPr>
-          <w:rFonts w:ascii="BIZ UDPGothic" w:cs="BIZ UDPGothic" w:eastAsia="BIZ UDPGothic" w:hAnsi="BIZ UDPGothic"/>
-          <w:color w:val="404040"/>
-          <w:sz w:val="18"/>
-          <w:szCs w:val="18"/>
-        </w:rPr>
-        <w:t xml:space="preserve">\-\-\-\-\-\-\--</w:t>
-      </w:r>
-    </w:p>
-    <w:p>
-      <w:pPr>
-        <w:spacing w:before="100" w:after="100"/>
-      </w:pPr>
-      <w:r>
-        <w:rPr>
-          <w:rFonts w:ascii="BIZ UDPGothic" w:cs="BIZ UDPGothic" w:eastAsia="BIZ UDPGothic" w:hAnsi="BIZ UDPGothic"/>
-          <w:color w:val="404040"/>
-          <w:sz w:val="18"/>
-          <w:szCs w:val="18"/>
-        </w:rPr>
-        <w:t xml:space="preserve">\-\-\-\-\-\-\-\-\-\-\-\-\-\-\-\-\-\-\-\-\-\-\-\-\-\-\-\-\-\-\-\-\-\-\-\-\-\--</w:t>
-      </w:r>
-    </w:p>
-    <w:p>
-      <w:pPr>
-        <w:spacing w:before="100" w:after="100"/>
-      </w:pPr>
-      <w:r>
-        <w:rPr>
-          <w:rFonts w:ascii="BIZ UDPGothic" w:cs="BIZ UDPGothic" w:eastAsia="BIZ UDPGothic" w:hAnsi="BIZ UDPGothic"/>
-          <w:color w:val="404040"/>
-          <w:sz w:val="18"/>
-          <w:szCs w:val="18"/>
-        </w:rPr>
-        <w:t xml:space="preserve">\-\-\-\-\-\-\-\-\-\-\-\-\-\-\-\-\-\-\-\-\-\-\-\-\-\-\-\-\-\-\-\-\-\-\-\-\-\-\-\-\-\-\-\-\-\-\-\-\-\-\-\-\-\-\-\-\-\-\-\-\-\-\-\-\-\-\-\-\-\-\-\-\-\-\-\-\-\-\-\-\-\-\-\-\-\-\-\-\-\-\-\-\-\-\-\-\-\-\-\-\-\-\-\-\-\-\-\-\-\-\-\-\-\-\-\-\-\-\-\-\-\-\-\-\-\-\-\-\-\-\-\-\-\-\-\-\-\-\-\-\-\-\-\-\-\-\-\-\-\-\-\-\-\-\-\-\-\-\-\-\-\--</w:t>
+    <w:p>
+      <w:pPr>
+        <w:spacing w:before="100" w:after="100"/>
+      </w:pPr>
+      <w:r>
+        <w:rPr>
+          <w:rFonts w:ascii="BIZ UDPGothic" w:cs="BIZ UDPGothic" w:eastAsia="BIZ UDPGothic" w:hAnsi="BIZ UDPGothic"/>
+          <w:color w:val="404040"/>
+          <w:sz w:val="18"/>
+          <w:szCs w:val="18"/>
+        </w:rPr>
+        <w:t xml:space="preserve">#1 機密情報の環境変数化</w:t>
+      </w:r>
+    </w:p>
+    <w:p>
+      <w:pPr>
+        <w:spacing w:before="100" w:after="100"/>
+      </w:pPr>
+      <w:r>
+        <w:rPr>
+          <w:rFonts w:ascii="BIZ UDPGothic" w:cs="BIZ UDPGothic" w:eastAsia="BIZ UDPGothic" w:hAnsi="BIZ UDPGothic"/>
+          <w:color w:val="404040"/>
+          <w:sz w:val="18"/>
+          <w:szCs w:val="18"/>
+        </w:rPr>
+        <w:t xml:space="preserve">application.properties/.ymlに記載されたDB_URL・DB_PASSWORD・JWT_SECRET等をすべて環境変数参照（\${ENV_VAR}）に置き換え、.env.exampleをリポジトリルートに作成する。</w:t>
+      </w:r>
+    </w:p>
+    <w:p>
+      <w:pPr>
+        <w:spacing w:before="100" w:after="100"/>
+      </w:pPr>
+      <w:r>
+        <w:rPr>
+          <w:rFonts w:ascii="BIZ UDPGothic" w:cs="BIZ UDPGothic" w:eastAsia="BIZ UDPGothic" w:hAnsi="BIZ UDPGothic"/>
+          <w:color w:val="404040"/>
+          <w:sz w:val="18"/>
+          <w:szCs w:val="18"/>
+        </w:rPr>
+        <w:t xml:space="preserve">#2 HARD_TOKEN削除・JWTシークレット無効化</w:t>
+      </w:r>
+    </w:p>
+    <w:p>
+      <w:pPr>
+        <w:spacing w:before="100" w:after="100"/>
+      </w:pPr>
+      <w:r>
+        <w:rPr>
+          <w:rFonts w:ascii="BIZ UDPGothic" w:cs="BIZ UDPGothic" w:eastAsia="BIZ UDPGothic" w:hAnsi="BIZ UDPGothic"/>
+          <w:color w:val="404040"/>
+          <w:sz w:val="18"/>
+          <w:szCs w:val="18"/>
+        </w:rPr>
+        <w:t xml:space="preserve">ソースコード内にハードコードされたトークン・JWTシークレットを全削除し、新規のランダム値を生成して環境変数から参照するよう修正する。</w:t>
       </w:r>
     </w:p>
     <w:p>
@@ -3153,118 +2154,37 @@
           <w:sz w:val="18"/>
           <w:szCs w:val="18"/>
         </w:rPr>
-        <w:t xml:space="preserve">\-\-\-\-\-\-\--</w:t>
-      </w:r>
-    </w:p>
-    <w:p>
-      <w:pPr>
-        <w:spacing w:before="100" w:after="100"/>
-      </w:pPr>
-      <w:r>
-        <w:rPr>
-          <w:rFonts w:ascii="BIZ UDPGothic" w:cs="BIZ UDPGothic" w:eastAsia="BIZ UDPGothic" w:hAnsi="BIZ UDPGothic"/>
-          <w:color w:val="404040"/>
-          <w:sz w:val="18"/>
-          <w:szCs w:val="18"/>
-        </w:rPr>
-        <w:t xml:space="preserve">\-\-\-\-\-\-\-\-\-\-\-\-\-\-\-\-\-\-\-\-\-\-\-\-\-\-\-\-\-\-\-\-\-\-\--</w:t>
-      </w:r>
-    </w:p>
-    <w:p>
-      <w:pPr>
-        <w:spacing w:before="100" w:after="100"/>
-      </w:pPr>
-      <w:r>
-        <w:rPr>
-          <w:rFonts w:ascii="BIZ UDPGothic" w:cs="BIZ UDPGothic" w:eastAsia="BIZ UDPGothic" w:hAnsi="BIZ UDPGothic"/>
-          <w:color w:val="404040"/>
-          <w:sz w:val="18"/>
-          <w:szCs w:val="18"/>
-        </w:rPr>
-        <w:t xml:space="preserve">\-\-\-\-\-\-\-\-\-\-\-\-\-\-\-\-\-\-\-\-\-\-\-\-\-\-\-\-\-\-\-\-\-\-\-\-\-\-\-\-\-\-\-\-\-\-\-\-\-\-\-\-\-\-\-\-\-\-\-\-\--</w:t>
-      </w:r>
-    </w:p>
-    <w:p>
-      <w:pPr>
-        <w:spacing w:before="100" w:after="100"/>
-      </w:pPr>
-      <w:r>
-        <w:rPr>
-          <w:rFonts w:ascii="BIZ UDPGothic" w:cs="BIZ UDPGothic" w:eastAsia="BIZ UDPGothic" w:hAnsi="BIZ UDPGothic"/>
-          <w:color w:val="404040"/>
-          <w:sz w:val="18"/>
-          <w:szCs w:val="18"/>
-        </w:rPr>
         <w:t xml:space="preserve"># タイトル 概要・対応方法</w:t>
       </w:r>
     </w:p>
-    <w:tbl>
-      <w:tblPr>
-        <w:tblW w:type="dxa" w:w="9506"/>
-        <w:tblBorders>
-          <w:top w:val="single" w:color="CCCCCC" w:sz="4"/>
-          <w:left w:val="single" w:color="CCCCCC" w:sz="4"/>
-          <w:bottom w:val="single" w:color="CCCCCC" w:sz="4"/>
-          <w:right w:val="single" w:color="CCCCCC" w:sz="4"/>
-          <w:insideH w:val="single" w:color="auto" w:sz="4"/>
-          <w:insideV w:val="single" w:color="auto" w:sz="4"/>
-        </w:tblBorders>
-      </w:tblPr>
-      <w:tblGrid>
-        <w:gridCol w:w="9506"/>
-      </w:tblGrid>
-      <w:tr>
-        <w:trPr>
-          <w:cantSplit/>
-        </w:trPr>
-        <w:tc>
-          <w:tcPr>
-            <w:tcW w:type="dxa" w:w="9506"/>
-            <w:tcBorders>
-              <w:top w:val="single" w:color="CCCCCC" w:sz="4"/>
-              <w:left w:val="single" w:color="CCCCCC" w:sz="4"/>
-              <w:bottom w:val="single" w:color="CCCCCC" w:sz="4"/>
-              <w:right w:val="single" w:color="CCCCCC" w:sz="4"/>
-            </w:tcBorders>
-            <w:shd w:fill="F5F5F5" w:val="clear"/>
-            <w:tcMar>
-              <w:top w:type="dxa" w:w="80"/>
-              <w:left w:type="dxa" w:w="200"/>
-              <w:bottom w:type="dxa" w:w="80"/>
-              <w:right w:type="dxa" w:w="200"/>
-            </w:tcMar>
-          </w:tcPr>
-          <w:p>
-            <w:pPr>
-              <w:spacing w:before="0" w:after="0"/>
-            </w:pPr>
-            <w:r>
-              <w:rPr>
-                <w:rFonts w:ascii="Courier New" w:cs="Courier New" w:eastAsia="Courier New" w:hAnsi="Courier New"/>
-                <w:color w:val="404040"/>
-                <w:sz w:val="16"/>
-                <w:szCs w:val="16"/>
-              </w:rPr>
-              <w:t xml:space="preserve">#3 webpackプロキシの2バックエンド対応 context:</w:t>
-            </w:r>
-          </w:p>
-          <w:p>
-            <w:pPr>
-              <w:spacing w:before="0" w:after="0"/>
-            </w:pPr>
-            <w:r>
-              <w:rPr>
-                <w:rFonts w:ascii="Courier New" w:cs="Courier New" w:eastAsia="Courier New" w:hAnsi="Courier New"/>
-                <w:color w:val="404040"/>
-                <w:sz w:val="16"/>
-                <w:szCs w:val="16"/>
-              </w:rPr>
-              <w:t xml:space="preserve">\\\[\\\'/api\\\',\\\'/services\\\',\\\'/management\\\'\\\] →</w:t>
-            </w:r>
-          </w:p>
-        </w:tc>
-      </w:tr>
-    </w:tbl>
+    <w:p>
+      <w:pPr>
+        <w:spacing w:before="100" w:after="100"/>
+      </w:pPr>
+      <w:r>
+        <w:rPr>
+          <w:rFonts w:ascii="BIZ UDPGothic" w:cs="BIZ UDPGothic" w:eastAsia="BIZ UDPGothic" w:hAnsi="BIZ UDPGothic"/>
+          <w:color w:val="404040"/>
+          <w:sz w:val="18"/>
+          <w:szCs w:val="18"/>
+        </w:rPr>
+        <w:t xml:space="preserve">#3 webpackプロキシの2バックエンド対応 context:</w:t>
+      </w:r>
+    </w:p>
+    <w:p>
+      <w:pPr>
+        <w:spacing w:before="100" w:after="100"/>
+      </w:pPr>
+      <w:r>
+        <w:rPr>
+          <w:rFonts w:ascii="BIZ UDPGothic" w:cs="BIZ UDPGothic" w:eastAsia="BIZ UDPGothic" w:hAnsi="BIZ UDPGothic"/>
+          <w:color w:val="404040"/>
+          <w:sz w:val="18"/>
+          <w:szCs w:val="18"/>
+        </w:rPr>
+        <w:t xml:space="preserve">\[\'/api\',\'/services\',\'/management\'\] →</w:t>
+      </w:r>
+    </w:p>
     <w:p>
       <w:pPr>
         <w:spacing w:before="100" w:after="100"/>
@@ -3293,73 +2213,34 @@
         <w:t xml:space="preserve">の2エントリに更新する。</w:t>
       </w:r>
     </w:p>
-    <w:tbl>
-      <w:tblPr>
-        <w:tblW w:type="dxa" w:w="9506"/>
-        <w:tblBorders>
-          <w:top w:val="single" w:color="CCCCCC" w:sz="4"/>
-          <w:left w:val="single" w:color="CCCCCC" w:sz="4"/>
-          <w:bottom w:val="single" w:color="CCCCCC" w:sz="4"/>
-          <w:right w:val="single" w:color="CCCCCC" w:sz="4"/>
-          <w:insideH w:val="single" w:color="auto" w:sz="4"/>
-          <w:insideV w:val="single" w:color="auto" w:sz="4"/>
-        </w:tblBorders>
-      </w:tblPr>
-      <w:tblGrid>
-        <w:gridCol w:w="9506"/>
-      </w:tblGrid>
-      <w:tr>
-        <w:trPr>
-          <w:cantSplit/>
-        </w:trPr>
-        <w:tc>
-          <w:tcPr>
-            <w:tcW w:type="dxa" w:w="9506"/>
-            <w:tcBorders>
-              <w:top w:val="single" w:color="CCCCCC" w:sz="4"/>
-              <w:left w:val="single" w:color="CCCCCC" w:sz="4"/>
-              <w:bottom w:val="single" w:color="CCCCCC" w:sz="4"/>
-              <w:right w:val="single" w:color="CCCCCC" w:sz="4"/>
-            </w:tcBorders>
-            <w:shd w:fill="F5F5F5" w:val="clear"/>
-            <w:tcMar>
-              <w:top w:type="dxa" w:w="80"/>
-              <w:left w:type="dxa" w:w="200"/>
-              <w:bottom w:type="dxa" w:w="80"/>
-              <w:right w:type="dxa" w:w="200"/>
-            </w:tcMar>
-          </w:tcPr>
-          <w:p>
-            <w:pPr>
-              <w:spacing w:before="0" w:after="0"/>
-            </w:pPr>
-            <w:r>
-              <w:rPr>
-                <w:rFonts w:ascii="Courier New" w:cs="Courier New" w:eastAsia="Courier New" w:hAnsi="Courier New"/>
-                <w:color w:val="404040"/>
-                <w:sz w:val="16"/>
-                <w:szCs w:val="16"/>
-              </w:rPr>
-              <w:t xml:space="preserve">#4 HikariCP設定バグの修正</w:t>
-            </w:r>
-          </w:p>
-          <w:p>
-            <w:pPr>
-              <w:spacing w:before="0" w:after="0"/>
-            </w:pPr>
-            <w:r>
-              <w:rPr>
-                <w:rFonts w:ascii="Courier New" w:cs="Courier New" w:eastAsia="Courier New" w:hAnsi="Courier New"/>
-                <w:color w:val="404040"/>
-                <w:sz w:val="16"/>
-                <w:szCs w:val="16"/>
-              </w:rPr>
-              <w:t xml:space="preserve">minimumIdleの設定値が不正な値になっているバグを修正。推奨値:</w:t>
-            </w:r>
-          </w:p>
-        </w:tc>
-      </w:tr>
-    </w:tbl>
+    <w:p>
+      <w:pPr>
+        <w:spacing w:before="100" w:after="100"/>
+      </w:pPr>
+      <w:r>
+        <w:rPr>
+          <w:rFonts w:ascii="BIZ UDPGothic" w:cs="BIZ UDPGothic" w:eastAsia="BIZ UDPGothic" w:hAnsi="BIZ UDPGothic"/>
+          <w:color w:val="404040"/>
+          <w:sz w:val="18"/>
+          <w:szCs w:val="18"/>
+        </w:rPr>
+        <w:t xml:space="preserve">#4 HikariCP設定バグの修正</w:t>
+      </w:r>
+    </w:p>
+    <w:p>
+      <w:pPr>
+        <w:spacing w:before="100" w:after="100"/>
+      </w:pPr>
+      <w:r>
+        <w:rPr>
+          <w:rFonts w:ascii="BIZ UDPGothic" w:cs="BIZ UDPGothic" w:eastAsia="BIZ UDPGothic" w:hAnsi="BIZ UDPGothic"/>
+          <w:color w:val="404040"/>
+          <w:sz w:val="18"/>
+          <w:szCs w:val="18"/>
+        </w:rPr>
+        <w:t xml:space="preserve">minimumIdleの設定値が不正な値になっているバグを修正。推奨値:</w:t>
+      </w:r>
+    </w:p>
     <w:p>
       <w:pPr>
         <w:spacing w:before="100" w:after="100"/>
@@ -3374,73 +2255,34 @@
         <w:t xml:space="preserve">minimumIdle=5, maximumPoolSize=20。</w:t>
       </w:r>
     </w:p>
-    <w:tbl>
-      <w:tblPr>
-        <w:tblW w:type="dxa" w:w="9506"/>
-        <w:tblBorders>
-          <w:top w:val="single" w:color="CCCCCC" w:sz="4"/>
-          <w:left w:val="single" w:color="CCCCCC" w:sz="4"/>
-          <w:bottom w:val="single" w:color="CCCCCC" w:sz="4"/>
-          <w:right w:val="single" w:color="CCCCCC" w:sz="4"/>
-          <w:insideH w:val="single" w:color="auto" w:sz="4"/>
-          <w:insideV w:val="single" w:color="auto" w:sz="4"/>
-        </w:tblBorders>
-      </w:tblPr>
-      <w:tblGrid>
-        <w:gridCol w:w="9506"/>
-      </w:tblGrid>
-      <w:tr>
-        <w:trPr>
-          <w:cantSplit/>
-        </w:trPr>
-        <w:tc>
-          <w:tcPr>
-            <w:tcW w:type="dxa" w:w="9506"/>
-            <w:tcBorders>
-              <w:top w:val="single" w:color="CCCCCC" w:sz="4"/>
-              <w:left w:val="single" w:color="CCCCCC" w:sz="4"/>
-              <w:bottom w:val="single" w:color="CCCCCC" w:sz="4"/>
-              <w:right w:val="single" w:color="CCCCCC" w:sz="4"/>
-            </w:tcBorders>
-            <w:shd w:fill="F5F5F5" w:val="clear"/>
-            <w:tcMar>
-              <w:top w:type="dxa" w:w="80"/>
-              <w:left w:type="dxa" w:w="200"/>
-              <w:bottom w:type="dxa" w:w="80"/>
-              <w:right w:type="dxa" w:w="200"/>
-            </w:tcMar>
-          </w:tcPr>
-          <w:p>
-            <w:pPr>
-              <w:spacing w:before="0" w:after="0"/>
-            </w:pPr>
-            <w:r>
-              <w:rPr>
-                <w:rFonts w:ascii="Courier New" w:cs="Courier New" w:eastAsia="Courier New" w:hAnsi="Courier New"/>
-                <w:color w:val="404040"/>
-                <w:sz w:val="16"/>
-                <w:szCs w:val="16"/>
-              </w:rPr>
-              <w:t xml:space="preserve">#5 CORS設定を本番ドメインに限定</w:t>
-            </w:r>
-          </w:p>
-          <w:p>
-            <w:pPr>
-              <w:spacing w:before="0" w:after="0"/>
-            </w:pPr>
-            <w:r>
-              <w:rPr>
-                <w:rFonts w:ascii="Courier New" w:cs="Courier New" w:eastAsia="Courier New" w:hAnsi="Courier New"/>
-                <w:color w:val="404040"/>
-                <w:sz w:val="16"/>
-                <w:szCs w:val="16"/>
-              </w:rPr>
-              <w:t xml:space="preserve">allowedOriginsを\\\*（全許可）からhttps://www.ignicapos.com /</w:t>
-            </w:r>
-          </w:p>
-        </w:tc>
-      </w:tr>
-    </w:tbl>
+    <w:p>
+      <w:pPr>
+        <w:spacing w:before="100" w:after="100"/>
+      </w:pPr>
+      <w:r>
+        <w:rPr>
+          <w:rFonts w:ascii="BIZ UDPGothic" w:cs="BIZ UDPGothic" w:eastAsia="BIZ UDPGothic" w:hAnsi="BIZ UDPGothic"/>
+          <w:color w:val="404040"/>
+          <w:sz w:val="18"/>
+          <w:szCs w:val="18"/>
+        </w:rPr>
+        <w:t xml:space="preserve">#5 CORS設定を本番ドメインに限定</w:t>
+      </w:r>
+    </w:p>
+    <w:p>
+      <w:pPr>
+        <w:spacing w:before="100" w:after="100"/>
+      </w:pPr>
+      <w:r>
+        <w:rPr>
+          <w:rFonts w:ascii="BIZ UDPGothic" w:cs="BIZ UDPGothic" w:eastAsia="BIZ UDPGothic" w:hAnsi="BIZ UDPGothic"/>
+          <w:color w:val="404040"/>
+          <w:sz w:val="18"/>
+          <w:szCs w:val="18"/>
+        </w:rPr>
+        <w:t xml:space="preserve">allowedOriginsを\*（全許可）からhttps://www.ignicapos.com /</w:t>
+      </w:r>
+    </w:p>
     <w:p>
       <w:pPr>
         <w:spacing w:before="100" w:after="100"/>
@@ -3453,48 +2295,6 @@
           <w:szCs w:val="18"/>
         </w:rPr>
         <w:t xml:space="preserve">https://stg.ignicapos.comに限定する。</w:t>
-      </w:r>
-    </w:p>
-    <w:p>
-      <w:pPr>
-        <w:spacing w:before="100" w:after="100"/>
-      </w:pPr>
-      <w:r>
-        <w:rPr>
-          <w:rFonts w:ascii="BIZ UDPGothic" w:cs="BIZ UDPGothic" w:eastAsia="BIZ UDPGothic" w:hAnsi="BIZ UDPGothic"/>
-          <w:color w:val="404040"/>
-          <w:sz w:val="18"/>
-          <w:szCs w:val="18"/>
-        </w:rPr>
-        <w:t xml:space="preserve">\-\-\-\-\-\-\--</w:t>
-      </w:r>
-    </w:p>
-    <w:p>
-      <w:pPr>
-        <w:spacing w:before="100" w:after="100"/>
-      </w:pPr>
-      <w:r>
-        <w:rPr>
-          <w:rFonts w:ascii="BIZ UDPGothic" w:cs="BIZ UDPGothic" w:eastAsia="BIZ UDPGothic" w:hAnsi="BIZ UDPGothic"/>
-          <w:color w:val="404040"/>
-          <w:sz w:val="18"/>
-          <w:szCs w:val="18"/>
-        </w:rPr>
-        <w:t xml:space="preserve">\-\-\-\-\-\-\-\-\-\-\-\-\-\-\-\-\-\-\-\-\-\-\-\-\-\-\-\-\-\-\-\-\-\-\--</w:t>
-      </w:r>
-    </w:p>
-    <w:p>
-      <w:pPr>
-        <w:spacing w:before="100" w:after="100"/>
-      </w:pPr>
-      <w:r>
-        <w:rPr>
-          <w:rFonts w:ascii="BIZ UDPGothic" w:cs="BIZ UDPGothic" w:eastAsia="BIZ UDPGothic" w:hAnsi="BIZ UDPGothic"/>
-          <w:color w:val="404040"/>
-          <w:sz w:val="18"/>
-          <w:szCs w:val="18"/>
-        </w:rPr>
-        <w:t xml:space="preserve">\-\-\-\-\-\-\-\-\-\-\-\-\-\-\-\-\-\-\-\-\-\-\-\-\-\-\-\-\-\-\-\-\-\-\-\-\-\-\-\-\-\-\-\-\-\-\-\-\-\-\-\-\-\-\-\-\-\-\-\-\--</w:t>
       </w:r>
     </w:p>
     <w:p>
@@ -3538,104 +2338,23 @@
           <w:sz w:val="18"/>
           <w:szCs w:val="18"/>
         </w:rPr>
-        <w:t xml:space="preserve">\-\-\-\-\-\-\--</w:t>
-      </w:r>
-    </w:p>
-    <w:p>
-      <w:pPr>
-        <w:spacing w:before="100" w:after="100"/>
-      </w:pPr>
-      <w:r>
-        <w:rPr>
-          <w:rFonts w:ascii="BIZ UDPGothic" w:cs="BIZ UDPGothic" w:eastAsia="BIZ UDPGothic" w:hAnsi="BIZ UDPGothic"/>
-          <w:color w:val="404040"/>
-          <w:sz w:val="18"/>
-          <w:szCs w:val="18"/>
-        </w:rPr>
-        <w:t xml:space="preserve">\-\-\-\-\-\-\-\-\-\-\-\-\-\-\-\-\-\-\-\-\-\-\-\-\-\-\-\-\-\-\--</w:t>
-      </w:r>
-    </w:p>
-    <w:p>
-      <w:pPr>
-        <w:spacing w:before="100" w:after="100"/>
-      </w:pPr>
-      <w:r>
-        <w:rPr>
-          <w:rFonts w:ascii="BIZ UDPGothic" w:cs="BIZ UDPGothic" w:eastAsia="BIZ UDPGothic" w:hAnsi="BIZ UDPGothic"/>
-          <w:color w:val="404040"/>
-          <w:sz w:val="18"/>
-          <w:szCs w:val="18"/>
-        </w:rPr>
-        <w:t xml:space="preserve">\-\-\-\-\-\-\-\-\-\-\-\-\-\-\-\-\-\-\-\-\-\-\-\-\-\-\-\-\-\-\-\-\-\-\-\-\-\-\-\-\-\-\-\-\-\-\-\-\-\-\-\-\-\-\-\-\-\-\-\-\-\-\-\-\-\-\-\-\-\-\-\-\-\-\-\-\-\-\-\-\-\-\-\-\-\-\-\-\-\-\-\-\-\-\--</w:t>
-      </w:r>
-    </w:p>
-    <w:p>
-      <w:pPr>
-        <w:spacing w:before="100" w:after="100"/>
-      </w:pPr>
-      <w:r>
-        <w:rPr>
-          <w:rFonts w:ascii="BIZ UDPGothic" w:cs="BIZ UDPGothic" w:eastAsia="BIZ UDPGothic" w:hAnsi="BIZ UDPGothic"/>
-          <w:color w:val="404040"/>
-          <w:sz w:val="18"/>
-          <w:szCs w:val="18"/>
-        </w:rPr>
         <w:t xml:space="preserve"># タイトル 概要・対応方法</w:t>
       </w:r>
     </w:p>
-    <w:tbl>
-      <w:tblPr>
-        <w:tblW w:type="dxa" w:w="9506"/>
-        <w:tblBorders>
-          <w:top w:val="single" w:color="CCCCCC" w:sz="4"/>
-          <w:left w:val="single" w:color="CCCCCC" w:sz="4"/>
-          <w:bottom w:val="single" w:color="CCCCCC" w:sz="4"/>
-          <w:right w:val="single" w:color="CCCCCC" w:sz="4"/>
-          <w:insideH w:val="single" w:color="auto" w:sz="4"/>
-          <w:insideV w:val="single" w:color="auto" w:sz="4"/>
-        </w:tblBorders>
-      </w:tblPr>
-      <w:tblGrid>
-        <w:gridCol w:w="9506"/>
-      </w:tblGrid>
-      <w:tr>
-        <w:trPr>
-          <w:cantSplit/>
-        </w:trPr>
-        <w:tc>
-          <w:tcPr>
-            <w:tcW w:type="dxa" w:w="9506"/>
-            <w:tcBorders>
-              <w:top w:val="single" w:color="CCCCCC" w:sz="4"/>
-              <w:left w:val="single" w:color="CCCCCC" w:sz="4"/>
-              <w:bottom w:val="single" w:color="CCCCCC" w:sz="4"/>
-              <w:right w:val="single" w:color="CCCCCC" w:sz="4"/>
-            </w:tcBorders>
-            <w:shd w:fill="F5F5F5" w:val="clear"/>
-            <w:tcMar>
-              <w:top w:type="dxa" w:w="80"/>
-              <w:left w:type="dxa" w:w="200"/>
-              <w:bottom w:type="dxa" w:w="80"/>
-              <w:right w:type="dxa" w:w="200"/>
-            </w:tcMar>
-          </w:tcPr>
-          <w:p>
-            <w:pPr>
-              <w:spacing w:before="0" w:after="0"/>
-            </w:pPr>
-            <w:r>
-              <w:rPr>
-                <w:rFonts w:ascii="Courier New" w:cs="Courier New" w:eastAsia="Courier New" w:hAnsi="Courier New"/>
-                <w:color w:val="404040"/>
-                <w:sz w:val="16"/>
-                <w:szCs w:val="16"/>
-              </w:rPr>
-              <w:t xml:space="preserve">#6 Spring Boot アップグレード build.gradleのSpring</w:t>
-            </w:r>
-          </w:p>
-        </w:tc>
-      </w:tr>
-    </w:tbl>
+    <w:p>
+      <w:pPr>
+        <w:spacing w:before="100" w:after="100"/>
+      </w:pPr>
+      <w:r>
+        <w:rPr>
+          <w:rFonts w:ascii="BIZ UDPGothic" w:cs="BIZ UDPGothic" w:eastAsia="BIZ UDPGothic" w:hAnsi="BIZ UDPGothic"/>
+          <w:color w:val="404040"/>
+          <w:sz w:val="18"/>
+          <w:szCs w:val="18"/>
+        </w:rPr>
+        <w:t xml:space="preserve">#6 Spring Boot アップグレード build.gradleのSpring</w:t>
+      </w:r>
+    </w:p>
     <w:p>
       <w:pPr>
         <w:spacing w:before="100" w:after="100"/>
@@ -3650,328 +2369,130 @@
         <w:t xml:space="preserve">Boot依存バージョンを3.3.x系に更新。依存ライブラリの互換性を確認し必要に応じて修正する。</w:t>
       </w:r>
     </w:p>
-    <w:tbl>
-      <w:tblPr>
-        <w:tblW w:type="dxa" w:w="9506"/>
-        <w:tblBorders>
-          <w:top w:val="single" w:color="CCCCCC" w:sz="4"/>
-          <w:left w:val="single" w:color="CCCCCC" w:sz="4"/>
-          <w:bottom w:val="single" w:color="CCCCCC" w:sz="4"/>
-          <w:right w:val="single" w:color="CCCCCC" w:sz="4"/>
-          <w:insideH w:val="single" w:color="auto" w:sz="4"/>
-          <w:insideV w:val="single" w:color="auto" w:sz="4"/>
-        </w:tblBorders>
-      </w:tblPr>
-      <w:tblGrid>
-        <w:gridCol w:w="9506"/>
-      </w:tblGrid>
-      <w:tr>
-        <w:trPr>
-          <w:cantSplit/>
-        </w:trPr>
-        <w:tc>
-          <w:tcPr>
-            <w:tcW w:type="dxa" w:w="9506"/>
-            <w:tcBorders>
-              <w:top w:val="single" w:color="CCCCCC" w:sz="4"/>
-              <w:left w:val="single" w:color="CCCCCC" w:sz="4"/>
-              <w:bottom w:val="single" w:color="CCCCCC" w:sz="4"/>
-              <w:right w:val="single" w:color="CCCCCC" w:sz="4"/>
-            </w:tcBorders>
-            <w:shd w:fill="F5F5F5" w:val="clear"/>
-            <w:tcMar>
-              <w:top w:type="dxa" w:w="80"/>
-              <w:left w:type="dxa" w:w="200"/>
-              <w:bottom w:type="dxa" w:w="80"/>
-              <w:right w:type="dxa" w:w="200"/>
-            </w:tcMar>
-          </w:tcPr>
-          <w:p>
-            <w:pPr>
-              <w:spacing w:before="0" w:after="0"/>
-            </w:pPr>
-            <w:r>
-              <w:rPr>
-                <w:rFonts w:ascii="Courier New" w:cs="Courier New" w:eastAsia="Courier New" w:hAnsi="Courier New"/>
-                <w:color w:val="404040"/>
-                <w:sz w:val="16"/>
-                <w:szCs w:val="16"/>
-              </w:rPr>
-              <w:t xml:space="preserve">#7 単体テストの追加</w:t>
-            </w:r>
-          </w:p>
-          <w:p>
-            <w:pPr>
-              <w:spacing w:before="0" w:after="0"/>
-            </w:pPr>
-            <w:r>
-              <w:rPr>
-                <w:rFonts w:ascii="Courier New" w:cs="Courier New" w:eastAsia="Courier New" w:hAnsi="Courier New"/>
-                <w:color w:val="404040"/>
-                <w:sz w:val="16"/>
-                <w:szCs w:val="16"/>
-              </w:rPr>
-              <w:t xml:space="preserve">認証フロー・主要サービス層のJUnit5単体テストを追加。カバレッジ目標:</w:t>
-            </w:r>
-          </w:p>
-          <w:p>
-            <w:pPr>
-              <w:spacing w:before="0" w:after="0"/>
-            </w:pPr>
-            <w:r>
-              <w:rPr>
-                <w:rFonts w:ascii="Courier New" w:cs="Courier New" w:eastAsia="Courier New" w:hAnsi="Courier New"/>
-                <w:color w:val="404040"/>
-                <w:sz w:val="16"/>
-                <w:szCs w:val="16"/>
-              </w:rPr>
-              <w:t xml:space="preserve">主要クラス70%以上。</w:t>
-            </w:r>
-          </w:p>
-        </w:tc>
-      </w:tr>
-    </w:tbl>
-    <w:tbl>
-      <w:tblPr>
-        <w:tblW w:type="dxa" w:w="9506"/>
-        <w:tblBorders>
-          <w:top w:val="single" w:color="CCCCCC" w:sz="4"/>
-          <w:left w:val="single" w:color="CCCCCC" w:sz="4"/>
-          <w:bottom w:val="single" w:color="CCCCCC" w:sz="4"/>
-          <w:right w:val="single" w:color="CCCCCC" w:sz="4"/>
-          <w:insideH w:val="single" w:color="auto" w:sz="4"/>
-          <w:insideV w:val="single" w:color="auto" w:sz="4"/>
-        </w:tblBorders>
-      </w:tblPr>
-      <w:tblGrid>
-        <w:gridCol w:w="9506"/>
-      </w:tblGrid>
-      <w:tr>
-        <w:trPr>
-          <w:cantSplit/>
-        </w:trPr>
-        <w:tc>
-          <w:tcPr>
-            <w:tcW w:type="dxa" w:w="9506"/>
-            <w:tcBorders>
-              <w:top w:val="single" w:color="CCCCCC" w:sz="4"/>
-              <w:left w:val="single" w:color="CCCCCC" w:sz="4"/>
-              <w:bottom w:val="single" w:color="CCCCCC" w:sz="4"/>
-              <w:right w:val="single" w:color="CCCCCC" w:sz="4"/>
-            </w:tcBorders>
-            <w:shd w:fill="F5F5F5" w:val="clear"/>
-            <w:tcMar>
-              <w:top w:type="dxa" w:w="80"/>
-              <w:left w:type="dxa" w:w="200"/>
-              <w:bottom w:type="dxa" w:w="80"/>
-              <w:right w:type="dxa" w:w="200"/>
-            </w:tcMar>
-          </w:tcPr>
-          <w:p>
-            <w:pPr>
-              <w:spacing w:before="0" w:after="0"/>
-            </w:pPr>
-            <w:r>
-              <w:rPr>
-                <w:rFonts w:ascii="Courier New" w:cs="Courier New" w:eastAsia="Courier New" w:hAnsi="Courier New"/>
-                <w:color w:val="404040"/>
-                <w:sz w:val="16"/>
-                <w:szCs w:val="16"/>
-              </w:rPr>
-              <w:t xml:space="preserve">#8 デバッグ用クレデンシャルの削除</w:t>
-            </w:r>
-          </w:p>
-          <w:p>
-            <w:pPr>
-              <w:spacing w:before="0" w:after="0"/>
-            </w:pPr>
-            <w:r>
-              <w:rPr>
-                <w:rFonts w:ascii="Courier New" w:cs="Courier New" w:eastAsia="Courier New" w:hAnsi="Courier New"/>
-                <w:color w:val="404040"/>
-                <w:sz w:val="16"/>
-                <w:szCs w:val="16"/>
-              </w:rPr>
-              <w:t xml:space="preserve">開発時に追加したデバッグ用ユーザーID・パスワードをソースコードおよびDB初期データから削除する。</w:t>
-            </w:r>
-          </w:p>
-        </w:tc>
-      </w:tr>
-    </w:tbl>
-    <w:tbl>
-      <w:tblPr>
-        <w:tblW w:type="dxa" w:w="9506"/>
-        <w:tblBorders>
-          <w:top w:val="single" w:color="CCCCCC" w:sz="4"/>
-          <w:left w:val="single" w:color="CCCCCC" w:sz="4"/>
-          <w:bottom w:val="single" w:color="CCCCCC" w:sz="4"/>
-          <w:right w:val="single" w:color="CCCCCC" w:sz="4"/>
-          <w:insideH w:val="single" w:color="auto" w:sz="4"/>
-          <w:insideV w:val="single" w:color="auto" w:sz="4"/>
-        </w:tblBorders>
-      </w:tblPr>
-      <w:tblGrid>
-        <w:gridCol w:w="9506"/>
-      </w:tblGrid>
-      <w:tr>
-        <w:trPr>
-          <w:cantSplit/>
-        </w:trPr>
-        <w:tc>
-          <w:tcPr>
-            <w:tcW w:type="dxa" w:w="9506"/>
-            <w:tcBorders>
-              <w:top w:val="single" w:color="CCCCCC" w:sz="4"/>
-              <w:left w:val="single" w:color="CCCCCC" w:sz="4"/>
-              <w:bottom w:val="single" w:color="CCCCCC" w:sz="4"/>
-              <w:right w:val="single" w:color="CCCCCC" w:sz="4"/>
-            </w:tcBorders>
-            <w:shd w:fill="F5F5F5" w:val="clear"/>
-            <w:tcMar>
-              <w:top w:type="dxa" w:w="80"/>
-              <w:left w:type="dxa" w:w="200"/>
-              <w:bottom w:type="dxa" w:w="80"/>
-              <w:right w:type="dxa" w:w="200"/>
-            </w:tcMar>
-          </w:tcPr>
-          <w:p>
-            <w:pPr>
-              <w:spacing w:before="0" w:after="0"/>
-            </w:pPr>
-            <w:r>
-              <w:rPr>
-                <w:rFonts w:ascii="Courier New" w:cs="Courier New" w:eastAsia="Courier New" w:hAnsi="Courier New"/>
-                <w:color w:val="404040"/>
-                <w:sz w:val="16"/>
-                <w:szCs w:val="16"/>
-              </w:rPr>
-              <w:t xml:space="preserve">#9 Flyway マイグレーション有効化</w:t>
-            </w:r>
-          </w:p>
-          <w:p>
-            <w:pPr>
-              <w:spacing w:before="0" w:after="0"/>
-            </w:pPr>
-            <w:r>
-              <w:rPr>
-                <w:rFonts w:ascii="Courier New" w:cs="Courier New" w:eastAsia="Courier New" w:hAnsi="Courier New"/>
-                <w:color w:val="404040"/>
-                <w:sz w:val="16"/>
-                <w:szCs w:val="16"/>
-              </w:rPr>
-              <w:t xml:space="preserve">spring.flyway.enabled=trueに設定し、V1\\\_\\\_init.sqlを作成してスキーマ管理を開始する。</w:t>
-            </w:r>
-          </w:p>
-        </w:tc>
-      </w:tr>
-    </w:tbl>
-    <w:tbl>
-      <w:tblPr>
-        <w:tblW w:type="dxa" w:w="9506"/>
-        <w:tblBorders>
-          <w:top w:val="single" w:color="CCCCCC" w:sz="4"/>
-          <w:left w:val="single" w:color="CCCCCC" w:sz="4"/>
-          <w:bottom w:val="single" w:color="CCCCCC" w:sz="4"/>
-          <w:right w:val="single" w:color="CCCCCC" w:sz="4"/>
-          <w:insideH w:val="single" w:color="auto" w:sz="4"/>
-          <w:insideV w:val="single" w:color="auto" w:sz="4"/>
-        </w:tblBorders>
-      </w:tblPr>
-      <w:tblGrid>
-        <w:gridCol w:w="9506"/>
-      </w:tblGrid>
-      <w:tr>
-        <w:trPr>
-          <w:cantSplit/>
-        </w:trPr>
-        <w:tc>
-          <w:tcPr>
-            <w:tcW w:type="dxa" w:w="9506"/>
-            <w:tcBorders>
-              <w:top w:val="single" w:color="CCCCCC" w:sz="4"/>
-              <w:left w:val="single" w:color="CCCCCC" w:sz="4"/>
-              <w:bottom w:val="single" w:color="CCCCCC" w:sz="4"/>
-              <w:right w:val="single" w:color="CCCCCC" w:sz="4"/>
-            </w:tcBorders>
-            <w:shd w:fill="F5F5F5" w:val="clear"/>
-            <w:tcMar>
-              <w:top w:type="dxa" w:w="80"/>
-              <w:left w:type="dxa" w:w="200"/>
-              <w:bottom w:type="dxa" w:w="80"/>
-              <w:right w:type="dxa" w:w="200"/>
-            </w:tcMar>
-          </w:tcPr>
-          <w:p>
-            <w:pPr>
-              <w:spacing w:before="0" w:after="0"/>
-            </w:pPr>
-            <w:r>
-              <w:rPr>
-                <w:rFonts w:ascii="Courier New" w:cs="Courier New" w:eastAsia="Courier New" w:hAnsi="Courier New"/>
-                <w:color w:val="404040"/>
-                <w:sz w:val="16"/>
-                <w:szCs w:val="16"/>
-              </w:rPr>
-              <w:t xml:space="preserve">#10 Hibernate dialect 修正 Spring Boot 3.x</w:t>
-            </w:r>
-          </w:p>
-          <w:p>
-            <w:pPr>
-              <w:spacing w:before="0" w:after="0"/>
-            </w:pPr>
-            <w:r>
-              <w:rPr>
-                <w:rFonts w:ascii="Courier New" w:cs="Courier New" w:eastAsia="Courier New" w:hAnsi="Courier New"/>
-                <w:color w:val="404040"/>
-                <w:sz w:val="16"/>
-                <w:szCs w:val="16"/>
-              </w:rPr>
-              <w:t xml:space="preserve">で非推奨になったhibernate.dialectの明示的指定を削除し自動検出に委ねる。</w:t>
-            </w:r>
-          </w:p>
-        </w:tc>
-      </w:tr>
-    </w:tbl>
-    <w:p>
-      <w:pPr>
-        <w:spacing w:before="100" w:after="100"/>
-      </w:pPr>
-      <w:r>
-        <w:rPr>
-          <w:rFonts w:ascii="BIZ UDPGothic" w:cs="BIZ UDPGothic" w:eastAsia="BIZ UDPGothic" w:hAnsi="BIZ UDPGothic"/>
-          <w:color w:val="404040"/>
-          <w:sz w:val="18"/>
-          <w:szCs w:val="18"/>
-        </w:rPr>
-        <w:t xml:space="preserve">\-\-\-\-\-\-\--</w:t>
-      </w:r>
-    </w:p>
-    <w:p>
-      <w:pPr>
-        <w:spacing w:before="100" w:after="100"/>
-      </w:pPr>
-      <w:r>
-        <w:rPr>
-          <w:rFonts w:ascii="BIZ UDPGothic" w:cs="BIZ UDPGothic" w:eastAsia="BIZ UDPGothic" w:hAnsi="BIZ UDPGothic"/>
-          <w:color w:val="404040"/>
-          <w:sz w:val="18"/>
-          <w:szCs w:val="18"/>
-        </w:rPr>
-        <w:t xml:space="preserve">\-\-\-\-\-\-\-\-\-\-\-\-\-\-\-\-\-\-\-\-\-\-\-\-\-\-\-\-\-\-\--</w:t>
-      </w:r>
-    </w:p>
-    <w:p>
-      <w:pPr>
-        <w:spacing w:before="100" w:after="100"/>
-      </w:pPr>
-      <w:r>
-        <w:rPr>
-          <w:rFonts w:ascii="BIZ UDPGothic" w:cs="BIZ UDPGothic" w:eastAsia="BIZ UDPGothic" w:hAnsi="BIZ UDPGothic"/>
-          <w:color w:val="404040"/>
-          <w:sz w:val="18"/>
-          <w:szCs w:val="18"/>
-        </w:rPr>
-        <w:t xml:space="preserve">\-\-\-\-\-\-\-\-\-\-\-\-\-\-\-\-\-\-\-\-\-\-\-\-\-\-\-\-\-\-\-\-\-\-\-\-\-\-\-\-\-\-\-\-\-\-\-\-\-\-\-\-\-\-\-\-\-\-\-\-\-\-\-\-\-\-\-\-\-\-\-\-\-\-\-\-\-\-\-\-\-\-\-\-\-\-\-\-\-\-\-\-\-\-\--</w:t>
+    <w:p>
+      <w:pPr>
+        <w:spacing w:before="100" w:after="100"/>
+      </w:pPr>
+      <w:r>
+        <w:rPr>
+          <w:rFonts w:ascii="BIZ UDPGothic" w:cs="BIZ UDPGothic" w:eastAsia="BIZ UDPGothic" w:hAnsi="BIZ UDPGothic"/>
+          <w:color w:val="404040"/>
+          <w:sz w:val="18"/>
+          <w:szCs w:val="18"/>
+        </w:rPr>
+        <w:t xml:space="preserve">#7 単体テストの追加</w:t>
+      </w:r>
+    </w:p>
+    <w:p>
+      <w:pPr>
+        <w:spacing w:before="100" w:after="100"/>
+      </w:pPr>
+      <w:r>
+        <w:rPr>
+          <w:rFonts w:ascii="BIZ UDPGothic" w:cs="BIZ UDPGothic" w:eastAsia="BIZ UDPGothic" w:hAnsi="BIZ UDPGothic"/>
+          <w:color w:val="404040"/>
+          <w:sz w:val="18"/>
+          <w:szCs w:val="18"/>
+        </w:rPr>
+        <w:t xml:space="preserve">認証フロー・主要サービス層のJUnit5単体テストを追加。カバレッジ目標:</w:t>
+      </w:r>
+    </w:p>
+    <w:p>
+      <w:pPr>
+        <w:spacing w:before="100" w:after="100"/>
+      </w:pPr>
+      <w:r>
+        <w:rPr>
+          <w:rFonts w:ascii="BIZ UDPGothic" w:cs="BIZ UDPGothic" w:eastAsia="BIZ UDPGothic" w:hAnsi="BIZ UDPGothic"/>
+          <w:color w:val="404040"/>
+          <w:sz w:val="18"/>
+          <w:szCs w:val="18"/>
+        </w:rPr>
+        <w:t xml:space="preserve">主要クラス70%以上。</w:t>
+      </w:r>
+    </w:p>
+    <w:p>
+      <w:pPr>
+        <w:spacing w:before="100" w:after="100"/>
+      </w:pPr>
+      <w:r>
+        <w:rPr>
+          <w:rFonts w:ascii="BIZ UDPGothic" w:cs="BIZ UDPGothic" w:eastAsia="BIZ UDPGothic" w:hAnsi="BIZ UDPGothic"/>
+          <w:color w:val="404040"/>
+          <w:sz w:val="18"/>
+          <w:szCs w:val="18"/>
+        </w:rPr>
+        <w:t xml:space="preserve">#8 デバッグ用クレデンシャルの削除</w:t>
+      </w:r>
+    </w:p>
+    <w:p>
+      <w:pPr>
+        <w:spacing w:before="100" w:after="100"/>
+      </w:pPr>
+      <w:r>
+        <w:rPr>
+          <w:rFonts w:ascii="BIZ UDPGothic" w:cs="BIZ UDPGothic" w:eastAsia="BIZ UDPGothic" w:hAnsi="BIZ UDPGothic"/>
+          <w:color w:val="404040"/>
+          <w:sz w:val="18"/>
+          <w:szCs w:val="18"/>
+        </w:rPr>
+        <w:t xml:space="preserve">開発時に追加したデバッグ用ユーザーID・パスワードをソースコードおよびDB初期データから削除する。</w:t>
+      </w:r>
+    </w:p>
+    <w:p>
+      <w:pPr>
+        <w:spacing w:before="100" w:after="100"/>
+      </w:pPr>
+      <w:r>
+        <w:rPr>
+          <w:rFonts w:ascii="BIZ UDPGothic" w:cs="BIZ UDPGothic" w:eastAsia="BIZ UDPGothic" w:hAnsi="BIZ UDPGothic"/>
+          <w:color w:val="404040"/>
+          <w:sz w:val="18"/>
+          <w:szCs w:val="18"/>
+        </w:rPr>
+        <w:t xml:space="preserve">#9 Flyway マイグレーション有効化</w:t>
+      </w:r>
+    </w:p>
+    <w:p>
+      <w:pPr>
+        <w:spacing w:before="100" w:after="100"/>
+      </w:pPr>
+      <w:r>
+        <w:rPr>
+          <w:rFonts w:ascii="BIZ UDPGothic" w:cs="BIZ UDPGothic" w:eastAsia="BIZ UDPGothic" w:hAnsi="BIZ UDPGothic"/>
+          <w:color w:val="404040"/>
+          <w:sz w:val="18"/>
+          <w:szCs w:val="18"/>
+        </w:rPr>
+        <w:t xml:space="preserve">spring.flyway.enabled=trueに設定し、V1\_\_init.sqlを作成してスキーマ管理を開始する。</w:t>
+      </w:r>
+    </w:p>
+    <w:p>
+      <w:pPr>
+        <w:spacing w:before="100" w:after="100"/>
+      </w:pPr>
+      <w:r>
+        <w:rPr>
+          <w:rFonts w:ascii="BIZ UDPGothic" w:cs="BIZ UDPGothic" w:eastAsia="BIZ UDPGothic" w:hAnsi="BIZ UDPGothic"/>
+          <w:color w:val="404040"/>
+          <w:sz w:val="18"/>
+          <w:szCs w:val="18"/>
+        </w:rPr>
+        <w:t xml:space="preserve">#10 Hibernate dialect 修正 Spring Boot 3.x</w:t>
+      </w:r>
+    </w:p>
+    <w:p>
+      <w:pPr>
+        <w:spacing w:before="100" w:after="100"/>
+      </w:pPr>
+      <w:r>
+        <w:rPr>
+          <w:rFonts w:ascii="BIZ UDPGothic" w:cs="BIZ UDPGothic" w:eastAsia="BIZ UDPGothic" w:hAnsi="BIZ UDPGothic"/>
+          <w:color w:val="404040"/>
+          <w:sz w:val="18"/>
+          <w:szCs w:val="18"/>
+        </w:rPr>
+        <w:t xml:space="preserve">で非推奨になったhibernate.dialectの明示的指定を削除し自動検出に委ねる。</w:t>
       </w:r>
     </w:p>
     <w:p>
@@ -4029,118 +2550,37 @@
           <w:sz w:val="18"/>
           <w:szCs w:val="18"/>
         </w:rPr>
-        <w:t xml:space="preserve">\-\-\-\-\-\-\--</w:t>
-      </w:r>
-    </w:p>
-    <w:p>
-      <w:pPr>
-        <w:spacing w:before="100" w:after="100"/>
-      </w:pPr>
-      <w:r>
-        <w:rPr>
-          <w:rFonts w:ascii="BIZ UDPGothic" w:cs="BIZ UDPGothic" w:eastAsia="BIZ UDPGothic" w:hAnsi="BIZ UDPGothic"/>
-          <w:color w:val="404040"/>
-          <w:sz w:val="18"/>
-          <w:szCs w:val="18"/>
-        </w:rPr>
-        <w:t xml:space="preserve">\-\-\-\-\-\-\-\-\-\-\-\-\-\-\-\-\-\-\-\-\-\-\-\-\-\-\-\--</w:t>
-      </w:r>
-    </w:p>
-    <w:p>
-      <w:pPr>
-        <w:spacing w:before="100" w:after="100"/>
-      </w:pPr>
-      <w:r>
-        <w:rPr>
-          <w:rFonts w:ascii="BIZ UDPGothic" w:cs="BIZ UDPGothic" w:eastAsia="BIZ UDPGothic" w:hAnsi="BIZ UDPGothic"/>
-          <w:color w:val="404040"/>
-          <w:sz w:val="18"/>
-          <w:szCs w:val="18"/>
-        </w:rPr>
-        <w:t xml:space="preserve">\-\-\-\-\-\-\-\-\-\-\-\-\-\-\-\-\-\-\-\-\-\-\-\-\-\-\-\-\-\-\-\-\-\-\-\-\-\-\-\-\-\-\-\-\-\-\-\-\-\-\-\-\-\-\-\-\-\-\-\-\-\-\-\-\-\-\-\-\-\-\-\-\-\-\-\-\-\-\-\-\-\-\-\-\-\-\-\-\-\-\-\-\-\-\-\-\-\-\-\-\-\-\-\-\-\-\-\-\-\-\-\-\-\-\-\--</w:t>
-      </w:r>
-    </w:p>
-    <w:p>
-      <w:pPr>
-        <w:spacing w:before="100" w:after="100"/>
-      </w:pPr>
-      <w:r>
-        <w:rPr>
-          <w:rFonts w:ascii="BIZ UDPGothic" w:cs="BIZ UDPGothic" w:eastAsia="BIZ UDPGothic" w:hAnsi="BIZ UDPGothic"/>
-          <w:color w:val="404040"/>
-          <w:sz w:val="18"/>
-          <w:szCs w:val="18"/>
-        </w:rPr>
         <w:t xml:space="preserve"># タイトル 概要・対応方法</w:t>
       </w:r>
     </w:p>
-    <w:tbl>
-      <w:tblPr>
-        <w:tblW w:type="dxa" w:w="9506"/>
-        <w:tblBorders>
-          <w:top w:val="single" w:color="CCCCCC" w:sz="4"/>
-          <w:left w:val="single" w:color="CCCCCC" w:sz="4"/>
-          <w:bottom w:val="single" w:color="CCCCCC" w:sz="4"/>
-          <w:right w:val="single" w:color="CCCCCC" w:sz="4"/>
-          <w:insideH w:val="single" w:color="auto" w:sz="4"/>
-          <w:insideV w:val="single" w:color="auto" w:sz="4"/>
-        </w:tblBorders>
-      </w:tblPr>
-      <w:tblGrid>
-        <w:gridCol w:w="9506"/>
-      </w:tblGrid>
-      <w:tr>
-        <w:trPr>
-          <w:cantSplit/>
-        </w:trPr>
-        <w:tc>
-          <w:tcPr>
-            <w:tcW w:type="dxa" w:w="9506"/>
-            <w:tcBorders>
-              <w:top w:val="single" w:color="CCCCCC" w:sz="4"/>
-              <w:left w:val="single" w:color="CCCCCC" w:sz="4"/>
-              <w:bottom w:val="single" w:color="CCCCCC" w:sz="4"/>
-              <w:right w:val="single" w:color="CCCCCC" w:sz="4"/>
-            </w:tcBorders>
-            <w:shd w:fill="F5F5F5" w:val="clear"/>
-            <w:tcMar>
-              <w:top w:type="dxa" w:w="80"/>
-              <w:left w:type="dxa" w:w="200"/>
-              <w:bottom w:type="dxa" w:w="80"/>
-              <w:right w:type="dxa" w:w="200"/>
-            </w:tcMar>
-          </w:tcPr>
-          <w:p>
-            <w:pPr>
-              <w:spacing w:before="0" w:after="0"/>
-            </w:pPr>
-            <w:r>
-              <w:rPr>
-                <w:rFonts w:ascii="Courier New" w:cs="Courier New" w:eastAsia="Courier New" w:hAnsi="Courier New"/>
-                <w:color w:val="404040"/>
-                <w:sz w:val="16"/>
-                <w:szCs w:val="16"/>
-              </w:rPr>
-              <w:t xml:space="preserve">#11 GitHub Actions CI/CD</w:t>
-            </w:r>
-          </w:p>
-          <w:p>
-            <w:pPr>
-              <w:spacing w:before="0" w:after="0"/>
-            </w:pPr>
-            <w:r>
-              <w:rPr>
-                <w:rFonts w:ascii="Courier New" w:cs="Courier New" w:eastAsia="Courier New" w:hAnsi="Courier New"/>
-                <w:color w:val="404040"/>
-                <w:sz w:val="16"/>
-                <w:szCs w:val="16"/>
-              </w:rPr>
-              <w:t xml:space="preserve">.github/workflows/ci.ymlを作成。pos-server(Gradle)・gift-card-server(Maven)・frontend(npm)の3ジョブをparallel実行。</w:t>
-            </w:r>
-          </w:p>
-        </w:tc>
-      </w:tr>
-    </w:tbl>
+    <w:p>
+      <w:pPr>
+        <w:spacing w:before="100" w:after="100"/>
+      </w:pPr>
+      <w:r>
+        <w:rPr>
+          <w:rFonts w:ascii="BIZ UDPGothic" w:cs="BIZ UDPGothic" w:eastAsia="BIZ UDPGothic" w:hAnsi="BIZ UDPGothic"/>
+          <w:color w:val="404040"/>
+          <w:sz w:val="18"/>
+          <w:szCs w:val="18"/>
+        </w:rPr>
+        <w:t xml:space="preserve">#11 GitHub Actions CI/CD</w:t>
+      </w:r>
+    </w:p>
+    <w:p>
+      <w:pPr>
+        <w:spacing w:before="100" w:after="100"/>
+      </w:pPr>
+      <w:r>
+        <w:rPr>
+          <w:rFonts w:ascii="BIZ UDPGothic" w:cs="BIZ UDPGothic" w:eastAsia="BIZ UDPGothic" w:hAnsi="BIZ UDPGothic"/>
+          <w:color w:val="404040"/>
+          <w:sz w:val="18"/>
+          <w:szCs w:val="18"/>
+        </w:rPr>
+        <w:t xml:space="preserve">.github/workflows/ci.ymlを作成。pos-server(Gradle)・gift-card-server(Maven)・frontend(npm)の3ジョブをparallel実行。</w:t>
+      </w:r>
+    </w:p>
     <w:p>
       <w:pPr>
         <w:spacing w:before="100" w:after="100"/>
@@ -4155,288 +2595,132 @@
         <w:t xml:space="preserve">パイプライン</w:t>
       </w:r>
     </w:p>
-    <w:tbl>
-      <w:tblPr>
-        <w:tblW w:type="dxa" w:w="9506"/>
-        <w:tblBorders>
-          <w:top w:val="single" w:color="CCCCCC" w:sz="4"/>
-          <w:left w:val="single" w:color="CCCCCC" w:sz="4"/>
-          <w:bottom w:val="single" w:color="CCCCCC" w:sz="4"/>
-          <w:right w:val="single" w:color="CCCCCC" w:sz="4"/>
-          <w:insideH w:val="single" w:color="auto" w:sz="4"/>
-          <w:insideV w:val="single" w:color="auto" w:sz="4"/>
-        </w:tblBorders>
-      </w:tblPr>
-      <w:tblGrid>
-        <w:gridCol w:w="9506"/>
-      </w:tblGrid>
-      <w:tr>
-        <w:trPr>
-          <w:cantSplit/>
-        </w:trPr>
-        <w:tc>
-          <w:tcPr>
-            <w:tcW w:type="dxa" w:w="9506"/>
-            <w:tcBorders>
-              <w:top w:val="single" w:color="CCCCCC" w:sz="4"/>
-              <w:left w:val="single" w:color="CCCCCC" w:sz="4"/>
-              <w:bottom w:val="single" w:color="CCCCCC" w:sz="4"/>
-              <w:right w:val="single" w:color="CCCCCC" w:sz="4"/>
-            </w:tcBorders>
-            <w:shd w:fill="F5F5F5" w:val="clear"/>
-            <w:tcMar>
-              <w:top w:type="dxa" w:w="80"/>
-              <w:left w:type="dxa" w:w="200"/>
-              <w:bottom w:type="dxa" w:w="80"/>
-              <w:right w:type="dxa" w:w="200"/>
-            </w:tcMar>
-          </w:tcPr>
-          <w:p>
-            <w:pPr>
-              <w:spacing w:before="0" w:after="0"/>
-            </w:pPr>
-            <w:r>
-              <w:rPr>
-                <w:rFonts w:ascii="Courier New" w:cs="Courier New" w:eastAsia="Courier New" w:hAnsi="Courier New"/>
-                <w:color w:val="404040"/>
-                <w:sz w:val="16"/>
-                <w:szCs w:val="16"/>
-              </w:rPr>
-              <w:t xml:space="preserve">#12 pos-server Dockerfile 作成 backend/pos-server/DockerfileをAmazon</w:t>
-            </w:r>
-          </w:p>
-          <w:p>
-            <w:pPr>
-              <w:spacing w:before="0" w:after="0"/>
-            </w:pPr>
-            <w:r>
-              <w:rPr>
-                <w:rFonts w:ascii="Courier New" w:cs="Courier New" w:eastAsia="Courier New" w:hAnsi="Courier New"/>
-                <w:color w:val="404040"/>
-                <w:sz w:val="16"/>
-                <w:szCs w:val="16"/>
-              </w:rPr>
-              <w:t xml:space="preserve">Corretto</w:t>
-            </w:r>
-          </w:p>
-          <w:p>
-            <w:pPr>
-              <w:spacing w:before="0" w:after="0"/>
-            </w:pPr>
-            <w:r>
-              <w:rPr>
-                <w:rFonts w:ascii="Courier New" w:cs="Courier New" w:eastAsia="Courier New" w:hAnsi="Courier New"/>
-                <w:color w:val="404040"/>
-                <w:sz w:val="16"/>
-                <w:szCs w:val="16"/>
-              </w:rPr>
-              <w:t xml:space="preserve">17ベースで作成。マルチステージビルドでイメージサイズを最小化する。</w:t>
-            </w:r>
-          </w:p>
-        </w:tc>
-      </w:tr>
-    </w:tbl>
-    <w:tbl>
-      <w:tblPr>
-        <w:tblW w:type="dxa" w:w="9506"/>
-        <w:tblBorders>
-          <w:top w:val="single" w:color="CCCCCC" w:sz="4"/>
-          <w:left w:val="single" w:color="CCCCCC" w:sz="4"/>
-          <w:bottom w:val="single" w:color="CCCCCC" w:sz="4"/>
-          <w:right w:val="single" w:color="CCCCCC" w:sz="4"/>
-          <w:insideH w:val="single" w:color="auto" w:sz="4"/>
-          <w:insideV w:val="single" w:color="auto" w:sz="4"/>
-        </w:tblBorders>
-      </w:tblPr>
-      <w:tblGrid>
-        <w:gridCol w:w="9506"/>
-      </w:tblGrid>
-      <w:tr>
-        <w:trPr>
-          <w:cantSplit/>
-        </w:trPr>
-        <w:tc>
-          <w:tcPr>
-            <w:tcW w:type="dxa" w:w="9506"/>
-            <w:tcBorders>
-              <w:top w:val="single" w:color="CCCCCC" w:sz="4"/>
-              <w:left w:val="single" w:color="CCCCCC" w:sz="4"/>
-              <w:bottom w:val="single" w:color="CCCCCC" w:sz="4"/>
-              <w:right w:val="single" w:color="CCCCCC" w:sz="4"/>
-            </w:tcBorders>
-            <w:shd w:fill="F5F5F5" w:val="clear"/>
-            <w:tcMar>
-              <w:top w:type="dxa" w:w="80"/>
-              <w:left w:type="dxa" w:w="200"/>
-              <w:bottom w:type="dxa" w:w="80"/>
-              <w:right w:type="dxa" w:w="200"/>
-            </w:tcMar>
-          </w:tcPr>
-          <w:p>
-            <w:pPr>
-              <w:spacing w:before="0" w:after="0"/>
-            </w:pPr>
-            <w:r>
-              <w:rPr>
-                <w:rFonts w:ascii="Courier New" w:cs="Courier New" w:eastAsia="Courier New" w:hAnsi="Courier New"/>
-                <w:color w:val="404040"/>
-                <w:sz w:val="16"/>
-                <w:szCs w:val="16"/>
-              </w:rPr>
-              <w:t xml:space="preserve">#13 SFTPパスのWindows依存を解消</w:t>
-            </w:r>
-          </w:p>
-          <w:p>
-            <w:pPr>
-              <w:spacing w:before="0" w:after="0"/>
-            </w:pPr>
-            <w:r>
-              <w:rPr>
-                <w:rFonts w:ascii="Courier New" w:cs="Courier New" w:eastAsia="Courier New" w:hAnsi="Courier New"/>
-                <w:color w:val="404040"/>
-                <w:sz w:val="16"/>
-                <w:szCs w:val="16"/>
-              </w:rPr>
-              <w:t xml:space="preserve">File.separatorまたはPaths.get()を使用し、バックスラッシュのハードコードを排除する。</w:t>
-            </w:r>
-          </w:p>
-        </w:tc>
-      </w:tr>
-    </w:tbl>
-    <w:tbl>
-      <w:tblPr>
-        <w:tblW w:type="dxa" w:w="9506"/>
-        <w:tblBorders>
-          <w:top w:val="single" w:color="CCCCCC" w:sz="4"/>
-          <w:left w:val="single" w:color="CCCCCC" w:sz="4"/>
-          <w:bottom w:val="single" w:color="CCCCCC" w:sz="4"/>
-          <w:right w:val="single" w:color="CCCCCC" w:sz="4"/>
-          <w:insideH w:val="single" w:color="auto" w:sz="4"/>
-          <w:insideV w:val="single" w:color="auto" w:sz="4"/>
-        </w:tblBorders>
-      </w:tblPr>
-      <w:tblGrid>
-        <w:gridCol w:w="9506"/>
-      </w:tblGrid>
-      <w:tr>
-        <w:trPr>
-          <w:cantSplit/>
-        </w:trPr>
-        <w:tc>
-          <w:tcPr>
-            <w:tcW w:type="dxa" w:w="9506"/>
-            <w:tcBorders>
-              <w:top w:val="single" w:color="CCCCCC" w:sz="4"/>
-              <w:left w:val="single" w:color="CCCCCC" w:sz="4"/>
-              <w:bottom w:val="single" w:color="CCCCCC" w:sz="4"/>
-              <w:right w:val="single" w:color="CCCCCC" w:sz="4"/>
-            </w:tcBorders>
-            <w:shd w:fill="F5F5F5" w:val="clear"/>
-            <w:tcMar>
-              <w:top w:type="dxa" w:w="80"/>
-              <w:left w:type="dxa" w:w="200"/>
-              <w:bottom w:type="dxa" w:w="80"/>
-              <w:right w:type="dxa" w:w="200"/>
-            </w:tcMar>
-          </w:tcPr>
-          <w:p>
-            <w:pPr>
-              <w:spacing w:before="0" w:after="0"/>
-            </w:pPr>
-            <w:r>
-              <w:rPr>
-                <w:rFonts w:ascii="Courier New" w:cs="Courier New" w:eastAsia="Courier New" w:hAnsi="Courier New"/>
-                <w:color w:val="404040"/>
-                <w:sz w:val="16"/>
-                <w:szCs w:val="16"/>
-              </w:rPr>
-              <w:t xml:space="preserve">#14 外部APIのURL環境変数化 富士フイルムAPI URLをapplication.propertiesの</w:t>
-            </w:r>
-          </w:p>
-          <w:p>
-            <w:pPr>
-              <w:spacing w:before="0" w:after="0"/>
-            </w:pPr>
-            <w:r>
-              <w:rPr>
-                <w:rFonts w:ascii="Courier New" w:cs="Courier New" w:eastAsia="Courier New" w:hAnsi="Courier New"/>
-                <w:color w:val="404040"/>
-                <w:sz w:val="16"/>
-                <w:szCs w:val="16"/>
-              </w:rPr>
-              <w:t xml:space="preserve">fujifilm.api.url=\\\${FUJIFILM_API_URL} として環境変数化する。</w:t>
-            </w:r>
-          </w:p>
-        </w:tc>
-      </w:tr>
-    </w:tbl>
-    <w:tbl>
-      <w:tblPr>
-        <w:tblW w:type="dxa" w:w="9506"/>
-        <w:tblBorders>
-          <w:top w:val="single" w:color="CCCCCC" w:sz="4"/>
-          <w:left w:val="single" w:color="CCCCCC" w:sz="4"/>
-          <w:bottom w:val="single" w:color="CCCCCC" w:sz="4"/>
-          <w:right w:val="single" w:color="CCCCCC" w:sz="4"/>
-          <w:insideH w:val="single" w:color="auto" w:sz="4"/>
-          <w:insideV w:val="single" w:color="auto" w:sz="4"/>
-        </w:tblBorders>
-      </w:tblPr>
-      <w:tblGrid>
-        <w:gridCol w:w="9506"/>
-      </w:tblGrid>
-      <w:tr>
-        <w:trPr>
-          <w:cantSplit/>
-        </w:trPr>
-        <w:tc>
-          <w:tcPr>
-            <w:tcW w:type="dxa" w:w="9506"/>
-            <w:tcBorders>
-              <w:top w:val="single" w:color="CCCCCC" w:sz="4"/>
-              <w:left w:val="single" w:color="CCCCCC" w:sz="4"/>
-              <w:bottom w:val="single" w:color="CCCCCC" w:sz="4"/>
-              <w:right w:val="single" w:color="CCCCCC" w:sz="4"/>
-            </w:tcBorders>
-            <w:shd w:fill="F5F5F5" w:val="clear"/>
-            <w:tcMar>
-              <w:top w:type="dxa" w:w="80"/>
-              <w:left w:type="dxa" w:w="200"/>
-              <w:bottom w:type="dxa" w:w="80"/>
-              <w:right w:type="dxa" w:w="200"/>
-            </w:tcMar>
-          </w:tcPr>
-          <w:p>
-            <w:pPr>
-              <w:spacing w:before="0" w:after="0"/>
-            </w:pPr>
-            <w:r>
-              <w:rPr>
-                <w:rFonts w:ascii="Courier New" w:cs="Courier New" w:eastAsia="Courier New" w:hAnsi="Courier New"/>
-                <w:color w:val="404040"/>
-                <w:sz w:val="16"/>
-                <w:szCs w:val="16"/>
-              </w:rPr>
-              <w:t xml:space="preserve">#15 フロントエンド staging</w:t>
-            </w:r>
-          </w:p>
-          <w:p>
-            <w:pPr>
-              <w:spacing w:before="0" w:after="0"/>
-            </w:pPr>
-            <w:r>
-              <w:rPr>
-                <w:rFonts w:ascii="Courier New" w:cs="Courier New" w:eastAsia="Courier New" w:hAnsi="Courier New"/>
-                <w:color w:val="404040"/>
-                <w:sz w:val="16"/>
-                <w:szCs w:val="16"/>
-              </w:rPr>
-              <w:t xml:space="preserve">pos-server-frontend-ishida-stagingとproductionの約330ファイル差分をdiff</w:t>
-            </w:r>
-          </w:p>
-        </w:tc>
-      </w:tr>
-    </w:tbl>
+    <w:p>
+      <w:pPr>
+        <w:spacing w:before="100" w:after="100"/>
+      </w:pPr>
+      <w:r>
+        <w:rPr>
+          <w:rFonts w:ascii="BIZ UDPGothic" w:cs="BIZ UDPGothic" w:eastAsia="BIZ UDPGothic" w:hAnsi="BIZ UDPGothic"/>
+          <w:color w:val="404040"/>
+          <w:sz w:val="18"/>
+          <w:szCs w:val="18"/>
+        </w:rPr>
+        <w:t xml:space="preserve">#12 pos-server Dockerfile 作成 backend/pos-server/DockerfileをAmazon</w:t>
+      </w:r>
+    </w:p>
+    <w:p>
+      <w:pPr>
+        <w:spacing w:before="100" w:after="100"/>
+      </w:pPr>
+      <w:r>
+        <w:rPr>
+          <w:rFonts w:ascii="BIZ UDPGothic" w:cs="BIZ UDPGothic" w:eastAsia="BIZ UDPGothic" w:hAnsi="BIZ UDPGothic"/>
+          <w:color w:val="404040"/>
+          <w:sz w:val="18"/>
+          <w:szCs w:val="18"/>
+        </w:rPr>
+        <w:t xml:space="preserve">Corretto</w:t>
+      </w:r>
+    </w:p>
+    <w:p>
+      <w:pPr>
+        <w:spacing w:before="100" w:after="100"/>
+      </w:pPr>
+      <w:r>
+        <w:rPr>
+          <w:rFonts w:ascii="BIZ UDPGothic" w:cs="BIZ UDPGothic" w:eastAsia="BIZ UDPGothic" w:hAnsi="BIZ UDPGothic"/>
+          <w:color w:val="404040"/>
+          <w:sz w:val="18"/>
+          <w:szCs w:val="18"/>
+        </w:rPr>
+        <w:t xml:space="preserve">17ベースで作成。マルチステージビルドでイメージサイズを最小化する。</w:t>
+      </w:r>
+    </w:p>
+    <w:p>
+      <w:pPr>
+        <w:spacing w:before="100" w:after="100"/>
+      </w:pPr>
+      <w:r>
+        <w:rPr>
+          <w:rFonts w:ascii="BIZ UDPGothic" w:cs="BIZ UDPGothic" w:eastAsia="BIZ UDPGothic" w:hAnsi="BIZ UDPGothic"/>
+          <w:color w:val="404040"/>
+          <w:sz w:val="18"/>
+          <w:szCs w:val="18"/>
+        </w:rPr>
+        <w:t xml:space="preserve">#13 SFTPパスのWindows依存を解消</w:t>
+      </w:r>
+    </w:p>
+    <w:p>
+      <w:pPr>
+        <w:spacing w:before="100" w:after="100"/>
+      </w:pPr>
+      <w:r>
+        <w:rPr>
+          <w:rFonts w:ascii="BIZ UDPGothic" w:cs="BIZ UDPGothic" w:eastAsia="BIZ UDPGothic" w:hAnsi="BIZ UDPGothic"/>
+          <w:color w:val="404040"/>
+          <w:sz w:val="18"/>
+          <w:szCs w:val="18"/>
+        </w:rPr>
+        <w:t xml:space="preserve">File.separatorまたはPaths.get()を使用し、バックスラッシュのハードコードを排除する。</w:t>
+      </w:r>
+    </w:p>
+    <w:p>
+      <w:pPr>
+        <w:spacing w:before="100" w:after="100"/>
+      </w:pPr>
+      <w:r>
+        <w:rPr>
+          <w:rFonts w:ascii="BIZ UDPGothic" w:cs="BIZ UDPGothic" w:eastAsia="BIZ UDPGothic" w:hAnsi="BIZ UDPGothic"/>
+          <w:color w:val="404040"/>
+          <w:sz w:val="18"/>
+          <w:szCs w:val="18"/>
+        </w:rPr>
+        <w:t xml:space="preserve">#14 外部APIのURL環境変数化 富士フイルムAPI URLをapplication.propertiesの</w:t>
+      </w:r>
+    </w:p>
+    <w:p>
+      <w:pPr>
+        <w:spacing w:before="100" w:after="100"/>
+      </w:pPr>
+      <w:r>
+        <w:rPr>
+          <w:rFonts w:ascii="BIZ UDPGothic" w:cs="BIZ UDPGothic" w:eastAsia="BIZ UDPGothic" w:hAnsi="BIZ UDPGothic"/>
+          <w:color w:val="404040"/>
+          <w:sz w:val="18"/>
+          <w:szCs w:val="18"/>
+        </w:rPr>
+        <w:t xml:space="preserve">fujifilm.api.url=\${FUJIFILM_API_URL} として環境変数化する。</w:t>
+      </w:r>
+    </w:p>
+    <w:p>
+      <w:pPr>
+        <w:spacing w:before="100" w:after="100"/>
+      </w:pPr>
+      <w:r>
+        <w:rPr>
+          <w:rFonts w:ascii="BIZ UDPGothic" w:cs="BIZ UDPGothic" w:eastAsia="BIZ UDPGothic" w:hAnsi="BIZ UDPGothic"/>
+          <w:color w:val="404040"/>
+          <w:sz w:val="18"/>
+          <w:szCs w:val="18"/>
+        </w:rPr>
+        <w:t xml:space="preserve">#15 フロントエンド staging</w:t>
+      </w:r>
+    </w:p>
+    <w:p>
+      <w:pPr>
+        <w:spacing w:before="100" w:after="100"/>
+      </w:pPr>
+      <w:r>
+        <w:rPr>
+          <w:rFonts w:ascii="BIZ UDPGothic" w:cs="BIZ UDPGothic" w:eastAsia="BIZ UDPGothic" w:hAnsi="BIZ UDPGothic"/>
+          <w:color w:val="404040"/>
+          <w:sz w:val="18"/>
+          <w:szCs w:val="18"/>
+        </w:rPr>
+        <w:t xml:space="preserve">pos-server-frontend-ishida-stagingとproductionの約330ファイル差分をdiff</w:t>
+      </w:r>
+    </w:p>
     <w:p>
       <w:pPr>
         <w:spacing w:before="100" w:after="100"/>
@@ -4449,48 +2733,6 @@
           <w:szCs w:val="18"/>
         </w:rPr>
         <w:t xml:space="preserve">差分のマージ -rqで一覧化し、1ファイルずつレビュー・マージする。</w:t>
-      </w:r>
-    </w:p>
-    <w:p>
-      <w:pPr>
-        <w:spacing w:before="100" w:after="100"/>
-      </w:pPr>
-      <w:r>
-        <w:rPr>
-          <w:rFonts w:ascii="BIZ UDPGothic" w:cs="BIZ UDPGothic" w:eastAsia="BIZ UDPGothic" w:hAnsi="BIZ UDPGothic"/>
-          <w:color w:val="404040"/>
-          <w:sz w:val="18"/>
-          <w:szCs w:val="18"/>
-        </w:rPr>
-        <w:t xml:space="preserve">\-\-\-\-\-\-\--</w:t>
-      </w:r>
-    </w:p>
-    <w:p>
-      <w:pPr>
-        <w:spacing w:before="100" w:after="100"/>
-      </w:pPr>
-      <w:r>
-        <w:rPr>
-          <w:rFonts w:ascii="BIZ UDPGothic" w:cs="BIZ UDPGothic" w:eastAsia="BIZ UDPGothic" w:hAnsi="BIZ UDPGothic"/>
-          <w:color w:val="404040"/>
-          <w:sz w:val="18"/>
-          <w:szCs w:val="18"/>
-        </w:rPr>
-        <w:t xml:space="preserve">\-\-\-\-\-\-\-\-\-\-\-\-\-\-\-\-\-\-\-\-\-\-\-\-\-\-\-\--</w:t>
-      </w:r>
-    </w:p>
-    <w:p>
-      <w:pPr>
-        <w:spacing w:before="100" w:after="100"/>
-      </w:pPr>
-      <w:r>
-        <w:rPr>
-          <w:rFonts w:ascii="BIZ UDPGothic" w:cs="BIZ UDPGothic" w:eastAsia="BIZ UDPGothic" w:hAnsi="BIZ UDPGothic"/>
-          <w:color w:val="404040"/>
-          <w:sz w:val="18"/>
-          <w:szCs w:val="18"/>
-        </w:rPr>
-        <w:t xml:space="preserve">\-\-\-\-\-\-\-\-\-\-\-\-\-\-\-\-\-\-\-\-\-\-\-\-\-\-\-\-\-\-\-\-\-\-\-\-\-\-\-\-\-\-\-\-\-\-\-\-\-\-\-\-\-\-\-\-\-\-\-\-\-\-\-\-\-\-\-\-\-\-\-\-\-\-\-\-\-\-\-\-\-\-\-\-\-\-\-\-\-\-\-\-\-\-\-\-\-\-\-\-\-\-\-\-\-\-\-\-\-\-\-\-\-\-\-\--</w:t>
       </w:r>
     </w:p>
     <w:p>
@@ -4585,7 +2827,7 @@
           <w:sz w:val="24"/>
           <w:szCs w:val="24"/>
         </w:rPr>
-        <w:t xml:space="preserve">■ ⑧ テスト手順・結果</w:t>
+        <w:t xml:space="preserve">■ テスト手順・結果</w:t>
       </w:r>
       <w:r>
         <w:br/>
@@ -4942,59 +3184,20 @@
         <w:t xml:space="preserve">動時にWARNINGが出ないことを確認（#6   ed警告がないこと</w:t>
       </w:r>
     </w:p>
-    <w:tbl>
-      <w:tblPr>
-        <w:tblW w:type="dxa" w:w="9506"/>
-        <w:tblBorders>
-          <w:top w:val="single" w:color="CCCCCC" w:sz="4"/>
-          <w:left w:val="single" w:color="CCCCCC" w:sz="4"/>
-          <w:bottom w:val="single" w:color="CCCCCC" w:sz="4"/>
-          <w:right w:val="single" w:color="CCCCCC" w:sz="4"/>
-          <w:insideH w:val="single" w:color="auto" w:sz="4"/>
-          <w:insideV w:val="single" w:color="auto" w:sz="4"/>
-        </w:tblBorders>
-      </w:tblPr>
-      <w:tblGrid>
-        <w:gridCol w:w="9506"/>
-      </w:tblGrid>
-      <w:tr>
-        <w:trPr>
-          <w:cantSplit/>
-        </w:trPr>
-        <w:tc>
-          <w:tcPr>
-            <w:tcW w:type="dxa" w:w="9506"/>
-            <w:tcBorders>
-              <w:top w:val="single" w:color="CCCCCC" w:sz="4"/>
-              <w:left w:val="single" w:color="CCCCCC" w:sz="4"/>
-              <w:bottom w:val="single" w:color="CCCCCC" w:sz="4"/>
-              <w:right w:val="single" w:color="CCCCCC" w:sz="4"/>
-            </w:tcBorders>
-            <w:shd w:fill="F5F5F5" w:val="clear"/>
-            <w:tcMar>
-              <w:top w:type="dxa" w:w="80"/>
-              <w:left w:type="dxa" w:w="200"/>
-              <w:bottom w:type="dxa" w:w="80"/>
-              <w:right w:type="dxa" w:w="200"/>
-            </w:tcMar>
-          </w:tcPr>
-          <w:p>
-            <w:pPr>
-              <w:spacing w:before="0" w:after="0"/>
-            </w:pPr>
-            <w:r>
-              <w:rPr>
-                <w:rFonts w:ascii="Courier New" w:cs="Courier New" w:eastAsia="Courier New" w:hAnsi="Courier New"/>
-                <w:color w:val="404040"/>
-                <w:sz w:val="16"/>
-                <w:szCs w:val="16"/>
-              </w:rPr>
-              <w:t xml:space="preserve">#10）</w:t>
-            </w:r>
-          </w:p>
-        </w:tc>
-      </w:tr>
-    </w:tbl>
+    <w:p>
+      <w:pPr>
+        <w:spacing w:before="100" w:after="100"/>
+      </w:pPr>
+      <w:r>
+        <w:rPr>
+          <w:rFonts w:ascii="BIZ UDPGothic" w:cs="BIZ UDPGothic" w:eastAsia="BIZ UDPGothic" w:hAnsi="BIZ UDPGothic"/>
+          <w:color w:val="404040"/>
+          <w:sz w:val="18"/>
+          <w:szCs w:val="18"/>
+        </w:rPr>
+        <w:t xml:space="preserve">#10）</w:t>
+      </w:r>
+    </w:p>
     <w:p>
       <w:pPr>
         <w:spacing w:before="100" w:after="100"/>
@@ -5023,59 +3226,20 @@
         <w:t xml:space="preserve">動時にWARNINGが出ないことを確認（#6   ed警告がないこと</w:t>
       </w:r>
     </w:p>
-    <w:tbl>
-      <w:tblPr>
-        <w:tblW w:type="dxa" w:w="9506"/>
-        <w:tblBorders>
-          <w:top w:val="single" w:color="CCCCCC" w:sz="4"/>
-          <w:left w:val="single" w:color="CCCCCC" w:sz="4"/>
-          <w:bottom w:val="single" w:color="CCCCCC" w:sz="4"/>
-          <w:right w:val="single" w:color="CCCCCC" w:sz="4"/>
-          <w:insideH w:val="single" w:color="auto" w:sz="4"/>
-          <w:insideV w:val="single" w:color="auto" w:sz="4"/>
-        </w:tblBorders>
-      </w:tblPr>
-      <w:tblGrid>
-        <w:gridCol w:w="9506"/>
-      </w:tblGrid>
-      <w:tr>
-        <w:trPr>
-          <w:cantSplit/>
-        </w:trPr>
-        <w:tc>
-          <w:tcPr>
-            <w:tcW w:type="dxa" w:w="9506"/>
-            <w:tcBorders>
-              <w:top w:val="single" w:color="CCCCCC" w:sz="4"/>
-              <w:left w:val="single" w:color="CCCCCC" w:sz="4"/>
-              <w:bottom w:val="single" w:color="CCCCCC" w:sz="4"/>
-              <w:right w:val="single" w:color="CCCCCC" w:sz="4"/>
-            </w:tcBorders>
-            <w:shd w:fill="F5F5F5" w:val="clear"/>
-            <w:tcMar>
-              <w:top w:type="dxa" w:w="80"/>
-              <w:left w:type="dxa" w:w="200"/>
-              <w:bottom w:type="dxa" w:w="80"/>
-              <w:right w:type="dxa" w:w="200"/>
-            </w:tcMar>
-          </w:tcPr>
-          <w:p>
-            <w:pPr>
-              <w:spacing w:before="0" w:after="0"/>
-            </w:pPr>
-            <w:r>
-              <w:rPr>
-                <w:rFonts w:ascii="Courier New" w:cs="Courier New" w:eastAsia="Courier New" w:hAnsi="Courier New"/>
-                <w:color w:val="404040"/>
-                <w:sz w:val="16"/>
-                <w:szCs w:val="16"/>
-              </w:rPr>
-              <w:t xml:space="preserve">#10）</w:t>
-            </w:r>
-          </w:p>
-        </w:tc>
-      </w:tr>
-    </w:tbl>
+    <w:p>
+      <w:pPr>
+        <w:spacing w:before="100" w:after="100"/>
+      </w:pPr>
+      <w:r>
+        <w:rPr>
+          <w:rFonts w:ascii="BIZ UDPGothic" w:cs="BIZ UDPGothic" w:eastAsia="BIZ UDPGothic" w:hAnsi="BIZ UDPGothic"/>
+          <w:color w:val="404040"/>
+          <w:sz w:val="18"/>
+          <w:szCs w:val="18"/>
+        </w:rPr>
+        <w:t xml:space="preserve">#10）</w:t>
+      </w:r>
+    </w:p>
     <w:p>
       <w:pPr>
         <w:spacing w:before="100" w:after="100"/>
@@ -5838,7 +4002,7 @@
           <w:sz w:val="24"/>
           <w:szCs w:val="24"/>
         </w:rPr>
-        <w:t xml:space="preserve">■ ⑨ 改廃履歴</w:t>
+        <w:t xml:space="preserve">■ 改廃履歴</w:t>
       </w:r>
       <w:r>
         <w:br/>

--- a/40_AWS/05_改修資料/KSM_AWS_MOD_009_改修指示書_ソースコード修正計画_ja_vi.docx
+++ b/40_AWS/05_改修資料/KSM_AWS_MOD_009_改修指示書_ソースコード修正計画_ja_vi.docx
@@ -1310,7 +1310,7 @@
           <w:sz w:val="24"/>
           <w:szCs w:val="24"/>
         </w:rPr>
-        <w:t xml:space="preserve">■ 実施判断のご確認</w:t>
+        <w:t xml:space="preserve">■ 0. 実施判断のご確認（顧客向け）** *0.</w:t>
       </w:r>
       <w:r>
         <w:br/>
@@ -1324,21 +1324,21 @@
           <w:sz w:val="17"/>
           <w:szCs w:val="17"/>
         </w:rPr>
-        <w:t xml:space="preserve">　Xác Nhận Quyết Định Thực Hiện</w:t>
-      </w:r>
-    </w:p>
-    <w:p>
-      <w:pPr>
-        <w:spacing w:before="100" w:after="100"/>
-      </w:pPr>
-      <w:r>
-        <w:rPr>
-          <w:rFonts w:ascii="BIZ UDPGothic" w:cs="BIZ UDPGothic" w:eastAsia="BIZ UDPGothic" w:hAnsi="BIZ UDPGothic"/>
-          <w:color w:val="404040"/>
-          <w:sz w:val="18"/>
-          <w:szCs w:val="18"/>
-        </w:rPr>
-        <w:t xml:space="preserve">(dành cho khách hàng)\*</w:t>
+        <w:t xml:space="preserve">　Xác</w:t>
+      </w:r>
+    </w:p>
+    <w:p>
+      <w:pPr>
+        <w:spacing w:before="100" w:after="100"/>
+      </w:pPr>
+      <w:r>
+        <w:rPr>
+          <w:rFonts w:ascii="BIZ UDPGothic" w:cs="BIZ UDPGothic" w:eastAsia="BIZ UDPGothic" w:hAnsi="BIZ UDPGothic"/>
+          <w:color w:val="404040"/>
+          <w:sz w:val="18"/>
+          <w:szCs w:val="18"/>
+        </w:rPr>
+        <w:t xml:space="preserve">(dành cho khách hàng)*</w:t>
       </w:r>
     </w:p>
     <w:p>
@@ -1366,21 +1366,7 @@
           <w:sz w:val="18"/>
           <w:szCs w:val="18"/>
         </w:rPr>
-        <w:t xml:space="preserve">\*Sửa đổi này giải quyết 15 vấn đề phát hiện trong \"Báo cáo kiểm thử</w:t>
-      </w:r>
-    </w:p>
-    <w:p>
-      <w:pPr>
-        <w:spacing w:before="100" w:after="100"/>
-      </w:pPr>
-      <w:r>
-        <w:rPr>
-          <w:rFonts w:ascii="BIZ UDPGothic" w:cs="BIZ UDPGothic" w:eastAsia="BIZ UDPGothic" w:hAnsi="BIZ UDPGothic"/>
-          <w:color w:val="404040"/>
-          <w:sz w:val="18"/>
-          <w:szCs w:val="18"/>
-        </w:rPr>
-        <w:t xml:space="preserve">vận</w:t>
+        <w:t xml:space="preserve">*Sửa đổi này giải quyết 15 vấn đề phát hiện trong \"Báo cáo kiểm thử vận</w:t>
       </w:r>
     </w:p>
     <w:p>
@@ -1408,7 +1394,21 @@
           <w:sz w:val="18"/>
           <w:szCs w:val="18"/>
         </w:rPr>
-        <w:t xml:space="preserve">và quyết định có thực hiện hay không.\*</w:t>
+        <w:t xml:space="preserve">và quyết định có thực hiện hay không.*</w:t>
+      </w:r>
+    </w:p>
+    <w:p>
+      <w:pPr>
+        <w:spacing w:before="100" w:after="100"/>
+      </w:pPr>
+      <w:r>
+        <w:rPr>
+          <w:rFonts w:ascii="BIZ UDPGothic" w:cs="BIZ UDPGothic" w:eastAsia="BIZ UDPGothic" w:hAnsi="BIZ UDPGothic"/>
+          <w:color w:val="404040"/>
+          <w:sz w:val="18"/>
+          <w:szCs w:val="18"/>
+        </w:rPr>
+        <w:t xml:space="preserve">--------- ----------------------------------------------------------------------- --------------</w:t>
       </w:r>
     </w:p>
     <w:p>
@@ -1520,21 +1520,21 @@
           <w:sz w:val="18"/>
           <w:szCs w:val="18"/>
         </w:rPr>
-        <w:t xml:space="preserve">4 作業はfeatureブランチで行い、mainへの直接pushは行わないことを確認した</w:t>
-      </w:r>
-    </w:p>
-    <w:p>
-      <w:pPr>
-        <w:spacing w:before="100" w:after="100"/>
-      </w:pPr>
-      <w:r>
-        <w:rPr>
-          <w:rFonts w:ascii="BIZ UDPGothic" w:cs="BIZ UDPGothic" w:eastAsia="BIZ UDPGothic" w:hAnsi="BIZ UDPGothic"/>
-          <w:color w:val="404040"/>
-          <w:sz w:val="18"/>
-          <w:szCs w:val="18"/>
-        </w:rPr>
-        <w:t xml:space="preserve">□ YES □ NO</w:t>
+        <w:t xml:space="preserve">4 作業はfeatureブランチで行い、mainへの直接pushは行わないことを確認した □ YES □ NO</w:t>
+      </w:r>
+    </w:p>
+    <w:p>
+      <w:pPr>
+        <w:spacing w:before="100" w:after="100"/>
+      </w:pPr>
+      <w:r>
+        <w:rPr>
+          <w:rFonts w:ascii="BIZ UDPGothic" w:cs="BIZ UDPGothic" w:eastAsia="BIZ UDPGothic" w:hAnsi="BIZ UDPGothic"/>
+          <w:color w:val="404040"/>
+          <w:sz w:val="18"/>
+          <w:szCs w:val="18"/>
+        </w:rPr>
+        <w:t xml:space="preserve">--------- ----------------------------------------------------------------------- --------------</w:t>
       </w:r>
     </w:p>
     <w:p>
@@ -1562,21 +1562,21 @@
           <w:sz w:val="18"/>
           <w:szCs w:val="18"/>
         </w:rPr>
-        <w:t xml:space="preserve">Nguyên）へご返送ください。 \*※ Vui lòng điền kết quả xác nhận, ký tên và</w:t>
-      </w:r>
-    </w:p>
-    <w:p>
-      <w:pPr>
-        <w:spacing w:before="100" w:after="100"/>
-      </w:pPr>
-      <w:r>
-        <w:rPr>
-          <w:rFonts w:ascii="BIZ UDPGothic" w:cs="BIZ UDPGothic" w:eastAsia="BIZ UDPGothic" w:hAnsi="BIZ UDPGothic"/>
-          <w:color w:val="404040"/>
-          <w:sz w:val="18"/>
-          <w:szCs w:val="18"/>
-        </w:rPr>
-        <w:t xml:space="preserve">gửi lại cho phụ trách LUVINA (Thanh Nguyên).\*</w:t>
+        <w:t xml:space="preserve">Nguyên）へご返送ください。 *※ Vui lòng điền kết quả xác nhận, ký tên và</w:t>
+      </w:r>
+    </w:p>
+    <w:p>
+      <w:pPr>
+        <w:spacing w:before="100" w:after="100"/>
+      </w:pPr>
+      <w:r>
+        <w:rPr>
+          <w:rFonts w:ascii="BIZ UDPGothic" w:cs="BIZ UDPGothic" w:eastAsia="BIZ UDPGothic" w:hAnsi="BIZ UDPGothic"/>
+          <w:color w:val="404040"/>
+          <w:sz w:val="18"/>
+          <w:szCs w:val="18"/>
+        </w:rPr>
+        <w:t xml:space="preserve">gửi lại cho phụ trách LUVINA (Thanh Nguyên).*</w:t>
       </w:r>
     </w:p>
     <w:p>
@@ -1595,7 +1595,7 @@
           <w:sz w:val="24"/>
           <w:szCs w:val="24"/>
         </w:rPr>
-        <w:t xml:space="preserve">■ 改修概要</w:t>
+        <w:t xml:space="preserve">■ 1. 概要・修正一覧** *1.</w:t>
       </w:r>
       <w:r>
         <w:br/>
@@ -1609,7 +1609,7 @@
           <w:sz w:val="17"/>
           <w:szCs w:val="17"/>
         </w:rPr>
-        <w:t xml:space="preserve">　Tổng Quan Sửa Đổi</w:t>
+        <w:t xml:space="preserve">　Tổng</w:t>
       </w:r>
     </w:p>
     <w:p>
@@ -1637,7 +1637,21 @@
           <w:sz w:val="18"/>
           <w:szCs w:val="18"/>
         </w:rPr>
-        <w:t xml:space="preserve"># 修正タイトル 優先度 フェーズ</w:t>
+        <w:t xml:space="preserve">-------- ---------------------------------------- ------------ ----------------------</w:t>
+      </w:r>
+    </w:p>
+    <w:p>
+      <w:pPr>
+        <w:spacing w:before="100" w:after="100"/>
+      </w:pPr>
+      <w:r>
+        <w:rPr>
+          <w:rFonts w:ascii="BIZ UDPGothic" w:cs="BIZ UDPGothic" w:eastAsia="BIZ UDPGothic" w:hAnsi="BIZ UDPGothic"/>
+          <w:color w:val="404040"/>
+          <w:sz w:val="18"/>
+          <w:szCs w:val="18"/>
+        </w:rPr>
+        <w:t xml:space="preserve">\# 修正タイトル 優先度 フェーズ</w:t>
       </w:r>
     </w:p>
     <w:p>
@@ -1848,6 +1862,20 @@
           <w:szCs w:val="18"/>
         </w:rPr>
         <w:t xml:space="preserve">#15 フロントエンド staging 差分のマージ戦略 低 Phase 4（3ヶ月）</w:t>
+      </w:r>
+    </w:p>
+    <w:p>
+      <w:pPr>
+        <w:spacing w:before="100" w:after="100"/>
+      </w:pPr>
+      <w:r>
+        <w:rPr>
+          <w:rFonts w:ascii="BIZ UDPGothic" w:cs="BIZ UDPGothic" w:eastAsia="BIZ UDPGothic" w:hAnsi="BIZ UDPGothic"/>
+          <w:color w:val="404040"/>
+          <w:sz w:val="18"/>
+          <w:szCs w:val="18"/>
+        </w:rPr>
+        <w:t xml:space="preserve">-------- ---------------------------------------- ------------ ----------------------</w:t>
       </w:r>
     </w:p>
     <w:p>
@@ -1866,7 +1894,7 @@
           <w:sz w:val="24"/>
           <w:szCs w:val="24"/>
         </w:rPr>
-        <w:t xml:space="preserve">■ 改修内容</w:t>
+        <w:t xml:space="preserve">■ 2. 担当者・作業スケジュール** *2. Người phụ trách /</w:t>
       </w:r>
       <w:r>
         <w:br/>
@@ -1880,23 +1908,21 @@
           <w:sz w:val="17"/>
           <w:szCs w:val="17"/>
         </w:rPr>
-        <w:t xml:space="preserve">　Nội Dung Sửa Đổi</w:t>
-      </w:r>
-    </w:p>
-    <w:p>
-      <w:pPr>
-        <w:spacing w:before="100" w:after="100"/>
-      </w:pPr>
-      <w:r>
-        <w:rPr>
-          <w:rFonts w:ascii="BIZ UDPGothic" w:cs="BIZ UDPGothic" w:eastAsia="BIZ UDPGothic" w:hAnsi="BIZ UDPGothic"/>
-          <w:b/>
-          <w:bCs/>
-          <w:color w:val="C8102E"/>
-          <w:sz w:val="20"/>
-          <w:szCs w:val="20"/>
-        </w:rPr>
-        <w:t xml:space="preserve">■ 2. 担当者・作業スケジュール</w:t>
+        <w:t xml:space="preserve">　Lịch</w:t>
+      </w:r>
+    </w:p>
+    <w:p>
+      <w:pPr>
+        <w:spacing w:before="100" w:after="100"/>
+      </w:pPr>
+      <w:r>
+        <w:rPr>
+          <w:rFonts w:ascii="BIZ UDPGothic" w:cs="BIZ UDPGothic" w:eastAsia="BIZ UDPGothic" w:hAnsi="BIZ UDPGothic"/>
+          <w:color w:val="404040"/>
+          <w:sz w:val="18"/>
+          <w:szCs w:val="18"/>
+        </w:rPr>
+        <w:t xml:space="preserve">-------------- -------------------- ----------------- --------------------</w:t>
       </w:r>
     </w:p>
     <w:p>
@@ -1976,839 +2002,11 @@
       <w:r>
         <w:rPr>
           <w:rFonts w:ascii="BIZ UDPGothic" w:cs="BIZ UDPGothic" w:eastAsia="BIZ UDPGothic" w:hAnsi="BIZ UDPGothic"/>
-          <w:b/>
-          <w:bCs/>
-          <w:color w:val="C8102E"/>
-          <w:sz w:val="20"/>
-          <w:szCs w:val="20"/>
-        </w:rPr>
-        <w:t xml:space="preserve">■ 3. 修正詳細</w:t>
-      </w:r>
-    </w:p>
-    <w:p>
-      <w:pPr>
-        <w:spacing w:before="100" w:after="100"/>
-      </w:pPr>
-      <w:r>
-        <w:rPr>
-          <w:rFonts w:ascii="BIZ UDPGothic" w:cs="BIZ UDPGothic" w:eastAsia="BIZ UDPGothic" w:hAnsi="BIZ UDPGothic"/>
-          <w:b/>
-          <w:bCs/>
-          <w:color w:val="C8102E"/>
-          <w:sz w:val="20"/>
-          <w:szCs w:val="20"/>
-        </w:rPr>
-        <w:t xml:space="preserve">■ Phase 1：致命的問題（即日対応）</w:t>
-      </w:r>
-    </w:p>
-    <w:p>
-      <w:pPr>
-        <w:spacing w:before="100" w:after="100"/>
-      </w:pPr>
-      <w:r>
-        <w:rPr>
-          <w:rFonts w:ascii="BIZ UDPGothic" w:cs="BIZ UDPGothic" w:eastAsia="BIZ UDPGothic" w:hAnsi="BIZ UDPGothic"/>
-          <w:color w:val="404040"/>
-          <w:sz w:val="18"/>
-          <w:szCs w:val="18"/>
-        </w:rPr>
-        <w:t xml:space="preserve">trọng</w:t>
-      </w:r>
-    </w:p>
-    <w:p>
-      <w:pPr>
-        <w:spacing w:before="100" w:after="100"/>
-      </w:pPr>
-      <w:r>
-        <w:rPr>
-          <w:rFonts w:ascii="BIZ UDPGothic" w:cs="BIZ UDPGothic" w:eastAsia="BIZ UDPGothic" w:hAnsi="BIZ UDPGothic"/>
-          <w:color w:val="404040"/>
-          <w:sz w:val="18"/>
-          <w:szCs w:val="18"/>
-        </w:rPr>
-        <w:t xml:space="preserve">(xử lý ngay)\*</w:t>
-      </w:r>
-    </w:p>
-    <w:p>
-      <w:pPr>
-        <w:spacing w:before="100" w:after="100"/>
-      </w:pPr>
-      <w:r>
-        <w:rPr>
-          <w:rFonts w:ascii="BIZ UDPGothic" w:cs="BIZ UDPGothic" w:eastAsia="BIZ UDPGothic" w:hAnsi="BIZ UDPGothic"/>
-          <w:color w:val="404040"/>
-          <w:sz w:val="18"/>
-          <w:szCs w:val="18"/>
-        </w:rPr>
-        <w:t xml:space="preserve"># タイトル 概要・対応方法</w:t>
-      </w:r>
-    </w:p>
-    <w:p>
-      <w:pPr>
-        <w:spacing w:before="100" w:after="100"/>
-      </w:pPr>
-      <w:r>
-        <w:rPr>
-          <w:rFonts w:ascii="BIZ UDPGothic" w:cs="BIZ UDPGothic" w:eastAsia="BIZ UDPGothic" w:hAnsi="BIZ UDPGothic"/>
-          <w:color w:val="404040"/>
-          <w:sz w:val="18"/>
-          <w:szCs w:val="18"/>
-        </w:rPr>
-        <w:t xml:space="preserve">#1 機密情報の環境変数化</w:t>
-      </w:r>
-    </w:p>
-    <w:p>
-      <w:pPr>
-        <w:spacing w:before="100" w:after="100"/>
-      </w:pPr>
-      <w:r>
-        <w:rPr>
-          <w:rFonts w:ascii="BIZ UDPGothic" w:cs="BIZ UDPGothic" w:eastAsia="BIZ UDPGothic" w:hAnsi="BIZ UDPGothic"/>
-          <w:color w:val="404040"/>
-          <w:sz w:val="18"/>
-          <w:szCs w:val="18"/>
-        </w:rPr>
-        <w:t xml:space="preserve">application.properties/.ymlに記載されたDB_URL・DB_PASSWORD・JWT_SECRET等をすべて環境変数参照（\${ENV_VAR}）に置き換え、.env.exampleをリポジトリルートに作成する。</w:t>
-      </w:r>
-    </w:p>
-    <w:p>
-      <w:pPr>
-        <w:spacing w:before="100" w:after="100"/>
-      </w:pPr>
-      <w:r>
-        <w:rPr>
-          <w:rFonts w:ascii="BIZ UDPGothic" w:cs="BIZ UDPGothic" w:eastAsia="BIZ UDPGothic" w:hAnsi="BIZ UDPGothic"/>
-          <w:color w:val="404040"/>
-          <w:sz w:val="18"/>
-          <w:szCs w:val="18"/>
-        </w:rPr>
-        <w:t xml:space="preserve">#2 HARD_TOKEN削除・JWTシークレット無効化</w:t>
-      </w:r>
-    </w:p>
-    <w:p>
-      <w:pPr>
-        <w:spacing w:before="100" w:after="100"/>
-      </w:pPr>
-      <w:r>
-        <w:rPr>
-          <w:rFonts w:ascii="BIZ UDPGothic" w:cs="BIZ UDPGothic" w:eastAsia="BIZ UDPGothic" w:hAnsi="BIZ UDPGothic"/>
-          <w:color w:val="404040"/>
-          <w:sz w:val="18"/>
-          <w:szCs w:val="18"/>
-        </w:rPr>
-        <w:t xml:space="preserve">ソースコード内にハードコードされたトークン・JWTシークレットを全削除し、新規のランダム値を生成して環境変数から参照するよう修正する。</w:t>
-      </w:r>
-    </w:p>
-    <w:p>
-      <w:pPr>
-        <w:spacing w:before="100" w:after="100"/>
-      </w:pPr>
-      <w:r>
-        <w:rPr>
-          <w:rFonts w:ascii="BIZ UDPGothic" w:cs="BIZ UDPGothic" w:eastAsia="BIZ UDPGothic" w:hAnsi="BIZ UDPGothic"/>
-          <w:b/>
-          <w:bCs/>
-          <w:color w:val="C8102E"/>
-          <w:sz w:val="20"/>
-          <w:szCs w:val="20"/>
-        </w:rPr>
-        <w:t xml:space="preserve">■ Phase 2：高優先度（1週間以内）</w:t>
-      </w:r>
-    </w:p>
-    <w:p>
-      <w:pPr>
-        <w:spacing w:before="100" w:after="100"/>
-      </w:pPr>
-      <w:r>
-        <w:rPr>
-          <w:rFonts w:ascii="BIZ UDPGothic" w:cs="BIZ UDPGothic" w:eastAsia="BIZ UDPGothic" w:hAnsi="BIZ UDPGothic"/>
-          <w:color w:val="404040"/>
-          <w:sz w:val="18"/>
-          <w:szCs w:val="18"/>
-        </w:rPr>
-        <w:t xml:space="preserve">1</w:t>
-      </w:r>
-    </w:p>
-    <w:p>
-      <w:pPr>
-        <w:spacing w:before="100" w:after="100"/>
-      </w:pPr>
-      <w:r>
-        <w:rPr>
-          <w:rFonts w:ascii="BIZ UDPGothic" w:cs="BIZ UDPGothic" w:eastAsia="BIZ UDPGothic" w:hAnsi="BIZ UDPGothic"/>
-          <w:color w:val="404040"/>
-          <w:sz w:val="18"/>
-          <w:szCs w:val="18"/>
-        </w:rPr>
-        <w:t xml:space="preserve">tuần)\*</w:t>
-      </w:r>
-    </w:p>
-    <w:p>
-      <w:pPr>
-        <w:spacing w:before="100" w:after="100"/>
-      </w:pPr>
-      <w:r>
-        <w:rPr>
-          <w:rFonts w:ascii="BIZ UDPGothic" w:cs="BIZ UDPGothic" w:eastAsia="BIZ UDPGothic" w:hAnsi="BIZ UDPGothic"/>
-          <w:color w:val="404040"/>
-          <w:sz w:val="18"/>
-          <w:szCs w:val="18"/>
-        </w:rPr>
-        <w:t xml:space="preserve"># タイトル 概要・対応方法</w:t>
-      </w:r>
-    </w:p>
-    <w:p>
-      <w:pPr>
-        <w:spacing w:before="100" w:after="100"/>
-      </w:pPr>
-      <w:r>
-        <w:rPr>
-          <w:rFonts w:ascii="BIZ UDPGothic" w:cs="BIZ UDPGothic" w:eastAsia="BIZ UDPGothic" w:hAnsi="BIZ UDPGothic"/>
-          <w:color w:val="404040"/>
-          <w:sz w:val="18"/>
-          <w:szCs w:val="18"/>
-        </w:rPr>
-        <w:t xml:space="preserve">#3 webpackプロキシの2バックエンド対応 context:</w:t>
-      </w:r>
-    </w:p>
-    <w:p>
-      <w:pPr>
-        <w:spacing w:before="100" w:after="100"/>
-      </w:pPr>
-      <w:r>
-        <w:rPr>
-          <w:rFonts w:ascii="BIZ UDPGothic" w:cs="BIZ UDPGothic" w:eastAsia="BIZ UDPGothic" w:hAnsi="BIZ UDPGothic"/>
-          <w:color w:val="404040"/>
-          <w:sz w:val="18"/>
-          <w:szCs w:val="18"/>
-        </w:rPr>
-        <w:t xml:space="preserve">\[\'/api\',\'/services\',\'/management\'\] →</w:t>
-      </w:r>
-    </w:p>
-    <w:p>
-      <w:pPr>
-        <w:spacing w:before="100" w:after="100"/>
-      </w:pPr>
-      <w:r>
-        <w:rPr>
-          <w:rFonts w:ascii="BIZ UDPGothic" w:cs="BIZ UDPGothic" w:eastAsia="BIZ UDPGothic" w:hAnsi="BIZ UDPGothic"/>
-          <w:color w:val="404040"/>
-          <w:sz w:val="18"/>
-          <w:szCs w:val="18"/>
-        </w:rPr>
-        <w:t xml:space="preserve">:8081、context: \[\'/gift\',\'/gift-api\'\] → :8080</w:t>
-      </w:r>
-    </w:p>
-    <w:p>
-      <w:pPr>
-        <w:spacing w:before="100" w:after="100"/>
-      </w:pPr>
-      <w:r>
-        <w:rPr>
-          <w:rFonts w:ascii="BIZ UDPGothic" w:cs="BIZ UDPGothic" w:eastAsia="BIZ UDPGothic" w:hAnsi="BIZ UDPGothic"/>
-          <w:color w:val="404040"/>
-          <w:sz w:val="18"/>
-          <w:szCs w:val="18"/>
-        </w:rPr>
-        <w:t xml:space="preserve">の2エントリに更新する。</w:t>
-      </w:r>
-    </w:p>
-    <w:p>
-      <w:pPr>
-        <w:spacing w:before="100" w:after="100"/>
-      </w:pPr>
-      <w:r>
-        <w:rPr>
-          <w:rFonts w:ascii="BIZ UDPGothic" w:cs="BIZ UDPGothic" w:eastAsia="BIZ UDPGothic" w:hAnsi="BIZ UDPGothic"/>
-          <w:color w:val="404040"/>
-          <w:sz w:val="18"/>
-          <w:szCs w:val="18"/>
-        </w:rPr>
-        <w:t xml:space="preserve">#4 HikariCP設定バグの修正</w:t>
-      </w:r>
-    </w:p>
-    <w:p>
-      <w:pPr>
-        <w:spacing w:before="100" w:after="100"/>
-      </w:pPr>
-      <w:r>
-        <w:rPr>
-          <w:rFonts w:ascii="BIZ UDPGothic" w:cs="BIZ UDPGothic" w:eastAsia="BIZ UDPGothic" w:hAnsi="BIZ UDPGothic"/>
-          <w:color w:val="404040"/>
-          <w:sz w:val="18"/>
-          <w:szCs w:val="18"/>
-        </w:rPr>
-        <w:t xml:space="preserve">minimumIdleの設定値が不正な値になっているバグを修正。推奨値:</w:t>
-      </w:r>
-    </w:p>
-    <w:p>
-      <w:pPr>
-        <w:spacing w:before="100" w:after="100"/>
-      </w:pPr>
-      <w:r>
-        <w:rPr>
-          <w:rFonts w:ascii="BIZ UDPGothic" w:cs="BIZ UDPGothic" w:eastAsia="BIZ UDPGothic" w:hAnsi="BIZ UDPGothic"/>
-          <w:color w:val="404040"/>
-          <w:sz w:val="18"/>
-          <w:szCs w:val="18"/>
-        </w:rPr>
-        <w:t xml:space="preserve">minimumIdle=5, maximumPoolSize=20。</w:t>
-      </w:r>
-    </w:p>
-    <w:p>
-      <w:pPr>
-        <w:spacing w:before="100" w:after="100"/>
-      </w:pPr>
-      <w:r>
-        <w:rPr>
-          <w:rFonts w:ascii="BIZ UDPGothic" w:cs="BIZ UDPGothic" w:eastAsia="BIZ UDPGothic" w:hAnsi="BIZ UDPGothic"/>
-          <w:color w:val="404040"/>
-          <w:sz w:val="18"/>
-          <w:szCs w:val="18"/>
-        </w:rPr>
-        <w:t xml:space="preserve">#5 CORS設定を本番ドメインに限定</w:t>
-      </w:r>
-    </w:p>
-    <w:p>
-      <w:pPr>
-        <w:spacing w:before="100" w:after="100"/>
-      </w:pPr>
-      <w:r>
-        <w:rPr>
-          <w:rFonts w:ascii="BIZ UDPGothic" w:cs="BIZ UDPGothic" w:eastAsia="BIZ UDPGothic" w:hAnsi="BIZ UDPGothic"/>
-          <w:color w:val="404040"/>
-          <w:sz w:val="18"/>
-          <w:szCs w:val="18"/>
-        </w:rPr>
-        <w:t xml:space="preserve">allowedOriginsを\*（全許可）からhttps://www.ignicapos.com /</w:t>
-      </w:r>
-    </w:p>
-    <w:p>
-      <w:pPr>
-        <w:spacing w:before="100" w:after="100"/>
-      </w:pPr>
-      <w:r>
-        <w:rPr>
-          <w:rFonts w:ascii="BIZ UDPGothic" w:cs="BIZ UDPGothic" w:eastAsia="BIZ UDPGothic" w:hAnsi="BIZ UDPGothic"/>
-          <w:color w:val="404040"/>
-          <w:sz w:val="18"/>
-          <w:szCs w:val="18"/>
-        </w:rPr>
-        <w:t xml:space="preserve">https://stg.ignicapos.comに限定する。</w:t>
-      </w:r>
-    </w:p>
-    <w:p>
-      <w:pPr>
-        <w:spacing w:before="100" w:after="100"/>
-      </w:pPr>
-      <w:r>
-        <w:rPr>
-          <w:rFonts w:ascii="BIZ UDPGothic" w:cs="BIZ UDPGothic" w:eastAsia="BIZ UDPGothic" w:hAnsi="BIZ UDPGothic"/>
-          <w:b/>
-          <w:bCs/>
-          <w:color w:val="C8102E"/>
-          <w:sz w:val="20"/>
-          <w:szCs w:val="20"/>
-        </w:rPr>
-        <w:t xml:space="preserve">■ Phase 3：中優先度（1ヶ月以内）</w:t>
-      </w:r>
-    </w:p>
-    <w:p>
-      <w:pPr>
-        <w:spacing w:before="100" w:after="100"/>
-      </w:pPr>
-      <w:r>
-        <w:rPr>
-          <w:rFonts w:ascii="BIZ UDPGothic" w:cs="BIZ UDPGothic" w:eastAsia="BIZ UDPGothic" w:hAnsi="BIZ UDPGothic"/>
-          <w:color w:val="404040"/>
-          <w:sz w:val="18"/>
-          <w:szCs w:val="18"/>
-        </w:rPr>
-        <w:t xml:space="preserve">(trong 1 tháng)\*</w:t>
-      </w:r>
-    </w:p>
-    <w:p>
-      <w:pPr>
-        <w:spacing w:before="100" w:after="100"/>
-      </w:pPr>
-      <w:r>
-        <w:rPr>
-          <w:rFonts w:ascii="BIZ UDPGothic" w:cs="BIZ UDPGothic" w:eastAsia="BIZ UDPGothic" w:hAnsi="BIZ UDPGothic"/>
-          <w:color w:val="404040"/>
-          <w:sz w:val="18"/>
-          <w:szCs w:val="18"/>
-        </w:rPr>
-        <w:t xml:space="preserve"># タイトル 概要・対応方法</w:t>
-      </w:r>
-    </w:p>
-    <w:p>
-      <w:pPr>
-        <w:spacing w:before="100" w:after="100"/>
-      </w:pPr>
-      <w:r>
-        <w:rPr>
-          <w:rFonts w:ascii="BIZ UDPGothic" w:cs="BIZ UDPGothic" w:eastAsia="BIZ UDPGothic" w:hAnsi="BIZ UDPGothic"/>
-          <w:color w:val="404040"/>
-          <w:sz w:val="18"/>
-          <w:szCs w:val="18"/>
-        </w:rPr>
-        <w:t xml:space="preserve">#6 Spring Boot アップグレード build.gradleのSpring</w:t>
-      </w:r>
-    </w:p>
-    <w:p>
-      <w:pPr>
-        <w:spacing w:before="100" w:after="100"/>
-      </w:pPr>
-      <w:r>
-        <w:rPr>
-          <w:rFonts w:ascii="BIZ UDPGothic" w:cs="BIZ UDPGothic" w:eastAsia="BIZ UDPGothic" w:hAnsi="BIZ UDPGothic"/>
-          <w:color w:val="404040"/>
-          <w:sz w:val="18"/>
-          <w:szCs w:val="18"/>
-        </w:rPr>
-        <w:t xml:space="preserve">Boot依存バージョンを3.3.x系に更新。依存ライブラリの互換性を確認し必要に応じて修正する。</w:t>
-      </w:r>
-    </w:p>
-    <w:p>
-      <w:pPr>
-        <w:spacing w:before="100" w:after="100"/>
-      </w:pPr>
-      <w:r>
-        <w:rPr>
-          <w:rFonts w:ascii="BIZ UDPGothic" w:cs="BIZ UDPGothic" w:eastAsia="BIZ UDPGothic" w:hAnsi="BIZ UDPGothic"/>
-          <w:color w:val="404040"/>
-          <w:sz w:val="18"/>
-          <w:szCs w:val="18"/>
-        </w:rPr>
-        <w:t xml:space="preserve">#7 単体テストの追加</w:t>
-      </w:r>
-    </w:p>
-    <w:p>
-      <w:pPr>
-        <w:spacing w:before="100" w:after="100"/>
-      </w:pPr>
-      <w:r>
-        <w:rPr>
-          <w:rFonts w:ascii="BIZ UDPGothic" w:cs="BIZ UDPGothic" w:eastAsia="BIZ UDPGothic" w:hAnsi="BIZ UDPGothic"/>
-          <w:color w:val="404040"/>
-          <w:sz w:val="18"/>
-          <w:szCs w:val="18"/>
-        </w:rPr>
-        <w:t xml:space="preserve">認証フロー・主要サービス層のJUnit5単体テストを追加。カバレッジ目標:</w:t>
-      </w:r>
-    </w:p>
-    <w:p>
-      <w:pPr>
-        <w:spacing w:before="100" w:after="100"/>
-      </w:pPr>
-      <w:r>
-        <w:rPr>
-          <w:rFonts w:ascii="BIZ UDPGothic" w:cs="BIZ UDPGothic" w:eastAsia="BIZ UDPGothic" w:hAnsi="BIZ UDPGothic"/>
-          <w:color w:val="404040"/>
-          <w:sz w:val="18"/>
-          <w:szCs w:val="18"/>
-        </w:rPr>
-        <w:t xml:space="preserve">主要クラス70%以上。</w:t>
-      </w:r>
-    </w:p>
-    <w:p>
-      <w:pPr>
-        <w:spacing w:before="100" w:after="100"/>
-      </w:pPr>
-      <w:r>
-        <w:rPr>
-          <w:rFonts w:ascii="BIZ UDPGothic" w:cs="BIZ UDPGothic" w:eastAsia="BIZ UDPGothic" w:hAnsi="BIZ UDPGothic"/>
-          <w:color w:val="404040"/>
-          <w:sz w:val="18"/>
-          <w:szCs w:val="18"/>
-        </w:rPr>
-        <w:t xml:space="preserve">#8 デバッグ用クレデンシャルの削除</w:t>
-      </w:r>
-    </w:p>
-    <w:p>
-      <w:pPr>
-        <w:spacing w:before="100" w:after="100"/>
-      </w:pPr>
-      <w:r>
-        <w:rPr>
-          <w:rFonts w:ascii="BIZ UDPGothic" w:cs="BIZ UDPGothic" w:eastAsia="BIZ UDPGothic" w:hAnsi="BIZ UDPGothic"/>
-          <w:color w:val="404040"/>
-          <w:sz w:val="18"/>
-          <w:szCs w:val="18"/>
-        </w:rPr>
-        <w:t xml:space="preserve">開発時に追加したデバッグ用ユーザーID・パスワードをソースコードおよびDB初期データから削除する。</w:t>
-      </w:r>
-    </w:p>
-    <w:p>
-      <w:pPr>
-        <w:spacing w:before="100" w:after="100"/>
-      </w:pPr>
-      <w:r>
-        <w:rPr>
-          <w:rFonts w:ascii="BIZ UDPGothic" w:cs="BIZ UDPGothic" w:eastAsia="BIZ UDPGothic" w:hAnsi="BIZ UDPGothic"/>
-          <w:color w:val="404040"/>
-          <w:sz w:val="18"/>
-          <w:szCs w:val="18"/>
-        </w:rPr>
-        <w:t xml:space="preserve">#9 Flyway マイグレーション有効化</w:t>
-      </w:r>
-    </w:p>
-    <w:p>
-      <w:pPr>
-        <w:spacing w:before="100" w:after="100"/>
-      </w:pPr>
-      <w:r>
-        <w:rPr>
-          <w:rFonts w:ascii="BIZ UDPGothic" w:cs="BIZ UDPGothic" w:eastAsia="BIZ UDPGothic" w:hAnsi="BIZ UDPGothic"/>
-          <w:color w:val="404040"/>
-          <w:sz w:val="18"/>
-          <w:szCs w:val="18"/>
-        </w:rPr>
-        <w:t xml:space="preserve">spring.flyway.enabled=trueに設定し、V1\_\_init.sqlを作成してスキーマ管理を開始する。</w:t>
-      </w:r>
-    </w:p>
-    <w:p>
-      <w:pPr>
-        <w:spacing w:before="100" w:after="100"/>
-      </w:pPr>
-      <w:r>
-        <w:rPr>
-          <w:rFonts w:ascii="BIZ UDPGothic" w:cs="BIZ UDPGothic" w:eastAsia="BIZ UDPGothic" w:hAnsi="BIZ UDPGothic"/>
-          <w:color w:val="404040"/>
-          <w:sz w:val="18"/>
-          <w:szCs w:val="18"/>
-        </w:rPr>
-        <w:t xml:space="preserve">#10 Hibernate dialect 修正 Spring Boot 3.x</w:t>
-      </w:r>
-    </w:p>
-    <w:p>
-      <w:pPr>
-        <w:spacing w:before="100" w:after="100"/>
-      </w:pPr>
-      <w:r>
-        <w:rPr>
-          <w:rFonts w:ascii="BIZ UDPGothic" w:cs="BIZ UDPGothic" w:eastAsia="BIZ UDPGothic" w:hAnsi="BIZ UDPGothic"/>
-          <w:color w:val="404040"/>
-          <w:sz w:val="18"/>
-          <w:szCs w:val="18"/>
-        </w:rPr>
-        <w:t xml:space="preserve">で非推奨になったhibernate.dialectの明示的指定を削除し自動検出に委ねる。</w:t>
-      </w:r>
-    </w:p>
-    <w:p>
-      <w:pPr>
-        <w:spacing w:before="100" w:after="100"/>
-      </w:pPr>
-      <w:r>
-        <w:rPr>
-          <w:rFonts w:ascii="BIZ UDPGothic" w:cs="BIZ UDPGothic" w:eastAsia="BIZ UDPGothic" w:hAnsi="BIZ UDPGothic"/>
-          <w:b/>
-          <w:bCs/>
-          <w:color w:val="C8102E"/>
-          <w:sz w:val="20"/>
-          <w:szCs w:val="20"/>
-        </w:rPr>
-        <w:t xml:space="preserve">■ Phase 4：低優先度（3ヶ月以内）</w:t>
-      </w:r>
-    </w:p>
-    <w:p>
-      <w:pPr>
-        <w:spacing w:before="100" w:after="100"/>
-      </w:pPr>
-      <w:r>
-        <w:rPr>
-          <w:rFonts w:ascii="BIZ UDPGothic" w:cs="BIZ UDPGothic" w:eastAsia="BIZ UDPGothic" w:hAnsi="BIZ UDPGothic"/>
-          <w:color w:val="404040"/>
-          <w:sz w:val="18"/>
-          <w:szCs w:val="18"/>
-        </w:rPr>
-        <w:t xml:space="preserve">3</w:t>
-      </w:r>
-    </w:p>
-    <w:p>
-      <w:pPr>
-        <w:spacing w:before="100" w:after="100"/>
-      </w:pPr>
-      <w:r>
-        <w:rPr>
-          <w:rFonts w:ascii="BIZ UDPGothic" w:cs="BIZ UDPGothic" w:eastAsia="BIZ UDPGothic" w:hAnsi="BIZ UDPGothic"/>
-          <w:color w:val="404040"/>
-          <w:sz w:val="18"/>
-          <w:szCs w:val="18"/>
-        </w:rPr>
-        <w:t xml:space="preserve">tháng)\*</w:t>
-      </w:r>
-    </w:p>
-    <w:p>
-      <w:pPr>
-        <w:spacing w:before="100" w:after="100"/>
-      </w:pPr>
-      <w:r>
-        <w:rPr>
-          <w:rFonts w:ascii="BIZ UDPGothic" w:cs="BIZ UDPGothic" w:eastAsia="BIZ UDPGothic" w:hAnsi="BIZ UDPGothic"/>
-          <w:color w:val="404040"/>
-          <w:sz w:val="18"/>
-          <w:szCs w:val="18"/>
-        </w:rPr>
-        <w:t xml:space="preserve"># タイトル 概要・対応方法</w:t>
-      </w:r>
-    </w:p>
-    <w:p>
-      <w:pPr>
-        <w:spacing w:before="100" w:after="100"/>
-      </w:pPr>
-      <w:r>
-        <w:rPr>
-          <w:rFonts w:ascii="BIZ UDPGothic" w:cs="BIZ UDPGothic" w:eastAsia="BIZ UDPGothic" w:hAnsi="BIZ UDPGothic"/>
-          <w:color w:val="404040"/>
-          <w:sz w:val="18"/>
-          <w:szCs w:val="18"/>
-        </w:rPr>
-        <w:t xml:space="preserve">#11 GitHub Actions CI/CD</w:t>
-      </w:r>
-    </w:p>
-    <w:p>
-      <w:pPr>
-        <w:spacing w:before="100" w:after="100"/>
-      </w:pPr>
-      <w:r>
-        <w:rPr>
-          <w:rFonts w:ascii="BIZ UDPGothic" w:cs="BIZ UDPGothic" w:eastAsia="BIZ UDPGothic" w:hAnsi="BIZ UDPGothic"/>
-          <w:color w:val="404040"/>
-          <w:sz w:val="18"/>
-          <w:szCs w:val="18"/>
-        </w:rPr>
-        <w:t xml:space="preserve">.github/workflows/ci.ymlを作成。pos-server(Gradle)・gift-card-server(Maven)・frontend(npm)の3ジョブをparallel実行。</w:t>
-      </w:r>
-    </w:p>
-    <w:p>
-      <w:pPr>
-        <w:spacing w:before="100" w:after="100"/>
-      </w:pPr>
-      <w:r>
-        <w:rPr>
-          <w:rFonts w:ascii="BIZ UDPGothic" w:cs="BIZ UDPGothic" w:eastAsia="BIZ UDPGothic" w:hAnsi="BIZ UDPGothic"/>
-          <w:color w:val="404040"/>
-          <w:sz w:val="18"/>
-          <w:szCs w:val="18"/>
-        </w:rPr>
-        <w:t xml:space="preserve">パイプライン</w:t>
-      </w:r>
-    </w:p>
-    <w:p>
-      <w:pPr>
-        <w:spacing w:before="100" w:after="100"/>
-      </w:pPr>
-      <w:r>
-        <w:rPr>
-          <w:rFonts w:ascii="BIZ UDPGothic" w:cs="BIZ UDPGothic" w:eastAsia="BIZ UDPGothic" w:hAnsi="BIZ UDPGothic"/>
-          <w:color w:val="404040"/>
-          <w:sz w:val="18"/>
-          <w:szCs w:val="18"/>
-        </w:rPr>
-        <w:t xml:space="preserve">#12 pos-server Dockerfile 作成 backend/pos-server/DockerfileをAmazon</w:t>
-      </w:r>
-    </w:p>
-    <w:p>
-      <w:pPr>
-        <w:spacing w:before="100" w:after="100"/>
-      </w:pPr>
-      <w:r>
-        <w:rPr>
-          <w:rFonts w:ascii="BIZ UDPGothic" w:cs="BIZ UDPGothic" w:eastAsia="BIZ UDPGothic" w:hAnsi="BIZ UDPGothic"/>
-          <w:color w:val="404040"/>
-          <w:sz w:val="18"/>
-          <w:szCs w:val="18"/>
-        </w:rPr>
-        <w:t xml:space="preserve">Corretto</w:t>
-      </w:r>
-    </w:p>
-    <w:p>
-      <w:pPr>
-        <w:spacing w:before="100" w:after="100"/>
-      </w:pPr>
-      <w:r>
-        <w:rPr>
-          <w:rFonts w:ascii="BIZ UDPGothic" w:cs="BIZ UDPGothic" w:eastAsia="BIZ UDPGothic" w:hAnsi="BIZ UDPGothic"/>
-          <w:color w:val="404040"/>
-          <w:sz w:val="18"/>
-          <w:szCs w:val="18"/>
-        </w:rPr>
-        <w:t xml:space="preserve">17ベースで作成。マルチステージビルドでイメージサイズを最小化する。</w:t>
-      </w:r>
-    </w:p>
-    <w:p>
-      <w:pPr>
-        <w:spacing w:before="100" w:after="100"/>
-      </w:pPr>
-      <w:r>
-        <w:rPr>
-          <w:rFonts w:ascii="BIZ UDPGothic" w:cs="BIZ UDPGothic" w:eastAsia="BIZ UDPGothic" w:hAnsi="BIZ UDPGothic"/>
-          <w:color w:val="404040"/>
-          <w:sz w:val="18"/>
-          <w:szCs w:val="18"/>
-        </w:rPr>
-        <w:t xml:space="preserve">#13 SFTPパスのWindows依存を解消</w:t>
-      </w:r>
-    </w:p>
-    <w:p>
-      <w:pPr>
-        <w:spacing w:before="100" w:after="100"/>
-      </w:pPr>
-      <w:r>
-        <w:rPr>
-          <w:rFonts w:ascii="BIZ UDPGothic" w:cs="BIZ UDPGothic" w:eastAsia="BIZ UDPGothic" w:hAnsi="BIZ UDPGothic"/>
-          <w:color w:val="404040"/>
-          <w:sz w:val="18"/>
-          <w:szCs w:val="18"/>
-        </w:rPr>
-        <w:t xml:space="preserve">File.separatorまたはPaths.get()を使用し、バックスラッシュのハードコードを排除する。</w:t>
-      </w:r>
-    </w:p>
-    <w:p>
-      <w:pPr>
-        <w:spacing w:before="100" w:after="100"/>
-      </w:pPr>
-      <w:r>
-        <w:rPr>
-          <w:rFonts w:ascii="BIZ UDPGothic" w:cs="BIZ UDPGothic" w:eastAsia="BIZ UDPGothic" w:hAnsi="BIZ UDPGothic"/>
-          <w:color w:val="404040"/>
-          <w:sz w:val="18"/>
-          <w:szCs w:val="18"/>
-        </w:rPr>
-        <w:t xml:space="preserve">#14 外部APIのURL環境変数化 富士フイルムAPI URLをapplication.propertiesの</w:t>
-      </w:r>
-    </w:p>
-    <w:p>
-      <w:pPr>
-        <w:spacing w:before="100" w:after="100"/>
-      </w:pPr>
-      <w:r>
-        <w:rPr>
-          <w:rFonts w:ascii="BIZ UDPGothic" w:cs="BIZ UDPGothic" w:eastAsia="BIZ UDPGothic" w:hAnsi="BIZ UDPGothic"/>
-          <w:color w:val="404040"/>
-          <w:sz w:val="18"/>
-          <w:szCs w:val="18"/>
-        </w:rPr>
-        <w:t xml:space="preserve">fujifilm.api.url=\${FUJIFILM_API_URL} として環境変数化する。</w:t>
-      </w:r>
-    </w:p>
-    <w:p>
-      <w:pPr>
-        <w:spacing w:before="100" w:after="100"/>
-      </w:pPr>
-      <w:r>
-        <w:rPr>
-          <w:rFonts w:ascii="BIZ UDPGothic" w:cs="BIZ UDPGothic" w:eastAsia="BIZ UDPGothic" w:hAnsi="BIZ UDPGothic"/>
-          <w:color w:val="404040"/>
-          <w:sz w:val="18"/>
-          <w:szCs w:val="18"/>
-        </w:rPr>
-        <w:t xml:space="preserve">#15 フロントエンド staging</w:t>
-      </w:r>
-    </w:p>
-    <w:p>
-      <w:pPr>
-        <w:spacing w:before="100" w:after="100"/>
-      </w:pPr>
-      <w:r>
-        <w:rPr>
-          <w:rFonts w:ascii="BIZ UDPGothic" w:cs="BIZ UDPGothic" w:eastAsia="BIZ UDPGothic" w:hAnsi="BIZ UDPGothic"/>
-          <w:color w:val="404040"/>
-          <w:sz w:val="18"/>
-          <w:szCs w:val="18"/>
-        </w:rPr>
-        <w:t xml:space="preserve">pos-server-frontend-ishida-stagingとproductionの約330ファイル差分をdiff</w:t>
-      </w:r>
-    </w:p>
-    <w:p>
-      <w:pPr>
-        <w:spacing w:before="100" w:after="100"/>
-      </w:pPr>
-      <w:r>
-        <w:rPr>
-          <w:rFonts w:ascii="BIZ UDPGothic" w:cs="BIZ UDPGothic" w:eastAsia="BIZ UDPGothic" w:hAnsi="BIZ UDPGothic"/>
-          <w:color w:val="404040"/>
-          <w:sz w:val="18"/>
-          <w:szCs w:val="18"/>
-        </w:rPr>
-        <w:t xml:space="preserve">差分のマージ -rqで一覧化し、1ファイルずつレビュー・マージする。</w:t>
-      </w:r>
-    </w:p>
-    <w:p>
-      <w:pPr>
-        <w:spacing w:before="100" w:after="100"/>
-      </w:pPr>
-      <w:r>
-        <w:rPr>
-          <w:rFonts w:ascii="BIZ UDPGothic" w:cs="BIZ UDPGothic" w:eastAsia="BIZ UDPGothic" w:hAnsi="BIZ UDPGothic"/>
-          <w:b/>
-          <w:bCs/>
-          <w:color w:val="C8102E"/>
-          <w:sz w:val="20"/>
-          <w:szCs w:val="20"/>
-        </w:rPr>
-        <w:t xml:space="preserve">■ 4. 事前準備・共通コマンド</w:t>
-      </w:r>
-    </w:p>
-    <w:p>
-      <w:pPr>
-        <w:spacing w:before="100" w:after="100"/>
-      </w:pPr>
-      <w:r>
-        <w:rPr>
-          <w:rFonts w:ascii="BIZ UDPGothic" w:cs="BIZ UDPGothic" w:eastAsia="BIZ UDPGothic" w:hAnsi="BIZ UDPGothic"/>
-          <w:b/>
-          <w:bCs/>
-          <w:color w:val="C8102E"/>
-          <w:sz w:val="20"/>
-          <w:szCs w:val="20"/>
-        </w:rPr>
-        <w:t xml:space="preserve">■ ブランチ作成</w:t>
-      </w:r>
-    </w:p>
-    <w:p>
-      <w:pPr>
-        <w:spacing w:before="100" w:after="100"/>
-      </w:pPr>
-      <w:r>
-        <w:rPr>
-          <w:rFonts w:ascii="BIZ UDPGothic" w:cs="BIZ UDPGothic" w:eastAsia="BIZ UDPGothic" w:hAnsi="BIZ UDPGothic"/>
-          <w:b/>
-          <w:bCs/>
-          <w:color w:val="C8102E"/>
-          <w:sz w:val="20"/>
-          <w:szCs w:val="20"/>
-        </w:rPr>
-        <w:t xml:space="preserve">■ 環境変数テンプレート作成（#1 実施前）</w:t>
-      </w:r>
-    </w:p>
-    <w:p>
-      <w:pPr>
-        <w:spacing w:before="100" w:after="100"/>
-      </w:pPr>
-      <w:r>
-        <w:rPr>
-          <w:rFonts w:ascii="BIZ UDPGothic" w:cs="BIZ UDPGothic" w:eastAsia="BIZ UDPGothic" w:hAnsi="BIZ UDPGothic"/>
-          <w:color w:val="404040"/>
-          <w:sz w:val="18"/>
-          <w:szCs w:val="18"/>
-        </w:rPr>
-        <w:t xml:space="preserve">môi</w:t>
-      </w:r>
-    </w:p>
-    <w:p>
-      <w:pPr>
-        <w:spacing w:before="100" w:after="100"/>
-      </w:pPr>
-      <w:r>
-        <w:rPr>
-          <w:rFonts w:ascii="BIZ UDPGothic" w:cs="BIZ UDPGothic" w:eastAsia="BIZ UDPGothic" w:hAnsi="BIZ UDPGothic"/>
-          <w:color w:val="404040"/>
-          <w:sz w:val="18"/>
-          <w:szCs w:val="18"/>
-        </w:rPr>
-        <w:t xml:space="preserve">trường (trước khi thực hiện #1)\*</w:t>
+          <w:color w:val="404040"/>
+          <w:sz w:val="18"/>
+          <w:szCs w:val="18"/>
+        </w:rPr>
+        <w:t xml:space="preserve">-------------- -------------------- ----------------- --------------------</w:t>
       </w:r>
     </w:p>
     <w:p>
@@ -2827,7 +2025,7 @@
           <w:sz w:val="24"/>
           <w:szCs w:val="24"/>
         </w:rPr>
-        <w:t xml:space="preserve">■ テスト手順・結果</w:t>
+        <w:t xml:space="preserve">■ 3. 修正詳細** *3. Chi tiết sửa đổi*</w:t>
       </w:r>
       <w:r>
         <w:br/>
@@ -2841,12 +2039,15 @@
           <w:sz w:val="17"/>
           <w:szCs w:val="17"/>
         </w:rPr>
-        <w:t xml:space="preserve">　Quy Trình &amp; Kết Quả Kiểm Thử</w:t>
-      </w:r>
-    </w:p>
-    <w:p>
-      <w:pPr>
-        <w:spacing w:before="100" w:after="100"/>
+        <w:t xml:space="preserve">　3. 修正詳細** *3. Chi tiết sửa đổi*</w:t>
+      </w:r>
+    </w:p>
+    <w:p>
+      <w:pPr>
+        <w:pBdr>
+          <w:left w:val="thick" w:color="C8102E" w:sz="20" w:space="6"/>
+        </w:pBdr>
+        <w:spacing w:before="280" w:after="100"/>
       </w:pPr>
       <w:r>
         <w:rPr>
@@ -2854,628 +2055,2676 @@
           <w:b/>
           <w:bCs/>
           <w:color w:val="C8102E"/>
-          <w:sz w:val="20"/>
-          <w:szCs w:val="20"/>
-        </w:rPr>
-        <w:t xml:space="preserve">■ 5. テスト手順・報告</w:t>
-      </w:r>
-    </w:p>
-    <w:p>
-      <w:pPr>
-        <w:spacing w:before="100" w:after="100"/>
-      </w:pPr>
-      <w:r>
-        <w:rPr>
-          <w:rFonts w:ascii="BIZ UDPGothic" w:cs="BIZ UDPGothic" w:eastAsia="BIZ UDPGothic" w:hAnsi="BIZ UDPGothic"/>
-          <w:color w:val="404040"/>
-          <w:sz w:val="18"/>
-          <w:szCs w:val="18"/>
-        </w:rPr>
-        <w:t xml:space="preserve">【実施順序】①検証環境 → ②STG環境（stg.ignicapos.com）→</w:t>
-      </w:r>
-    </w:p>
-    <w:p>
-      <w:pPr>
-        <w:spacing w:before="100" w:after="100"/>
-      </w:pPr>
-      <w:r>
-        <w:rPr>
-          <w:rFonts w:ascii="BIZ UDPGothic" w:cs="BIZ UDPGothic" w:eastAsia="BIZ UDPGothic" w:hAnsi="BIZ UDPGothic"/>
-          <w:color w:val="404040"/>
-          <w:sz w:val="18"/>
-          <w:szCs w:val="18"/>
-        </w:rPr>
-        <w:t xml:space="preserve">③PRD本番環境（www.ignicapos.com）の順に実施すること \*【Thứ tự thực</w:t>
-      </w:r>
-    </w:p>
-    <w:p>
-      <w:pPr>
-        <w:spacing w:before="100" w:after="100"/>
-      </w:pPr>
-      <w:r>
-        <w:rPr>
-          <w:rFonts w:ascii="BIZ UDPGothic" w:cs="BIZ UDPGothic" w:eastAsia="BIZ UDPGothic" w:hAnsi="BIZ UDPGothic"/>
-          <w:color w:val="404040"/>
-          <w:sz w:val="18"/>
-          <w:szCs w:val="18"/>
-        </w:rPr>
-        <w:t xml:space="preserve">hiện】① Môi trường kiểm thử → ② STG (stg.ignicapos.com) → ③ PRD thực</w:t>
-      </w:r>
-    </w:p>
-    <w:p>
-      <w:pPr>
-        <w:spacing w:before="100" w:after="100"/>
-      </w:pPr>
-      <w:r>
-        <w:rPr>
-          <w:rFonts w:ascii="BIZ UDPGothic" w:cs="BIZ UDPGothic" w:eastAsia="BIZ UDPGothic" w:hAnsi="BIZ UDPGothic"/>
-          <w:color w:val="404040"/>
-          <w:sz w:val="18"/>
-          <w:szCs w:val="18"/>
-        </w:rPr>
-        <w:t xml:space="preserve">(www.ignicapos.com)\*</w:t>
-      </w:r>
-    </w:p>
-    <w:p>
-      <w:pPr>
-        <w:spacing w:before="100" w:after="100"/>
+          <w:sz w:val="24"/>
+          <w:szCs w:val="24"/>
+        </w:rPr>
+        <w:t xml:space="preserve">■ Phase 1：致命的問題（即日対応）** *■ Phase 1: Vấn đề nghiêm trọng</w:t>
+      </w:r>
+      <w:r>
+        <w:br/>
+      </w:r>
+      <w:r>
+        <w:rPr>
+          <w:rFonts w:ascii="BIZ UDPGothic" w:cs="BIZ UDPGothic" w:eastAsia="BIZ UDPGothic" w:hAnsi="BIZ UDPGothic"/>
+          <w:i/>
+          <w:iCs/>
+          <w:color w:val="AA3344"/>
+          <w:sz w:val="17"/>
+          <w:szCs w:val="17"/>
+        </w:rPr>
+        <w:t xml:space="preserve">　</w:t>
+      </w:r>
+    </w:p>
+    <w:p>
+      <w:pPr>
+        <w:spacing w:before="100" w:after="100"/>
+      </w:pPr>
+      <w:r>
+        <w:rPr>
+          <w:rFonts w:ascii="BIZ UDPGothic" w:cs="BIZ UDPGothic" w:eastAsia="BIZ UDPGothic" w:hAnsi="BIZ UDPGothic"/>
+          <w:color w:val="404040"/>
+          <w:sz w:val="18"/>
+          <w:szCs w:val="18"/>
+        </w:rPr>
+        <w:t xml:space="preserve">(xử lý ngay)*</w:t>
+      </w:r>
+    </w:p>
+    <w:p>
+      <w:pPr>
+        <w:spacing w:before="100" w:after="100"/>
+      </w:pPr>
+      <w:r>
+        <w:rPr>
+          <w:rFonts w:ascii="BIZ UDPGothic" w:cs="BIZ UDPGothic" w:eastAsia="BIZ UDPGothic" w:hAnsi="BIZ UDPGothic"/>
+          <w:color w:val="404040"/>
+          <w:sz w:val="18"/>
+          <w:szCs w:val="18"/>
+        </w:rPr>
+        <w:t xml:space="preserve">-------- --------------------------------------- -------------------------------------------------------------------------------------------------------------------------------------------------------------------</w:t>
+      </w:r>
+    </w:p>
+    <w:p>
+      <w:pPr>
+        <w:spacing w:before="100" w:after="100"/>
+      </w:pPr>
+      <w:r>
+        <w:rPr>
+          <w:rFonts w:ascii="BIZ UDPGothic" w:cs="BIZ UDPGothic" w:eastAsia="BIZ UDPGothic" w:hAnsi="BIZ UDPGothic"/>
+          <w:color w:val="404040"/>
+          <w:sz w:val="18"/>
+          <w:szCs w:val="18"/>
+        </w:rPr>
+        <w:t xml:space="preserve">\# タイトル 概要・対応方法</w:t>
+      </w:r>
+    </w:p>
+    <w:p>
+      <w:pPr>
+        <w:spacing w:before="100" w:after="100"/>
+      </w:pPr>
+      <w:r>
+        <w:rPr>
+          <w:rFonts w:ascii="BIZ UDPGothic" w:cs="BIZ UDPGothic" w:eastAsia="BIZ UDPGothic" w:hAnsi="BIZ UDPGothic"/>
+          <w:color w:val="404040"/>
+          <w:sz w:val="18"/>
+          <w:szCs w:val="18"/>
+        </w:rPr>
+        <w:t xml:space="preserve">#1 機密情報の環境変数化 application.properties/.ymlに記載されたDB_URL・DB_PASSWORD・JWT_SECRET等をすべて環境変数参照（\${ENV_VAR}）に置き換え、.env.exampleをリポジトリルートに作成する。</w:t>
+      </w:r>
+    </w:p>
+    <w:p>
+      <w:pPr>
+        <w:spacing w:before="100" w:after="100"/>
+      </w:pPr>
+      <w:r>
+        <w:rPr>
+          <w:rFonts w:ascii="BIZ UDPGothic" w:cs="BIZ UDPGothic" w:eastAsia="BIZ UDPGothic" w:hAnsi="BIZ UDPGothic"/>
+          <w:color w:val="404040"/>
+          <w:sz w:val="18"/>
+          <w:szCs w:val="18"/>
+        </w:rPr>
+        <w:t xml:space="preserve">#2 HARD_TOKEN削除・JWTシークレット無効化 ソースコード内にハードコードされたトークン・JWTシークレットを全削除し、新規のランダム値を生成して環境変数から参照するよう修正する。</w:t>
+      </w:r>
+    </w:p>
+    <w:p>
+      <w:pPr>
+        <w:spacing w:before="100" w:after="100"/>
+      </w:pPr>
+      <w:r>
+        <w:rPr>
+          <w:rFonts w:ascii="BIZ UDPGothic" w:cs="BIZ UDPGothic" w:eastAsia="BIZ UDPGothic" w:hAnsi="BIZ UDPGothic"/>
+          <w:color w:val="404040"/>
+          <w:sz w:val="18"/>
+          <w:szCs w:val="18"/>
+        </w:rPr>
+        <w:t xml:space="preserve">-------- --------------------------------------- -------------------------------------------------------------------------------------------------------------------------------------------------------------------</w:t>
+      </w:r>
+    </w:p>
+    <w:p>
+      <w:pPr>
+        <w:pBdr>
+          <w:left w:val="thick" w:color="C8102E" w:sz="20" w:space="6"/>
+        </w:pBdr>
+        <w:spacing w:before="280" w:after="100"/>
       </w:pPr>
       <w:r>
         <w:rPr>
           <w:rFonts w:ascii="BIZ UDPGothic" w:cs="BIZ UDPGothic" w:eastAsia="BIZ UDPGothic" w:hAnsi="BIZ UDPGothic"/>
           <w:b/>
           <w:bCs/>
-          <w:color w:val="404040"/>
-          <w:sz w:val="18"/>
-          <w:szCs w:val="18"/>
-        </w:rPr>
-        <w:t xml:space="preserve">N o .                                                                   （OK/ NG）</w:t>
-      </w:r>
-    </w:p>
-    <w:p>
-      <w:pPr>
-        <w:spacing w:before="100" w:after="100"/>
-      </w:pPr>
-      <w:r>
-        <w:rPr>
-          <w:rFonts w:ascii="BIZ UDPGothic" w:cs="BIZ UDPGothic" w:eastAsia="BIZ UDPGothic" w:hAnsi="BIZ UDPGothic"/>
-          <w:color w:val="404040"/>
-          <w:sz w:val="18"/>
-          <w:szCs w:val="18"/>
-        </w:rPr>
-        <w:t xml:space="preserve">1                 app                                   すべて</w:t>
-      </w:r>
-    </w:p>
-    <w:p>
-      <w:pPr>
-        <w:spacing w:before="100" w:after="100"/>
-      </w:pPr>
-      <w:r>
-        <w:rPr>
-          <w:rFonts w:ascii="BIZ UDPGothic" w:cs="BIZ UDPGothic" w:eastAsia="BIZ UDPGothic" w:hAnsi="BIZ UDPGothic"/>
-          <w:color w:val="404040"/>
-          <w:sz w:val="18"/>
-          <w:szCs w:val="18"/>
-        </w:rPr>
-        <w:t xml:space="preserve">lication.propertiesに平文クレデンシ   \${ENV_VAR}形式</w:t>
-      </w:r>
-    </w:p>
-    <w:p>
-      <w:pPr>
-        <w:spacing w:before="100" w:after="100"/>
-      </w:pPr>
-      <w:r>
-        <w:rPr>
-          <w:rFonts w:ascii="BIZ UDPGothic" w:cs="BIZ UDPGothic" w:eastAsia="BIZ UDPGothic" w:hAnsi="BIZ UDPGothic"/>
-          <w:color w:val="404040"/>
-          <w:sz w:val="18"/>
-          <w:szCs w:val="18"/>
-        </w:rPr>
-        <w:t xml:space="preserve">ャルが残っていないことを確認（#1）    になっていること</w:t>
-      </w:r>
-    </w:p>
-    <w:p>
-      <w:pPr>
-        <w:spacing w:before="100" w:after="100"/>
-      </w:pPr>
-      <w:r>
-        <w:rPr>
-          <w:rFonts w:ascii="BIZ UDPGothic" w:cs="BIZ UDPGothic" w:eastAsia="BIZ UDPGothic" w:hAnsi="BIZ UDPGothic"/>
-          <w:color w:val="404040"/>
-          <w:sz w:val="18"/>
-          <w:szCs w:val="18"/>
-        </w:rPr>
-        <w:t xml:space="preserve">1                 app                                   すべて</w:t>
-      </w:r>
-    </w:p>
-    <w:p>
-      <w:pPr>
-        <w:spacing w:before="100" w:after="100"/>
-      </w:pPr>
-      <w:r>
-        <w:rPr>
-          <w:rFonts w:ascii="BIZ UDPGothic" w:cs="BIZ UDPGothic" w:eastAsia="BIZ UDPGothic" w:hAnsi="BIZ UDPGothic"/>
-          <w:color w:val="404040"/>
-          <w:sz w:val="18"/>
-          <w:szCs w:val="18"/>
-        </w:rPr>
-        <w:t xml:space="preserve">lication.propertiesに平文クレデンシ   \${ENV_VAR}形式</w:t>
-      </w:r>
-    </w:p>
-    <w:p>
-      <w:pPr>
-        <w:spacing w:before="100" w:after="100"/>
-      </w:pPr>
-      <w:r>
-        <w:rPr>
-          <w:rFonts w:ascii="BIZ UDPGothic" w:cs="BIZ UDPGothic" w:eastAsia="BIZ UDPGothic" w:hAnsi="BIZ UDPGothic"/>
-          <w:color w:val="404040"/>
-          <w:sz w:val="18"/>
-          <w:szCs w:val="18"/>
-        </w:rPr>
-        <w:t xml:space="preserve">ャルが残っていないことを確認（#1）    になっていること</w:t>
-      </w:r>
-    </w:p>
-    <w:p>
-      <w:pPr>
-        <w:spacing w:before="100" w:after="100"/>
-      </w:pPr>
-      <w:r>
-        <w:rPr>
-          <w:rFonts w:ascii="BIZ UDPGothic" w:cs="BIZ UDPGothic" w:eastAsia="BIZ UDPGothic" w:hAnsi="BIZ UDPGothic"/>
-          <w:color w:val="404040"/>
-          <w:sz w:val="18"/>
-          <w:szCs w:val="18"/>
-        </w:rPr>
-        <w:t xml:space="preserve">2                 HARD_TOKENがソースコード内            grep結果</w:t>
-      </w:r>
-    </w:p>
-    <w:p>
-      <w:pPr>
-        <w:spacing w:before="100" w:after="100"/>
-      </w:pPr>
-      <w:r>
-        <w:rPr>
-          <w:rFonts w:ascii="BIZ UDPGothic" w:cs="BIZ UDPGothic" w:eastAsia="BIZ UDPGothic" w:hAnsi="BIZ UDPGothic"/>
-          <w:color w:val="404040"/>
-          <w:sz w:val="18"/>
-          <w:szCs w:val="18"/>
-        </w:rPr>
-        <w:t xml:space="preserve">に存在しないことをgrepで確認（#2）    が0件であること</w:t>
-      </w:r>
-    </w:p>
-    <w:p>
-      <w:pPr>
-        <w:spacing w:before="100" w:after="100"/>
-      </w:pPr>
-      <w:r>
-        <w:rPr>
-          <w:rFonts w:ascii="BIZ UDPGothic" w:cs="BIZ UDPGothic" w:eastAsia="BIZ UDPGothic" w:hAnsi="BIZ UDPGothic"/>
-          <w:color w:val="404040"/>
-          <w:sz w:val="18"/>
-          <w:szCs w:val="18"/>
-        </w:rPr>
-        <w:t xml:space="preserve">2                 HARD_TOKENがソースコード内            grep結果</w:t>
-      </w:r>
-    </w:p>
-    <w:p>
-      <w:pPr>
-        <w:spacing w:before="100" w:after="100"/>
-      </w:pPr>
-      <w:r>
-        <w:rPr>
-          <w:rFonts w:ascii="BIZ UDPGothic" w:cs="BIZ UDPGothic" w:eastAsia="BIZ UDPGothic" w:hAnsi="BIZ UDPGothic"/>
-          <w:color w:val="404040"/>
-          <w:sz w:val="18"/>
-          <w:szCs w:val="18"/>
-        </w:rPr>
-        <w:t xml:space="preserve">に存在しないことをgrepで確認（#2）    が0件であること</w:t>
-      </w:r>
-    </w:p>
-    <w:p>
-      <w:pPr>
-        <w:spacing w:before="100" w:after="100"/>
-      </w:pPr>
-      <w:r>
-        <w:rPr>
-          <w:rFonts w:ascii="BIZ UDPGothic" w:cs="BIZ UDPGothic" w:eastAsia="BIZ UDPGothic" w:hAnsi="BIZ UDPGothic"/>
-          <w:color w:val="404040"/>
-          <w:sz w:val="18"/>
-          <w:szCs w:val="18"/>
-        </w:rPr>
-        <w:t xml:space="preserve">3                 CORS設定が\*.ignicapos.co           他ドメイン</w:t>
-      </w:r>
-    </w:p>
-    <w:p>
-      <w:pPr>
-        <w:spacing w:before="100" w:after="100"/>
-      </w:pPr>
-      <w:r>
-        <w:rPr>
-          <w:rFonts w:ascii="BIZ UDPGothic" w:cs="BIZ UDPGothic" w:eastAsia="BIZ UDPGothic" w:hAnsi="BIZ UDPGothic"/>
-          <w:color w:val="404040"/>
-          <w:sz w:val="18"/>
-          <w:szCs w:val="18"/>
-        </w:rPr>
-        <w:t xml:space="preserve">mのみ許可されていることを確認（#5）   からのリクエスト</w:t>
-      </w:r>
-    </w:p>
-    <w:p>
-      <w:pPr>
-        <w:spacing w:before="100" w:after="100"/>
-      </w:pPr>
-      <w:r>
-        <w:rPr>
-          <w:rFonts w:ascii="BIZ UDPGothic" w:cs="BIZ UDPGothic" w:eastAsia="BIZ UDPGothic" w:hAnsi="BIZ UDPGothic"/>
-          <w:color w:val="404040"/>
-          <w:sz w:val="18"/>
-          <w:szCs w:val="18"/>
-        </w:rPr>
-        <w:t xml:space="preserve">が拒否されること</w:t>
-      </w:r>
-    </w:p>
-    <w:p>
-      <w:pPr>
-        <w:spacing w:before="100" w:after="100"/>
-      </w:pPr>
-      <w:r>
-        <w:rPr>
-          <w:rFonts w:ascii="BIZ UDPGothic" w:cs="BIZ UDPGothic" w:eastAsia="BIZ UDPGothic" w:hAnsi="BIZ UDPGothic"/>
-          <w:color w:val="404040"/>
-          <w:sz w:val="18"/>
-          <w:szCs w:val="18"/>
-        </w:rPr>
-        <w:t xml:space="preserve">3                 CORS設定が\*.ignicapos.co           他ドメイン</w:t>
-      </w:r>
-    </w:p>
-    <w:p>
-      <w:pPr>
-        <w:spacing w:before="100" w:after="100"/>
-      </w:pPr>
-      <w:r>
-        <w:rPr>
-          <w:rFonts w:ascii="BIZ UDPGothic" w:cs="BIZ UDPGothic" w:eastAsia="BIZ UDPGothic" w:hAnsi="BIZ UDPGothic"/>
-          <w:color w:val="404040"/>
-          <w:sz w:val="18"/>
-          <w:szCs w:val="18"/>
-        </w:rPr>
-        <w:t xml:space="preserve">mのみ許可されていることを確認（#5）   からのリクエスト</w:t>
-      </w:r>
-    </w:p>
-    <w:p>
-      <w:pPr>
-        <w:spacing w:before="100" w:after="100"/>
-      </w:pPr>
-      <w:r>
-        <w:rPr>
-          <w:rFonts w:ascii="BIZ UDPGothic" w:cs="BIZ UDPGothic" w:eastAsia="BIZ UDPGothic" w:hAnsi="BIZ UDPGothic"/>
-          <w:color w:val="404040"/>
-          <w:sz w:val="18"/>
-          <w:szCs w:val="18"/>
-        </w:rPr>
-        <w:t xml:space="preserve">が拒否されること</w:t>
-      </w:r>
-    </w:p>
-    <w:p>
-      <w:pPr>
-        <w:spacing w:before="100" w:after="100"/>
-      </w:pPr>
-      <w:r>
-        <w:rPr>
-          <w:rFonts w:ascii="BIZ UDPGothic" w:cs="BIZ UDPGothic" w:eastAsia="BIZ UDPGothic" w:hAnsi="BIZ UDPGothic"/>
-          <w:color w:val="404040"/>
-          <w:sz w:val="18"/>
-          <w:szCs w:val="18"/>
-        </w:rPr>
-        <w:t xml:space="preserve">4                 Spring Boot起                         起 動ログにDeprecat</w:t>
-      </w:r>
-    </w:p>
-    <w:p>
-      <w:pPr>
-        <w:spacing w:before="100" w:after="100"/>
-      </w:pPr>
-      <w:r>
-        <w:rPr>
-          <w:rFonts w:ascii="BIZ UDPGothic" w:cs="BIZ UDPGothic" w:eastAsia="BIZ UDPGothic" w:hAnsi="BIZ UDPGothic"/>
-          <w:color w:val="404040"/>
-          <w:sz w:val="18"/>
-          <w:szCs w:val="18"/>
-        </w:rPr>
-        <w:t xml:space="preserve">動時にWARNINGが出ないことを確認（#6   ed警告がないこと</w:t>
-      </w:r>
-    </w:p>
-    <w:p>
-      <w:pPr>
-        <w:spacing w:before="100" w:after="100"/>
-      </w:pPr>
-      <w:r>
-        <w:rPr>
-          <w:rFonts w:ascii="BIZ UDPGothic" w:cs="BIZ UDPGothic" w:eastAsia="BIZ UDPGothic" w:hAnsi="BIZ UDPGothic"/>
-          <w:color w:val="404040"/>
-          <w:sz w:val="18"/>
-          <w:szCs w:val="18"/>
-        </w:rPr>
-        <w:t xml:space="preserve">#10）</w:t>
-      </w:r>
-    </w:p>
-    <w:p>
-      <w:pPr>
-        <w:spacing w:before="100" w:after="100"/>
-      </w:pPr>
-      <w:r>
-        <w:rPr>
-          <w:rFonts w:ascii="BIZ UDPGothic" w:cs="BIZ UDPGothic" w:eastAsia="BIZ UDPGothic" w:hAnsi="BIZ UDPGothic"/>
-          <w:color w:val="404040"/>
-          <w:sz w:val="18"/>
-          <w:szCs w:val="18"/>
-        </w:rPr>
-        <w:t xml:space="preserve">4                 Spring Boot起                         起 動ログにDeprecat</w:t>
-      </w:r>
-    </w:p>
-    <w:p>
-      <w:pPr>
-        <w:spacing w:before="100" w:after="100"/>
-      </w:pPr>
-      <w:r>
-        <w:rPr>
-          <w:rFonts w:ascii="BIZ UDPGothic" w:cs="BIZ UDPGothic" w:eastAsia="BIZ UDPGothic" w:hAnsi="BIZ UDPGothic"/>
-          <w:color w:val="404040"/>
-          <w:sz w:val="18"/>
-          <w:szCs w:val="18"/>
-        </w:rPr>
-        <w:t xml:space="preserve">動時にWARNINGが出ないことを確認（#6   ed警告がないこと</w:t>
-      </w:r>
-    </w:p>
-    <w:p>
-      <w:pPr>
-        <w:spacing w:before="100" w:after="100"/>
-      </w:pPr>
-      <w:r>
-        <w:rPr>
-          <w:rFonts w:ascii="BIZ UDPGothic" w:cs="BIZ UDPGothic" w:eastAsia="BIZ UDPGothic" w:hAnsi="BIZ UDPGothic"/>
-          <w:color w:val="404040"/>
-          <w:sz w:val="18"/>
-          <w:szCs w:val="18"/>
-        </w:rPr>
-        <w:t xml:space="preserve">#10）</w:t>
-      </w:r>
-    </w:p>
-    <w:p>
-      <w:pPr>
-        <w:spacing w:before="100" w:after="100"/>
-      </w:pPr>
-      <w:r>
-        <w:rPr>
-          <w:rFonts w:ascii="BIZ UDPGothic" w:cs="BIZ UDPGothic" w:eastAsia="BIZ UDPGothic" w:hAnsi="BIZ UDPGothic"/>
-          <w:color w:val="404040"/>
-          <w:sz w:val="18"/>
-          <w:szCs w:val="18"/>
-        </w:rPr>
-        <w:t xml:space="preserve">5                 Flyway起動時にマイグレーシ            Flyway migrated</w:t>
-      </w:r>
-    </w:p>
-    <w:p>
-      <w:pPr>
-        <w:spacing w:before="100" w:after="100"/>
-      </w:pPr>
-      <w:r>
-        <w:rPr>
-          <w:rFonts w:ascii="BIZ UDPGothic" w:cs="BIZ UDPGothic" w:eastAsia="BIZ UDPGothic" w:hAnsi="BIZ UDPGothic"/>
-          <w:color w:val="404040"/>
-          <w:sz w:val="18"/>
-          <w:szCs w:val="18"/>
-        </w:rPr>
-        <w:t xml:space="preserve">ョンが正常完了することを確認（#9）    successfully</w:t>
-      </w:r>
-    </w:p>
-    <w:p>
-      <w:pPr>
-        <w:spacing w:before="100" w:after="100"/>
-      </w:pPr>
-      <w:r>
-        <w:rPr>
-          <w:rFonts w:ascii="BIZ UDPGothic" w:cs="BIZ UDPGothic" w:eastAsia="BIZ UDPGothic" w:hAnsi="BIZ UDPGothic"/>
-          <w:color w:val="404040"/>
-          <w:sz w:val="18"/>
-          <w:szCs w:val="18"/>
-        </w:rPr>
-        <w:t xml:space="preserve">が出力されること</w:t>
-      </w:r>
-    </w:p>
-    <w:p>
-      <w:pPr>
-        <w:spacing w:before="100" w:after="100"/>
-      </w:pPr>
-      <w:r>
-        <w:rPr>
-          <w:rFonts w:ascii="BIZ UDPGothic" w:cs="BIZ UDPGothic" w:eastAsia="BIZ UDPGothic" w:hAnsi="BIZ UDPGothic"/>
-          <w:color w:val="404040"/>
-          <w:sz w:val="18"/>
-          <w:szCs w:val="18"/>
-        </w:rPr>
-        <w:t xml:space="preserve">5                 Flyway起動時にマイグレーシ            Flyway migrated</w:t>
-      </w:r>
-    </w:p>
-    <w:p>
-      <w:pPr>
-        <w:spacing w:before="100" w:after="100"/>
-      </w:pPr>
-      <w:r>
-        <w:rPr>
-          <w:rFonts w:ascii="BIZ UDPGothic" w:cs="BIZ UDPGothic" w:eastAsia="BIZ UDPGothic" w:hAnsi="BIZ UDPGothic"/>
-          <w:color w:val="404040"/>
-          <w:sz w:val="18"/>
-          <w:szCs w:val="18"/>
-        </w:rPr>
-        <w:t xml:space="preserve">ョンが正常完了することを確認（#9）    successfully</w:t>
-      </w:r>
-    </w:p>
-    <w:p>
-      <w:pPr>
-        <w:spacing w:before="100" w:after="100"/>
-      </w:pPr>
-      <w:r>
-        <w:rPr>
-          <w:rFonts w:ascii="BIZ UDPGothic" w:cs="BIZ UDPGothic" w:eastAsia="BIZ UDPGothic" w:hAnsi="BIZ UDPGothic"/>
-          <w:color w:val="404040"/>
-          <w:sz w:val="18"/>
-          <w:szCs w:val="18"/>
-        </w:rPr>
-        <w:t xml:space="preserve">が出力されること</w:t>
-      </w:r>
-    </w:p>
-    <w:p>
-      <w:pPr>
-        <w:spacing w:before="100" w:after="100"/>
-      </w:pPr>
-      <w:r>
-        <w:rPr>
-          <w:rFonts w:ascii="BIZ UDPGothic" w:cs="BIZ UDPGothic" w:eastAsia="BIZ UDPGothic" w:hAnsi="BIZ UDPGothic"/>
-          <w:color w:val="404040"/>
-          <w:sz w:val="18"/>
-          <w:szCs w:val="18"/>
-        </w:rPr>
-        <w:t xml:space="preserve">6                 GitHub Actions CIがpush時にgreen（全  pos-server /</w:t>
-      </w:r>
-    </w:p>
-    <w:p>
-      <w:pPr>
-        <w:spacing w:before="100" w:after="100"/>
-      </w:pPr>
-      <w:r>
-        <w:rPr>
-          <w:rFonts w:ascii="BIZ UDPGothic" w:cs="BIZ UDPGothic" w:eastAsia="BIZ UDPGothic" w:hAnsi="BIZ UDPGothic"/>
-          <w:color w:val="404040"/>
-          <w:sz w:val="18"/>
-          <w:szCs w:val="18"/>
-        </w:rPr>
-        <w:t xml:space="preserve">ジョブ成功）になることを確認（#11）   gift-card /</w:t>
-      </w:r>
-    </w:p>
-    <w:p>
-      <w:pPr>
-        <w:spacing w:before="100" w:after="100"/>
-      </w:pPr>
-      <w:r>
-        <w:rPr>
-          <w:rFonts w:ascii="BIZ UDPGothic" w:cs="BIZ UDPGothic" w:eastAsia="BIZ UDPGothic" w:hAnsi="BIZ UDPGothic"/>
-          <w:color w:val="404040"/>
-          <w:sz w:val="18"/>
-          <w:szCs w:val="18"/>
-        </w:rPr>
-        <w:t xml:space="preserve">frontend</w:t>
-      </w:r>
-    </w:p>
-    <w:p>
-      <w:pPr>
-        <w:spacing w:before="100" w:after="100"/>
-      </w:pPr>
-      <w:r>
-        <w:rPr>
-          <w:rFonts w:ascii="BIZ UDPGothic" w:cs="BIZ UDPGothic" w:eastAsia="BIZ UDPGothic" w:hAnsi="BIZ UDPGothic"/>
-          <w:color w:val="404040"/>
-          <w:sz w:val="18"/>
-          <w:szCs w:val="18"/>
-        </w:rPr>
-        <w:t xml:space="preserve">全ジョブが成功</w:t>
-      </w:r>
-    </w:p>
-    <w:p>
-      <w:pPr>
-        <w:spacing w:before="100" w:after="100"/>
-      </w:pPr>
-      <w:r>
-        <w:rPr>
-          <w:rFonts w:ascii="BIZ UDPGothic" w:cs="BIZ UDPGothic" w:eastAsia="BIZ UDPGothic" w:hAnsi="BIZ UDPGothic"/>
-          <w:color w:val="404040"/>
-          <w:sz w:val="18"/>
-          <w:szCs w:val="18"/>
-        </w:rPr>
-        <w:t xml:space="preserve">6                 GitHub Actions CIがpush時にgreen（全  pos-server /</w:t>
-      </w:r>
-    </w:p>
-    <w:p>
-      <w:pPr>
-        <w:spacing w:before="100" w:after="100"/>
-      </w:pPr>
-      <w:r>
-        <w:rPr>
-          <w:rFonts w:ascii="BIZ UDPGothic" w:cs="BIZ UDPGothic" w:eastAsia="BIZ UDPGothic" w:hAnsi="BIZ UDPGothic"/>
-          <w:color w:val="404040"/>
-          <w:sz w:val="18"/>
-          <w:szCs w:val="18"/>
-        </w:rPr>
-        <w:t xml:space="preserve">ジョブ成功）になることを確認（#11）   gift-card /</w:t>
-      </w:r>
-    </w:p>
-    <w:p>
-      <w:pPr>
-        <w:spacing w:before="100" w:after="100"/>
-      </w:pPr>
-      <w:r>
-        <w:rPr>
-          <w:rFonts w:ascii="BIZ UDPGothic" w:cs="BIZ UDPGothic" w:eastAsia="BIZ UDPGothic" w:hAnsi="BIZ UDPGothic"/>
-          <w:color w:val="404040"/>
-          <w:sz w:val="18"/>
-          <w:szCs w:val="18"/>
-        </w:rPr>
-        <w:t xml:space="preserve">frontend</w:t>
-      </w:r>
-    </w:p>
-    <w:p>
-      <w:pPr>
-        <w:spacing w:before="100" w:after="100"/>
-      </w:pPr>
-      <w:r>
-        <w:rPr>
-          <w:rFonts w:ascii="BIZ UDPGothic" w:cs="BIZ UDPGothic" w:eastAsia="BIZ UDPGothic" w:hAnsi="BIZ UDPGothic"/>
-          <w:color w:val="404040"/>
-          <w:sz w:val="18"/>
-          <w:szCs w:val="18"/>
-        </w:rPr>
-        <w:t xml:space="preserve">全ジョブが成功</w:t>
-      </w:r>
-    </w:p>
-    <w:p>
-      <w:pPr>
-        <w:spacing w:before="100" w:after="100"/>
-      </w:pPr>
-      <w:r>
-        <w:rPr>
-          <w:rFonts w:ascii="BIZ UDPGothic" w:cs="BIZ UDPGothic" w:eastAsia="BIZ UDPGothic" w:hAnsi="BIZ UDPGothic"/>
-          <w:color w:val="404040"/>
-          <w:sz w:val="18"/>
-          <w:szCs w:val="18"/>
-        </w:rPr>
-        <w:t xml:space="preserve">→ 全テスト完了後、結果欄（OK/NG）を記入して Thanh Nguyên</w:t>
-      </w:r>
-    </w:p>
-    <w:p>
-      <w:pPr>
-        <w:spacing w:before="100" w:after="100"/>
-      </w:pPr>
-      <w:r>
-        <w:rPr>
-          <w:rFonts w:ascii="BIZ UDPGothic" w:cs="BIZ UDPGothic" w:eastAsia="BIZ UDPGothic" w:hAnsi="BIZ UDPGothic"/>
-          <w:color w:val="404040"/>
-          <w:sz w:val="18"/>
-          <w:szCs w:val="18"/>
-        </w:rPr>
-        <w:t xml:space="preserve">へ提出すること。 \*→ Sau khi hoàn thành toàn bộ kiểm thử, điền kết quả</w:t>
-      </w:r>
-    </w:p>
-    <w:p>
-      <w:pPr>
-        <w:spacing w:before="100" w:after="100"/>
-      </w:pPr>
-      <w:r>
-        <w:rPr>
-          <w:rFonts w:ascii="BIZ UDPGothic" w:cs="BIZ UDPGothic" w:eastAsia="BIZ UDPGothic" w:hAnsi="BIZ UDPGothic"/>
-          <w:color w:val="404040"/>
-          <w:sz w:val="18"/>
-          <w:szCs w:val="18"/>
-        </w:rPr>
-        <w:t xml:space="preserve">(OK/NG) và nộp cho Thanh Nguyên.\*</w:t>
+          <w:color w:val="C8102E"/>
+          <w:sz w:val="24"/>
+          <w:szCs w:val="24"/>
+        </w:rPr>
+        <w:t xml:space="preserve">■ Phase 2：高優先度（1週間以内）** *■ Phase 2: Ưu tiên cao (trong 1</w:t>
+      </w:r>
+      <w:r>
+        <w:br/>
+      </w:r>
+      <w:r>
+        <w:rPr>
+          <w:rFonts w:ascii="BIZ UDPGothic" w:cs="BIZ UDPGothic" w:eastAsia="BIZ UDPGothic" w:hAnsi="BIZ UDPGothic"/>
+          <w:i/>
+          <w:iCs/>
+          <w:color w:val="AA3344"/>
+          <w:sz w:val="17"/>
+          <w:szCs w:val="17"/>
+        </w:rPr>
+        <w:t xml:space="preserve">　</w:t>
+      </w:r>
+    </w:p>
+    <w:p>
+      <w:pPr>
+        <w:spacing w:before="100" w:after="100"/>
+      </w:pPr>
+      <w:r>
+        <w:rPr>
+          <w:rFonts w:ascii="BIZ UDPGothic" w:cs="BIZ UDPGothic" w:eastAsia="BIZ UDPGothic" w:hAnsi="BIZ UDPGothic"/>
+          <w:color w:val="404040"/>
+          <w:sz w:val="18"/>
+          <w:szCs w:val="18"/>
+        </w:rPr>
+        <w:t xml:space="preserve">tuần)*</w:t>
+      </w:r>
+    </w:p>
+    <w:p>
+      <w:pPr>
+        <w:spacing w:before="100" w:after="100"/>
+      </w:pPr>
+      <w:r>
+        <w:rPr>
+          <w:rFonts w:ascii="BIZ UDPGothic" w:cs="BIZ UDPGothic" w:eastAsia="BIZ UDPGothic" w:hAnsi="BIZ UDPGothic"/>
+          <w:color w:val="404040"/>
+          <w:sz w:val="18"/>
+          <w:szCs w:val="18"/>
+        </w:rPr>
+        <w:t xml:space="preserve">-------- ------------------------------------ --------------------------------------------------------------</w:t>
+      </w:r>
+    </w:p>
+    <w:p>
+      <w:pPr>
+        <w:spacing w:before="100" w:after="100"/>
+      </w:pPr>
+      <w:r>
+        <w:rPr>
+          <w:rFonts w:ascii="BIZ UDPGothic" w:cs="BIZ UDPGothic" w:eastAsia="BIZ UDPGothic" w:hAnsi="BIZ UDPGothic"/>
+          <w:color w:val="404040"/>
+          <w:sz w:val="18"/>
+          <w:szCs w:val="18"/>
+        </w:rPr>
+        <w:t xml:space="preserve">\# タイトル 概要・対応方法</w:t>
+      </w:r>
+    </w:p>
+    <w:p>
+      <w:pPr>
+        <w:spacing w:before="100" w:after="100"/>
+      </w:pPr>
+      <w:r>
+        <w:rPr>
+          <w:rFonts w:ascii="BIZ UDPGothic" w:cs="BIZ UDPGothic" w:eastAsia="BIZ UDPGothic" w:hAnsi="BIZ UDPGothic"/>
+          <w:color w:val="404040"/>
+          <w:sz w:val="18"/>
+          <w:szCs w:val="18"/>
+        </w:rPr>
+        <w:t xml:space="preserve">#3 webpackプロキシの2バックエンド対応 context: \[\'/api\',\'/services\',\'/management\'\] →</w:t>
+      </w:r>
+    </w:p>
+    <w:p>
+      <w:pPr>
+        <w:spacing w:before="100" w:after="100"/>
+      </w:pPr>
+      <w:r>
+        <w:rPr>
+          <w:rFonts w:ascii="BIZ UDPGothic" w:cs="BIZ UDPGothic" w:eastAsia="BIZ UDPGothic" w:hAnsi="BIZ UDPGothic"/>
+          <w:color w:val="404040"/>
+          <w:sz w:val="18"/>
+          <w:szCs w:val="18"/>
+        </w:rPr>
+        <w:t xml:space="preserve">:8081、context: \[\'/gift\',\'/gift-api\'\] → :8080</w:t>
+      </w:r>
+    </w:p>
+    <w:p>
+      <w:pPr>
+        <w:spacing w:before="100" w:after="100"/>
+      </w:pPr>
+      <w:r>
+        <w:rPr>
+          <w:rFonts w:ascii="BIZ UDPGothic" w:cs="BIZ UDPGothic" w:eastAsia="BIZ UDPGothic" w:hAnsi="BIZ UDPGothic"/>
+          <w:color w:val="404040"/>
+          <w:sz w:val="18"/>
+          <w:szCs w:val="18"/>
+        </w:rPr>
+        <w:t xml:space="preserve">の2エントリに更新する。</w:t>
+      </w:r>
+    </w:p>
+    <w:p>
+      <w:pPr>
+        <w:spacing w:before="100" w:after="100"/>
+      </w:pPr>
+      <w:r>
+        <w:rPr>
+          <w:rFonts w:ascii="BIZ UDPGothic" w:cs="BIZ UDPGothic" w:eastAsia="BIZ UDPGothic" w:hAnsi="BIZ UDPGothic"/>
+          <w:color w:val="404040"/>
+          <w:sz w:val="18"/>
+          <w:szCs w:val="18"/>
+        </w:rPr>
+        <w:t xml:space="preserve">#4 HikariCP設定バグの修正 minimumIdleの設定値が不正な値になっているバグを修正。推奨値:</w:t>
+      </w:r>
+    </w:p>
+    <w:p>
+      <w:pPr>
+        <w:spacing w:before="100" w:after="100"/>
+      </w:pPr>
+      <w:r>
+        <w:rPr>
+          <w:rFonts w:ascii="BIZ UDPGothic" w:cs="BIZ UDPGothic" w:eastAsia="BIZ UDPGothic" w:hAnsi="BIZ UDPGothic"/>
+          <w:color w:val="404040"/>
+          <w:sz w:val="18"/>
+          <w:szCs w:val="18"/>
+        </w:rPr>
+        <w:t xml:space="preserve">minimumIdle=5, maximumPoolSize=20。</w:t>
+      </w:r>
+    </w:p>
+    <w:p>
+      <w:pPr>
+        <w:spacing w:before="100" w:after="100"/>
+      </w:pPr>
+      <w:r>
+        <w:rPr>
+          <w:rFonts w:ascii="BIZ UDPGothic" w:cs="BIZ UDPGothic" w:eastAsia="BIZ UDPGothic" w:hAnsi="BIZ UDPGothic"/>
+          <w:color w:val="404040"/>
+          <w:sz w:val="18"/>
+          <w:szCs w:val="18"/>
+        </w:rPr>
+        <w:t xml:space="preserve">#5 CORS設定を本番ドメインに限定 allowedOriginsを\*（全許可）からhttps://www.ignicapos.com /</w:t>
+      </w:r>
+    </w:p>
+    <w:p>
+      <w:pPr>
+        <w:spacing w:before="100" w:after="100"/>
+      </w:pPr>
+      <w:r>
+        <w:rPr>
+          <w:rFonts w:ascii="BIZ UDPGothic" w:cs="BIZ UDPGothic" w:eastAsia="BIZ UDPGothic" w:hAnsi="BIZ UDPGothic"/>
+          <w:color w:val="404040"/>
+          <w:sz w:val="18"/>
+          <w:szCs w:val="18"/>
+        </w:rPr>
+        <w:t xml:space="preserve">https://stg.ignicapos.comに限定する。</w:t>
+      </w:r>
+    </w:p>
+    <w:p>
+      <w:pPr>
+        <w:spacing w:before="100" w:after="100"/>
+      </w:pPr>
+      <w:r>
+        <w:rPr>
+          <w:rFonts w:ascii="BIZ UDPGothic" w:cs="BIZ UDPGothic" w:eastAsia="BIZ UDPGothic" w:hAnsi="BIZ UDPGothic"/>
+          <w:color w:val="404040"/>
+          <w:sz w:val="18"/>
+          <w:szCs w:val="18"/>
+        </w:rPr>
+        <w:t xml:space="preserve">-------- ------------------------------------ --------------------------------------------------------------</w:t>
+      </w:r>
+    </w:p>
+    <w:p>
+      <w:pPr>
+        <w:pBdr>
+          <w:left w:val="thick" w:color="C8102E" w:sz="20" w:space="6"/>
+        </w:pBdr>
+        <w:spacing w:before="280" w:after="100"/>
+      </w:pPr>
+      <w:r>
+        <w:rPr>
+          <w:rFonts w:ascii="BIZ UDPGothic" w:cs="BIZ UDPGothic" w:eastAsia="BIZ UDPGothic" w:hAnsi="BIZ UDPGothic"/>
+          <w:b/>
+          <w:bCs/>
+          <w:color w:val="C8102E"/>
+          <w:sz w:val="24"/>
+          <w:szCs w:val="24"/>
+        </w:rPr>
+        <w:t xml:space="preserve">■ Phase 3：中優先度（1ヶ月以内）** *■ Phase 3: Ưu tiên trung bình</w:t>
+      </w:r>
+      <w:r>
+        <w:br/>
+      </w:r>
+      <w:r>
+        <w:rPr>
+          <w:rFonts w:ascii="BIZ UDPGothic" w:cs="BIZ UDPGothic" w:eastAsia="BIZ UDPGothic" w:hAnsi="BIZ UDPGothic"/>
+          <w:i/>
+          <w:iCs/>
+          <w:color w:val="AA3344"/>
+          <w:sz w:val="17"/>
+          <w:szCs w:val="17"/>
+        </w:rPr>
+        <w:t xml:space="preserve">　</w:t>
+      </w:r>
+    </w:p>
+    <w:p>
+      <w:pPr>
+        <w:spacing w:before="100" w:after="100"/>
+      </w:pPr>
+      <w:r>
+        <w:rPr>
+          <w:rFonts w:ascii="BIZ UDPGothic" w:cs="BIZ UDPGothic" w:eastAsia="BIZ UDPGothic" w:hAnsi="BIZ UDPGothic"/>
+          <w:color w:val="404040"/>
+          <w:sz w:val="18"/>
+          <w:szCs w:val="18"/>
+        </w:rPr>
+        <w:t xml:space="preserve">(trong 1 tháng)*</w:t>
+      </w:r>
+    </w:p>
+    <w:p>
+      <w:pPr>
+        <w:spacing w:before="100" w:after="100"/>
+      </w:pPr>
+      <w:r>
+        <w:rPr>
+          <w:rFonts w:ascii="BIZ UDPGothic" w:cs="BIZ UDPGothic" w:eastAsia="BIZ UDPGothic" w:hAnsi="BIZ UDPGothic"/>
+          <w:color w:val="404040"/>
+          <w:sz w:val="18"/>
+          <w:szCs w:val="18"/>
+        </w:rPr>
+        <w:t xml:space="preserve">-------- -------------------------------- ------------------------------------------------------------------------------------------------</w:t>
+      </w:r>
+    </w:p>
+    <w:p>
+      <w:pPr>
+        <w:spacing w:before="100" w:after="100"/>
+      </w:pPr>
+      <w:r>
+        <w:rPr>
+          <w:rFonts w:ascii="BIZ UDPGothic" w:cs="BIZ UDPGothic" w:eastAsia="BIZ UDPGothic" w:hAnsi="BIZ UDPGothic"/>
+          <w:color w:val="404040"/>
+          <w:sz w:val="18"/>
+          <w:szCs w:val="18"/>
+        </w:rPr>
+        <w:t xml:space="preserve">\# タイトル 概要・対応方法</w:t>
+      </w:r>
+    </w:p>
+    <w:p>
+      <w:pPr>
+        <w:spacing w:before="100" w:after="100"/>
+      </w:pPr>
+      <w:r>
+        <w:rPr>
+          <w:rFonts w:ascii="BIZ UDPGothic" w:cs="BIZ UDPGothic" w:eastAsia="BIZ UDPGothic" w:hAnsi="BIZ UDPGothic"/>
+          <w:color w:val="404040"/>
+          <w:sz w:val="18"/>
+          <w:szCs w:val="18"/>
+        </w:rPr>
+        <w:t xml:space="preserve">#6 Spring Boot アップグレード build.gradleのSpring</w:t>
+      </w:r>
+    </w:p>
+    <w:p>
+      <w:pPr>
+        <w:spacing w:before="100" w:after="100"/>
+      </w:pPr>
+      <w:r>
+        <w:rPr>
+          <w:rFonts w:ascii="BIZ UDPGothic" w:cs="BIZ UDPGothic" w:eastAsia="BIZ UDPGothic" w:hAnsi="BIZ UDPGothic"/>
+          <w:color w:val="404040"/>
+          <w:sz w:val="18"/>
+          <w:szCs w:val="18"/>
+        </w:rPr>
+        <w:t xml:space="preserve">Boot依存バージョンを3.3.x系に更新。依存ライブラリの互換性を確認し必要に応じて修正する。</w:t>
+      </w:r>
+    </w:p>
+    <w:p>
+      <w:pPr>
+        <w:spacing w:before="100" w:after="100"/>
+      </w:pPr>
+      <w:r>
+        <w:rPr>
+          <w:rFonts w:ascii="BIZ UDPGothic" w:cs="BIZ UDPGothic" w:eastAsia="BIZ UDPGothic" w:hAnsi="BIZ UDPGothic"/>
+          <w:color w:val="404040"/>
+          <w:sz w:val="18"/>
+          <w:szCs w:val="18"/>
+        </w:rPr>
+        <w:t xml:space="preserve">#7 単体テストの追加 認証フロー・主要サービス層のJUnit5単体テストを追加。カバレッジ目標: 主要クラス70%以上。</w:t>
+      </w:r>
+    </w:p>
+    <w:p>
+      <w:pPr>
+        <w:spacing w:before="100" w:after="100"/>
+      </w:pPr>
+      <w:r>
+        <w:rPr>
+          <w:rFonts w:ascii="BIZ UDPGothic" w:cs="BIZ UDPGothic" w:eastAsia="BIZ UDPGothic" w:hAnsi="BIZ UDPGothic"/>
+          <w:color w:val="404040"/>
+          <w:sz w:val="18"/>
+          <w:szCs w:val="18"/>
+        </w:rPr>
+        <w:t xml:space="preserve">#8 デバッグ用クレデンシャルの削除 開発時に追加したデバッグ用ユーザーID・パスワードをソースコードおよびDB初期データから削除する。</w:t>
+      </w:r>
+    </w:p>
+    <w:p>
+      <w:pPr>
+        <w:spacing w:before="100" w:after="100"/>
+      </w:pPr>
+      <w:r>
+        <w:rPr>
+          <w:rFonts w:ascii="BIZ UDPGothic" w:cs="BIZ UDPGothic" w:eastAsia="BIZ UDPGothic" w:hAnsi="BIZ UDPGothic"/>
+          <w:color w:val="404040"/>
+          <w:sz w:val="18"/>
+          <w:szCs w:val="18"/>
+        </w:rPr>
+        <w:t xml:space="preserve">#9 Flyway マイグレーション有効化 spring.flyway.enabled=trueに設定し、V1\_\_init.sqlを作成してスキーマ管理を開始する。</w:t>
+      </w:r>
+    </w:p>
+    <w:p>
+      <w:pPr>
+        <w:spacing w:before="100" w:after="100"/>
+      </w:pPr>
+      <w:r>
+        <w:rPr>
+          <w:rFonts w:ascii="BIZ UDPGothic" w:cs="BIZ UDPGothic" w:eastAsia="BIZ UDPGothic" w:hAnsi="BIZ UDPGothic"/>
+          <w:color w:val="404040"/>
+          <w:sz w:val="18"/>
+          <w:szCs w:val="18"/>
+        </w:rPr>
+        <w:t xml:space="preserve">#10 Hibernate dialect 修正 Spring Boot 3.x で非推奨になったhibernate.dialectの明示的指定を削除し自動検出に委ねる。</w:t>
+      </w:r>
+    </w:p>
+    <w:p>
+      <w:pPr>
+        <w:spacing w:before="100" w:after="100"/>
+      </w:pPr>
+      <w:r>
+        <w:rPr>
+          <w:rFonts w:ascii="BIZ UDPGothic" w:cs="BIZ UDPGothic" w:eastAsia="BIZ UDPGothic" w:hAnsi="BIZ UDPGothic"/>
+          <w:color w:val="404040"/>
+          <w:sz w:val="18"/>
+          <w:szCs w:val="18"/>
+        </w:rPr>
+        <w:t xml:space="preserve">-------- -------------------------------- ------------------------------------------------------------------------------------------------</w:t>
+      </w:r>
+    </w:p>
+    <w:p>
+      <w:pPr>
+        <w:pBdr>
+          <w:left w:val="thick" w:color="C8102E" w:sz="20" w:space="6"/>
+        </w:pBdr>
+        <w:spacing w:before="280" w:after="100"/>
+      </w:pPr>
+      <w:r>
+        <w:rPr>
+          <w:rFonts w:ascii="BIZ UDPGothic" w:cs="BIZ UDPGothic" w:eastAsia="BIZ UDPGothic" w:hAnsi="BIZ UDPGothic"/>
+          <w:b/>
+          <w:bCs/>
+          <w:color w:val="C8102E"/>
+          <w:sz w:val="24"/>
+          <w:szCs w:val="24"/>
+        </w:rPr>
+        <w:t xml:space="preserve">■ Phase 4：低優先度（3ヶ月以内）** *■ Phase 4: Ưu tiên thấp (trong 3</w:t>
+      </w:r>
+      <w:r>
+        <w:br/>
+      </w:r>
+      <w:r>
+        <w:rPr>
+          <w:rFonts w:ascii="BIZ UDPGothic" w:cs="BIZ UDPGothic" w:eastAsia="BIZ UDPGothic" w:hAnsi="BIZ UDPGothic"/>
+          <w:i/>
+          <w:iCs/>
+          <w:color w:val="AA3344"/>
+          <w:sz w:val="17"/>
+          <w:szCs w:val="17"/>
+        </w:rPr>
+        <w:t xml:space="preserve">　</w:t>
+      </w:r>
+    </w:p>
+    <w:p>
+      <w:pPr>
+        <w:spacing w:before="100" w:after="100"/>
+      </w:pPr>
+      <w:r>
+        <w:rPr>
+          <w:rFonts w:ascii="BIZ UDPGothic" w:cs="BIZ UDPGothic" w:eastAsia="BIZ UDPGothic" w:hAnsi="BIZ UDPGothic"/>
+          <w:color w:val="404040"/>
+          <w:sz w:val="18"/>
+          <w:szCs w:val="18"/>
+        </w:rPr>
+        <w:t xml:space="preserve">tháng)*</w:t>
+      </w:r>
+    </w:p>
+    <w:p>
+      <w:pPr>
+        <w:spacing w:before="100" w:after="100"/>
+      </w:pPr>
+      <w:r>
+        <w:rPr>
+          <w:rFonts w:ascii="BIZ UDPGothic" w:cs="BIZ UDPGothic" w:eastAsia="BIZ UDPGothic" w:hAnsi="BIZ UDPGothic"/>
+          <w:color w:val="404040"/>
+          <w:sz w:val="18"/>
+          <w:szCs w:val="18"/>
+        </w:rPr>
+        <w:t xml:space="preserve">-------- ----------------------------- ---------------------------------------------------------------------------------------------------------------------</w:t>
+      </w:r>
+    </w:p>
+    <w:p>
+      <w:pPr>
+        <w:spacing w:before="100" w:after="100"/>
+      </w:pPr>
+      <w:r>
+        <w:rPr>
+          <w:rFonts w:ascii="BIZ UDPGothic" w:cs="BIZ UDPGothic" w:eastAsia="BIZ UDPGothic" w:hAnsi="BIZ UDPGothic"/>
+          <w:color w:val="404040"/>
+          <w:sz w:val="18"/>
+          <w:szCs w:val="18"/>
+        </w:rPr>
+        <w:t xml:space="preserve">\# タイトル 概要・対応方法</w:t>
+      </w:r>
+    </w:p>
+    <w:p>
+      <w:pPr>
+        <w:spacing w:before="100" w:after="100"/>
+      </w:pPr>
+      <w:r>
+        <w:rPr>
+          <w:rFonts w:ascii="BIZ UDPGothic" w:cs="BIZ UDPGothic" w:eastAsia="BIZ UDPGothic" w:hAnsi="BIZ UDPGothic"/>
+          <w:color w:val="404040"/>
+          <w:sz w:val="18"/>
+          <w:szCs w:val="18"/>
+        </w:rPr>
+        <w:t xml:space="preserve">#11 GitHub Actions CI/CD .github/workflows/ci.ymlを作成。pos-server(Gradle)・gift-card-server(Maven)・frontend(npm)の3ジョブをparallel実行。</w:t>
+      </w:r>
+    </w:p>
+    <w:p>
+      <w:pPr>
+        <w:spacing w:before="100" w:after="100"/>
+      </w:pPr>
+      <w:r>
+        <w:rPr>
+          <w:rFonts w:ascii="BIZ UDPGothic" w:cs="BIZ UDPGothic" w:eastAsia="BIZ UDPGothic" w:hAnsi="BIZ UDPGothic"/>
+          <w:color w:val="404040"/>
+          <w:sz w:val="18"/>
+          <w:szCs w:val="18"/>
+        </w:rPr>
+        <w:t xml:space="preserve">パイプライン</w:t>
+      </w:r>
+    </w:p>
+    <w:p>
+      <w:pPr>
+        <w:spacing w:before="100" w:after="100"/>
+      </w:pPr>
+      <w:r>
+        <w:rPr>
+          <w:rFonts w:ascii="BIZ UDPGothic" w:cs="BIZ UDPGothic" w:eastAsia="BIZ UDPGothic" w:hAnsi="BIZ UDPGothic"/>
+          <w:color w:val="404040"/>
+          <w:sz w:val="18"/>
+          <w:szCs w:val="18"/>
+        </w:rPr>
+        <w:t xml:space="preserve">#12 pos-server Dockerfile 作成 backend/pos-server/DockerfileをAmazon Corretto 17ベースで作成。マルチステージビルドでイメージサイズを最小化する。</w:t>
+      </w:r>
+    </w:p>
+    <w:p>
+      <w:pPr>
+        <w:spacing w:before="100" w:after="100"/>
+      </w:pPr>
+      <w:r>
+        <w:rPr>
+          <w:rFonts w:ascii="BIZ UDPGothic" w:cs="BIZ UDPGothic" w:eastAsia="BIZ UDPGothic" w:hAnsi="BIZ UDPGothic"/>
+          <w:color w:val="404040"/>
+          <w:sz w:val="18"/>
+          <w:szCs w:val="18"/>
+        </w:rPr>
+        <w:t xml:space="preserve">#13 SFTPパスのWindows依存を解消 File.separatorまたはPaths.get()を使用し、バックスラッシュのハードコードを排除する。</w:t>
+      </w:r>
+    </w:p>
+    <w:p>
+      <w:pPr>
+        <w:spacing w:before="100" w:after="100"/>
+      </w:pPr>
+      <w:r>
+        <w:rPr>
+          <w:rFonts w:ascii="BIZ UDPGothic" w:cs="BIZ UDPGothic" w:eastAsia="BIZ UDPGothic" w:hAnsi="BIZ UDPGothic"/>
+          <w:color w:val="404040"/>
+          <w:sz w:val="18"/>
+          <w:szCs w:val="18"/>
+        </w:rPr>
+        <w:t xml:space="preserve">#14 外部APIのURL環境変数化 富士フイルムAPI URLをapplication.propertiesの fujifilm.api.url=\${FUJIFILM_API_URL} として環境変数化する。</w:t>
+      </w:r>
+    </w:p>
+    <w:p>
+      <w:pPr>
+        <w:spacing w:before="100" w:after="100"/>
+      </w:pPr>
+      <w:r>
+        <w:rPr>
+          <w:rFonts w:ascii="BIZ UDPGothic" w:cs="BIZ UDPGothic" w:eastAsia="BIZ UDPGothic" w:hAnsi="BIZ UDPGothic"/>
+          <w:color w:val="404040"/>
+          <w:sz w:val="18"/>
+          <w:szCs w:val="18"/>
+        </w:rPr>
+        <w:t xml:space="preserve">#15 フロントエンド staging pos-server-frontend-ishida-stagingとproductionの約330ファイル差分をdiff</w:t>
+      </w:r>
+    </w:p>
+    <w:p>
+      <w:pPr>
+        <w:spacing w:before="100" w:after="100"/>
+      </w:pPr>
+      <w:r>
+        <w:rPr>
+          <w:rFonts w:ascii="BIZ UDPGothic" w:cs="BIZ UDPGothic" w:eastAsia="BIZ UDPGothic" w:hAnsi="BIZ UDPGothic"/>
+          <w:color w:val="404040"/>
+          <w:sz w:val="18"/>
+          <w:szCs w:val="18"/>
+        </w:rPr>
+        <w:t xml:space="preserve">差分のマージ -rqで一覧化し、1ファイルずつレビュー・マージする。</w:t>
+      </w:r>
+    </w:p>
+    <w:p>
+      <w:pPr>
+        <w:spacing w:before="100" w:after="100"/>
+      </w:pPr>
+      <w:r>
+        <w:rPr>
+          <w:rFonts w:ascii="BIZ UDPGothic" w:cs="BIZ UDPGothic" w:eastAsia="BIZ UDPGothic" w:hAnsi="BIZ UDPGothic"/>
+          <w:color w:val="404040"/>
+          <w:sz w:val="18"/>
+          <w:szCs w:val="18"/>
+        </w:rPr>
+        <w:t xml:space="preserve">-------- ----------------------------- ---------------------------------------------------------------------------------------------------------------------</w:t>
+      </w:r>
+    </w:p>
+    <w:p>
+      <w:pPr>
+        <w:pBdr>
+          <w:left w:val="thick" w:color="C8102E" w:sz="20" w:space="6"/>
+        </w:pBdr>
+        <w:spacing w:before="280" w:after="100"/>
+      </w:pPr>
+      <w:r>
+        <w:rPr>
+          <w:rFonts w:ascii="BIZ UDPGothic" w:cs="BIZ UDPGothic" w:eastAsia="BIZ UDPGothic" w:hAnsi="BIZ UDPGothic"/>
+          <w:b/>
+          <w:bCs/>
+          <w:color w:val="C8102E"/>
+          <w:sz w:val="24"/>
+          <w:szCs w:val="24"/>
+        </w:rPr>
+        <w:t xml:space="preserve">■ 4. 事前準備・共通コマンド** *4. Chuẩn bị trước /</w:t>
+      </w:r>
+      <w:r>
+        <w:br/>
+      </w:r>
+      <w:r>
+        <w:rPr>
+          <w:rFonts w:ascii="BIZ UDPGothic" w:cs="BIZ UDPGothic" w:eastAsia="BIZ UDPGothic" w:hAnsi="BIZ UDPGothic"/>
+          <w:i/>
+          <w:iCs/>
+          <w:color w:val="AA3344"/>
+          <w:sz w:val="17"/>
+          <w:szCs w:val="17"/>
+        </w:rPr>
+        <w:t xml:space="preserve">　Lệnh</w:t>
+      </w:r>
+    </w:p>
+    <w:p>
+      <w:pPr>
+        <w:pBdr>
+          <w:left w:val="thick" w:color="C8102E" w:sz="20" w:space="6"/>
+        </w:pBdr>
+        <w:spacing w:before="280" w:after="100"/>
+      </w:pPr>
+      <w:r>
+        <w:rPr>
+          <w:rFonts w:ascii="BIZ UDPGothic" w:cs="BIZ UDPGothic" w:eastAsia="BIZ UDPGothic" w:hAnsi="BIZ UDPGothic"/>
+          <w:b/>
+          <w:bCs/>
+          <w:color w:val="C8102E"/>
+          <w:sz w:val="24"/>
+          <w:szCs w:val="24"/>
+        </w:rPr>
+        <w:t xml:space="preserve">■ ブランチ作成** *■ Tạo branch*</w:t>
+      </w:r>
+      <w:r>
+        <w:br/>
+      </w:r>
+      <w:r>
+        <w:rPr>
+          <w:rFonts w:ascii="BIZ UDPGothic" w:cs="BIZ UDPGothic" w:eastAsia="BIZ UDPGothic" w:hAnsi="BIZ UDPGothic"/>
+          <w:i/>
+          <w:iCs/>
+          <w:color w:val="AA3344"/>
+          <w:sz w:val="17"/>
+          <w:szCs w:val="17"/>
+        </w:rPr>
+        <w:t xml:space="preserve">　</w:t>
+      </w:r>
+    </w:p>
+    <w:p>
+      <w:pPr>
+        <w:pBdr>
+          <w:left w:val="thick" w:color="C8102E" w:sz="20" w:space="6"/>
+        </w:pBdr>
+        <w:spacing w:before="280" w:after="100"/>
+      </w:pPr>
+      <w:r>
+        <w:rPr>
+          <w:rFonts w:ascii="BIZ UDPGothic" w:cs="BIZ UDPGothic" w:eastAsia="BIZ UDPGothic" w:hAnsi="BIZ UDPGothic"/>
+          <w:b/>
+          <w:bCs/>
+          <w:color w:val="C8102E"/>
+          <w:sz w:val="24"/>
+          <w:szCs w:val="24"/>
+        </w:rPr>
+        <w:t xml:space="preserve">■ 環境変数テンプレート作成（#1 実施前）** *■ Tạo template biến môi</w:t>
+      </w:r>
+      <w:r>
+        <w:br/>
+      </w:r>
+      <w:r>
+        <w:rPr>
+          <w:rFonts w:ascii="BIZ UDPGothic" w:cs="BIZ UDPGothic" w:eastAsia="BIZ UDPGothic" w:hAnsi="BIZ UDPGothic"/>
+          <w:i/>
+          <w:iCs/>
+          <w:color w:val="AA3344"/>
+          <w:sz w:val="17"/>
+          <w:szCs w:val="17"/>
+        </w:rPr>
+        <w:t xml:space="preserve">　</w:t>
+      </w:r>
+    </w:p>
+    <w:p>
+      <w:pPr>
+        <w:spacing w:before="100" w:after="100"/>
+      </w:pPr>
+      <w:r>
+        <w:rPr>
+          <w:rFonts w:ascii="BIZ UDPGothic" w:cs="BIZ UDPGothic" w:eastAsia="BIZ UDPGothic" w:hAnsi="BIZ UDPGothic"/>
+          <w:color w:val="404040"/>
+          <w:sz w:val="18"/>
+          <w:szCs w:val="18"/>
+        </w:rPr>
+        <w:t xml:space="preserve">trường (trước khi thực hiện #1)*</w:t>
+      </w:r>
+    </w:p>
+    <w:p>
+      <w:pPr>
+        <w:pBdr>
+          <w:left w:val="thick" w:color="C8102E" w:sz="20" w:space="6"/>
+        </w:pBdr>
+        <w:spacing w:before="280" w:after="100"/>
+      </w:pPr>
+      <w:r>
+        <w:rPr>
+          <w:rFonts w:ascii="BIZ UDPGothic" w:cs="BIZ UDPGothic" w:eastAsia="BIZ UDPGothic" w:hAnsi="BIZ UDPGothic"/>
+          <w:b/>
+          <w:bCs/>
+          <w:color w:val="C8102E"/>
+          <w:sz w:val="24"/>
+          <w:szCs w:val="24"/>
+        </w:rPr>
+        <w:t xml:space="preserve">■ 5. テスト手順・報告** *5.</w:t>
+      </w:r>
+      <w:r>
+        <w:br/>
+      </w:r>
+      <w:r>
+        <w:rPr>
+          <w:rFonts w:ascii="BIZ UDPGothic" w:cs="BIZ UDPGothic" w:eastAsia="BIZ UDPGothic" w:hAnsi="BIZ UDPGothic"/>
+          <w:i/>
+          <w:iCs/>
+          <w:color w:val="AA3344"/>
+          <w:sz w:val="17"/>
+          <w:szCs w:val="17"/>
+        </w:rPr>
+        <w:t xml:space="preserve">　Quy</w:t>
+      </w:r>
+    </w:p>
+    <w:p>
+      <w:pPr>
+        <w:spacing w:before="100" w:after="100"/>
+      </w:pPr>
+      <w:r>
+        <w:rPr>
+          <w:rFonts w:ascii="BIZ UDPGothic" w:cs="BIZ UDPGothic" w:eastAsia="BIZ UDPGothic" w:hAnsi="BIZ UDPGothic"/>
+          <w:color w:val="404040"/>
+          <w:sz w:val="18"/>
+          <w:szCs w:val="18"/>
+        </w:rPr>
+        <w:t xml:space="preserve">【実施順序】①検証環境 → ②STG環境（stg.ignicapos.com）→</w:t>
+      </w:r>
+    </w:p>
+    <w:p>
+      <w:pPr>
+        <w:spacing w:before="100" w:after="100"/>
+      </w:pPr>
+      <w:r>
+        <w:rPr>
+          <w:rFonts w:ascii="BIZ UDPGothic" w:cs="BIZ UDPGothic" w:eastAsia="BIZ UDPGothic" w:hAnsi="BIZ UDPGothic"/>
+          <w:color w:val="404040"/>
+          <w:sz w:val="18"/>
+          <w:szCs w:val="18"/>
+        </w:rPr>
+        <w:t xml:space="preserve">③PRD本番環境（www.ignicapos.com）の順に実施すること *【Thứ tự thực</w:t>
+      </w:r>
+    </w:p>
+    <w:p>
+      <w:pPr>
+        <w:spacing w:before="100" w:after="100"/>
+      </w:pPr>
+      <w:r>
+        <w:rPr>
+          <w:rFonts w:ascii="BIZ UDPGothic" w:cs="BIZ UDPGothic" w:eastAsia="BIZ UDPGothic" w:hAnsi="BIZ UDPGothic"/>
+          <w:color w:val="404040"/>
+          <w:sz w:val="18"/>
+          <w:szCs w:val="18"/>
+        </w:rPr>
+        <w:t xml:space="preserve">hiện】① Môi trường kiểm thử → ② STG (stg.ignicapos.com) → ③ PRD thực</w:t>
+      </w:r>
+    </w:p>
+    <w:p>
+      <w:pPr>
+        <w:spacing w:before="100" w:after="100"/>
+      </w:pPr>
+      <w:r>
+        <w:rPr>
+          <w:rFonts w:ascii="BIZ UDPGothic" w:cs="BIZ UDPGothic" w:eastAsia="BIZ UDPGothic" w:hAnsi="BIZ UDPGothic"/>
+          <w:color w:val="404040"/>
+          <w:sz w:val="18"/>
+          <w:szCs w:val="18"/>
+        </w:rPr>
+        <w:t xml:space="preserve">(www.ignicapos.com)*</w:t>
+      </w:r>
+    </w:p>
+    <w:tbl>
+      <w:tblPr>
+        <w:tblW w:type="dxa" w:w="9506"/>
+        <w:tblBorders>
+          <w:top w:val="single" w:color="CCCCCC" w:sz="4"/>
+          <w:left w:val="single" w:color="CCCCCC" w:sz="4"/>
+          <w:bottom w:val="single" w:color="CCCCCC" w:sz="4"/>
+          <w:right w:val="single" w:color="CCCCCC" w:sz="4"/>
+          <w:insideH w:val="single" w:color="auto" w:sz="4"/>
+          <w:insideV w:val="single" w:color="auto" w:sz="4"/>
+        </w:tblBorders>
+      </w:tblPr>
+      <w:tblGrid>
+        <w:gridCol w:w="2376"/>
+        <w:gridCol w:w="2376"/>
+        <w:gridCol w:w="2376"/>
+        <w:gridCol w:w="2378"/>
+      </w:tblGrid>
+      <w:tr>
+        <w:trPr>
+          <w:cantSplit/>
+          <w:tblHeader/>
+        </w:trPr>
+        <w:tc>
+          <w:tcPr>
+            <w:tcW w:type="dxa" w:w="2376"/>
+            <w:tcBorders>
+              <w:top w:val="single" w:color="CCCCCC" w:sz="4"/>
+              <w:left w:val="single" w:color="CCCCCC" w:sz="4"/>
+              <w:bottom w:val="single" w:color="CCCCCC" w:sz="4"/>
+              <w:right w:val="single" w:color="CCCCCC" w:sz="4"/>
+            </w:tcBorders>
+            <w:shd w:fill="E8E8E8" w:val="clear"/>
+            <w:tcMar>
+              <w:top w:type="dxa" w:w="80"/>
+              <w:left w:type="dxa" w:w="120"/>
+              <w:bottom w:type="dxa" w:w="80"/>
+              <w:right w:type="dxa" w:w="120"/>
+            </w:tcMar>
+          </w:tcPr>
+          <w:p>
+            <w:pPr>
+              <w:spacing w:before="0" w:after="0"/>
+            </w:pPr>
+            <w:r>
+              <w:rPr>
+                <w:rFonts w:ascii="BIZ UDPGothic" w:cs="BIZ UDPGothic" w:eastAsia="BIZ UDPGothic" w:hAnsi="BIZ UDPGothic"/>
+                <w:color w:val="404040"/>
+                <w:sz w:val="18"/>
+                <w:szCs w:val="18"/>
+              </w:rPr>
+              <w:t xml:space="preserve">N o .</w:t>
+            </w:r>
+          </w:p>
+        </w:tc>
+        <w:tc>
+          <w:tcPr>
+            <w:tcW w:type="dxa" w:w="2376"/>
+            <w:tcBorders>
+              <w:top w:val="single" w:color="CCCCCC" w:sz="4"/>
+              <w:left w:val="single" w:color="CCCCCC" w:sz="4"/>
+              <w:bottom w:val="single" w:color="CCCCCC" w:sz="4"/>
+              <w:right w:val="single" w:color="CCCCCC" w:sz="4"/>
+            </w:tcBorders>
+            <w:shd w:fill="E8E8E8" w:val="clear"/>
+            <w:tcMar>
+              <w:top w:type="dxa" w:w="80"/>
+              <w:left w:type="dxa" w:w="120"/>
+              <w:bottom w:type="dxa" w:w="80"/>
+              <w:right w:type="dxa" w:w="120"/>
+            </w:tcMar>
+          </w:tcPr>
+          <w:p>
+            <w:pPr>
+              <w:spacing w:before="0" w:after="0"/>
+            </w:pPr>
+            <w:r>
+              <w:rPr>
+                <w:rFonts w:ascii="BIZ UDPGothic" w:cs="BIZ UDPGothic" w:eastAsia="BIZ UDPGothic" w:hAnsi="BIZ UDPGothic"/>
+                <w:color w:val="404040"/>
+                <w:sz w:val="18"/>
+                <w:szCs w:val="18"/>
+              </w:rPr>
+              <w:t xml:space="preserve"/>
+            </w:r>
+          </w:p>
+        </w:tc>
+        <w:tc>
+          <w:tcPr>
+            <w:tcW w:type="dxa" w:w="2376"/>
+            <w:tcBorders>
+              <w:top w:val="single" w:color="CCCCCC" w:sz="4"/>
+              <w:left w:val="single" w:color="CCCCCC" w:sz="4"/>
+              <w:bottom w:val="single" w:color="CCCCCC" w:sz="4"/>
+              <w:right w:val="single" w:color="CCCCCC" w:sz="4"/>
+            </w:tcBorders>
+            <w:shd w:fill="E8E8E8" w:val="clear"/>
+            <w:tcMar>
+              <w:top w:type="dxa" w:w="80"/>
+              <w:left w:type="dxa" w:w="120"/>
+              <w:bottom w:type="dxa" w:w="80"/>
+              <w:right w:type="dxa" w:w="120"/>
+            </w:tcMar>
+          </w:tcPr>
+          <w:p>
+            <w:pPr>
+              <w:spacing w:before="0" w:after="0"/>
+            </w:pPr>
+            <w:r>
+              <w:rPr>
+                <w:rFonts w:ascii="BIZ UDPGothic" w:cs="BIZ UDPGothic" w:eastAsia="BIZ UDPGothic" w:hAnsi="BIZ UDPGothic"/>
+                <w:color w:val="404040"/>
+                <w:sz w:val="18"/>
+                <w:szCs w:val="18"/>
+              </w:rPr>
+              <w:t xml:space="preserve"/>
+            </w:r>
+          </w:p>
+        </w:tc>
+        <w:tc>
+          <w:tcPr>
+            <w:tcW w:type="dxa" w:w="2378"/>
+            <w:tcBorders>
+              <w:top w:val="single" w:color="CCCCCC" w:sz="4"/>
+              <w:left w:val="single" w:color="CCCCCC" w:sz="4"/>
+              <w:bottom w:val="single" w:color="CCCCCC" w:sz="4"/>
+              <w:right w:val="single" w:color="CCCCCC" w:sz="4"/>
+            </w:tcBorders>
+            <w:shd w:fill="E8E8E8" w:val="clear"/>
+            <w:tcMar>
+              <w:top w:type="dxa" w:w="80"/>
+              <w:left w:type="dxa" w:w="120"/>
+              <w:bottom w:type="dxa" w:w="80"/>
+              <w:right w:type="dxa" w:w="120"/>
+            </w:tcMar>
+          </w:tcPr>
+          <w:p>
+            <w:pPr>
+              <w:spacing w:before="0" w:after="0"/>
+            </w:pPr>
+            <w:r>
+              <w:rPr>
+                <w:rFonts w:ascii="BIZ UDPGothic" w:cs="BIZ UDPGothic" w:eastAsia="BIZ UDPGothic" w:hAnsi="BIZ UDPGothic"/>
+                <w:color w:val="404040"/>
+                <w:sz w:val="18"/>
+                <w:szCs w:val="18"/>
+              </w:rPr>
+              <w:t xml:space="preserve">（OK/ NG）</w:t>
+            </w:r>
+          </w:p>
+        </w:tc>
+      </w:tr>
+      <w:tr>
+        <w:trPr>
+          <w:cantSplit/>
+        </w:trPr>
+        <w:tc>
+          <w:tcPr>
+            <w:tcW w:type="dxa" w:w="2376"/>
+            <w:tcBorders>
+              <w:top w:val="single" w:color="CCCCCC" w:sz="4"/>
+              <w:left w:val="single" w:color="CCCCCC" w:sz="4"/>
+              <w:bottom w:val="single" w:color="CCCCCC" w:sz="4"/>
+              <w:right w:val="single" w:color="CCCCCC" w:sz="4"/>
+            </w:tcBorders>
+            <w:shd w:fill="FFFFFF" w:val="clear"/>
+            <w:tcMar>
+              <w:top w:type="dxa" w:w="80"/>
+              <w:left w:type="dxa" w:w="120"/>
+              <w:bottom w:type="dxa" w:w="80"/>
+              <w:right w:type="dxa" w:w="120"/>
+            </w:tcMar>
+          </w:tcPr>
+          <w:p>
+            <w:pPr>
+              <w:spacing w:before="0" w:after="0"/>
+            </w:pPr>
+            <w:r>
+              <w:rPr>
+                <w:rFonts w:ascii="BIZ UDPGothic" w:cs="BIZ UDPGothic" w:eastAsia="BIZ UDPGothic" w:hAnsi="BIZ UDPGothic"/>
+                <w:color w:val="404040"/>
+                <w:sz w:val="18"/>
+                <w:szCs w:val="18"/>
+              </w:rPr>
+              <w:t xml:space="preserve">1</w:t>
+            </w:r>
+          </w:p>
+        </w:tc>
+        <w:tc>
+          <w:tcPr>
+            <w:tcW w:type="dxa" w:w="2376"/>
+            <w:tcBorders>
+              <w:top w:val="single" w:color="CCCCCC" w:sz="4"/>
+              <w:left w:val="single" w:color="CCCCCC" w:sz="4"/>
+              <w:bottom w:val="single" w:color="CCCCCC" w:sz="4"/>
+              <w:right w:val="single" w:color="CCCCCC" w:sz="4"/>
+            </w:tcBorders>
+            <w:shd w:fill="FFFFFF" w:val="clear"/>
+            <w:tcMar>
+              <w:top w:type="dxa" w:w="80"/>
+              <w:left w:type="dxa" w:w="120"/>
+              <w:bottom w:type="dxa" w:w="80"/>
+              <w:right w:type="dxa" w:w="120"/>
+            </w:tcMar>
+          </w:tcPr>
+          <w:p>
+            <w:pPr>
+              <w:spacing w:before="0" w:after="0"/>
+            </w:pPr>
+            <w:r>
+              <w:rPr>
+                <w:rFonts w:ascii="BIZ UDPGothic" w:cs="BIZ UDPGothic" w:eastAsia="BIZ UDPGothic" w:hAnsi="BIZ UDPGothic"/>
+                <w:color w:val="404040"/>
+                <w:sz w:val="18"/>
+                <w:szCs w:val="18"/>
+              </w:rPr>
+              <w:t xml:space="preserve">app lication.propertiesに平文クレデンシ ャルが残っていないことを確認（#1）</w:t>
+            </w:r>
+          </w:p>
+        </w:tc>
+        <w:tc>
+          <w:tcPr>
+            <w:tcW w:type="dxa" w:w="2376"/>
+            <w:tcBorders>
+              <w:top w:val="single" w:color="CCCCCC" w:sz="4"/>
+              <w:left w:val="single" w:color="CCCCCC" w:sz="4"/>
+              <w:bottom w:val="single" w:color="CCCCCC" w:sz="4"/>
+              <w:right w:val="single" w:color="CCCCCC" w:sz="4"/>
+            </w:tcBorders>
+            <w:shd w:fill="FFFFFF" w:val="clear"/>
+            <w:tcMar>
+              <w:top w:type="dxa" w:w="80"/>
+              <w:left w:type="dxa" w:w="120"/>
+              <w:bottom w:type="dxa" w:w="80"/>
+              <w:right w:type="dxa" w:w="120"/>
+            </w:tcMar>
+          </w:tcPr>
+          <w:p>
+            <w:pPr>
+              <w:spacing w:before="0" w:after="0"/>
+            </w:pPr>
+            <w:r>
+              <w:rPr>
+                <w:rFonts w:ascii="BIZ UDPGothic" w:cs="BIZ UDPGothic" w:eastAsia="BIZ UDPGothic" w:hAnsi="BIZ UDPGothic"/>
+                <w:color w:val="404040"/>
+                <w:sz w:val="18"/>
+                <w:szCs w:val="18"/>
+              </w:rPr>
+              <w:t xml:space="preserve">すべて \${ENV_VAR}形式 になっていること</w:t>
+            </w:r>
+          </w:p>
+        </w:tc>
+        <w:tc>
+          <w:tcPr>
+            <w:tcW w:type="dxa" w:w="2378"/>
+            <w:tcBorders>
+              <w:top w:val="single" w:color="CCCCCC" w:sz="4"/>
+              <w:left w:val="single" w:color="CCCCCC" w:sz="4"/>
+              <w:bottom w:val="single" w:color="CCCCCC" w:sz="4"/>
+              <w:right w:val="single" w:color="CCCCCC" w:sz="4"/>
+            </w:tcBorders>
+            <w:shd w:fill="FFFFFF" w:val="clear"/>
+            <w:tcMar>
+              <w:top w:type="dxa" w:w="80"/>
+              <w:left w:type="dxa" w:w="120"/>
+              <w:bottom w:type="dxa" w:w="80"/>
+              <w:right w:type="dxa" w:w="120"/>
+            </w:tcMar>
+          </w:tcPr>
+          <w:p>
+            <w:pPr>
+              <w:spacing w:before="0" w:after="0"/>
+            </w:pPr>
+            <w:r>
+              <w:rPr>
+                <w:rFonts w:ascii="BIZ UDPGothic" w:cs="BIZ UDPGothic" w:eastAsia="BIZ UDPGothic" w:hAnsi="BIZ UDPGothic"/>
+                <w:color w:val="404040"/>
+                <w:sz w:val="18"/>
+                <w:szCs w:val="18"/>
+              </w:rPr>
+              <w:t xml:space="preserve"/>
+            </w:r>
+          </w:p>
+        </w:tc>
+      </w:tr>
+      <w:tr>
+        <w:trPr>
+          <w:cantSplit/>
+        </w:trPr>
+        <w:tc>
+          <w:tcPr>
+            <w:tcW w:type="dxa" w:w="2376"/>
+            <w:tcBorders>
+              <w:top w:val="single" w:color="CCCCCC" w:sz="4"/>
+              <w:left w:val="single" w:color="CCCCCC" w:sz="4"/>
+              <w:bottom w:val="single" w:color="CCCCCC" w:sz="4"/>
+              <w:right w:val="single" w:color="CCCCCC" w:sz="4"/>
+            </w:tcBorders>
+            <w:shd w:fill="FFFFFF" w:val="clear"/>
+            <w:tcMar>
+              <w:top w:type="dxa" w:w="80"/>
+              <w:left w:type="dxa" w:w="120"/>
+              <w:bottom w:type="dxa" w:w="80"/>
+              <w:right w:type="dxa" w:w="120"/>
+            </w:tcMar>
+          </w:tcPr>
+          <w:p>
+            <w:pPr>
+              <w:spacing w:before="0" w:after="0"/>
+            </w:pPr>
+            <w:r>
+              <w:rPr>
+                <w:rFonts w:ascii="BIZ UDPGothic" w:cs="BIZ UDPGothic" w:eastAsia="BIZ UDPGothic" w:hAnsi="BIZ UDPGothic"/>
+                <w:color w:val="404040"/>
+                <w:sz w:val="18"/>
+                <w:szCs w:val="18"/>
+              </w:rPr>
+              <w:t xml:space="preserve">1</w:t>
+            </w:r>
+          </w:p>
+        </w:tc>
+        <w:tc>
+          <w:tcPr>
+            <w:tcW w:type="dxa" w:w="2376"/>
+            <w:tcBorders>
+              <w:top w:val="single" w:color="CCCCCC" w:sz="4"/>
+              <w:left w:val="single" w:color="CCCCCC" w:sz="4"/>
+              <w:bottom w:val="single" w:color="CCCCCC" w:sz="4"/>
+              <w:right w:val="single" w:color="CCCCCC" w:sz="4"/>
+            </w:tcBorders>
+            <w:shd w:fill="FFFFFF" w:val="clear"/>
+            <w:tcMar>
+              <w:top w:type="dxa" w:w="80"/>
+              <w:left w:type="dxa" w:w="120"/>
+              <w:bottom w:type="dxa" w:w="80"/>
+              <w:right w:type="dxa" w:w="120"/>
+            </w:tcMar>
+          </w:tcPr>
+          <w:p>
+            <w:pPr>
+              <w:spacing w:before="0" w:after="0"/>
+            </w:pPr>
+            <w:r>
+              <w:rPr>
+                <w:rFonts w:ascii="BIZ UDPGothic" w:cs="BIZ UDPGothic" w:eastAsia="BIZ UDPGothic" w:hAnsi="BIZ UDPGothic"/>
+                <w:color w:val="404040"/>
+                <w:sz w:val="18"/>
+                <w:szCs w:val="18"/>
+              </w:rPr>
+              <w:t xml:space="preserve">app lication.propertiesに平文クレデンシ ャルが残っていないことを確認（#1）</w:t>
+            </w:r>
+          </w:p>
+        </w:tc>
+        <w:tc>
+          <w:tcPr>
+            <w:tcW w:type="dxa" w:w="2376"/>
+            <w:tcBorders>
+              <w:top w:val="single" w:color="CCCCCC" w:sz="4"/>
+              <w:left w:val="single" w:color="CCCCCC" w:sz="4"/>
+              <w:bottom w:val="single" w:color="CCCCCC" w:sz="4"/>
+              <w:right w:val="single" w:color="CCCCCC" w:sz="4"/>
+            </w:tcBorders>
+            <w:shd w:fill="FFFFFF" w:val="clear"/>
+            <w:tcMar>
+              <w:top w:type="dxa" w:w="80"/>
+              <w:left w:type="dxa" w:w="120"/>
+              <w:bottom w:type="dxa" w:w="80"/>
+              <w:right w:type="dxa" w:w="120"/>
+            </w:tcMar>
+          </w:tcPr>
+          <w:p>
+            <w:pPr>
+              <w:spacing w:before="0" w:after="0"/>
+            </w:pPr>
+            <w:r>
+              <w:rPr>
+                <w:rFonts w:ascii="BIZ UDPGothic" w:cs="BIZ UDPGothic" w:eastAsia="BIZ UDPGothic" w:hAnsi="BIZ UDPGothic"/>
+                <w:color w:val="404040"/>
+                <w:sz w:val="18"/>
+                <w:szCs w:val="18"/>
+              </w:rPr>
+              <w:t xml:space="preserve">すべて \${ENV_VAR}形式 になっていること</w:t>
+            </w:r>
+          </w:p>
+        </w:tc>
+        <w:tc>
+          <w:tcPr>
+            <w:tcW w:type="dxa" w:w="2378"/>
+            <w:tcBorders>
+              <w:top w:val="single" w:color="CCCCCC" w:sz="4"/>
+              <w:left w:val="single" w:color="CCCCCC" w:sz="4"/>
+              <w:bottom w:val="single" w:color="CCCCCC" w:sz="4"/>
+              <w:right w:val="single" w:color="CCCCCC" w:sz="4"/>
+            </w:tcBorders>
+            <w:shd w:fill="FFFFFF" w:val="clear"/>
+            <w:tcMar>
+              <w:top w:type="dxa" w:w="80"/>
+              <w:left w:type="dxa" w:w="120"/>
+              <w:bottom w:type="dxa" w:w="80"/>
+              <w:right w:type="dxa" w:w="120"/>
+            </w:tcMar>
+          </w:tcPr>
+          <w:p>
+            <w:pPr>
+              <w:spacing w:before="0" w:after="0"/>
+            </w:pPr>
+            <w:r>
+              <w:rPr>
+                <w:rFonts w:ascii="BIZ UDPGothic" w:cs="BIZ UDPGothic" w:eastAsia="BIZ UDPGothic" w:hAnsi="BIZ UDPGothic"/>
+                <w:color w:val="404040"/>
+                <w:sz w:val="18"/>
+                <w:szCs w:val="18"/>
+              </w:rPr>
+              <w:t xml:space="preserve"/>
+            </w:r>
+          </w:p>
+        </w:tc>
+      </w:tr>
+      <w:tr>
+        <w:trPr>
+          <w:cantSplit/>
+        </w:trPr>
+        <w:tc>
+          <w:tcPr>
+            <w:tcW w:type="dxa" w:w="2376"/>
+            <w:tcBorders>
+              <w:top w:val="single" w:color="CCCCCC" w:sz="4"/>
+              <w:left w:val="single" w:color="CCCCCC" w:sz="4"/>
+              <w:bottom w:val="single" w:color="CCCCCC" w:sz="4"/>
+              <w:right w:val="single" w:color="CCCCCC" w:sz="4"/>
+            </w:tcBorders>
+            <w:shd w:fill="FFFFFF" w:val="clear"/>
+            <w:tcMar>
+              <w:top w:type="dxa" w:w="80"/>
+              <w:left w:type="dxa" w:w="120"/>
+              <w:bottom w:type="dxa" w:w="80"/>
+              <w:right w:type="dxa" w:w="120"/>
+            </w:tcMar>
+          </w:tcPr>
+          <w:p>
+            <w:pPr>
+              <w:spacing w:before="0" w:after="0"/>
+            </w:pPr>
+            <w:r>
+              <w:rPr>
+                <w:rFonts w:ascii="BIZ UDPGothic" w:cs="BIZ UDPGothic" w:eastAsia="BIZ UDPGothic" w:hAnsi="BIZ UDPGothic"/>
+                <w:color w:val="404040"/>
+                <w:sz w:val="18"/>
+                <w:szCs w:val="18"/>
+              </w:rPr>
+              <w:t xml:space="preserve">2</w:t>
+            </w:r>
+          </w:p>
+        </w:tc>
+        <w:tc>
+          <w:tcPr>
+            <w:tcW w:type="dxa" w:w="2376"/>
+            <w:tcBorders>
+              <w:top w:val="single" w:color="CCCCCC" w:sz="4"/>
+              <w:left w:val="single" w:color="CCCCCC" w:sz="4"/>
+              <w:bottom w:val="single" w:color="CCCCCC" w:sz="4"/>
+              <w:right w:val="single" w:color="CCCCCC" w:sz="4"/>
+            </w:tcBorders>
+            <w:shd w:fill="FFFFFF" w:val="clear"/>
+            <w:tcMar>
+              <w:top w:type="dxa" w:w="80"/>
+              <w:left w:type="dxa" w:w="120"/>
+              <w:bottom w:type="dxa" w:w="80"/>
+              <w:right w:type="dxa" w:w="120"/>
+            </w:tcMar>
+          </w:tcPr>
+          <w:p>
+            <w:pPr>
+              <w:spacing w:before="0" w:after="0"/>
+            </w:pPr>
+            <w:r>
+              <w:rPr>
+                <w:rFonts w:ascii="BIZ UDPGothic" w:cs="BIZ UDPGothic" w:eastAsia="BIZ UDPGothic" w:hAnsi="BIZ UDPGothic"/>
+                <w:color w:val="404040"/>
+                <w:sz w:val="18"/>
+                <w:szCs w:val="18"/>
+              </w:rPr>
+              <w:t xml:space="preserve">HARD_TOKENがソースコード内 に存在しないことをgrepで確認（#2）</w:t>
+            </w:r>
+          </w:p>
+        </w:tc>
+        <w:tc>
+          <w:tcPr>
+            <w:tcW w:type="dxa" w:w="2376"/>
+            <w:tcBorders>
+              <w:top w:val="single" w:color="CCCCCC" w:sz="4"/>
+              <w:left w:val="single" w:color="CCCCCC" w:sz="4"/>
+              <w:bottom w:val="single" w:color="CCCCCC" w:sz="4"/>
+              <w:right w:val="single" w:color="CCCCCC" w:sz="4"/>
+            </w:tcBorders>
+            <w:shd w:fill="FFFFFF" w:val="clear"/>
+            <w:tcMar>
+              <w:top w:type="dxa" w:w="80"/>
+              <w:left w:type="dxa" w:w="120"/>
+              <w:bottom w:type="dxa" w:w="80"/>
+              <w:right w:type="dxa" w:w="120"/>
+            </w:tcMar>
+          </w:tcPr>
+          <w:p>
+            <w:pPr>
+              <w:spacing w:before="0" w:after="0"/>
+            </w:pPr>
+            <w:r>
+              <w:rPr>
+                <w:rFonts w:ascii="BIZ UDPGothic" w:cs="BIZ UDPGothic" w:eastAsia="BIZ UDPGothic" w:hAnsi="BIZ UDPGothic"/>
+                <w:color w:val="404040"/>
+                <w:sz w:val="18"/>
+                <w:szCs w:val="18"/>
+              </w:rPr>
+              <w:t xml:space="preserve">grep結果 が0件であること</w:t>
+            </w:r>
+          </w:p>
+        </w:tc>
+        <w:tc>
+          <w:tcPr>
+            <w:tcW w:type="dxa" w:w="2378"/>
+            <w:tcBorders>
+              <w:top w:val="single" w:color="CCCCCC" w:sz="4"/>
+              <w:left w:val="single" w:color="CCCCCC" w:sz="4"/>
+              <w:bottom w:val="single" w:color="CCCCCC" w:sz="4"/>
+              <w:right w:val="single" w:color="CCCCCC" w:sz="4"/>
+            </w:tcBorders>
+            <w:shd w:fill="FFFFFF" w:val="clear"/>
+            <w:tcMar>
+              <w:top w:type="dxa" w:w="80"/>
+              <w:left w:type="dxa" w:w="120"/>
+              <w:bottom w:type="dxa" w:w="80"/>
+              <w:right w:type="dxa" w:w="120"/>
+            </w:tcMar>
+          </w:tcPr>
+          <w:p>
+            <w:pPr>
+              <w:spacing w:before="0" w:after="0"/>
+            </w:pPr>
+            <w:r>
+              <w:rPr>
+                <w:rFonts w:ascii="BIZ UDPGothic" w:cs="BIZ UDPGothic" w:eastAsia="BIZ UDPGothic" w:hAnsi="BIZ UDPGothic"/>
+                <w:color w:val="404040"/>
+                <w:sz w:val="18"/>
+                <w:szCs w:val="18"/>
+              </w:rPr>
+              <w:t xml:space="preserve"/>
+            </w:r>
+          </w:p>
+        </w:tc>
+      </w:tr>
+      <w:tr>
+        <w:trPr>
+          <w:cantSplit/>
+        </w:trPr>
+        <w:tc>
+          <w:tcPr>
+            <w:tcW w:type="dxa" w:w="2376"/>
+            <w:tcBorders>
+              <w:top w:val="single" w:color="CCCCCC" w:sz="4"/>
+              <w:left w:val="single" w:color="CCCCCC" w:sz="4"/>
+              <w:bottom w:val="single" w:color="CCCCCC" w:sz="4"/>
+              <w:right w:val="single" w:color="CCCCCC" w:sz="4"/>
+            </w:tcBorders>
+            <w:shd w:fill="FFFFFF" w:val="clear"/>
+            <w:tcMar>
+              <w:top w:type="dxa" w:w="80"/>
+              <w:left w:type="dxa" w:w="120"/>
+              <w:bottom w:type="dxa" w:w="80"/>
+              <w:right w:type="dxa" w:w="120"/>
+            </w:tcMar>
+          </w:tcPr>
+          <w:p>
+            <w:pPr>
+              <w:spacing w:before="0" w:after="0"/>
+            </w:pPr>
+            <w:r>
+              <w:rPr>
+                <w:rFonts w:ascii="BIZ UDPGothic" w:cs="BIZ UDPGothic" w:eastAsia="BIZ UDPGothic" w:hAnsi="BIZ UDPGothic"/>
+                <w:color w:val="404040"/>
+                <w:sz w:val="18"/>
+                <w:szCs w:val="18"/>
+              </w:rPr>
+              <w:t xml:space="preserve">2</w:t>
+            </w:r>
+          </w:p>
+        </w:tc>
+        <w:tc>
+          <w:tcPr>
+            <w:tcW w:type="dxa" w:w="2376"/>
+            <w:tcBorders>
+              <w:top w:val="single" w:color="CCCCCC" w:sz="4"/>
+              <w:left w:val="single" w:color="CCCCCC" w:sz="4"/>
+              <w:bottom w:val="single" w:color="CCCCCC" w:sz="4"/>
+              <w:right w:val="single" w:color="CCCCCC" w:sz="4"/>
+            </w:tcBorders>
+            <w:shd w:fill="FFFFFF" w:val="clear"/>
+            <w:tcMar>
+              <w:top w:type="dxa" w:w="80"/>
+              <w:left w:type="dxa" w:w="120"/>
+              <w:bottom w:type="dxa" w:w="80"/>
+              <w:right w:type="dxa" w:w="120"/>
+            </w:tcMar>
+          </w:tcPr>
+          <w:p>
+            <w:pPr>
+              <w:spacing w:before="0" w:after="0"/>
+            </w:pPr>
+            <w:r>
+              <w:rPr>
+                <w:rFonts w:ascii="BIZ UDPGothic" w:cs="BIZ UDPGothic" w:eastAsia="BIZ UDPGothic" w:hAnsi="BIZ UDPGothic"/>
+                <w:color w:val="404040"/>
+                <w:sz w:val="18"/>
+                <w:szCs w:val="18"/>
+              </w:rPr>
+              <w:t xml:space="preserve">HARD_TOKENがソースコード内 に存在しないことをgrepで確認（#2）</w:t>
+            </w:r>
+          </w:p>
+        </w:tc>
+        <w:tc>
+          <w:tcPr>
+            <w:tcW w:type="dxa" w:w="2376"/>
+            <w:tcBorders>
+              <w:top w:val="single" w:color="CCCCCC" w:sz="4"/>
+              <w:left w:val="single" w:color="CCCCCC" w:sz="4"/>
+              <w:bottom w:val="single" w:color="CCCCCC" w:sz="4"/>
+              <w:right w:val="single" w:color="CCCCCC" w:sz="4"/>
+            </w:tcBorders>
+            <w:shd w:fill="FFFFFF" w:val="clear"/>
+            <w:tcMar>
+              <w:top w:type="dxa" w:w="80"/>
+              <w:left w:type="dxa" w:w="120"/>
+              <w:bottom w:type="dxa" w:w="80"/>
+              <w:right w:type="dxa" w:w="120"/>
+            </w:tcMar>
+          </w:tcPr>
+          <w:p>
+            <w:pPr>
+              <w:spacing w:before="0" w:after="0"/>
+            </w:pPr>
+            <w:r>
+              <w:rPr>
+                <w:rFonts w:ascii="BIZ UDPGothic" w:cs="BIZ UDPGothic" w:eastAsia="BIZ UDPGothic" w:hAnsi="BIZ UDPGothic"/>
+                <w:color w:val="404040"/>
+                <w:sz w:val="18"/>
+                <w:szCs w:val="18"/>
+              </w:rPr>
+              <w:t xml:space="preserve">grep結果 が0件であること</w:t>
+            </w:r>
+          </w:p>
+        </w:tc>
+        <w:tc>
+          <w:tcPr>
+            <w:tcW w:type="dxa" w:w="2378"/>
+            <w:tcBorders>
+              <w:top w:val="single" w:color="CCCCCC" w:sz="4"/>
+              <w:left w:val="single" w:color="CCCCCC" w:sz="4"/>
+              <w:bottom w:val="single" w:color="CCCCCC" w:sz="4"/>
+              <w:right w:val="single" w:color="CCCCCC" w:sz="4"/>
+            </w:tcBorders>
+            <w:shd w:fill="FFFFFF" w:val="clear"/>
+            <w:tcMar>
+              <w:top w:type="dxa" w:w="80"/>
+              <w:left w:type="dxa" w:w="120"/>
+              <w:bottom w:type="dxa" w:w="80"/>
+              <w:right w:type="dxa" w:w="120"/>
+            </w:tcMar>
+          </w:tcPr>
+          <w:p>
+            <w:pPr>
+              <w:spacing w:before="0" w:after="0"/>
+            </w:pPr>
+            <w:r>
+              <w:rPr>
+                <w:rFonts w:ascii="BIZ UDPGothic" w:cs="BIZ UDPGothic" w:eastAsia="BIZ UDPGothic" w:hAnsi="BIZ UDPGothic"/>
+                <w:color w:val="404040"/>
+                <w:sz w:val="18"/>
+                <w:szCs w:val="18"/>
+              </w:rPr>
+              <w:t xml:space="preserve"/>
+            </w:r>
+          </w:p>
+        </w:tc>
+      </w:tr>
+      <w:tr>
+        <w:trPr>
+          <w:cantSplit/>
+        </w:trPr>
+        <w:tc>
+          <w:tcPr>
+            <w:tcW w:type="dxa" w:w="2376"/>
+            <w:tcBorders>
+              <w:top w:val="single" w:color="CCCCCC" w:sz="4"/>
+              <w:left w:val="single" w:color="CCCCCC" w:sz="4"/>
+              <w:bottom w:val="single" w:color="CCCCCC" w:sz="4"/>
+              <w:right w:val="single" w:color="CCCCCC" w:sz="4"/>
+            </w:tcBorders>
+            <w:shd w:fill="FFFFFF" w:val="clear"/>
+            <w:tcMar>
+              <w:top w:type="dxa" w:w="80"/>
+              <w:left w:type="dxa" w:w="120"/>
+              <w:bottom w:type="dxa" w:w="80"/>
+              <w:right w:type="dxa" w:w="120"/>
+            </w:tcMar>
+          </w:tcPr>
+          <w:p>
+            <w:pPr>
+              <w:spacing w:before="0" w:after="0"/>
+            </w:pPr>
+            <w:r>
+              <w:rPr>
+                <w:rFonts w:ascii="BIZ UDPGothic" w:cs="BIZ UDPGothic" w:eastAsia="BIZ UDPGothic" w:hAnsi="BIZ UDPGothic"/>
+                <w:color w:val="404040"/>
+                <w:sz w:val="18"/>
+                <w:szCs w:val="18"/>
+              </w:rPr>
+              <w:t xml:space="preserve">3</w:t>
+            </w:r>
+          </w:p>
+        </w:tc>
+        <w:tc>
+          <w:tcPr>
+            <w:tcW w:type="dxa" w:w="2376"/>
+            <w:tcBorders>
+              <w:top w:val="single" w:color="CCCCCC" w:sz="4"/>
+              <w:left w:val="single" w:color="CCCCCC" w:sz="4"/>
+              <w:bottom w:val="single" w:color="CCCCCC" w:sz="4"/>
+              <w:right w:val="single" w:color="CCCCCC" w:sz="4"/>
+            </w:tcBorders>
+            <w:shd w:fill="FFFFFF" w:val="clear"/>
+            <w:tcMar>
+              <w:top w:type="dxa" w:w="80"/>
+              <w:left w:type="dxa" w:w="120"/>
+              <w:bottom w:type="dxa" w:w="80"/>
+              <w:right w:type="dxa" w:w="120"/>
+            </w:tcMar>
+          </w:tcPr>
+          <w:p>
+            <w:pPr>
+              <w:spacing w:before="0" w:after="0"/>
+            </w:pPr>
+            <w:r>
+              <w:rPr>
+                <w:rFonts w:ascii="BIZ UDPGothic" w:cs="BIZ UDPGothic" w:eastAsia="BIZ UDPGothic" w:hAnsi="BIZ UDPGothic"/>
+                <w:color w:val="404040"/>
+                <w:sz w:val="18"/>
+                <w:szCs w:val="18"/>
+              </w:rPr>
+              <w:t xml:space="preserve">CORS設定が\*.ignicapos.co mのみ許可されていることを確認（#5）</w:t>
+            </w:r>
+          </w:p>
+        </w:tc>
+        <w:tc>
+          <w:tcPr>
+            <w:tcW w:type="dxa" w:w="2376"/>
+            <w:tcBorders>
+              <w:top w:val="single" w:color="CCCCCC" w:sz="4"/>
+              <w:left w:val="single" w:color="CCCCCC" w:sz="4"/>
+              <w:bottom w:val="single" w:color="CCCCCC" w:sz="4"/>
+              <w:right w:val="single" w:color="CCCCCC" w:sz="4"/>
+            </w:tcBorders>
+            <w:shd w:fill="FFFFFF" w:val="clear"/>
+            <w:tcMar>
+              <w:top w:type="dxa" w:w="80"/>
+              <w:left w:type="dxa" w:w="120"/>
+              <w:bottom w:type="dxa" w:w="80"/>
+              <w:right w:type="dxa" w:w="120"/>
+            </w:tcMar>
+          </w:tcPr>
+          <w:p>
+            <w:pPr>
+              <w:spacing w:before="0" w:after="0"/>
+            </w:pPr>
+            <w:r>
+              <w:rPr>
+                <w:rFonts w:ascii="BIZ UDPGothic" w:cs="BIZ UDPGothic" w:eastAsia="BIZ UDPGothic" w:hAnsi="BIZ UDPGothic"/>
+                <w:color w:val="404040"/>
+                <w:sz w:val="18"/>
+                <w:szCs w:val="18"/>
+              </w:rPr>
+              <w:t xml:space="preserve">他ドメイン からのリクエスト が拒否されること</w:t>
+            </w:r>
+          </w:p>
+        </w:tc>
+        <w:tc>
+          <w:tcPr>
+            <w:tcW w:type="dxa" w:w="2378"/>
+            <w:tcBorders>
+              <w:top w:val="single" w:color="CCCCCC" w:sz="4"/>
+              <w:left w:val="single" w:color="CCCCCC" w:sz="4"/>
+              <w:bottom w:val="single" w:color="CCCCCC" w:sz="4"/>
+              <w:right w:val="single" w:color="CCCCCC" w:sz="4"/>
+            </w:tcBorders>
+            <w:shd w:fill="FFFFFF" w:val="clear"/>
+            <w:tcMar>
+              <w:top w:type="dxa" w:w="80"/>
+              <w:left w:type="dxa" w:w="120"/>
+              <w:bottom w:type="dxa" w:w="80"/>
+              <w:right w:type="dxa" w:w="120"/>
+            </w:tcMar>
+          </w:tcPr>
+          <w:p>
+            <w:pPr>
+              <w:spacing w:before="0" w:after="0"/>
+            </w:pPr>
+            <w:r>
+              <w:rPr>
+                <w:rFonts w:ascii="BIZ UDPGothic" w:cs="BIZ UDPGothic" w:eastAsia="BIZ UDPGothic" w:hAnsi="BIZ UDPGothic"/>
+                <w:color w:val="404040"/>
+                <w:sz w:val="18"/>
+                <w:szCs w:val="18"/>
+              </w:rPr>
+              <w:t xml:space="preserve"/>
+            </w:r>
+          </w:p>
+        </w:tc>
+      </w:tr>
+      <w:tr>
+        <w:trPr>
+          <w:cantSplit/>
+        </w:trPr>
+        <w:tc>
+          <w:tcPr>
+            <w:tcW w:type="dxa" w:w="2376"/>
+            <w:tcBorders>
+              <w:top w:val="single" w:color="CCCCCC" w:sz="4"/>
+              <w:left w:val="single" w:color="CCCCCC" w:sz="4"/>
+              <w:bottom w:val="single" w:color="CCCCCC" w:sz="4"/>
+              <w:right w:val="single" w:color="CCCCCC" w:sz="4"/>
+            </w:tcBorders>
+            <w:shd w:fill="FFFFFF" w:val="clear"/>
+            <w:tcMar>
+              <w:top w:type="dxa" w:w="80"/>
+              <w:left w:type="dxa" w:w="120"/>
+              <w:bottom w:type="dxa" w:w="80"/>
+              <w:right w:type="dxa" w:w="120"/>
+            </w:tcMar>
+          </w:tcPr>
+          <w:p>
+            <w:pPr>
+              <w:spacing w:before="0" w:after="0"/>
+            </w:pPr>
+            <w:r>
+              <w:rPr>
+                <w:rFonts w:ascii="BIZ UDPGothic" w:cs="BIZ UDPGothic" w:eastAsia="BIZ UDPGothic" w:hAnsi="BIZ UDPGothic"/>
+                <w:color w:val="404040"/>
+                <w:sz w:val="18"/>
+                <w:szCs w:val="18"/>
+              </w:rPr>
+              <w:t xml:space="preserve">3</w:t>
+            </w:r>
+          </w:p>
+        </w:tc>
+        <w:tc>
+          <w:tcPr>
+            <w:tcW w:type="dxa" w:w="2376"/>
+            <w:tcBorders>
+              <w:top w:val="single" w:color="CCCCCC" w:sz="4"/>
+              <w:left w:val="single" w:color="CCCCCC" w:sz="4"/>
+              <w:bottom w:val="single" w:color="CCCCCC" w:sz="4"/>
+              <w:right w:val="single" w:color="CCCCCC" w:sz="4"/>
+            </w:tcBorders>
+            <w:shd w:fill="FFFFFF" w:val="clear"/>
+            <w:tcMar>
+              <w:top w:type="dxa" w:w="80"/>
+              <w:left w:type="dxa" w:w="120"/>
+              <w:bottom w:type="dxa" w:w="80"/>
+              <w:right w:type="dxa" w:w="120"/>
+            </w:tcMar>
+          </w:tcPr>
+          <w:p>
+            <w:pPr>
+              <w:spacing w:before="0" w:after="0"/>
+            </w:pPr>
+            <w:r>
+              <w:rPr>
+                <w:rFonts w:ascii="BIZ UDPGothic" w:cs="BIZ UDPGothic" w:eastAsia="BIZ UDPGothic" w:hAnsi="BIZ UDPGothic"/>
+                <w:color w:val="404040"/>
+                <w:sz w:val="18"/>
+                <w:szCs w:val="18"/>
+              </w:rPr>
+              <w:t xml:space="preserve">CORS設定が\*.ignicapos.co mのみ許可されていることを確認（#5）</w:t>
+            </w:r>
+          </w:p>
+        </w:tc>
+        <w:tc>
+          <w:tcPr>
+            <w:tcW w:type="dxa" w:w="2376"/>
+            <w:tcBorders>
+              <w:top w:val="single" w:color="CCCCCC" w:sz="4"/>
+              <w:left w:val="single" w:color="CCCCCC" w:sz="4"/>
+              <w:bottom w:val="single" w:color="CCCCCC" w:sz="4"/>
+              <w:right w:val="single" w:color="CCCCCC" w:sz="4"/>
+            </w:tcBorders>
+            <w:shd w:fill="FFFFFF" w:val="clear"/>
+            <w:tcMar>
+              <w:top w:type="dxa" w:w="80"/>
+              <w:left w:type="dxa" w:w="120"/>
+              <w:bottom w:type="dxa" w:w="80"/>
+              <w:right w:type="dxa" w:w="120"/>
+            </w:tcMar>
+          </w:tcPr>
+          <w:p>
+            <w:pPr>
+              <w:spacing w:before="0" w:after="0"/>
+            </w:pPr>
+            <w:r>
+              <w:rPr>
+                <w:rFonts w:ascii="BIZ UDPGothic" w:cs="BIZ UDPGothic" w:eastAsia="BIZ UDPGothic" w:hAnsi="BIZ UDPGothic"/>
+                <w:color w:val="404040"/>
+                <w:sz w:val="18"/>
+                <w:szCs w:val="18"/>
+              </w:rPr>
+              <w:t xml:space="preserve">他ドメイン からのリクエスト が拒否されること</w:t>
+            </w:r>
+          </w:p>
+        </w:tc>
+        <w:tc>
+          <w:tcPr>
+            <w:tcW w:type="dxa" w:w="2378"/>
+            <w:tcBorders>
+              <w:top w:val="single" w:color="CCCCCC" w:sz="4"/>
+              <w:left w:val="single" w:color="CCCCCC" w:sz="4"/>
+              <w:bottom w:val="single" w:color="CCCCCC" w:sz="4"/>
+              <w:right w:val="single" w:color="CCCCCC" w:sz="4"/>
+            </w:tcBorders>
+            <w:shd w:fill="FFFFFF" w:val="clear"/>
+            <w:tcMar>
+              <w:top w:type="dxa" w:w="80"/>
+              <w:left w:type="dxa" w:w="120"/>
+              <w:bottom w:type="dxa" w:w="80"/>
+              <w:right w:type="dxa" w:w="120"/>
+            </w:tcMar>
+          </w:tcPr>
+          <w:p>
+            <w:pPr>
+              <w:spacing w:before="0" w:after="0"/>
+            </w:pPr>
+            <w:r>
+              <w:rPr>
+                <w:rFonts w:ascii="BIZ UDPGothic" w:cs="BIZ UDPGothic" w:eastAsia="BIZ UDPGothic" w:hAnsi="BIZ UDPGothic"/>
+                <w:color w:val="404040"/>
+                <w:sz w:val="18"/>
+                <w:szCs w:val="18"/>
+              </w:rPr>
+              <w:t xml:space="preserve"/>
+            </w:r>
+          </w:p>
+        </w:tc>
+      </w:tr>
+      <w:tr>
+        <w:trPr>
+          <w:cantSplit/>
+        </w:trPr>
+        <w:tc>
+          <w:tcPr>
+            <w:tcW w:type="dxa" w:w="2376"/>
+            <w:tcBorders>
+              <w:top w:val="single" w:color="CCCCCC" w:sz="4"/>
+              <w:left w:val="single" w:color="CCCCCC" w:sz="4"/>
+              <w:bottom w:val="single" w:color="CCCCCC" w:sz="4"/>
+              <w:right w:val="single" w:color="CCCCCC" w:sz="4"/>
+            </w:tcBorders>
+            <w:shd w:fill="FFFFFF" w:val="clear"/>
+            <w:tcMar>
+              <w:top w:type="dxa" w:w="80"/>
+              <w:left w:type="dxa" w:w="120"/>
+              <w:bottom w:type="dxa" w:w="80"/>
+              <w:right w:type="dxa" w:w="120"/>
+            </w:tcMar>
+          </w:tcPr>
+          <w:p>
+            <w:pPr>
+              <w:spacing w:before="0" w:after="0"/>
+            </w:pPr>
+            <w:r>
+              <w:rPr>
+                <w:rFonts w:ascii="BIZ UDPGothic" w:cs="BIZ UDPGothic" w:eastAsia="BIZ UDPGothic" w:hAnsi="BIZ UDPGothic"/>
+                <w:color w:val="404040"/>
+                <w:sz w:val="18"/>
+                <w:szCs w:val="18"/>
+              </w:rPr>
+              <w:t xml:space="preserve">4</w:t>
+            </w:r>
+          </w:p>
+        </w:tc>
+        <w:tc>
+          <w:tcPr>
+            <w:tcW w:type="dxa" w:w="2376"/>
+            <w:tcBorders>
+              <w:top w:val="single" w:color="CCCCCC" w:sz="4"/>
+              <w:left w:val="single" w:color="CCCCCC" w:sz="4"/>
+              <w:bottom w:val="single" w:color="CCCCCC" w:sz="4"/>
+              <w:right w:val="single" w:color="CCCCCC" w:sz="4"/>
+            </w:tcBorders>
+            <w:shd w:fill="FFFFFF" w:val="clear"/>
+            <w:tcMar>
+              <w:top w:type="dxa" w:w="80"/>
+              <w:left w:type="dxa" w:w="120"/>
+              <w:bottom w:type="dxa" w:w="80"/>
+              <w:right w:type="dxa" w:w="120"/>
+            </w:tcMar>
+          </w:tcPr>
+          <w:p>
+            <w:pPr>
+              <w:spacing w:before="0" w:after="0"/>
+            </w:pPr>
+            <w:r>
+              <w:rPr>
+                <w:rFonts w:ascii="BIZ UDPGothic" w:cs="BIZ UDPGothic" w:eastAsia="BIZ UDPGothic" w:hAnsi="BIZ UDPGothic"/>
+                <w:color w:val="404040"/>
+                <w:sz w:val="18"/>
+                <w:szCs w:val="18"/>
+              </w:rPr>
+              <w:t xml:space="preserve">Spring Boot起 動時にWARNINGが出ないことを確認（#6 #10）</w:t>
+            </w:r>
+          </w:p>
+        </w:tc>
+        <w:tc>
+          <w:tcPr>
+            <w:tcW w:type="dxa" w:w="2376"/>
+            <w:tcBorders>
+              <w:top w:val="single" w:color="CCCCCC" w:sz="4"/>
+              <w:left w:val="single" w:color="CCCCCC" w:sz="4"/>
+              <w:bottom w:val="single" w:color="CCCCCC" w:sz="4"/>
+              <w:right w:val="single" w:color="CCCCCC" w:sz="4"/>
+            </w:tcBorders>
+            <w:shd w:fill="FFFFFF" w:val="clear"/>
+            <w:tcMar>
+              <w:top w:type="dxa" w:w="80"/>
+              <w:left w:type="dxa" w:w="120"/>
+              <w:bottom w:type="dxa" w:w="80"/>
+              <w:right w:type="dxa" w:w="120"/>
+            </w:tcMar>
+          </w:tcPr>
+          <w:p>
+            <w:pPr>
+              <w:spacing w:before="0" w:after="0"/>
+            </w:pPr>
+            <w:r>
+              <w:rPr>
+                <w:rFonts w:ascii="BIZ UDPGothic" w:cs="BIZ UDPGothic" w:eastAsia="BIZ UDPGothic" w:hAnsi="BIZ UDPGothic"/>
+                <w:color w:val="404040"/>
+                <w:sz w:val="18"/>
+                <w:szCs w:val="18"/>
+              </w:rPr>
+              <w:t xml:space="preserve">起 動ログにDeprecat ed警告がないこと</w:t>
+            </w:r>
+          </w:p>
+        </w:tc>
+        <w:tc>
+          <w:tcPr>
+            <w:tcW w:type="dxa" w:w="2378"/>
+            <w:tcBorders>
+              <w:top w:val="single" w:color="CCCCCC" w:sz="4"/>
+              <w:left w:val="single" w:color="CCCCCC" w:sz="4"/>
+              <w:bottom w:val="single" w:color="CCCCCC" w:sz="4"/>
+              <w:right w:val="single" w:color="CCCCCC" w:sz="4"/>
+            </w:tcBorders>
+            <w:shd w:fill="FFFFFF" w:val="clear"/>
+            <w:tcMar>
+              <w:top w:type="dxa" w:w="80"/>
+              <w:left w:type="dxa" w:w="120"/>
+              <w:bottom w:type="dxa" w:w="80"/>
+              <w:right w:type="dxa" w:w="120"/>
+            </w:tcMar>
+          </w:tcPr>
+          <w:p>
+            <w:pPr>
+              <w:spacing w:before="0" w:after="0"/>
+            </w:pPr>
+            <w:r>
+              <w:rPr>
+                <w:rFonts w:ascii="BIZ UDPGothic" w:cs="BIZ UDPGothic" w:eastAsia="BIZ UDPGothic" w:hAnsi="BIZ UDPGothic"/>
+                <w:color w:val="404040"/>
+                <w:sz w:val="18"/>
+                <w:szCs w:val="18"/>
+              </w:rPr>
+              <w:t xml:space="preserve"/>
+            </w:r>
+          </w:p>
+        </w:tc>
+      </w:tr>
+      <w:tr>
+        <w:trPr>
+          <w:cantSplit/>
+        </w:trPr>
+        <w:tc>
+          <w:tcPr>
+            <w:tcW w:type="dxa" w:w="2376"/>
+            <w:tcBorders>
+              <w:top w:val="single" w:color="CCCCCC" w:sz="4"/>
+              <w:left w:val="single" w:color="CCCCCC" w:sz="4"/>
+              <w:bottom w:val="single" w:color="CCCCCC" w:sz="4"/>
+              <w:right w:val="single" w:color="CCCCCC" w:sz="4"/>
+            </w:tcBorders>
+            <w:shd w:fill="FFFFFF" w:val="clear"/>
+            <w:tcMar>
+              <w:top w:type="dxa" w:w="80"/>
+              <w:left w:type="dxa" w:w="120"/>
+              <w:bottom w:type="dxa" w:w="80"/>
+              <w:right w:type="dxa" w:w="120"/>
+            </w:tcMar>
+          </w:tcPr>
+          <w:p>
+            <w:pPr>
+              <w:spacing w:before="0" w:after="0"/>
+            </w:pPr>
+            <w:r>
+              <w:rPr>
+                <w:rFonts w:ascii="BIZ UDPGothic" w:cs="BIZ UDPGothic" w:eastAsia="BIZ UDPGothic" w:hAnsi="BIZ UDPGothic"/>
+                <w:color w:val="404040"/>
+                <w:sz w:val="18"/>
+                <w:szCs w:val="18"/>
+              </w:rPr>
+              <w:t xml:space="preserve">4</w:t>
+            </w:r>
+          </w:p>
+        </w:tc>
+        <w:tc>
+          <w:tcPr>
+            <w:tcW w:type="dxa" w:w="2376"/>
+            <w:tcBorders>
+              <w:top w:val="single" w:color="CCCCCC" w:sz="4"/>
+              <w:left w:val="single" w:color="CCCCCC" w:sz="4"/>
+              <w:bottom w:val="single" w:color="CCCCCC" w:sz="4"/>
+              <w:right w:val="single" w:color="CCCCCC" w:sz="4"/>
+            </w:tcBorders>
+            <w:shd w:fill="FFFFFF" w:val="clear"/>
+            <w:tcMar>
+              <w:top w:type="dxa" w:w="80"/>
+              <w:left w:type="dxa" w:w="120"/>
+              <w:bottom w:type="dxa" w:w="80"/>
+              <w:right w:type="dxa" w:w="120"/>
+            </w:tcMar>
+          </w:tcPr>
+          <w:p>
+            <w:pPr>
+              <w:spacing w:before="0" w:after="0"/>
+            </w:pPr>
+            <w:r>
+              <w:rPr>
+                <w:rFonts w:ascii="BIZ UDPGothic" w:cs="BIZ UDPGothic" w:eastAsia="BIZ UDPGothic" w:hAnsi="BIZ UDPGothic"/>
+                <w:color w:val="404040"/>
+                <w:sz w:val="18"/>
+                <w:szCs w:val="18"/>
+              </w:rPr>
+              <w:t xml:space="preserve">Spring Boot起 動時にWARNINGが出ないことを確認（#6 #10）</w:t>
+            </w:r>
+          </w:p>
+        </w:tc>
+        <w:tc>
+          <w:tcPr>
+            <w:tcW w:type="dxa" w:w="2376"/>
+            <w:tcBorders>
+              <w:top w:val="single" w:color="CCCCCC" w:sz="4"/>
+              <w:left w:val="single" w:color="CCCCCC" w:sz="4"/>
+              <w:bottom w:val="single" w:color="CCCCCC" w:sz="4"/>
+              <w:right w:val="single" w:color="CCCCCC" w:sz="4"/>
+            </w:tcBorders>
+            <w:shd w:fill="FFFFFF" w:val="clear"/>
+            <w:tcMar>
+              <w:top w:type="dxa" w:w="80"/>
+              <w:left w:type="dxa" w:w="120"/>
+              <w:bottom w:type="dxa" w:w="80"/>
+              <w:right w:type="dxa" w:w="120"/>
+            </w:tcMar>
+          </w:tcPr>
+          <w:p>
+            <w:pPr>
+              <w:spacing w:before="0" w:after="0"/>
+            </w:pPr>
+            <w:r>
+              <w:rPr>
+                <w:rFonts w:ascii="BIZ UDPGothic" w:cs="BIZ UDPGothic" w:eastAsia="BIZ UDPGothic" w:hAnsi="BIZ UDPGothic"/>
+                <w:color w:val="404040"/>
+                <w:sz w:val="18"/>
+                <w:szCs w:val="18"/>
+              </w:rPr>
+              <w:t xml:space="preserve">起 動ログにDeprecat ed警告がないこと</w:t>
+            </w:r>
+          </w:p>
+        </w:tc>
+        <w:tc>
+          <w:tcPr>
+            <w:tcW w:type="dxa" w:w="2378"/>
+            <w:tcBorders>
+              <w:top w:val="single" w:color="CCCCCC" w:sz="4"/>
+              <w:left w:val="single" w:color="CCCCCC" w:sz="4"/>
+              <w:bottom w:val="single" w:color="CCCCCC" w:sz="4"/>
+              <w:right w:val="single" w:color="CCCCCC" w:sz="4"/>
+            </w:tcBorders>
+            <w:shd w:fill="FFFFFF" w:val="clear"/>
+            <w:tcMar>
+              <w:top w:type="dxa" w:w="80"/>
+              <w:left w:type="dxa" w:w="120"/>
+              <w:bottom w:type="dxa" w:w="80"/>
+              <w:right w:type="dxa" w:w="120"/>
+            </w:tcMar>
+          </w:tcPr>
+          <w:p>
+            <w:pPr>
+              <w:spacing w:before="0" w:after="0"/>
+            </w:pPr>
+            <w:r>
+              <w:rPr>
+                <w:rFonts w:ascii="BIZ UDPGothic" w:cs="BIZ UDPGothic" w:eastAsia="BIZ UDPGothic" w:hAnsi="BIZ UDPGothic"/>
+                <w:color w:val="404040"/>
+                <w:sz w:val="18"/>
+                <w:szCs w:val="18"/>
+              </w:rPr>
+              <w:t xml:space="preserve"/>
+            </w:r>
+          </w:p>
+        </w:tc>
+      </w:tr>
+      <w:tr>
+        <w:trPr>
+          <w:cantSplit/>
+        </w:trPr>
+        <w:tc>
+          <w:tcPr>
+            <w:tcW w:type="dxa" w:w="2376"/>
+            <w:tcBorders>
+              <w:top w:val="single" w:color="CCCCCC" w:sz="4"/>
+              <w:left w:val="single" w:color="CCCCCC" w:sz="4"/>
+              <w:bottom w:val="single" w:color="CCCCCC" w:sz="4"/>
+              <w:right w:val="single" w:color="CCCCCC" w:sz="4"/>
+            </w:tcBorders>
+            <w:shd w:fill="FFFFFF" w:val="clear"/>
+            <w:tcMar>
+              <w:top w:type="dxa" w:w="80"/>
+              <w:left w:type="dxa" w:w="120"/>
+              <w:bottom w:type="dxa" w:w="80"/>
+              <w:right w:type="dxa" w:w="120"/>
+            </w:tcMar>
+          </w:tcPr>
+          <w:p>
+            <w:pPr>
+              <w:spacing w:before="0" w:after="0"/>
+            </w:pPr>
+            <w:r>
+              <w:rPr>
+                <w:rFonts w:ascii="BIZ UDPGothic" w:cs="BIZ UDPGothic" w:eastAsia="BIZ UDPGothic" w:hAnsi="BIZ UDPGothic"/>
+                <w:color w:val="404040"/>
+                <w:sz w:val="18"/>
+                <w:szCs w:val="18"/>
+              </w:rPr>
+              <w:t xml:space="preserve">5</w:t>
+            </w:r>
+          </w:p>
+        </w:tc>
+        <w:tc>
+          <w:tcPr>
+            <w:tcW w:type="dxa" w:w="2376"/>
+            <w:tcBorders>
+              <w:top w:val="single" w:color="CCCCCC" w:sz="4"/>
+              <w:left w:val="single" w:color="CCCCCC" w:sz="4"/>
+              <w:bottom w:val="single" w:color="CCCCCC" w:sz="4"/>
+              <w:right w:val="single" w:color="CCCCCC" w:sz="4"/>
+            </w:tcBorders>
+            <w:shd w:fill="FFFFFF" w:val="clear"/>
+            <w:tcMar>
+              <w:top w:type="dxa" w:w="80"/>
+              <w:left w:type="dxa" w:w="120"/>
+              <w:bottom w:type="dxa" w:w="80"/>
+              <w:right w:type="dxa" w:w="120"/>
+            </w:tcMar>
+          </w:tcPr>
+          <w:p>
+            <w:pPr>
+              <w:spacing w:before="0" w:after="0"/>
+            </w:pPr>
+            <w:r>
+              <w:rPr>
+                <w:rFonts w:ascii="BIZ UDPGothic" w:cs="BIZ UDPGothic" w:eastAsia="BIZ UDPGothic" w:hAnsi="BIZ UDPGothic"/>
+                <w:color w:val="404040"/>
+                <w:sz w:val="18"/>
+                <w:szCs w:val="18"/>
+              </w:rPr>
+              <w:t xml:space="preserve">Flyway起動時にマイグレーシ ョンが正常完了することを確認（#9）</w:t>
+            </w:r>
+          </w:p>
+        </w:tc>
+        <w:tc>
+          <w:tcPr>
+            <w:tcW w:type="dxa" w:w="2376"/>
+            <w:tcBorders>
+              <w:top w:val="single" w:color="CCCCCC" w:sz="4"/>
+              <w:left w:val="single" w:color="CCCCCC" w:sz="4"/>
+              <w:bottom w:val="single" w:color="CCCCCC" w:sz="4"/>
+              <w:right w:val="single" w:color="CCCCCC" w:sz="4"/>
+            </w:tcBorders>
+            <w:shd w:fill="FFFFFF" w:val="clear"/>
+            <w:tcMar>
+              <w:top w:type="dxa" w:w="80"/>
+              <w:left w:type="dxa" w:w="120"/>
+              <w:bottom w:type="dxa" w:w="80"/>
+              <w:right w:type="dxa" w:w="120"/>
+            </w:tcMar>
+          </w:tcPr>
+          <w:p>
+            <w:pPr>
+              <w:spacing w:before="0" w:after="0"/>
+            </w:pPr>
+            <w:r>
+              <w:rPr>
+                <w:rFonts w:ascii="BIZ UDPGothic" w:cs="BIZ UDPGothic" w:eastAsia="BIZ UDPGothic" w:hAnsi="BIZ UDPGothic"/>
+                <w:color w:val="404040"/>
+                <w:sz w:val="18"/>
+                <w:szCs w:val="18"/>
+              </w:rPr>
+              <w:t xml:space="preserve">Flyway migrated successfully が出力されること</w:t>
+            </w:r>
+          </w:p>
+        </w:tc>
+        <w:tc>
+          <w:tcPr>
+            <w:tcW w:type="dxa" w:w="2378"/>
+            <w:tcBorders>
+              <w:top w:val="single" w:color="CCCCCC" w:sz="4"/>
+              <w:left w:val="single" w:color="CCCCCC" w:sz="4"/>
+              <w:bottom w:val="single" w:color="CCCCCC" w:sz="4"/>
+              <w:right w:val="single" w:color="CCCCCC" w:sz="4"/>
+            </w:tcBorders>
+            <w:shd w:fill="FFFFFF" w:val="clear"/>
+            <w:tcMar>
+              <w:top w:type="dxa" w:w="80"/>
+              <w:left w:type="dxa" w:w="120"/>
+              <w:bottom w:type="dxa" w:w="80"/>
+              <w:right w:type="dxa" w:w="120"/>
+            </w:tcMar>
+          </w:tcPr>
+          <w:p>
+            <w:pPr>
+              <w:spacing w:before="0" w:after="0"/>
+            </w:pPr>
+            <w:r>
+              <w:rPr>
+                <w:rFonts w:ascii="BIZ UDPGothic" w:cs="BIZ UDPGothic" w:eastAsia="BIZ UDPGothic" w:hAnsi="BIZ UDPGothic"/>
+                <w:color w:val="404040"/>
+                <w:sz w:val="18"/>
+                <w:szCs w:val="18"/>
+              </w:rPr>
+              <w:t xml:space="preserve"/>
+            </w:r>
+          </w:p>
+        </w:tc>
+      </w:tr>
+      <w:tr>
+        <w:trPr>
+          <w:cantSplit/>
+        </w:trPr>
+        <w:tc>
+          <w:tcPr>
+            <w:tcW w:type="dxa" w:w="2376"/>
+            <w:tcBorders>
+              <w:top w:val="single" w:color="CCCCCC" w:sz="4"/>
+              <w:left w:val="single" w:color="CCCCCC" w:sz="4"/>
+              <w:bottom w:val="single" w:color="CCCCCC" w:sz="4"/>
+              <w:right w:val="single" w:color="CCCCCC" w:sz="4"/>
+            </w:tcBorders>
+            <w:shd w:fill="FFFFFF" w:val="clear"/>
+            <w:tcMar>
+              <w:top w:type="dxa" w:w="80"/>
+              <w:left w:type="dxa" w:w="120"/>
+              <w:bottom w:type="dxa" w:w="80"/>
+              <w:right w:type="dxa" w:w="120"/>
+            </w:tcMar>
+          </w:tcPr>
+          <w:p>
+            <w:pPr>
+              <w:spacing w:before="0" w:after="0"/>
+            </w:pPr>
+            <w:r>
+              <w:rPr>
+                <w:rFonts w:ascii="BIZ UDPGothic" w:cs="BIZ UDPGothic" w:eastAsia="BIZ UDPGothic" w:hAnsi="BIZ UDPGothic"/>
+                <w:color w:val="404040"/>
+                <w:sz w:val="18"/>
+                <w:szCs w:val="18"/>
+              </w:rPr>
+              <w:t xml:space="preserve">5</w:t>
+            </w:r>
+          </w:p>
+        </w:tc>
+        <w:tc>
+          <w:tcPr>
+            <w:tcW w:type="dxa" w:w="2376"/>
+            <w:tcBorders>
+              <w:top w:val="single" w:color="CCCCCC" w:sz="4"/>
+              <w:left w:val="single" w:color="CCCCCC" w:sz="4"/>
+              <w:bottom w:val="single" w:color="CCCCCC" w:sz="4"/>
+              <w:right w:val="single" w:color="CCCCCC" w:sz="4"/>
+            </w:tcBorders>
+            <w:shd w:fill="FFFFFF" w:val="clear"/>
+            <w:tcMar>
+              <w:top w:type="dxa" w:w="80"/>
+              <w:left w:type="dxa" w:w="120"/>
+              <w:bottom w:type="dxa" w:w="80"/>
+              <w:right w:type="dxa" w:w="120"/>
+            </w:tcMar>
+          </w:tcPr>
+          <w:p>
+            <w:pPr>
+              <w:spacing w:before="0" w:after="0"/>
+            </w:pPr>
+            <w:r>
+              <w:rPr>
+                <w:rFonts w:ascii="BIZ UDPGothic" w:cs="BIZ UDPGothic" w:eastAsia="BIZ UDPGothic" w:hAnsi="BIZ UDPGothic"/>
+                <w:color w:val="404040"/>
+                <w:sz w:val="18"/>
+                <w:szCs w:val="18"/>
+              </w:rPr>
+              <w:t xml:space="preserve">Flyway起動時にマイグレーシ ョンが正常完了することを確認（#9）</w:t>
+            </w:r>
+          </w:p>
+        </w:tc>
+        <w:tc>
+          <w:tcPr>
+            <w:tcW w:type="dxa" w:w="2376"/>
+            <w:tcBorders>
+              <w:top w:val="single" w:color="CCCCCC" w:sz="4"/>
+              <w:left w:val="single" w:color="CCCCCC" w:sz="4"/>
+              <w:bottom w:val="single" w:color="CCCCCC" w:sz="4"/>
+              <w:right w:val="single" w:color="CCCCCC" w:sz="4"/>
+            </w:tcBorders>
+            <w:shd w:fill="FFFFFF" w:val="clear"/>
+            <w:tcMar>
+              <w:top w:type="dxa" w:w="80"/>
+              <w:left w:type="dxa" w:w="120"/>
+              <w:bottom w:type="dxa" w:w="80"/>
+              <w:right w:type="dxa" w:w="120"/>
+            </w:tcMar>
+          </w:tcPr>
+          <w:p>
+            <w:pPr>
+              <w:spacing w:before="0" w:after="0"/>
+            </w:pPr>
+            <w:r>
+              <w:rPr>
+                <w:rFonts w:ascii="BIZ UDPGothic" w:cs="BIZ UDPGothic" w:eastAsia="BIZ UDPGothic" w:hAnsi="BIZ UDPGothic"/>
+                <w:color w:val="404040"/>
+                <w:sz w:val="18"/>
+                <w:szCs w:val="18"/>
+              </w:rPr>
+              <w:t xml:space="preserve">Flyway migrated successfully が出力されること</w:t>
+            </w:r>
+          </w:p>
+        </w:tc>
+        <w:tc>
+          <w:tcPr>
+            <w:tcW w:type="dxa" w:w="2378"/>
+            <w:tcBorders>
+              <w:top w:val="single" w:color="CCCCCC" w:sz="4"/>
+              <w:left w:val="single" w:color="CCCCCC" w:sz="4"/>
+              <w:bottom w:val="single" w:color="CCCCCC" w:sz="4"/>
+              <w:right w:val="single" w:color="CCCCCC" w:sz="4"/>
+            </w:tcBorders>
+            <w:shd w:fill="FFFFFF" w:val="clear"/>
+            <w:tcMar>
+              <w:top w:type="dxa" w:w="80"/>
+              <w:left w:type="dxa" w:w="120"/>
+              <w:bottom w:type="dxa" w:w="80"/>
+              <w:right w:type="dxa" w:w="120"/>
+            </w:tcMar>
+          </w:tcPr>
+          <w:p>
+            <w:pPr>
+              <w:spacing w:before="0" w:after="0"/>
+            </w:pPr>
+            <w:r>
+              <w:rPr>
+                <w:rFonts w:ascii="BIZ UDPGothic" w:cs="BIZ UDPGothic" w:eastAsia="BIZ UDPGothic" w:hAnsi="BIZ UDPGothic"/>
+                <w:color w:val="404040"/>
+                <w:sz w:val="18"/>
+                <w:szCs w:val="18"/>
+              </w:rPr>
+              <w:t xml:space="preserve"/>
+            </w:r>
+          </w:p>
+        </w:tc>
+      </w:tr>
+      <w:tr>
+        <w:trPr>
+          <w:cantSplit/>
+        </w:trPr>
+        <w:tc>
+          <w:tcPr>
+            <w:tcW w:type="dxa" w:w="2376"/>
+            <w:tcBorders>
+              <w:top w:val="single" w:color="CCCCCC" w:sz="4"/>
+              <w:left w:val="single" w:color="CCCCCC" w:sz="4"/>
+              <w:bottom w:val="single" w:color="CCCCCC" w:sz="4"/>
+              <w:right w:val="single" w:color="CCCCCC" w:sz="4"/>
+            </w:tcBorders>
+            <w:shd w:fill="FFFFFF" w:val="clear"/>
+            <w:tcMar>
+              <w:top w:type="dxa" w:w="80"/>
+              <w:left w:type="dxa" w:w="120"/>
+              <w:bottom w:type="dxa" w:w="80"/>
+              <w:right w:type="dxa" w:w="120"/>
+            </w:tcMar>
+          </w:tcPr>
+          <w:p>
+            <w:pPr>
+              <w:spacing w:before="0" w:after="0"/>
+            </w:pPr>
+            <w:r>
+              <w:rPr>
+                <w:rFonts w:ascii="BIZ UDPGothic" w:cs="BIZ UDPGothic" w:eastAsia="BIZ UDPGothic" w:hAnsi="BIZ UDPGothic"/>
+                <w:color w:val="404040"/>
+                <w:sz w:val="18"/>
+                <w:szCs w:val="18"/>
+              </w:rPr>
+              <w:t xml:space="preserve">6</w:t>
+            </w:r>
+          </w:p>
+        </w:tc>
+        <w:tc>
+          <w:tcPr>
+            <w:tcW w:type="dxa" w:w="2376"/>
+            <w:tcBorders>
+              <w:top w:val="single" w:color="CCCCCC" w:sz="4"/>
+              <w:left w:val="single" w:color="CCCCCC" w:sz="4"/>
+              <w:bottom w:val="single" w:color="CCCCCC" w:sz="4"/>
+              <w:right w:val="single" w:color="CCCCCC" w:sz="4"/>
+            </w:tcBorders>
+            <w:shd w:fill="FFFFFF" w:val="clear"/>
+            <w:tcMar>
+              <w:top w:type="dxa" w:w="80"/>
+              <w:left w:type="dxa" w:w="120"/>
+              <w:bottom w:type="dxa" w:w="80"/>
+              <w:right w:type="dxa" w:w="120"/>
+            </w:tcMar>
+          </w:tcPr>
+          <w:p>
+            <w:pPr>
+              <w:spacing w:before="0" w:after="0"/>
+            </w:pPr>
+            <w:r>
+              <w:rPr>
+                <w:rFonts w:ascii="BIZ UDPGothic" w:cs="BIZ UDPGothic" w:eastAsia="BIZ UDPGothic" w:hAnsi="BIZ UDPGothic"/>
+                <w:color w:val="404040"/>
+                <w:sz w:val="18"/>
+                <w:szCs w:val="18"/>
+              </w:rPr>
+              <w:t xml:space="preserve">GitHub Actions CIがpush時にgreen（全 ジョブ成功）になることを確認（#11）</w:t>
+            </w:r>
+          </w:p>
+        </w:tc>
+        <w:tc>
+          <w:tcPr>
+            <w:tcW w:type="dxa" w:w="2376"/>
+            <w:tcBorders>
+              <w:top w:val="single" w:color="CCCCCC" w:sz="4"/>
+              <w:left w:val="single" w:color="CCCCCC" w:sz="4"/>
+              <w:bottom w:val="single" w:color="CCCCCC" w:sz="4"/>
+              <w:right w:val="single" w:color="CCCCCC" w:sz="4"/>
+            </w:tcBorders>
+            <w:shd w:fill="FFFFFF" w:val="clear"/>
+            <w:tcMar>
+              <w:top w:type="dxa" w:w="80"/>
+              <w:left w:type="dxa" w:w="120"/>
+              <w:bottom w:type="dxa" w:w="80"/>
+              <w:right w:type="dxa" w:w="120"/>
+            </w:tcMar>
+          </w:tcPr>
+          <w:p>
+            <w:pPr>
+              <w:spacing w:before="0" w:after="0"/>
+            </w:pPr>
+            <w:r>
+              <w:rPr>
+                <w:rFonts w:ascii="BIZ UDPGothic" w:cs="BIZ UDPGothic" w:eastAsia="BIZ UDPGothic" w:hAnsi="BIZ UDPGothic"/>
+                <w:color w:val="404040"/>
+                <w:sz w:val="18"/>
+                <w:szCs w:val="18"/>
+              </w:rPr>
+              <w:t xml:space="preserve">pos-server / gift-card / frontend 全ジョブが成功</w:t>
+            </w:r>
+          </w:p>
+        </w:tc>
+        <w:tc>
+          <w:tcPr>
+            <w:tcW w:type="dxa" w:w="2378"/>
+            <w:tcBorders>
+              <w:top w:val="single" w:color="CCCCCC" w:sz="4"/>
+              <w:left w:val="single" w:color="CCCCCC" w:sz="4"/>
+              <w:bottom w:val="single" w:color="CCCCCC" w:sz="4"/>
+              <w:right w:val="single" w:color="CCCCCC" w:sz="4"/>
+            </w:tcBorders>
+            <w:shd w:fill="FFFFFF" w:val="clear"/>
+            <w:tcMar>
+              <w:top w:type="dxa" w:w="80"/>
+              <w:left w:type="dxa" w:w="120"/>
+              <w:bottom w:type="dxa" w:w="80"/>
+              <w:right w:type="dxa" w:w="120"/>
+            </w:tcMar>
+          </w:tcPr>
+          <w:p>
+            <w:pPr>
+              <w:spacing w:before="0" w:after="0"/>
+            </w:pPr>
+            <w:r>
+              <w:rPr>
+                <w:rFonts w:ascii="BIZ UDPGothic" w:cs="BIZ UDPGothic" w:eastAsia="BIZ UDPGothic" w:hAnsi="BIZ UDPGothic"/>
+                <w:color w:val="404040"/>
+                <w:sz w:val="18"/>
+                <w:szCs w:val="18"/>
+              </w:rPr>
+              <w:t xml:space="preserve"/>
+            </w:r>
+          </w:p>
+        </w:tc>
+      </w:tr>
+      <w:tr>
+        <w:trPr>
+          <w:cantSplit/>
+        </w:trPr>
+        <w:tc>
+          <w:tcPr>
+            <w:tcW w:type="dxa" w:w="2376"/>
+            <w:tcBorders>
+              <w:top w:val="single" w:color="CCCCCC" w:sz="4"/>
+              <w:left w:val="single" w:color="CCCCCC" w:sz="4"/>
+              <w:bottom w:val="single" w:color="CCCCCC" w:sz="4"/>
+              <w:right w:val="single" w:color="CCCCCC" w:sz="4"/>
+            </w:tcBorders>
+            <w:shd w:fill="FFFFFF" w:val="clear"/>
+            <w:tcMar>
+              <w:top w:type="dxa" w:w="80"/>
+              <w:left w:type="dxa" w:w="120"/>
+              <w:bottom w:type="dxa" w:w="80"/>
+              <w:right w:type="dxa" w:w="120"/>
+            </w:tcMar>
+          </w:tcPr>
+          <w:p>
+            <w:pPr>
+              <w:spacing w:before="0" w:after="0"/>
+            </w:pPr>
+            <w:r>
+              <w:rPr>
+                <w:rFonts w:ascii="BIZ UDPGothic" w:cs="BIZ UDPGothic" w:eastAsia="BIZ UDPGothic" w:hAnsi="BIZ UDPGothic"/>
+                <w:color w:val="404040"/>
+                <w:sz w:val="18"/>
+                <w:szCs w:val="18"/>
+              </w:rPr>
+              <w:t xml:space="preserve">6</w:t>
+            </w:r>
+          </w:p>
+        </w:tc>
+        <w:tc>
+          <w:tcPr>
+            <w:tcW w:type="dxa" w:w="2376"/>
+            <w:tcBorders>
+              <w:top w:val="single" w:color="CCCCCC" w:sz="4"/>
+              <w:left w:val="single" w:color="CCCCCC" w:sz="4"/>
+              <w:bottom w:val="single" w:color="CCCCCC" w:sz="4"/>
+              <w:right w:val="single" w:color="CCCCCC" w:sz="4"/>
+            </w:tcBorders>
+            <w:shd w:fill="FFFFFF" w:val="clear"/>
+            <w:tcMar>
+              <w:top w:type="dxa" w:w="80"/>
+              <w:left w:type="dxa" w:w="120"/>
+              <w:bottom w:type="dxa" w:w="80"/>
+              <w:right w:type="dxa" w:w="120"/>
+            </w:tcMar>
+          </w:tcPr>
+          <w:p>
+            <w:pPr>
+              <w:spacing w:before="0" w:after="0"/>
+            </w:pPr>
+            <w:r>
+              <w:rPr>
+                <w:rFonts w:ascii="BIZ UDPGothic" w:cs="BIZ UDPGothic" w:eastAsia="BIZ UDPGothic" w:hAnsi="BIZ UDPGothic"/>
+                <w:color w:val="404040"/>
+                <w:sz w:val="18"/>
+                <w:szCs w:val="18"/>
+              </w:rPr>
+              <w:t xml:space="preserve">GitHub Actions CIがpush時にgreen（全 ジョブ成功）になることを確認（#11）</w:t>
+            </w:r>
+          </w:p>
+        </w:tc>
+        <w:tc>
+          <w:tcPr>
+            <w:tcW w:type="dxa" w:w="2376"/>
+            <w:tcBorders>
+              <w:top w:val="single" w:color="CCCCCC" w:sz="4"/>
+              <w:left w:val="single" w:color="CCCCCC" w:sz="4"/>
+              <w:bottom w:val="single" w:color="CCCCCC" w:sz="4"/>
+              <w:right w:val="single" w:color="CCCCCC" w:sz="4"/>
+            </w:tcBorders>
+            <w:shd w:fill="FFFFFF" w:val="clear"/>
+            <w:tcMar>
+              <w:top w:type="dxa" w:w="80"/>
+              <w:left w:type="dxa" w:w="120"/>
+              <w:bottom w:type="dxa" w:w="80"/>
+              <w:right w:type="dxa" w:w="120"/>
+            </w:tcMar>
+          </w:tcPr>
+          <w:p>
+            <w:pPr>
+              <w:spacing w:before="0" w:after="0"/>
+            </w:pPr>
+            <w:r>
+              <w:rPr>
+                <w:rFonts w:ascii="BIZ UDPGothic" w:cs="BIZ UDPGothic" w:eastAsia="BIZ UDPGothic" w:hAnsi="BIZ UDPGothic"/>
+                <w:color w:val="404040"/>
+                <w:sz w:val="18"/>
+                <w:szCs w:val="18"/>
+              </w:rPr>
+              <w:t xml:space="preserve">pos-server / gift-card / frontend 全ジョブが成功</w:t>
+            </w:r>
+          </w:p>
+        </w:tc>
+        <w:tc>
+          <w:tcPr>
+            <w:tcW w:type="dxa" w:w="2378"/>
+            <w:tcBorders>
+              <w:top w:val="single" w:color="CCCCCC" w:sz="4"/>
+              <w:left w:val="single" w:color="CCCCCC" w:sz="4"/>
+              <w:bottom w:val="single" w:color="CCCCCC" w:sz="4"/>
+              <w:right w:val="single" w:color="CCCCCC" w:sz="4"/>
+            </w:tcBorders>
+            <w:shd w:fill="FFFFFF" w:val="clear"/>
+            <w:tcMar>
+              <w:top w:type="dxa" w:w="80"/>
+              <w:left w:type="dxa" w:w="120"/>
+              <w:bottom w:type="dxa" w:w="80"/>
+              <w:right w:type="dxa" w:w="120"/>
+            </w:tcMar>
+          </w:tcPr>
+          <w:p>
+            <w:pPr>
+              <w:spacing w:before="0" w:after="0"/>
+            </w:pPr>
+            <w:r>
+              <w:rPr>
+                <w:rFonts w:ascii="BIZ UDPGothic" w:cs="BIZ UDPGothic" w:eastAsia="BIZ UDPGothic" w:hAnsi="BIZ UDPGothic"/>
+                <w:color w:val="404040"/>
+                <w:sz w:val="18"/>
+                <w:szCs w:val="18"/>
+              </w:rPr>
+              <w:t xml:space="preserve"/>
+            </w:r>
+          </w:p>
+        </w:tc>
+      </w:tr>
+    </w:tbl>
+    <w:p>
+      <w:pPr>
+        <w:spacing w:before="100" w:after="100"/>
+      </w:pPr>
+      <w:r>
+        <w:rPr>
+          <w:rFonts w:ascii="BIZ UDPGothic" w:cs="BIZ UDPGothic" w:eastAsia="BIZ UDPGothic" w:hAnsi="BIZ UDPGothic"/>
+          <w:color w:val="404040"/>
+          <w:sz w:val="18"/>
+          <w:szCs w:val="18"/>
+        </w:rPr>
+        <w:t xml:space="preserve">→ 全テスト完了後、結果欄（OK</w:t>
+      </w:r>
+      <w:r>
+        <w:br/>
+      </w:r>
+      <w:r>
+        <w:rPr>
+          <w:rFonts w:ascii="BIZ UDPGothic" w:cs="BIZ UDPGothic" w:eastAsia="BIZ UDPGothic" w:hAnsi="BIZ UDPGothic"/>
+          <w:i/>
+          <w:iCs/>
+          <w:color w:val="777777"/>
+          <w:sz w:val="16"/>
+          <w:szCs w:val="16"/>
+        </w:rPr>
+        <w:t xml:space="preserve">/ NG）を記入して Thanh Nguyên</w:t>
+      </w:r>
+    </w:p>
+    <w:p>
+      <w:pPr>
+        <w:spacing w:before="100" w:after="100"/>
+      </w:pPr>
+      <w:r>
+        <w:rPr>
+          <w:rFonts w:ascii="BIZ UDPGothic" w:cs="BIZ UDPGothic" w:eastAsia="BIZ UDPGothic" w:hAnsi="BIZ UDPGothic"/>
+          <w:color w:val="404040"/>
+          <w:sz w:val="18"/>
+          <w:szCs w:val="18"/>
+        </w:rPr>
+        <w:t xml:space="preserve">へ提出すること。 *→ Sau khi hoàn thành toàn bộ kiểm thử, điền kết quả</w:t>
+      </w:r>
+    </w:p>
+    <w:p>
+      <w:pPr>
+        <w:spacing w:before="100" w:after="100"/>
+      </w:pPr>
+      <w:r>
+        <w:rPr>
+          <w:rFonts w:ascii="BIZ UDPGothic" w:cs="BIZ UDPGothic" w:eastAsia="BIZ UDPGothic" w:hAnsi="BIZ UDPGothic"/>
+          <w:color w:val="404040"/>
+          <w:sz w:val="18"/>
+          <w:szCs w:val="18"/>
+        </w:rPr>
+        <w:t xml:space="preserve">(OK</w:t>
+      </w:r>
+      <w:r>
+        <w:br/>
+      </w:r>
+      <w:r>
+        <w:rPr>
+          <w:rFonts w:ascii="BIZ UDPGothic" w:cs="BIZ UDPGothic" w:eastAsia="BIZ UDPGothic" w:hAnsi="BIZ UDPGothic"/>
+          <w:i/>
+          <w:iCs/>
+          <w:color w:val="777777"/>
+          <w:sz w:val="16"/>
+          <w:szCs w:val="16"/>
+        </w:rPr>
+        <w:t xml:space="preserve">/ NG) và nộp cho Thanh Nguyên.</w:t>
       </w:r>
     </w:p>
     <w:p>

--- a/40_AWS/05_改修資料/KSM_AWS_MOD_009_改修指示書_ソースコード修正計画_ja_vi.docx
+++ b/40_AWS/05_改修資料/KSM_AWS_MOD_009_改修指示書_ソースコード修正計画_ja_vi.docx
@@ -4727,6 +4727,1380 @@
         <w:t xml:space="preserve">/ NG) và nộp cho Thanh Nguyên.</w:t>
       </w:r>
     </w:p>
+    <w:p>
+      <w:pPr>
+        <w:pBdr>
+          <w:left w:val="thick" w:color="C8102E" w:sz="20" w:space="6"/>
+        </w:pBdr>
+        <w:spacing w:before="280" w:after="100"/>
+      </w:pPr>
+      <w:r>
+        <w:rPr>
+          <w:rFonts w:ascii="BIZ UDPGothic" w:cs="BIZ UDPGothic" w:eastAsia="BIZ UDPGothic" w:hAnsi="BIZ UDPGothic"/>
+          <w:b/>
+          <w:bCs/>
+          <w:color w:val="C8102E"/>
+          <w:sz w:val="24"/>
+          <w:szCs w:val="24"/>
+        </w:rPr>
+        <w:t xml:space="preserve">■ デプロイ時確認・注意事項</w:t>
+      </w:r>
+      <w:r>
+        <w:br/>
+      </w:r>
+      <w:r>
+        <w:rPr>
+          <w:rFonts w:ascii="BIZ UDPGothic" w:cs="BIZ UDPGothic" w:eastAsia="BIZ UDPGothic" w:hAnsi="BIZ UDPGothic"/>
+          <w:i/>
+          <w:iCs/>
+          <w:color w:val="AA3344"/>
+          <w:sz w:val="17"/>
+          <w:szCs w:val="17"/>
+        </w:rPr>
+        <w:t xml:space="preserve">　Lưu Ý &amp; Xác Nhận Khi Triển Khai</w:t>
+      </w:r>
+    </w:p>
+    <w:p>
+      <w:pPr>
+        <w:spacing w:before="100" w:after="100"/>
+      </w:pPr>
+      <w:r>
+        <w:rPr>
+          <w:rFonts w:ascii="BIZ UDPGothic" w:cs="BIZ UDPGothic" w:eastAsia="BIZ UDPGothic" w:hAnsi="BIZ UDPGothic"/>
+          <w:color w:val="404040"/>
+          <w:sz w:val="18"/>
+          <w:szCs w:val="18"/>
+        </w:rPr>
+        <w:t xml:space="preserve">本改修のデプロイにあたり、以下の8項目を事前・事後に確認すること。</w:t>
+      </w:r>
+      <w:r>
+        <w:br/>
+      </w:r>
+      <w:r>
+        <w:rPr>
+          <w:rFonts w:ascii="BIZ UDPGothic" w:cs="BIZ UDPGothic" w:eastAsia="BIZ UDPGothic" w:hAnsi="BIZ UDPGothic"/>
+          <w:i/>
+          <w:iCs/>
+          <w:color w:val="777777"/>
+          <w:sz w:val="16"/>
+          <w:szCs w:val="16"/>
+        </w:rPr>
+        <w:t xml:space="preserve">/ Khi triển khai sửa đổi này, cần xác nhận 8 hạng mục dưới đây trước và sau khi deploy.</w:t>
+      </w:r>
+    </w:p>
+    <w:tbl>
+      <w:tblPr>
+        <w:tblW w:type="dxa" w:w="9506"/>
+        <w:tblBorders>
+          <w:top w:val="single" w:color="CCCCCC" w:sz="4"/>
+          <w:left w:val="single" w:color="CCCCCC" w:sz="4"/>
+          <w:bottom w:val="single" w:color="CCCCCC" w:sz="4"/>
+          <w:right w:val="single" w:color="CCCCCC" w:sz="4"/>
+          <w:insideH w:val="single" w:color="auto" w:sz="4"/>
+          <w:insideV w:val="single" w:color="auto" w:sz="4"/>
+        </w:tblBorders>
+      </w:tblPr>
+      <w:tblGrid>
+        <w:gridCol w:w="400"/>
+        <w:gridCol w:w="2200"/>
+        <w:gridCol w:w="6906"/>
+      </w:tblGrid>
+      <w:tr>
+        <w:trPr>
+          <w:cantSplit/>
+          <w:tblHeader/>
+        </w:trPr>
+        <w:tc>
+          <w:tcPr>
+            <w:tcW w:type="dxa" w:w="400"/>
+            <w:tcBorders>
+              <w:top w:val="single" w:color="CCCCCC" w:sz="4"/>
+              <w:left w:val="single" w:color="CCCCCC" w:sz="4"/>
+              <w:bottom w:val="single" w:color="CCCCCC" w:sz="4"/>
+              <w:right w:val="single" w:color="CCCCCC" w:sz="4"/>
+            </w:tcBorders>
+            <w:shd w:fill="E8E8E8" w:val="clear"/>
+            <w:tcMar>
+              <w:top w:type="dxa" w:w="80"/>
+              <w:left w:type="dxa" w:w="120"/>
+              <w:bottom w:type="dxa" w:w="80"/>
+              <w:right w:type="dxa" w:w="120"/>
+            </w:tcMar>
+            <w:vAlign w:val="center"/>
+          </w:tcPr>
+          <w:p>
+            <w:pPr>
+              <w:jc w:val="center"/>
+            </w:pPr>
+            <w:r>
+              <w:rPr>
+                <w:rFonts w:ascii="BIZ UDPGothic" w:cs="BIZ UDPGothic" w:eastAsia="BIZ UDPGothic" w:hAnsi="BIZ UDPGothic"/>
+                <w:b/>
+                <w:bCs/>
+                <w:color w:val="000000"/>
+                <w:sz w:val="18"/>
+                <w:szCs w:val="18"/>
+              </w:rPr>
+              <w:t xml:space="preserve">No.</w:t>
+            </w:r>
+          </w:p>
+        </w:tc>
+        <w:tc>
+          <w:tcPr>
+            <w:tcW w:type="dxa" w:w="2200"/>
+            <w:tcBorders>
+              <w:top w:val="single" w:color="CCCCCC" w:sz="4"/>
+              <w:left w:val="single" w:color="CCCCCC" w:sz="4"/>
+              <w:bottom w:val="single" w:color="CCCCCC" w:sz="4"/>
+              <w:right w:val="single" w:color="CCCCCC" w:sz="4"/>
+            </w:tcBorders>
+            <w:shd w:fill="E8E8E8" w:val="clear"/>
+            <w:tcMar>
+              <w:top w:type="dxa" w:w="80"/>
+              <w:left w:type="dxa" w:w="120"/>
+              <w:bottom w:type="dxa" w:w="80"/>
+              <w:right w:type="dxa" w:w="120"/>
+            </w:tcMar>
+            <w:vAlign w:val="center"/>
+          </w:tcPr>
+          <w:p>
+            <w:pPr>
+              <w:jc w:val="left"/>
+            </w:pPr>
+            <w:r>
+              <w:rPr>
+                <w:rFonts w:ascii="BIZ UDPGothic" w:cs="BIZ UDPGothic" w:eastAsia="BIZ UDPGothic" w:hAnsi="BIZ UDPGothic"/>
+                <w:b/>
+                <w:bCs/>
+                <w:color w:val="000000"/>
+                <w:sz w:val="18"/>
+                <w:szCs w:val="18"/>
+              </w:rPr>
+              <w:t xml:space="preserve">項目</w:t>
+            </w:r>
+            <w:r>
+              <w:rPr>
+                <w:rFonts w:ascii="BIZ UDPGothic" w:cs="BIZ UDPGothic" w:eastAsia="BIZ UDPGothic" w:hAnsi="BIZ UDPGothic"/>
+                <w:i/>
+                <w:iCs/>
+                <w:color w:val="888888"/>
+                <w:sz w:val="16"/>
+                <w:szCs w:val="16"/>
+              </w:rPr>
+              <w:t xml:space="preserve"> / </w:t>
+            </w:r>
+            <w:r>
+              <w:rPr>
+                <w:rFonts w:ascii="BIZ UDPGothic" w:cs="BIZ UDPGothic" w:eastAsia="BIZ UDPGothic" w:hAnsi="BIZ UDPGothic"/>
+                <w:i/>
+                <w:iCs/>
+                <w:color w:val="888888"/>
+                <w:sz w:val="16"/>
+                <w:szCs w:val="16"/>
+              </w:rPr>
+              <w:t xml:space="preserve">Hạng mục</w:t>
+            </w:r>
+          </w:p>
+        </w:tc>
+        <w:tc>
+          <w:tcPr>
+            <w:tcW w:type="dxa" w:w="6906"/>
+            <w:tcBorders>
+              <w:top w:val="single" w:color="CCCCCC" w:sz="4"/>
+              <w:left w:val="single" w:color="CCCCCC" w:sz="4"/>
+              <w:bottom w:val="single" w:color="CCCCCC" w:sz="4"/>
+              <w:right w:val="single" w:color="CCCCCC" w:sz="4"/>
+            </w:tcBorders>
+            <w:shd w:fill="E8E8E8" w:val="clear"/>
+            <w:tcMar>
+              <w:top w:type="dxa" w:w="80"/>
+              <w:left w:type="dxa" w:w="120"/>
+              <w:bottom w:type="dxa" w:w="80"/>
+              <w:right w:type="dxa" w:w="120"/>
+            </w:tcMar>
+            <w:vAlign w:val="center"/>
+          </w:tcPr>
+          <w:p>
+            <w:pPr>
+              <w:jc w:val="left"/>
+            </w:pPr>
+            <w:r>
+              <w:rPr>
+                <w:rFonts w:ascii="BIZ UDPGothic" w:cs="BIZ UDPGothic" w:eastAsia="BIZ UDPGothic" w:hAnsi="BIZ UDPGothic"/>
+                <w:b/>
+                <w:bCs/>
+                <w:color w:val="000000"/>
+                <w:sz w:val="18"/>
+                <w:szCs w:val="18"/>
+              </w:rPr>
+              <w:t xml:space="preserve">確認・注意事項</w:t>
+            </w:r>
+            <w:r>
+              <w:rPr>
+                <w:rFonts w:ascii="BIZ UDPGothic" w:cs="BIZ UDPGothic" w:eastAsia="BIZ UDPGothic" w:hAnsi="BIZ UDPGothic"/>
+                <w:i/>
+                <w:iCs/>
+                <w:color w:val="888888"/>
+                <w:sz w:val="16"/>
+                <w:szCs w:val="16"/>
+              </w:rPr>
+              <w:t xml:space="preserve"> / </w:t>
+            </w:r>
+            <w:r>
+              <w:rPr>
+                <w:rFonts w:ascii="BIZ UDPGothic" w:cs="BIZ UDPGothic" w:eastAsia="BIZ UDPGothic" w:hAnsi="BIZ UDPGothic"/>
+                <w:i/>
+                <w:iCs/>
+                <w:color w:val="888888"/>
+                <w:sz w:val="16"/>
+                <w:szCs w:val="16"/>
+              </w:rPr>
+              <w:t xml:space="preserve">Xác nhận &amp; Lưu ý</w:t>
+            </w:r>
+          </w:p>
+        </w:tc>
+      </w:tr>
+      <w:tr>
+        <w:trPr>
+          <w:cantSplit/>
+        </w:trPr>
+        <w:tc>
+          <w:tcPr>
+            <w:tcW w:type="dxa" w:w="400"/>
+            <w:tcBorders>
+              <w:top w:val="single" w:color="CCCCCC" w:sz="4"/>
+              <w:left w:val="single" w:color="CCCCCC" w:sz="4"/>
+              <w:bottom w:val="single" w:color="CCCCCC" w:sz="4"/>
+              <w:right w:val="single" w:color="CCCCCC" w:sz="4"/>
+            </w:tcBorders>
+            <w:shd w:fill="FFFFFF" w:val="clear"/>
+            <w:tcMar>
+              <w:top w:type="dxa" w:w="80"/>
+              <w:left w:type="dxa" w:w="120"/>
+              <w:bottom w:type="dxa" w:w="80"/>
+              <w:right w:type="dxa" w:w="120"/>
+            </w:tcMar>
+            <w:vAlign w:val="center"/>
+          </w:tcPr>
+          <w:p>
+            <w:pPr>
+              <w:jc w:val="center"/>
+            </w:pPr>
+            <w:r>
+              <w:rPr>
+                <w:rFonts w:ascii="BIZ UDPGothic" w:cs="BIZ UDPGothic" w:eastAsia="BIZ UDPGothic" w:hAnsi="BIZ UDPGothic"/>
+                <w:b w:val="false"/>
+                <w:bCs w:val="false"/>
+                <w:color w:val="404040"/>
+                <w:sz w:val="18"/>
+                <w:szCs w:val="18"/>
+              </w:rPr>
+              <w:t xml:space="preserve">1</w:t>
+            </w:r>
+          </w:p>
+        </w:tc>
+        <w:tc>
+          <w:tcPr>
+            <w:tcW w:type="dxa" w:w="2200"/>
+            <w:tcBorders>
+              <w:top w:val="single" w:color="CCCCCC" w:sz="4"/>
+              <w:left w:val="single" w:color="CCCCCC" w:sz="4"/>
+              <w:bottom w:val="single" w:color="CCCCCC" w:sz="4"/>
+              <w:right w:val="single" w:color="CCCCCC" w:sz="4"/>
+            </w:tcBorders>
+            <w:shd w:fill="FFFFFF" w:val="clear"/>
+            <w:tcMar>
+              <w:top w:type="dxa" w:w="80"/>
+              <w:left w:type="dxa" w:w="120"/>
+              <w:bottom w:type="dxa" w:w="80"/>
+              <w:right w:type="dxa" w:w="120"/>
+            </w:tcMar>
+          </w:tcPr>
+          <w:p>
+            <w:pPr>
+              <w:spacing w:before="0" w:after="0"/>
+            </w:pPr>
+            <w:r>
+              <w:rPr>
+                <w:rFonts w:ascii="BIZ UDPGothic" w:cs="BIZ UDPGothic" w:eastAsia="BIZ UDPGothic" w:hAnsi="BIZ UDPGothic"/>
+                <w:color w:val="404040"/>
+                <w:sz w:val="18"/>
+                <w:szCs w:val="18"/>
+              </w:rPr>
+              <w:t xml:space="preserve">[事前] ロールバック計画</w:t>
+            </w:r>
+          </w:p>
+          <w:p>
+            <w:pPr>
+              <w:spacing w:before="0" w:after="0"/>
+            </w:pPr>
+            <w:r>
+              <w:rPr>
+                <w:rFonts w:ascii="BIZ UDPGothic" w:cs="BIZ UDPGothic" w:eastAsia="BIZ UDPGothic" w:hAnsi="BIZ UDPGothic"/>
+                <w:color w:val="404040"/>
+                <w:sz w:val="18"/>
+                <w:szCs w:val="18"/>
+              </w:rPr>
+              <w:t xml:space="preserve">/ Kế hoạch rollback</w:t>
+            </w:r>
+          </w:p>
+        </w:tc>
+        <w:tc>
+          <w:tcPr>
+            <w:tcW w:type="dxa" w:w="6906"/>
+            <w:tcBorders>
+              <w:top w:val="single" w:color="CCCCCC" w:sz="4"/>
+              <w:left w:val="single" w:color="CCCCCC" w:sz="4"/>
+              <w:bottom w:val="single" w:color="CCCCCC" w:sz="4"/>
+              <w:right w:val="single" w:color="CCCCCC" w:sz="4"/>
+            </w:tcBorders>
+            <w:shd w:fill="FFFFFF" w:val="clear"/>
+            <w:tcMar>
+              <w:top w:type="dxa" w:w="80"/>
+              <w:left w:type="dxa" w:w="120"/>
+              <w:bottom w:type="dxa" w:w="80"/>
+              <w:right w:type="dxa" w:w="120"/>
+            </w:tcMar>
+          </w:tcPr>
+          <w:p>
+            <w:pPr>
+              <w:spacing w:before="0" w:after="0"/>
+            </w:pPr>
+            <w:r>
+              <w:rPr>
+                <w:rFonts w:ascii="BIZ UDPGothic" w:cs="BIZ UDPGothic" w:eastAsia="BIZ UDPGothic" w:hAnsi="BIZ UDPGothic"/>
+                <w:color w:val="404040"/>
+                <w:sz w:val="18"/>
+                <w:szCs w:val="18"/>
+              </w:rPr>
+              <w:t xml:space="preserve">git revert で該当コミットを取り消す</w:t>
+            </w:r>
+          </w:p>
+          <w:p>
+            <w:pPr>
+              <w:spacing w:before="0" w:after="0"/>
+            </w:pPr>
+            <w:r>
+              <w:rPr>
+                <w:rFonts w:ascii="BIZ UDPGothic" w:cs="BIZ UDPGothic" w:eastAsia="BIZ UDPGothic" w:hAnsi="BIZ UDPGothic"/>
+                <w:color w:val="404040"/>
+                <w:sz w:val="18"/>
+                <w:szCs w:val="18"/>
+              </w:rPr>
+              <w:t xml:space="preserve">git revert &lt;COMMIT_HASH&gt; &amp;&amp; git push origin main</w:t>
+            </w:r>
+          </w:p>
+        </w:tc>
+      </w:tr>
+      <w:tr>
+        <w:trPr>
+          <w:cantSplit/>
+        </w:trPr>
+        <w:tc>
+          <w:tcPr>
+            <w:tcW w:type="dxa" w:w="400"/>
+            <w:tcBorders>
+              <w:top w:val="single" w:color="CCCCCC" w:sz="4"/>
+              <w:left w:val="single" w:color="CCCCCC" w:sz="4"/>
+              <w:bottom w:val="single" w:color="CCCCCC" w:sz="4"/>
+              <w:right w:val="single" w:color="CCCCCC" w:sz="4"/>
+            </w:tcBorders>
+            <w:shd w:fill="FFFFFF" w:val="clear"/>
+            <w:tcMar>
+              <w:top w:type="dxa" w:w="80"/>
+              <w:left w:type="dxa" w:w="120"/>
+              <w:bottom w:type="dxa" w:w="80"/>
+              <w:right w:type="dxa" w:w="120"/>
+            </w:tcMar>
+            <w:vAlign w:val="center"/>
+          </w:tcPr>
+          <w:p>
+            <w:pPr>
+              <w:jc w:val="center"/>
+            </w:pPr>
+            <w:r>
+              <w:rPr>
+                <w:rFonts w:ascii="BIZ UDPGothic" w:cs="BIZ UDPGothic" w:eastAsia="BIZ UDPGothic" w:hAnsi="BIZ UDPGothic"/>
+                <w:b w:val="false"/>
+                <w:bCs w:val="false"/>
+                <w:color w:val="404040"/>
+                <w:sz w:val="18"/>
+                <w:szCs w:val="18"/>
+              </w:rPr>
+              <w:t xml:space="preserve">2</w:t>
+            </w:r>
+          </w:p>
+        </w:tc>
+        <w:tc>
+          <w:tcPr>
+            <w:tcW w:type="dxa" w:w="2200"/>
+            <w:tcBorders>
+              <w:top w:val="single" w:color="CCCCCC" w:sz="4"/>
+              <w:left w:val="single" w:color="CCCCCC" w:sz="4"/>
+              <w:bottom w:val="single" w:color="CCCCCC" w:sz="4"/>
+              <w:right w:val="single" w:color="CCCCCC" w:sz="4"/>
+            </w:tcBorders>
+            <w:shd w:fill="FFFFFF" w:val="clear"/>
+            <w:tcMar>
+              <w:top w:type="dxa" w:w="80"/>
+              <w:left w:type="dxa" w:w="120"/>
+              <w:bottom w:type="dxa" w:w="80"/>
+              <w:right w:type="dxa" w:w="120"/>
+            </w:tcMar>
+          </w:tcPr>
+          <w:p>
+            <w:pPr>
+              <w:spacing w:before="0" w:after="0"/>
+            </w:pPr>
+            <w:r>
+              <w:rPr>
+                <w:rFonts w:ascii="BIZ UDPGothic" w:cs="BIZ UDPGothic" w:eastAsia="BIZ UDPGothic" w:hAnsi="BIZ UDPGothic"/>
+                <w:color w:val="404040"/>
+                <w:sz w:val="18"/>
+                <w:szCs w:val="18"/>
+              </w:rPr>
+              <w:t xml:space="preserve">[事前] データバックアップ</w:t>
+            </w:r>
+          </w:p>
+          <w:p>
+            <w:pPr>
+              <w:spacing w:before="0" w:after="0"/>
+            </w:pPr>
+            <w:r>
+              <w:rPr>
+                <w:rFonts w:ascii="BIZ UDPGothic" w:cs="BIZ UDPGothic" w:eastAsia="BIZ UDPGothic" w:hAnsi="BIZ UDPGothic"/>
+                <w:color w:val="404040"/>
+                <w:sz w:val="18"/>
+                <w:szCs w:val="18"/>
+              </w:rPr>
+              <w:t xml:space="preserve">/ Sao lưu dữ liệu</w:t>
+            </w:r>
+          </w:p>
+        </w:tc>
+        <w:tc>
+          <w:tcPr>
+            <w:tcW w:type="dxa" w:w="6906"/>
+            <w:tcBorders>
+              <w:top w:val="single" w:color="CCCCCC" w:sz="4"/>
+              <w:left w:val="single" w:color="CCCCCC" w:sz="4"/>
+              <w:bottom w:val="single" w:color="CCCCCC" w:sz="4"/>
+              <w:right w:val="single" w:color="CCCCCC" w:sz="4"/>
+            </w:tcBorders>
+            <w:shd w:fill="FFFFFF" w:val="clear"/>
+            <w:tcMar>
+              <w:top w:type="dxa" w:w="80"/>
+              <w:left w:type="dxa" w:w="120"/>
+              <w:bottom w:type="dxa" w:w="80"/>
+              <w:right w:type="dxa" w:w="120"/>
+            </w:tcMar>
+          </w:tcPr>
+          <w:p>
+            <w:pPr>
+              <w:spacing w:before="0" w:after="0"/>
+            </w:pPr>
+            <w:r>
+              <w:rPr>
+                <w:rFonts w:ascii="BIZ UDPGothic" w:cs="BIZ UDPGothic" w:eastAsia="BIZ UDPGothic" w:hAnsi="BIZ UDPGothic"/>
+                <w:color w:val="404040"/>
+                <w:sz w:val="18"/>
+                <w:szCs w:val="18"/>
+              </w:rPr>
+              <w:t xml:space="preserve">不要（ソースコード変更のみ。gitで完全な履歴管理あり）</w:t>
+            </w:r>
+          </w:p>
+        </w:tc>
+      </w:tr>
+      <w:tr>
+        <w:trPr>
+          <w:cantSplit/>
+        </w:trPr>
+        <w:tc>
+          <w:tcPr>
+            <w:tcW w:type="dxa" w:w="400"/>
+            <w:tcBorders>
+              <w:top w:val="single" w:color="CCCCCC" w:sz="4"/>
+              <w:left w:val="single" w:color="CCCCCC" w:sz="4"/>
+              <w:bottom w:val="single" w:color="CCCCCC" w:sz="4"/>
+              <w:right w:val="single" w:color="CCCCCC" w:sz="4"/>
+            </w:tcBorders>
+            <w:shd w:fill="FFFFFF" w:val="clear"/>
+            <w:tcMar>
+              <w:top w:type="dxa" w:w="80"/>
+              <w:left w:type="dxa" w:w="120"/>
+              <w:bottom w:type="dxa" w:w="80"/>
+              <w:right w:type="dxa" w:w="120"/>
+            </w:tcMar>
+            <w:vAlign w:val="center"/>
+          </w:tcPr>
+          <w:p>
+            <w:pPr>
+              <w:jc w:val="center"/>
+            </w:pPr>
+            <w:r>
+              <w:rPr>
+                <w:rFonts w:ascii="BIZ UDPGothic" w:cs="BIZ UDPGothic" w:eastAsia="BIZ UDPGothic" w:hAnsi="BIZ UDPGothic"/>
+                <w:b w:val="false"/>
+                <w:bCs w:val="false"/>
+                <w:color w:val="404040"/>
+                <w:sz w:val="18"/>
+                <w:szCs w:val="18"/>
+              </w:rPr>
+              <w:t xml:space="preserve">3</w:t>
+            </w:r>
+          </w:p>
+        </w:tc>
+        <w:tc>
+          <w:tcPr>
+            <w:tcW w:type="dxa" w:w="2200"/>
+            <w:tcBorders>
+              <w:top w:val="single" w:color="CCCCCC" w:sz="4"/>
+              <w:left w:val="single" w:color="CCCCCC" w:sz="4"/>
+              <w:bottom w:val="single" w:color="CCCCCC" w:sz="4"/>
+              <w:right w:val="single" w:color="CCCCCC" w:sz="4"/>
+            </w:tcBorders>
+            <w:shd w:fill="FFFFFF" w:val="clear"/>
+            <w:tcMar>
+              <w:top w:type="dxa" w:w="80"/>
+              <w:left w:type="dxa" w:w="120"/>
+              <w:bottom w:type="dxa" w:w="80"/>
+              <w:right w:type="dxa" w:w="120"/>
+            </w:tcMar>
+          </w:tcPr>
+          <w:p>
+            <w:pPr>
+              <w:spacing w:before="0" w:after="0"/>
+            </w:pPr>
+            <w:r>
+              <w:rPr>
+                <w:rFonts w:ascii="BIZ UDPGothic" w:cs="BIZ UDPGothic" w:eastAsia="BIZ UDPGothic" w:hAnsi="BIZ UDPGothic"/>
+                <w:color w:val="404040"/>
+                <w:sz w:val="18"/>
+                <w:szCs w:val="18"/>
+              </w:rPr>
+              <w:t xml:space="preserve">[事前] AWS事前作業確認</w:t>
+            </w:r>
+          </w:p>
+          <w:p>
+            <w:pPr>
+              <w:spacing w:before="0" w:after="0"/>
+            </w:pPr>
+            <w:r>
+              <w:rPr>
+                <w:rFonts w:ascii="BIZ UDPGothic" w:cs="BIZ UDPGothic" w:eastAsia="BIZ UDPGothic" w:hAnsi="BIZ UDPGothic"/>
+                <w:color w:val="404040"/>
+                <w:sz w:val="18"/>
+                <w:szCs w:val="18"/>
+              </w:rPr>
+              <w:t xml:space="preserve">/ Xác nhận công việc AWS</w:t>
+            </w:r>
+          </w:p>
+        </w:tc>
+        <w:tc>
+          <w:tcPr>
+            <w:tcW w:type="dxa" w:w="6906"/>
+            <w:tcBorders>
+              <w:top w:val="single" w:color="CCCCCC" w:sz="4"/>
+              <w:left w:val="single" w:color="CCCCCC" w:sz="4"/>
+              <w:bottom w:val="single" w:color="CCCCCC" w:sz="4"/>
+              <w:right w:val="single" w:color="CCCCCC" w:sz="4"/>
+            </w:tcBorders>
+            <w:shd w:fill="FFFFFF" w:val="clear"/>
+            <w:tcMar>
+              <w:top w:type="dxa" w:w="80"/>
+              <w:left w:type="dxa" w:w="120"/>
+              <w:bottom w:type="dxa" w:w="80"/>
+              <w:right w:type="dxa" w:w="120"/>
+            </w:tcMar>
+          </w:tcPr>
+          <w:p>
+            <w:pPr>
+              <w:spacing w:before="0" w:after="0"/>
+            </w:pPr>
+            <w:r>
+              <w:rPr>
+                <w:rFonts w:ascii="BIZ UDPGothic" w:cs="BIZ UDPGothic" w:eastAsia="BIZ UDPGothic" w:hAnsi="BIZ UDPGothic"/>
+                <w:color w:val="404040"/>
+                <w:sz w:val="18"/>
+                <w:szCs w:val="18"/>
+              </w:rPr>
+              <w:t xml:space="preserve">GitHub リポジトリアクセス確認</w:t>
+            </w:r>
+          </w:p>
+          <w:p>
+            <w:pPr>
+              <w:spacing w:before="0" w:after="0"/>
+            </w:pPr>
+            <w:r>
+              <w:rPr>
+                <w:rFonts w:ascii="BIZ UDPGothic" w:cs="BIZ UDPGothic" w:eastAsia="BIZ UDPGothic" w:hAnsi="BIZ UDPGothic"/>
+                <w:color w:val="404040"/>
+                <w:sz w:val="18"/>
+                <w:szCs w:val="18"/>
+              </w:rPr>
+              <w:t xml:space="preserve">ブランチ戦略（feature → develop → main）の確認</w:t>
+            </w:r>
+          </w:p>
+        </w:tc>
+      </w:tr>
+      <w:tr>
+        <w:trPr>
+          <w:cantSplit/>
+        </w:trPr>
+        <w:tc>
+          <w:tcPr>
+            <w:tcW w:type="dxa" w:w="400"/>
+            <w:tcBorders>
+              <w:top w:val="single" w:color="CCCCCC" w:sz="4"/>
+              <w:left w:val="single" w:color="CCCCCC" w:sz="4"/>
+              <w:bottom w:val="single" w:color="CCCCCC" w:sz="4"/>
+              <w:right w:val="single" w:color="CCCCCC" w:sz="4"/>
+            </w:tcBorders>
+            <w:shd w:fill="FFFFFF" w:val="clear"/>
+            <w:tcMar>
+              <w:top w:type="dxa" w:w="80"/>
+              <w:left w:type="dxa" w:w="120"/>
+              <w:bottom w:type="dxa" w:w="80"/>
+              <w:right w:type="dxa" w:w="120"/>
+            </w:tcMar>
+            <w:vAlign w:val="center"/>
+          </w:tcPr>
+          <w:p>
+            <w:pPr>
+              <w:jc w:val="center"/>
+            </w:pPr>
+            <w:r>
+              <w:rPr>
+                <w:rFonts w:ascii="BIZ UDPGothic" w:cs="BIZ UDPGothic" w:eastAsia="BIZ UDPGothic" w:hAnsi="BIZ UDPGothic"/>
+                <w:b w:val="false"/>
+                <w:bCs w:val="false"/>
+                <w:color w:val="404040"/>
+                <w:sz w:val="18"/>
+                <w:szCs w:val="18"/>
+              </w:rPr>
+              <w:t xml:space="preserve">4</w:t>
+            </w:r>
+          </w:p>
+        </w:tc>
+        <w:tc>
+          <w:tcPr>
+            <w:tcW w:type="dxa" w:w="2200"/>
+            <w:tcBorders>
+              <w:top w:val="single" w:color="CCCCCC" w:sz="4"/>
+              <w:left w:val="single" w:color="CCCCCC" w:sz="4"/>
+              <w:bottom w:val="single" w:color="CCCCCC" w:sz="4"/>
+              <w:right w:val="single" w:color="CCCCCC" w:sz="4"/>
+            </w:tcBorders>
+            <w:shd w:fill="FFFFFF" w:val="clear"/>
+            <w:tcMar>
+              <w:top w:type="dxa" w:w="80"/>
+              <w:left w:type="dxa" w:w="120"/>
+              <w:bottom w:type="dxa" w:w="80"/>
+              <w:right w:type="dxa" w:w="120"/>
+            </w:tcMar>
+          </w:tcPr>
+          <w:p>
+            <w:pPr>
+              <w:spacing w:before="0" w:after="0"/>
+            </w:pPr>
+            <w:r>
+              <w:rPr>
+                <w:rFonts w:ascii="BIZ UDPGothic" w:cs="BIZ UDPGothic" w:eastAsia="BIZ UDPGothic" w:hAnsi="BIZ UDPGothic"/>
+                <w:color w:val="404040"/>
+                <w:sz w:val="18"/>
+                <w:szCs w:val="18"/>
+              </w:rPr>
+              <w:t xml:space="preserve">[事前] デプロイタイムライン</w:t>
+            </w:r>
+          </w:p>
+          <w:p>
+            <w:pPr>
+              <w:spacing w:before="0" w:after="0"/>
+            </w:pPr>
+            <w:r>
+              <w:rPr>
+                <w:rFonts w:ascii="BIZ UDPGothic" w:cs="BIZ UDPGothic" w:eastAsia="BIZ UDPGothic" w:hAnsi="BIZ UDPGothic"/>
+                <w:color w:val="404040"/>
+                <w:sz w:val="18"/>
+                <w:szCs w:val="18"/>
+              </w:rPr>
+              <w:t xml:space="preserve">/ Timeline triển khai</w:t>
+            </w:r>
+          </w:p>
+        </w:tc>
+        <w:tc>
+          <w:tcPr>
+            <w:tcW w:type="dxa" w:w="6906"/>
+            <w:tcBorders>
+              <w:top w:val="single" w:color="CCCCCC" w:sz="4"/>
+              <w:left w:val="single" w:color="CCCCCC" w:sz="4"/>
+              <w:bottom w:val="single" w:color="CCCCCC" w:sz="4"/>
+              <w:right w:val="single" w:color="CCCCCC" w:sz="4"/>
+            </w:tcBorders>
+            <w:shd w:fill="FFFFFF" w:val="clear"/>
+            <w:tcMar>
+              <w:top w:type="dxa" w:w="80"/>
+              <w:left w:type="dxa" w:w="120"/>
+              <w:bottom w:type="dxa" w:w="80"/>
+              <w:right w:type="dxa" w:w="120"/>
+            </w:tcMar>
+          </w:tcPr>
+          <w:p>
+            <w:pPr>
+              <w:spacing w:before="0" w:after="0"/>
+            </w:pPr>
+            <w:r>
+              <w:rPr>
+                <w:rFonts w:ascii="BIZ UDPGothic" w:cs="BIZ UDPGothic" w:eastAsia="BIZ UDPGothic" w:hAnsi="BIZ UDPGothic"/>
+                <w:color w:val="404040"/>
+                <w:sz w:val="18"/>
+                <w:szCs w:val="18"/>
+              </w:rPr>
+              <w:t xml:space="preserve">Phase 1（致命的問題）: 即日</w:t>
+            </w:r>
+          </w:p>
+          <w:p>
+            <w:pPr>
+              <w:spacing w:before="0" w:after="0"/>
+            </w:pPr>
+            <w:r>
+              <w:rPr>
+                <w:rFonts w:ascii="BIZ UDPGothic" w:cs="BIZ UDPGothic" w:eastAsia="BIZ UDPGothic" w:hAnsi="BIZ UDPGothic"/>
+                <w:color w:val="404040"/>
+                <w:sz w:val="18"/>
+                <w:szCs w:val="18"/>
+              </w:rPr>
+              <w:t xml:space="preserve">Phase 2（高優先度）: 1週間以内</w:t>
+            </w:r>
+          </w:p>
+          <w:p>
+            <w:pPr>
+              <w:spacing w:before="0" w:after="0"/>
+            </w:pPr>
+            <w:r>
+              <w:rPr>
+                <w:rFonts w:ascii="BIZ UDPGothic" w:cs="BIZ UDPGothic" w:eastAsia="BIZ UDPGothic" w:hAnsi="BIZ UDPGothic"/>
+                <w:color w:val="404040"/>
+                <w:sz w:val="18"/>
+                <w:szCs w:val="18"/>
+              </w:rPr>
+              <w:t xml:space="preserve">Phase 3（中優先度）: 1ヶ月以内</w:t>
+            </w:r>
+          </w:p>
+          <w:p>
+            <w:pPr>
+              <w:spacing w:before="0" w:after="0"/>
+            </w:pPr>
+            <w:r>
+              <w:rPr>
+                <w:rFonts w:ascii="BIZ UDPGothic" w:cs="BIZ UDPGothic" w:eastAsia="BIZ UDPGothic" w:hAnsi="BIZ UDPGothic"/>
+                <w:color w:val="404040"/>
+                <w:sz w:val="18"/>
+                <w:szCs w:val="18"/>
+              </w:rPr>
+              <w:t xml:space="preserve">Phase 4（低優先度）: 3ヶ月以内</w:t>
+            </w:r>
+          </w:p>
+        </w:tc>
+      </w:tr>
+      <w:tr>
+        <w:trPr>
+          <w:cantSplit/>
+        </w:trPr>
+        <w:tc>
+          <w:tcPr>
+            <w:tcW w:type="dxa" w:w="400"/>
+            <w:tcBorders>
+              <w:top w:val="single" w:color="CCCCCC" w:sz="4"/>
+              <w:left w:val="single" w:color="CCCCCC" w:sz="4"/>
+              <w:bottom w:val="single" w:color="CCCCCC" w:sz="4"/>
+              <w:right w:val="single" w:color="CCCCCC" w:sz="4"/>
+            </w:tcBorders>
+            <w:shd w:fill="FFFFFF" w:val="clear"/>
+            <w:tcMar>
+              <w:top w:type="dxa" w:w="80"/>
+              <w:left w:type="dxa" w:w="120"/>
+              <w:bottom w:type="dxa" w:w="80"/>
+              <w:right w:type="dxa" w:w="120"/>
+            </w:tcMar>
+            <w:vAlign w:val="center"/>
+          </w:tcPr>
+          <w:p>
+            <w:pPr>
+              <w:jc w:val="center"/>
+            </w:pPr>
+            <w:r>
+              <w:rPr>
+                <w:rFonts w:ascii="BIZ UDPGothic" w:cs="BIZ UDPGothic" w:eastAsia="BIZ UDPGothic" w:hAnsi="BIZ UDPGothic"/>
+                <w:b w:val="false"/>
+                <w:bCs w:val="false"/>
+                <w:color w:val="404040"/>
+                <w:sz w:val="18"/>
+                <w:szCs w:val="18"/>
+              </w:rPr>
+              <w:t xml:space="preserve">5</w:t>
+            </w:r>
+          </w:p>
+        </w:tc>
+        <w:tc>
+          <w:tcPr>
+            <w:tcW w:type="dxa" w:w="2200"/>
+            <w:tcBorders>
+              <w:top w:val="single" w:color="CCCCCC" w:sz="4"/>
+              <w:left w:val="single" w:color="CCCCCC" w:sz="4"/>
+              <w:bottom w:val="single" w:color="CCCCCC" w:sz="4"/>
+              <w:right w:val="single" w:color="CCCCCC" w:sz="4"/>
+            </w:tcBorders>
+            <w:shd w:fill="FFFFFF" w:val="clear"/>
+            <w:tcMar>
+              <w:top w:type="dxa" w:w="80"/>
+              <w:left w:type="dxa" w:w="120"/>
+              <w:bottom w:type="dxa" w:w="80"/>
+              <w:right w:type="dxa" w:w="120"/>
+            </w:tcMar>
+          </w:tcPr>
+          <w:p>
+            <w:pPr>
+              <w:spacing w:before="0" w:after="0"/>
+            </w:pPr>
+            <w:r>
+              <w:rPr>
+                <w:rFonts w:ascii="BIZ UDPGothic" w:cs="BIZ UDPGothic" w:eastAsia="BIZ UDPGothic" w:hAnsi="BIZ UDPGothic"/>
+                <w:color w:val="404040"/>
+                <w:sz w:val="18"/>
+                <w:szCs w:val="18"/>
+              </w:rPr>
+              <w:t xml:space="preserve">[事前] 担当者確認</w:t>
+            </w:r>
+          </w:p>
+          <w:p>
+            <w:pPr>
+              <w:spacing w:before="0" w:after="0"/>
+            </w:pPr>
+            <w:r>
+              <w:rPr>
+                <w:rFonts w:ascii="BIZ UDPGothic" w:cs="BIZ UDPGothic" w:eastAsia="BIZ UDPGothic" w:hAnsi="BIZ UDPGothic"/>
+                <w:color w:val="404040"/>
+                <w:sz w:val="18"/>
+                <w:szCs w:val="18"/>
+              </w:rPr>
+              <w:t xml:space="preserve">/ Xác nhận người phụ trách</w:t>
+            </w:r>
+          </w:p>
+        </w:tc>
+        <w:tc>
+          <w:tcPr>
+            <w:tcW w:type="dxa" w:w="6906"/>
+            <w:tcBorders>
+              <w:top w:val="single" w:color="CCCCCC" w:sz="4"/>
+              <w:left w:val="single" w:color="CCCCCC" w:sz="4"/>
+              <w:bottom w:val="single" w:color="CCCCCC" w:sz="4"/>
+              <w:right w:val="single" w:color="CCCCCC" w:sz="4"/>
+            </w:tcBorders>
+            <w:shd w:fill="FFFFFF" w:val="clear"/>
+            <w:tcMar>
+              <w:top w:type="dxa" w:w="80"/>
+              <w:left w:type="dxa" w:w="120"/>
+              <w:bottom w:type="dxa" w:w="80"/>
+              <w:right w:type="dxa" w:w="120"/>
+            </w:tcMar>
+          </w:tcPr>
+          <w:p>
+            <w:pPr>
+              <w:spacing w:before="0" w:after="0"/>
+            </w:pPr>
+            <w:r>
+              <w:rPr>
+                <w:rFonts w:ascii="BIZ UDPGothic" w:cs="BIZ UDPGothic" w:eastAsia="BIZ UDPGothic" w:hAnsi="BIZ UDPGothic"/>
+                <w:color w:val="404040"/>
+                <w:sz w:val="18"/>
+                <w:szCs w:val="18"/>
+              </w:rPr>
+              <w:t xml:space="preserve">作業: Thanh Nguyên</w:t>
+            </w:r>
+          </w:p>
+          <w:p>
+            <w:pPr>
+              <w:spacing w:before="0" w:after="0"/>
+            </w:pPr>
+            <w:r>
+              <w:rPr>
+                <w:rFonts w:ascii="BIZ UDPGothic" w:cs="BIZ UDPGothic" w:eastAsia="BIZ UDPGothic" w:hAnsi="BIZ UDPGothic"/>
+                <w:color w:val="404040"/>
+                <w:sz w:val="18"/>
+                <w:szCs w:val="18"/>
+              </w:rPr>
+              <w:t xml:space="preserve">レビュー: きよはら</w:t>
+            </w:r>
+          </w:p>
+          <w:p>
+            <w:pPr>
+              <w:spacing w:before="0" w:after="0"/>
+            </w:pPr>
+            <w:r>
+              <w:rPr>
+                <w:rFonts w:ascii="BIZ UDPGothic" w:cs="BIZ UDPGothic" w:eastAsia="BIZ UDPGothic" w:hAnsi="BIZ UDPGothic"/>
+                <w:color w:val="404040"/>
+                <w:sz w:val="18"/>
+                <w:szCs w:val="18"/>
+              </w:rPr>
+              <w:t xml:space="preserve">立会: 不要</w:t>
+            </w:r>
+          </w:p>
+        </w:tc>
+      </w:tr>
+      <w:tr>
+        <w:trPr>
+          <w:cantSplit/>
+        </w:trPr>
+        <w:tc>
+          <w:tcPr>
+            <w:tcW w:type="dxa" w:w="400"/>
+            <w:tcBorders>
+              <w:top w:val="single" w:color="CCCCCC" w:sz="4"/>
+              <w:left w:val="single" w:color="CCCCCC" w:sz="4"/>
+              <w:bottom w:val="single" w:color="CCCCCC" w:sz="4"/>
+              <w:right w:val="single" w:color="CCCCCC" w:sz="4"/>
+            </w:tcBorders>
+            <w:shd w:fill="FFFFFF" w:val="clear"/>
+            <w:tcMar>
+              <w:top w:type="dxa" w:w="80"/>
+              <w:left w:type="dxa" w:w="120"/>
+              <w:bottom w:type="dxa" w:w="80"/>
+              <w:right w:type="dxa" w:w="120"/>
+            </w:tcMar>
+            <w:vAlign w:val="center"/>
+          </w:tcPr>
+          <w:p>
+            <w:pPr>
+              <w:jc w:val="center"/>
+            </w:pPr>
+            <w:r>
+              <w:rPr>
+                <w:rFonts w:ascii="BIZ UDPGothic" w:cs="BIZ UDPGothic" w:eastAsia="BIZ UDPGothic" w:hAnsi="BIZ UDPGothic"/>
+                <w:b w:val="false"/>
+                <w:bCs w:val="false"/>
+                <w:color w:val="404040"/>
+                <w:sz w:val="18"/>
+                <w:szCs w:val="18"/>
+              </w:rPr>
+              <w:t xml:space="preserve">6</w:t>
+            </w:r>
+          </w:p>
+        </w:tc>
+        <w:tc>
+          <w:tcPr>
+            <w:tcW w:type="dxa" w:w="2200"/>
+            <w:tcBorders>
+              <w:top w:val="single" w:color="CCCCCC" w:sz="4"/>
+              <w:left w:val="single" w:color="CCCCCC" w:sz="4"/>
+              <w:bottom w:val="single" w:color="CCCCCC" w:sz="4"/>
+              <w:right w:val="single" w:color="CCCCCC" w:sz="4"/>
+            </w:tcBorders>
+            <w:shd w:fill="FFFFFF" w:val="clear"/>
+            <w:tcMar>
+              <w:top w:type="dxa" w:w="80"/>
+              <w:left w:type="dxa" w:w="120"/>
+              <w:bottom w:type="dxa" w:w="80"/>
+              <w:right w:type="dxa" w:w="120"/>
+            </w:tcMar>
+          </w:tcPr>
+          <w:p>
+            <w:pPr>
+              <w:spacing w:before="0" w:after="0"/>
+            </w:pPr>
+            <w:r>
+              <w:rPr>
+                <w:rFonts w:ascii="BIZ UDPGothic" w:cs="BIZ UDPGothic" w:eastAsia="BIZ UDPGothic" w:hAnsi="BIZ UDPGothic"/>
+                <w:color w:val="404040"/>
+                <w:sz w:val="18"/>
+                <w:szCs w:val="18"/>
+              </w:rPr>
+              <w:t xml:space="preserve">[事後] デプロイ後確認</w:t>
+            </w:r>
+          </w:p>
+          <w:p>
+            <w:pPr>
+              <w:spacing w:before="0" w:after="0"/>
+            </w:pPr>
+            <w:r>
+              <w:rPr>
+                <w:rFonts w:ascii="BIZ UDPGothic" w:cs="BIZ UDPGothic" w:eastAsia="BIZ UDPGothic" w:hAnsi="BIZ UDPGothic"/>
+                <w:color w:val="404040"/>
+                <w:sz w:val="18"/>
+                <w:szCs w:val="18"/>
+              </w:rPr>
+              <w:t xml:space="preserve">/ Kiểm tra sau deploy</w:t>
+            </w:r>
+          </w:p>
+        </w:tc>
+        <w:tc>
+          <w:tcPr>
+            <w:tcW w:type="dxa" w:w="6906"/>
+            <w:tcBorders>
+              <w:top w:val="single" w:color="CCCCCC" w:sz="4"/>
+              <w:left w:val="single" w:color="CCCCCC" w:sz="4"/>
+              <w:bottom w:val="single" w:color="CCCCCC" w:sz="4"/>
+              <w:right w:val="single" w:color="CCCCCC" w:sz="4"/>
+            </w:tcBorders>
+            <w:shd w:fill="FFFFFF" w:val="clear"/>
+            <w:tcMar>
+              <w:top w:type="dxa" w:w="80"/>
+              <w:left w:type="dxa" w:w="120"/>
+              <w:bottom w:type="dxa" w:w="80"/>
+              <w:right w:type="dxa" w:w="120"/>
+            </w:tcMar>
+          </w:tcPr>
+          <w:p>
+            <w:pPr>
+              <w:spacing w:before="0" w:after="0"/>
+            </w:pPr>
+            <w:r>
+              <w:rPr>
+                <w:rFonts w:ascii="BIZ UDPGothic" w:cs="BIZ UDPGothic" w:eastAsia="BIZ UDPGothic" w:hAnsi="BIZ UDPGothic"/>
+                <w:color w:val="404040"/>
+                <w:sz w:val="18"/>
+                <w:szCs w:val="18"/>
+              </w:rPr>
+              <w:t xml:space="preserve">□ 各Phaseのビルドが成功すること</w:t>
+            </w:r>
+          </w:p>
+          <w:p>
+            <w:pPr>
+              <w:spacing w:before="0" w:after="0"/>
+            </w:pPr>
+            <w:r>
+              <w:rPr>
+                <w:rFonts w:ascii="BIZ UDPGothic" w:cs="BIZ UDPGothic" w:eastAsia="BIZ UDPGothic" w:hAnsi="BIZ UDPGothic"/>
+                <w:color w:val="404040"/>
+                <w:sz w:val="18"/>
+                <w:szCs w:val="18"/>
+              </w:rPr>
+              <w:t xml:space="preserve">□ テストが全件PASSすること</w:t>
+            </w:r>
+          </w:p>
+          <w:p>
+            <w:pPr>
+              <w:spacing w:before="0" w:after="0"/>
+            </w:pPr>
+            <w:r>
+              <w:rPr>
+                <w:rFonts w:ascii="BIZ UDPGothic" w:cs="BIZ UDPGothic" w:eastAsia="BIZ UDPGothic" w:hAnsi="BIZ UDPGothic"/>
+                <w:color w:val="404040"/>
+                <w:sz w:val="18"/>
+                <w:szCs w:val="18"/>
+              </w:rPr>
+              <w:t xml:space="preserve">□ 既存機能に影響がないこと</w:t>
+            </w:r>
+          </w:p>
+        </w:tc>
+      </w:tr>
+      <w:tr>
+        <w:trPr>
+          <w:cantSplit/>
+        </w:trPr>
+        <w:tc>
+          <w:tcPr>
+            <w:tcW w:type="dxa" w:w="400"/>
+            <w:tcBorders>
+              <w:top w:val="single" w:color="CCCCCC" w:sz="4"/>
+              <w:left w:val="single" w:color="CCCCCC" w:sz="4"/>
+              <w:bottom w:val="single" w:color="CCCCCC" w:sz="4"/>
+              <w:right w:val="single" w:color="CCCCCC" w:sz="4"/>
+            </w:tcBorders>
+            <w:shd w:fill="FFFFFF" w:val="clear"/>
+            <w:tcMar>
+              <w:top w:type="dxa" w:w="80"/>
+              <w:left w:type="dxa" w:w="120"/>
+              <w:bottom w:type="dxa" w:w="80"/>
+              <w:right w:type="dxa" w:w="120"/>
+            </w:tcMar>
+            <w:vAlign w:val="center"/>
+          </w:tcPr>
+          <w:p>
+            <w:pPr>
+              <w:jc w:val="center"/>
+            </w:pPr>
+            <w:r>
+              <w:rPr>
+                <w:rFonts w:ascii="BIZ UDPGothic" w:cs="BIZ UDPGothic" w:eastAsia="BIZ UDPGothic" w:hAnsi="BIZ UDPGothic"/>
+                <w:b w:val="false"/>
+                <w:bCs w:val="false"/>
+                <w:color w:val="404040"/>
+                <w:sz w:val="18"/>
+                <w:szCs w:val="18"/>
+              </w:rPr>
+              <w:t xml:space="preserve">7</w:t>
+            </w:r>
+          </w:p>
+        </w:tc>
+        <w:tc>
+          <w:tcPr>
+            <w:tcW w:type="dxa" w:w="2200"/>
+            <w:tcBorders>
+              <w:top w:val="single" w:color="CCCCCC" w:sz="4"/>
+              <w:left w:val="single" w:color="CCCCCC" w:sz="4"/>
+              <w:bottom w:val="single" w:color="CCCCCC" w:sz="4"/>
+              <w:right w:val="single" w:color="CCCCCC" w:sz="4"/>
+            </w:tcBorders>
+            <w:shd w:fill="FFFFFF" w:val="clear"/>
+            <w:tcMar>
+              <w:top w:type="dxa" w:w="80"/>
+              <w:left w:type="dxa" w:w="120"/>
+              <w:bottom w:type="dxa" w:w="80"/>
+              <w:right w:type="dxa" w:w="120"/>
+            </w:tcMar>
+          </w:tcPr>
+          <w:p>
+            <w:pPr>
+              <w:spacing w:before="0" w:after="0"/>
+            </w:pPr>
+            <w:r>
+              <w:rPr>
+                <w:rFonts w:ascii="BIZ UDPGothic" w:cs="BIZ UDPGothic" w:eastAsia="BIZ UDPGothic" w:hAnsi="BIZ UDPGothic"/>
+                <w:color w:val="404040"/>
+                <w:sz w:val="18"/>
+                <w:szCs w:val="18"/>
+              </w:rPr>
+              <w:t xml:space="preserve">[事後] Go-Live後の監視</w:t>
+            </w:r>
+          </w:p>
+          <w:p>
+            <w:pPr>
+              <w:spacing w:before="0" w:after="0"/>
+            </w:pPr>
+            <w:r>
+              <w:rPr>
+                <w:rFonts w:ascii="BIZ UDPGothic" w:cs="BIZ UDPGothic" w:eastAsia="BIZ UDPGothic" w:hAnsi="BIZ UDPGothic"/>
+                <w:color w:val="404040"/>
+                <w:sz w:val="18"/>
+                <w:szCs w:val="18"/>
+              </w:rPr>
+              <w:t xml:space="preserve">/ Giám sát sau Go-Live</w:t>
+            </w:r>
+          </w:p>
+        </w:tc>
+        <w:tc>
+          <w:tcPr>
+            <w:tcW w:type="dxa" w:w="6906"/>
+            <w:tcBorders>
+              <w:top w:val="single" w:color="CCCCCC" w:sz="4"/>
+              <w:left w:val="single" w:color="CCCCCC" w:sz="4"/>
+              <w:bottom w:val="single" w:color="CCCCCC" w:sz="4"/>
+              <w:right w:val="single" w:color="CCCCCC" w:sz="4"/>
+            </w:tcBorders>
+            <w:shd w:fill="FFFFFF" w:val="clear"/>
+            <w:tcMar>
+              <w:top w:type="dxa" w:w="80"/>
+              <w:left w:type="dxa" w:w="120"/>
+              <w:bottom w:type="dxa" w:w="80"/>
+              <w:right w:type="dxa" w:w="120"/>
+            </w:tcMar>
+          </w:tcPr>
+          <w:p>
+            <w:pPr>
+              <w:spacing w:before="0" w:after="0"/>
+            </w:pPr>
+            <w:r>
+              <w:rPr>
+                <w:rFonts w:ascii="BIZ UDPGothic" w:cs="BIZ UDPGothic" w:eastAsia="BIZ UDPGothic" w:hAnsi="BIZ UDPGothic"/>
+                <w:color w:val="404040"/>
+                <w:sz w:val="18"/>
+                <w:szCs w:val="18"/>
+              </w:rPr>
+              <w:t xml:space="preserve">監視期間: 各Phase実施後1週間</w:t>
+            </w:r>
+          </w:p>
+          <w:p>
+            <w:pPr>
+              <w:spacing w:before="0" w:after="0"/>
+            </w:pPr>
+            <w:r>
+              <w:rPr>
+                <w:rFonts w:ascii="BIZ UDPGothic" w:cs="BIZ UDPGothic" w:eastAsia="BIZ UDPGothic" w:hAnsi="BIZ UDPGothic"/>
+                <w:color w:val="404040"/>
+                <w:sz w:val="18"/>
+                <w:szCs w:val="18"/>
+              </w:rPr>
+              <w:t xml:space="preserve">確認方法: GitHub Actions CI結果 + STG動作確認</w:t>
+            </w:r>
+          </w:p>
+          <w:p>
+            <w:pPr>
+              <w:spacing w:before="0" w:after="0"/>
+            </w:pPr>
+            <w:r>
+              <w:rPr>
+                <w:rFonts w:ascii="BIZ UDPGothic" w:cs="BIZ UDPGothic" w:eastAsia="BIZ UDPGothic" w:hAnsi="BIZ UDPGothic"/>
+                <w:color w:val="404040"/>
+                <w:sz w:val="18"/>
+                <w:szCs w:val="18"/>
+              </w:rPr>
+              <w:t xml:space="preserve">異常時: git revertで該当コミットを取り消し</w:t>
+            </w:r>
+          </w:p>
+        </w:tc>
+      </w:tr>
+      <w:tr>
+        <w:trPr>
+          <w:cantSplit/>
+        </w:trPr>
+        <w:tc>
+          <w:tcPr>
+            <w:tcW w:type="dxa" w:w="400"/>
+            <w:tcBorders>
+              <w:top w:val="single" w:color="CCCCCC" w:sz="4"/>
+              <w:left w:val="single" w:color="CCCCCC" w:sz="4"/>
+              <w:bottom w:val="single" w:color="CCCCCC" w:sz="4"/>
+              <w:right w:val="single" w:color="CCCCCC" w:sz="4"/>
+            </w:tcBorders>
+            <w:shd w:fill="FFFFFF" w:val="clear"/>
+            <w:tcMar>
+              <w:top w:type="dxa" w:w="80"/>
+              <w:left w:type="dxa" w:w="120"/>
+              <w:bottom w:type="dxa" w:w="80"/>
+              <w:right w:type="dxa" w:w="120"/>
+            </w:tcMar>
+            <w:vAlign w:val="center"/>
+          </w:tcPr>
+          <w:p>
+            <w:pPr>
+              <w:jc w:val="center"/>
+            </w:pPr>
+            <w:r>
+              <w:rPr>
+                <w:rFonts w:ascii="BIZ UDPGothic" w:cs="BIZ UDPGothic" w:eastAsia="BIZ UDPGothic" w:hAnsi="BIZ UDPGothic"/>
+                <w:b w:val="false"/>
+                <w:bCs w:val="false"/>
+                <w:color w:val="404040"/>
+                <w:sz w:val="18"/>
+                <w:szCs w:val="18"/>
+              </w:rPr>
+              <w:t xml:space="preserve">8</w:t>
+            </w:r>
+          </w:p>
+        </w:tc>
+        <w:tc>
+          <w:tcPr>
+            <w:tcW w:type="dxa" w:w="2200"/>
+            <w:tcBorders>
+              <w:top w:val="single" w:color="CCCCCC" w:sz="4"/>
+              <w:left w:val="single" w:color="CCCCCC" w:sz="4"/>
+              <w:bottom w:val="single" w:color="CCCCCC" w:sz="4"/>
+              <w:right w:val="single" w:color="CCCCCC" w:sz="4"/>
+            </w:tcBorders>
+            <w:shd w:fill="FFFFFF" w:val="clear"/>
+            <w:tcMar>
+              <w:top w:type="dxa" w:w="80"/>
+              <w:left w:type="dxa" w:w="120"/>
+              <w:bottom w:type="dxa" w:w="80"/>
+              <w:right w:type="dxa" w:w="120"/>
+            </w:tcMar>
+          </w:tcPr>
+          <w:p>
+            <w:pPr>
+              <w:spacing w:before="0" w:after="0"/>
+            </w:pPr>
+            <w:r>
+              <w:rPr>
+                <w:rFonts w:ascii="BIZ UDPGothic" w:cs="BIZ UDPGothic" w:eastAsia="BIZ UDPGothic" w:hAnsi="BIZ UDPGothic"/>
+                <w:color w:val="404040"/>
+                <w:sz w:val="18"/>
+                <w:szCs w:val="18"/>
+              </w:rPr>
+              <w:t xml:space="preserve">[参考] テストシナリオ</w:t>
+            </w:r>
+          </w:p>
+          <w:p>
+            <w:pPr>
+              <w:spacing w:before="0" w:after="0"/>
+            </w:pPr>
+            <w:r>
+              <w:rPr>
+                <w:rFonts w:ascii="BIZ UDPGothic" w:cs="BIZ UDPGothic" w:eastAsia="BIZ UDPGothic" w:hAnsi="BIZ UDPGothic"/>
+                <w:color w:val="404040"/>
+                <w:sz w:val="18"/>
+                <w:szCs w:val="18"/>
+              </w:rPr>
+              <w:t xml:space="preserve">/ Kịch bản kiểm thử</w:t>
+            </w:r>
+          </w:p>
+        </w:tc>
+        <w:tc>
+          <w:tcPr>
+            <w:tcW w:type="dxa" w:w="6906"/>
+            <w:tcBorders>
+              <w:top w:val="single" w:color="CCCCCC" w:sz="4"/>
+              <w:left w:val="single" w:color="CCCCCC" w:sz="4"/>
+              <w:bottom w:val="single" w:color="CCCCCC" w:sz="4"/>
+              <w:right w:val="single" w:color="CCCCCC" w:sz="4"/>
+            </w:tcBorders>
+            <w:shd w:fill="FFFFFF" w:val="clear"/>
+            <w:tcMar>
+              <w:top w:type="dxa" w:w="80"/>
+              <w:left w:type="dxa" w:w="120"/>
+              <w:bottom w:type="dxa" w:w="80"/>
+              <w:right w:type="dxa" w:w="120"/>
+            </w:tcMar>
+          </w:tcPr>
+          <w:p>
+            <w:pPr>
+              <w:spacing w:before="0" w:after="0"/>
+            </w:pPr>
+            <w:r>
+              <w:rPr>
+                <w:rFonts w:ascii="BIZ UDPGothic" w:cs="BIZ UDPGothic" w:eastAsia="BIZ UDPGothic" w:hAnsi="BIZ UDPGothic"/>
+                <w:color w:val="404040"/>
+                <w:sz w:val="18"/>
+                <w:szCs w:val="18"/>
+              </w:rPr>
+              <w:t xml:space="preserve">T1: ビルド成功確認（Kotlin/Java/React）</w:t>
+            </w:r>
+          </w:p>
+          <w:p>
+            <w:pPr>
+              <w:spacing w:before="0" w:after="0"/>
+            </w:pPr>
+            <w:r>
+              <w:rPr>
+                <w:rFonts w:ascii="BIZ UDPGothic" w:cs="BIZ UDPGothic" w:eastAsia="BIZ UDPGothic" w:hAnsi="BIZ UDPGothic"/>
+                <w:color w:val="404040"/>
+                <w:sz w:val="18"/>
+                <w:szCs w:val="18"/>
+              </w:rPr>
+              <w:t xml:space="preserve">T2: ユニットテスト全PASS</w:t>
+            </w:r>
+          </w:p>
+          <w:p>
+            <w:pPr>
+              <w:spacing w:before="0" w:after="0"/>
+            </w:pPr>
+            <w:r>
+              <w:rPr>
+                <w:rFonts w:ascii="BIZ UDPGothic" w:cs="BIZ UDPGothic" w:eastAsia="BIZ UDPGothic" w:hAnsi="BIZ UDPGothic"/>
+                <w:color w:val="404040"/>
+                <w:sz w:val="18"/>
+                <w:szCs w:val="18"/>
+              </w:rPr>
+              <w:t xml:space="preserve">T3: STG環境動作確認</w:t>
+            </w:r>
+          </w:p>
+          <w:p>
+            <w:pPr>
+              <w:spacing w:before="0" w:after="0"/>
+            </w:pPr>
+            <w:r>
+              <w:rPr>
+                <w:rFonts w:ascii="BIZ UDPGothic" w:cs="BIZ UDPGothic" w:eastAsia="BIZ UDPGothic" w:hAnsi="BIZ UDPGothic"/>
+                <w:color w:val="404040"/>
+                <w:sz w:val="18"/>
+                <w:szCs w:val="18"/>
+              </w:rPr>
+              <w:t xml:space="preserve">T4: PRD環境動作確認</w:t>
+            </w:r>
+          </w:p>
+        </w:tc>
+      </w:tr>
+    </w:tbl>
     <w:p>
       <w:pPr>
         <w:spacing w:before="100" w:after="100"/>
